--- a/EXPORTS/DOCX/published/niveau3/English/NZG.docx
+++ b/EXPORTS/DOCX/published/niveau3/English/NZG.docx
@@ -258,7 +258,7 @@
           <w:rFonts w:ascii="Charis SIL Regular" w:hAnsi="Charis SIL Regular" w:eastAsia="Charis SIL Regular"/>
           <w:b w:val="0"/>
           <w:i w:val="0"/>
-          <w:color w:val="0066CC"/>
+          <w:color w:val="0000FF"/>
           <w:sz w:val="24"/>
           <w:u w:val="single"/>
         </w:rPr>
@@ -276,7 +276,7 @@
           <w:rFonts w:ascii="Charis SIL Regular" w:hAnsi="Charis SIL Regular" w:eastAsia="Charis SIL Regular"/>
           <w:b w:val="0"/>
           <w:i w:val="0"/>
-          <w:color w:val="0066CC"/>
+          <w:color w:val="0000FF"/>
           <w:sz w:val="24"/>
           <w:u w:val="single"/>
         </w:rPr>
@@ -287,7 +287,7 @@
           <w:rFonts w:ascii="Charis SIL Regular" w:hAnsi="Charis SIL Regular" w:eastAsia="Charis SIL Regular"/>
           <w:b w:val="0"/>
           <w:i w:val="0"/>
-          <w:color w:val="0066CC"/>
+          <w:color w:val="0000FF"/>
           <w:sz w:val="24"/>
           <w:u w:val="single"/>
         </w:rPr>
@@ -305,7 +305,7 @@
           <w:rFonts w:ascii="Charis SIL Regular" w:hAnsi="Charis SIL Regular" w:eastAsia="Charis SIL Regular"/>
           <w:b w:val="0"/>
           <w:i w:val="0"/>
-          <w:color w:val="0066CC"/>
+          <w:color w:val="0000FF"/>
           <w:sz w:val="24"/>
           <w:u w:val="single"/>
         </w:rPr>
@@ -316,7 +316,7 @@
           <w:rFonts w:ascii="Charis SIL Regular" w:hAnsi="Charis SIL Regular" w:eastAsia="Charis SIL Regular"/>
           <w:b w:val="0"/>
           <w:i w:val="0"/>
-          <w:color w:val="0066CC"/>
+          <w:color w:val="0000FF"/>
           <w:sz w:val="24"/>
           <w:u w:val="single"/>
         </w:rPr>
@@ -351,7 +351,7 @@
       </w:r>
       <w:r>
         <w:rPr>
-          <w:u w:val="single" w:color="0066cc"/>
+          <w:u w:val="single" w:color="0000ff"/>
           <w:rFonts w:ascii="Charis SIL Regular" w:hAnsi="Charis SIL Regular" w:eastAsia="Charis SIL Regular"/>
           <w:b w:val="0"/>
           <w:i w:val="0"/>
@@ -369,7 +369,7 @@
       </w:r>
       <w:r>
         <w:rPr>
-          <w:u w:val="single" w:color="0066cc"/>
+          <w:u w:val="single" w:color="0000ff"/>
           <w:rFonts w:ascii="Charis SIL Regular" w:hAnsi="Charis SIL Regular" w:eastAsia="Charis SIL Regular"/>
           <w:b w:val="0"/>
           <w:i w:val="0"/>
@@ -387,7 +387,7 @@
       </w:r>
       <w:r>
         <w:rPr>
-          <w:u w:val="single" w:color="0066cc"/>
+          <w:u w:val="single" w:color="0000ff"/>
           <w:rFonts w:ascii="Charis SIL Regular" w:hAnsi="Charis SIL Regular" w:eastAsia="Charis SIL Regular"/>
           <w:b w:val="0"/>
           <w:i w:val="0"/>
@@ -405,7 +405,7 @@
       </w:r>
       <w:r>
         <w:rPr>
-          <w:u w:val="single" w:color="0066cc"/>
+          <w:u w:val="single" w:color="0000ff"/>
           <w:rFonts w:ascii="Charis SIL Regular" w:hAnsi="Charis SIL Regular" w:eastAsia="Charis SIL Regular"/>
           <w:b w:val="0"/>
           <w:i w:val="0"/>
@@ -423,7 +423,7 @@
       </w:r>
       <w:r>
         <w:rPr>
-          <w:u w:val="single" w:color="0066cc"/>
+          <w:u w:val="single" w:color="0000ff"/>
           <w:rFonts w:ascii="Charis SIL Regular" w:hAnsi="Charis SIL Regular" w:eastAsia="Charis SIL Regular"/>
           <w:b w:val="0"/>
           <w:i w:val="0"/>
@@ -484,7 +484,7 @@
           <w:rFonts w:ascii="Charis SIL Regular" w:hAnsi="Charis SIL Regular" w:eastAsia="Charis SIL Regular"/>
           <w:b w:val="0"/>
           <w:i w:val="0"/>
-          <w:color w:val="0066CC"/>
+          <w:color w:val="0000FF"/>
           <w:sz w:val="24"/>
           <w:u w:val="single"/>
         </w:rPr>
@@ -512,7 +512,7 @@
           <w:rFonts w:ascii="Charis SIL Regular" w:hAnsi="Charis SIL Regular" w:eastAsia="Charis SIL Regular"/>
           <w:b w:val="0"/>
           <w:i w:val="0"/>
-          <w:color w:val="0066CC"/>
+          <w:color w:val="0000FF"/>
           <w:sz w:val="24"/>
           <w:u w:val="single"/>
         </w:rPr>
@@ -543,14 +543,32 @@
           <w:color w:val="000000"/>
           <w:sz w:val="24"/>
         </w:rPr>
-        <w:t xml:space="preserve">were also active in other areas within the former </w:t>
+        <w:t>were also active in other areas within the forme</w:t>
+      </w:r>
+      <w:r>
+        <w:rPr>
+          <w:u w:val="single" w:color="0000ff"/>
+          <w:rFonts w:ascii="Charis SIL Regular" w:hAnsi="Charis SIL Regular" w:eastAsia="Charis SIL Regular"/>
+          <w:b w:val="0"/>
+          <w:i w:val="0"/>
+          <w:color w:val="000000"/>
+          <w:sz w:val="24"/>
+        </w:rPr>
+        <w:hyperlink r:id="rId10" w:history="1">
+          <w:r>
+            <w:rPr>
+              <w:rStyle w:val="Hyperlink"/>
+            </w:rPr>
+            <w:t xml:space="preserve">r </w:t>
+          </w:r>
+        </w:hyperlink>
       </w:r>
       <w:r>
         <w:rPr>
           <w:rFonts w:ascii="Charis SIL Regular" w:hAnsi="Charis SIL Regular" w:eastAsia="Charis SIL Regular"/>
           <w:b w:val="0"/>
           <w:i w:val="0"/>
-          <w:color w:val="0066CC"/>
+          <w:color w:val="0000FF"/>
           <w:sz w:val="24"/>
           <w:u w:val="single"/>
         </w:rPr>
@@ -568,7 +586,7 @@
           <w:rFonts w:ascii="Charis SIL Regular" w:hAnsi="Charis SIL Regular" w:eastAsia="Charis SIL Regular"/>
           <w:b w:val="0"/>
           <w:i w:val="0"/>
-          <w:color w:val="0066CC"/>
+          <w:color w:val="0000FF"/>
           <w:sz w:val="24"/>
           <w:u w:val="single"/>
         </w:rPr>
@@ -577,7 +595,7 @@
             <w:rPr>
               <w:rStyle w:val="Hyperlink"/>
             </w:rPr>
-            <w:t>t</w:t>
+            <w:t>tch</w:t>
           </w:r>
         </w:hyperlink>
       </w:r>
@@ -586,25 +604,7 @@
           <w:rFonts w:ascii="Charis SIL Regular" w:hAnsi="Charis SIL Regular" w:eastAsia="Charis SIL Regular"/>
           <w:b w:val="0"/>
           <w:i w:val="0"/>
-          <w:color w:val="0066CC"/>
-          <w:sz w:val="24"/>
-          <w:u w:val="single"/>
-        </w:rPr>
-        <w:hyperlink r:id="rId12" w:history="1">
-          <w:r>
-            <w:rPr>
-              <w:rStyle w:val="Hyperlink"/>
-            </w:rPr>
-            <w:t>ch</w:t>
-          </w:r>
-        </w:hyperlink>
-      </w:r>
-      <w:r>
-        <w:rPr>
-          <w:rFonts w:ascii="Charis SIL Regular" w:hAnsi="Charis SIL Regular" w:eastAsia="Charis SIL Regular"/>
-          <w:b w:val="0"/>
-          <w:i w:val="0"/>
-          <w:color w:val="0066CC"/>
+          <w:color w:val="0000FF"/>
           <w:sz w:val="24"/>
           <w:u w:val="single"/>
         </w:rPr>
@@ -615,7 +615,7 @@
           <w:rFonts w:ascii="Charis SIL Regular" w:hAnsi="Charis SIL Regular" w:eastAsia="Charis SIL Regular"/>
           <w:b w:val="0"/>
           <w:i w:val="0"/>
-          <w:color w:val="0066CC"/>
+          <w:color w:val="0000FF"/>
           <w:sz w:val="24"/>
           <w:u w:val="single"/>
         </w:rPr>
@@ -633,7 +633,7 @@
           <w:rFonts w:ascii="Charis SIL Regular" w:hAnsi="Charis SIL Regular" w:eastAsia="Charis SIL Regular"/>
           <w:b w:val="0"/>
           <w:i w:val="0"/>
-          <w:color w:val="0066CC"/>
+          <w:color w:val="0000FF"/>
           <w:sz w:val="24"/>
           <w:u w:val="single"/>
         </w:rPr>
@@ -651,7 +651,7 @@
           <w:rFonts w:ascii="Charis SIL Regular" w:hAnsi="Charis SIL Regular" w:eastAsia="Charis SIL Regular"/>
           <w:b w:val="0"/>
           <w:i w:val="0"/>
-          <w:color w:val="0066CC"/>
+          <w:color w:val="0000FF"/>
           <w:sz w:val="24"/>
           <w:u w:val="single"/>
         </w:rPr>
@@ -662,7 +662,7 @@
           <w:rFonts w:ascii="Charis SIL Regular" w:hAnsi="Charis SIL Regular" w:eastAsia="Charis SIL Regular"/>
           <w:b w:val="0"/>
           <w:i w:val="0"/>
-          <w:color w:val="0066CC"/>
+          <w:color w:val="0000FF"/>
           <w:sz w:val="24"/>
           <w:u w:val="single"/>
         </w:rPr>
@@ -680,7 +680,7 @@
           <w:rFonts w:ascii="Charis SIL Regular" w:hAnsi="Charis SIL Regular" w:eastAsia="Charis SIL Regular"/>
           <w:b w:val="0"/>
           <w:i w:val="0"/>
-          <w:color w:val="0066CC"/>
+          <w:color w:val="0000FF"/>
           <w:sz w:val="24"/>
           <w:u w:val="single"/>
         </w:rPr>
@@ -715,7 +715,7 @@
       </w:r>
       <w:r>
         <w:rPr>
-          <w:u w:val="single" w:color="0066cc"/>
+          <w:u w:val="single" w:color="0000ff"/>
           <w:rFonts w:ascii="Charis SIL Regular" w:hAnsi="Charis SIL Regular" w:eastAsia="Charis SIL Regular"/>
           <w:b w:val="0"/>
           <w:i w:val="0"/>
@@ -726,7 +726,7 @@
       </w:r>
       <w:r>
         <w:rPr>
-          <w:u w:val="single" w:color="0066cc"/>
+          <w:u w:val="single" w:color="0000ff"/>
           <w:rFonts w:ascii="Charis SIL Regular" w:hAnsi="Charis SIL Regular" w:eastAsia="Charis SIL Regular"/>
           <w:b w:val="0"/>
           <w:i w:val="0"/>
@@ -744,7 +744,7 @@
       </w:r>
       <w:r>
         <w:rPr>
-          <w:u w:val="single" w:color="0066cc"/>
+          <w:u w:val="single" w:color="0000ff"/>
           <w:rFonts w:ascii="Charis SIL Regular" w:hAnsi="Charis SIL Regular" w:eastAsia="Charis SIL Regular"/>
           <w:b w:val="0"/>
           <w:i w:val="0"/>
@@ -762,7 +762,7 @@
       </w:r>
       <w:r>
         <w:rPr>
-          <w:u w:val="single" w:color="0066cc"/>
+          <w:u w:val="single" w:color="0000ff"/>
           <w:rFonts w:ascii="Charis SIL Regular" w:hAnsi="Charis SIL Regular" w:eastAsia="Charis SIL Regular"/>
           <w:b w:val="0"/>
           <w:i w:val="0"/>
@@ -780,7 +780,7 @@
       </w:r>
       <w:r>
         <w:rPr>
-          <w:u w:val="single" w:color="0066cc"/>
+          <w:u w:val="single" w:color="0000ff"/>
           <w:rFonts w:ascii="Charis SIL Regular" w:hAnsi="Charis SIL Regular" w:eastAsia="Charis SIL Regular"/>
           <w:b w:val="0"/>
           <w:i w:val="0"/>
@@ -798,7 +798,7 @@
       </w:r>
       <w:r>
         <w:rPr>
-          <w:u w:val="single" w:color="0066cc"/>
+          <w:u w:val="single" w:color="0000ff"/>
           <w:rFonts w:ascii="Charis SIL Regular" w:hAnsi="Charis SIL Regular" w:eastAsia="Charis SIL Regular"/>
           <w:b w:val="0"/>
           <w:i w:val="0"/>
@@ -929,7 +929,7 @@
           <w:rFonts w:ascii="Charis SIL Regular" w:hAnsi="Charis SIL Regular" w:eastAsia="Charis SIL Regular"/>
           <w:b w:val="0"/>
           <w:i w:val="0"/>
-          <w:color w:val="0066CC"/>
+          <w:color w:val="0000FF"/>
           <w:sz w:val="24"/>
           <w:u w:val="single"/>
         </w:rPr>
@@ -947,7 +947,7 @@
           <w:rFonts w:ascii="Charis SIL Regular" w:hAnsi="Charis SIL Regular" w:eastAsia="Charis SIL Regular"/>
           <w:b w:val="0"/>
           <w:i w:val="0"/>
-          <w:color w:val="0066CC"/>
+          <w:color w:val="0000FF"/>
           <w:sz w:val="24"/>
           <w:u w:val="single"/>
         </w:rPr>
@@ -958,7 +958,7 @@
           <w:rFonts w:ascii="Charis SIL Regular" w:hAnsi="Charis SIL Regular" w:eastAsia="Charis SIL Regular"/>
           <w:b w:val="0"/>
           <w:i w:val="0"/>
-          <w:color w:val="0066CC"/>
+          <w:color w:val="0000FF"/>
           <w:sz w:val="24"/>
           <w:u w:val="single"/>
         </w:rPr>
@@ -993,7 +993,7 @@
       </w:r>
       <w:r>
         <w:rPr>
-          <w:u w:val="single" w:color="0066cc"/>
+          <w:u w:val="single" w:color="0000ff"/>
           <w:rFonts w:ascii="Charis SIL Regular" w:hAnsi="Charis SIL Regular" w:eastAsia="Charis SIL Regular"/>
           <w:b w:val="0"/>
           <w:i w:val="0"/>
@@ -1011,7 +1011,7 @@
       </w:r>
       <w:r>
         <w:rPr>
-          <w:u w:val="single" w:color="0066cc"/>
+          <w:u w:val="single" w:color="0000ff"/>
           <w:rFonts w:ascii="Charis SIL Regular" w:hAnsi="Charis SIL Regular" w:eastAsia="Charis SIL Regular"/>
           <w:b w:val="0"/>
           <w:i w:val="0"/>
@@ -1029,7 +1029,7 @@
       </w:r>
       <w:r>
         <w:rPr>
-          <w:u w:val="single" w:color="0066cc"/>
+          <w:u w:val="single" w:color="0000ff"/>
           <w:rFonts w:ascii="Charis SIL Regular" w:hAnsi="Charis SIL Regular" w:eastAsia="Charis SIL Regular"/>
           <w:b w:val="0"/>
           <w:i w:val="0"/>
@@ -1070,7 +1070,7 @@
           <w:rFonts w:ascii="Charis SIL Regular" w:hAnsi="Charis SIL Regular" w:eastAsia="Charis SIL Regular"/>
           <w:b w:val="0"/>
           <w:i w:val="0"/>
-          <w:color w:val="0066CC"/>
+          <w:color w:val="0000FF"/>
           <w:sz w:val="24"/>
           <w:u w:val="single"/>
         </w:rPr>
@@ -1088,7 +1088,7 @@
           <w:rFonts w:ascii="Charis SIL Regular" w:hAnsi="Charis SIL Regular" w:eastAsia="Charis SIL Regular"/>
           <w:b w:val="0"/>
           <w:i w:val="0"/>
-          <w:color w:val="0066CC"/>
+          <w:color w:val="0000FF"/>
           <w:sz w:val="24"/>
           <w:u w:val="single"/>
         </w:rPr>
@@ -1099,7 +1099,7 @@
           <w:rFonts w:ascii="Charis SIL Regular" w:hAnsi="Charis SIL Regular" w:eastAsia="Charis SIL Regular"/>
           <w:b w:val="0"/>
           <w:i w:val="0"/>
-          <w:color w:val="0066CC"/>
+          <w:color w:val="0000FF"/>
           <w:sz w:val="24"/>
           <w:u w:val="single"/>
         </w:rPr>
@@ -1134,7 +1134,7 @@
       </w:r>
       <w:r>
         <w:rPr>
-          <w:u w:val="single" w:color="0066cc"/>
+          <w:u w:val="single" w:color="0000ff"/>
           <w:rFonts w:ascii="Charis SIL Regular" w:hAnsi="Charis SIL Regular" w:eastAsia="Charis SIL Regular"/>
           <w:b w:val="0"/>
           <w:i w:val="0"/>
@@ -1152,7 +1152,7 @@
       </w:r>
       <w:r>
         <w:rPr>
-          <w:u w:val="single" w:color="0066cc"/>
+          <w:u w:val="single" w:color="0000ff"/>
           <w:rFonts w:ascii="Charis SIL Regular" w:hAnsi="Charis SIL Regular" w:eastAsia="Charis SIL Regular"/>
           <w:b w:val="0"/>
           <w:i w:val="0"/>
@@ -1170,7 +1170,7 @@
       </w:r>
       <w:r>
         <w:rPr>
-          <w:u w:val="single" w:color="0066cc"/>
+          <w:u w:val="single" w:color="0000ff"/>
           <w:rFonts w:ascii="Charis SIL Regular" w:hAnsi="Charis SIL Regular" w:eastAsia="Charis SIL Regular"/>
           <w:b w:val="0"/>
           <w:i w:val="0"/>
@@ -1340,7 +1340,7 @@
           <w:rFonts w:ascii="Charis SIL Regular" w:hAnsi="Charis SIL Regular" w:eastAsia="Charis SIL Regular"/>
           <w:b w:val="0"/>
           <w:i w:val="0"/>
-          <w:color w:val="0066CC"/>
+          <w:color w:val="0000FF"/>
           <w:sz w:val="24"/>
           <w:u w:val="single"/>
         </w:rPr>
@@ -1361,7 +1361,7 @@
           <w:rFonts w:ascii="Charis SIL Regular" w:hAnsi="Charis SIL Regular" w:eastAsia="Charis SIL Regular"/>
           <w:b w:val="0"/>
           <w:i w:val="0"/>
-          <w:color w:val="0066CC"/>
+          <w:color w:val="0000FF"/>
           <w:sz w:val="24"/>
           <w:u w:val="single"/>
         </w:rPr>
@@ -1382,7 +1382,7 @@
           <w:rFonts w:ascii="Charis SIL Regular" w:hAnsi="Charis SIL Regular" w:eastAsia="Charis SIL Regular"/>
           <w:b w:val="0"/>
           <w:i w:val="0"/>
-          <w:color w:val="0066CC"/>
+          <w:color w:val="0000FF"/>
           <w:sz w:val="24"/>
           <w:u w:val="single"/>
         </w:rPr>
@@ -1406,7 +1406,7 @@
           <w:rFonts w:ascii="Charis SIL Regular" w:hAnsi="Charis SIL Regular" w:eastAsia="Charis SIL Regular"/>
           <w:b w:val="0"/>
           <w:i w:val="0"/>
-          <w:color w:val="0066CC"/>
+          <w:color w:val="0000FF"/>
           <w:sz w:val="24"/>
           <w:u w:val="single"/>
         </w:rPr>
@@ -1430,7 +1430,7 @@
           <w:rFonts w:ascii="Charis SIL Regular" w:hAnsi="Charis SIL Regular" w:eastAsia="Charis SIL Regular"/>
           <w:b w:val="0"/>
           <w:i w:val="0"/>
-          <w:color w:val="0066CC"/>
+          <w:color w:val="0000FF"/>
           <w:sz w:val="24"/>
           <w:u w:val="single"/>
         </w:rPr>
@@ -1541,7 +1541,7 @@
           <w:rFonts w:ascii="Charis SIL Regular" w:hAnsi="Charis SIL Regular" w:eastAsia="Charis SIL Regular"/>
           <w:b w:val="0"/>
           <w:i w:val="0"/>
-          <w:color w:val="0066CC"/>
+          <w:color w:val="0000FF"/>
           <w:sz w:val="24"/>
           <w:u w:val="single"/>
         </w:rPr>
@@ -1559,7 +1559,7 @@
           <w:rFonts w:ascii="Charis SIL Regular" w:hAnsi="Charis SIL Regular" w:eastAsia="Charis SIL Regular"/>
           <w:b w:val="0"/>
           <w:i w:val="0"/>
-          <w:color w:val="0066CC"/>
+          <w:color w:val="0000FF"/>
           <w:sz w:val="24"/>
           <w:u w:val="single"/>
         </w:rPr>
@@ -1580,7 +1580,7 @@
           <w:rFonts w:ascii="Charis SIL Regular" w:hAnsi="Charis SIL Regular" w:eastAsia="Charis SIL Regular"/>
           <w:b w:val="0"/>
           <w:i w:val="0"/>
-          <w:color w:val="0066CC"/>
+          <w:color w:val="0000FF"/>
           <w:sz w:val="24"/>
           <w:u w:val="single"/>
         </w:rPr>
@@ -1598,7 +1598,7 @@
           <w:rFonts w:ascii="Charis SIL Regular" w:hAnsi="Charis SIL Regular" w:eastAsia="Charis SIL Regular"/>
           <w:b w:val="0"/>
           <w:i w:val="0"/>
-          <w:color w:val="0066CC"/>
+          <w:color w:val="0000FF"/>
           <w:sz w:val="24"/>
           <w:u w:val="single"/>
         </w:rPr>
@@ -1616,7 +1616,7 @@
           <w:rFonts w:ascii="Charis SIL Regular" w:hAnsi="Charis SIL Regular" w:eastAsia="Charis SIL Regular"/>
           <w:b w:val="0"/>
           <w:i w:val="0"/>
-          <w:color w:val="0066CC"/>
+          <w:color w:val="0000FF"/>
           <w:sz w:val="24"/>
           <w:u w:val="single"/>
         </w:rPr>
@@ -1714,7 +1714,7 @@
           <w:rFonts w:ascii="Charis SIL Regular" w:hAnsi="Charis SIL Regular" w:eastAsia="Charis SIL Regular"/>
           <w:b w:val="0"/>
           <w:i w:val="0"/>
-          <w:color w:val="0066CC"/>
+          <w:color w:val="0000FF"/>
           <w:sz w:val="24"/>
         </w:rPr>
         <w:hyperlink r:id="rId16" w:history="1">
@@ -1731,7 +1731,7 @@
           <w:rFonts w:ascii="Charis SIL Regular" w:hAnsi="Charis SIL Regular" w:eastAsia="Charis SIL Regular"/>
           <w:b w:val="0"/>
           <w:i w:val="0"/>
-          <w:color w:val="0066CC"/>
+          <w:color w:val="0000FF"/>
           <w:sz w:val="24"/>
         </w:rPr>
         <w:hyperlink r:id="rId16" w:history="1">
@@ -1748,7 +1748,7 @@
           <w:rFonts w:ascii="Charis SIL Regular" w:hAnsi="Charis SIL Regular" w:eastAsia="Charis SIL Regular"/>
           <w:b w:val="0"/>
           <w:i w:val="0"/>
-          <w:color w:val="0066CC"/>
+          <w:color w:val="0000FF"/>
           <w:sz w:val="24"/>
         </w:rPr>
         <w:hyperlink r:id="rId16" w:history="1">
@@ -1915,7 +1915,7 @@
           <w:rFonts w:ascii="Charis SIL Regular" w:hAnsi="Charis SIL Regular" w:eastAsia="Charis SIL Regular"/>
           <w:b w:val="0"/>
           <w:i w:val="0"/>
-          <w:color w:val="0066CC"/>
+          <w:color w:val="0000FF"/>
           <w:sz w:val="24"/>
           <w:u w:val="single"/>
         </w:rPr>
@@ -1933,7 +1933,7 @@
           <w:rFonts w:ascii="Charis SIL Regular" w:hAnsi="Charis SIL Regular" w:eastAsia="Charis SIL Regular"/>
           <w:b w:val="0"/>
           <w:i w:val="0"/>
-          <w:color w:val="0066CC"/>
+          <w:color w:val="0000FF"/>
           <w:sz w:val="24"/>
           <w:u w:val="single"/>
         </w:rPr>
@@ -1944,7 +1944,7 @@
           <w:rFonts w:ascii="Charis SIL Regular" w:hAnsi="Charis SIL Regular" w:eastAsia="Charis SIL Regular"/>
           <w:b w:val="0"/>
           <w:i w:val="0"/>
-          <w:color w:val="0066CC"/>
+          <w:color w:val="0000FF"/>
           <w:sz w:val="24"/>
           <w:u w:val="single"/>
         </w:rPr>
@@ -1972,7 +1972,7 @@
           <w:rFonts w:ascii="Charis SIL Regular" w:hAnsi="Charis SIL Regular" w:eastAsia="Charis SIL Regular"/>
           <w:b w:val="0"/>
           <w:i w:val="0"/>
-          <w:color w:val="0066CC"/>
+          <w:color w:val="0000FF"/>
           <w:sz w:val="24"/>
           <w:u w:val="single"/>
         </w:rPr>
@@ -1990,7 +1990,7 @@
           <w:rFonts w:ascii="Charis SIL Regular" w:hAnsi="Charis SIL Regular" w:eastAsia="Charis SIL Regular"/>
           <w:b w:val="0"/>
           <w:i w:val="0"/>
-          <w:color w:val="0066CC"/>
+          <w:color w:val="0000FF"/>
           <w:sz w:val="24"/>
           <w:u w:val="single"/>
         </w:rPr>
@@ -2008,7 +2008,7 @@
           <w:rFonts w:ascii="Charis SIL Regular" w:hAnsi="Charis SIL Regular" w:eastAsia="Charis SIL Regular"/>
           <w:b w:val="0"/>
           <w:i w:val="0"/>
-          <w:color w:val="0066CC"/>
+          <w:color w:val="0000FF"/>
           <w:sz w:val="24"/>
           <w:u w:val="single"/>
         </w:rPr>
@@ -2036,25 +2036,17 @@
           <w:rFonts w:ascii="Charis SIL Regular" w:hAnsi="Charis SIL Regular" w:eastAsia="Charis SIL Regular"/>
           <w:b w:val="0"/>
           <w:i w:val="0"/>
-          <w:color w:val="0066CC"/>
+          <w:color w:val="0000FF"/>
           <w:sz w:val="24"/>
-          <w:u w:val="single"/>
         </w:rPr>
-        <w:hyperlink r:id="rId17" w:history="1">
-          <w:r>
-            <w:rPr>
-              <w:rStyle w:val="Hyperlink"/>
-            </w:rPr>
-            <w:t>id=zoOC</w:t>
-          </w:r>
-        </w:hyperlink>
+        <w:t>id=zoOC</w:t>
       </w:r>
       <w:r>
         <w:rPr>
           <w:rFonts w:ascii="Charis SIL Regular" w:hAnsi="Charis SIL Regular" w:eastAsia="Charis SIL Regular"/>
           <w:b w:val="0"/>
           <w:i w:val="0"/>
-          <w:color w:val="0066CC"/>
+          <w:color w:val="0000FF"/>
           <w:sz w:val="24"/>
           <w:u w:val="single"/>
         </w:rPr>
@@ -2072,7 +2064,7 @@
           <w:rFonts w:ascii="Charis SIL Regular" w:hAnsi="Charis SIL Regular" w:eastAsia="Charis SIL Regular"/>
           <w:b w:val="0"/>
           <w:i w:val="0"/>
-          <w:color w:val="0066CC"/>
+          <w:color w:val="0000FF"/>
           <w:sz w:val="24"/>
           <w:u w:val="single"/>
         </w:rPr>
@@ -2090,7 +2082,7 @@
           <w:rFonts w:ascii="Charis SIL Regular" w:hAnsi="Charis SIL Regular" w:eastAsia="Charis SIL Regular"/>
           <w:b w:val="0"/>
           <w:i w:val="0"/>
-          <w:color w:val="0066CC"/>
+          <w:color w:val="0000FF"/>
           <w:sz w:val="24"/>
           <w:u w:val="single"/>
         </w:rPr>
@@ -2108,7 +2100,7 @@
           <w:rFonts w:ascii="Charis SIL Regular" w:hAnsi="Charis SIL Regular" w:eastAsia="Charis SIL Regular"/>
           <w:b w:val="0"/>
           <w:i w:val="0"/>
-          <w:color w:val="0066CC"/>
+          <w:color w:val="0000FF"/>
           <w:sz w:val="24"/>
           <w:u w:val="single"/>
         </w:rPr>
@@ -2126,7 +2118,7 @@
           <w:rFonts w:ascii="Charis SIL Regular" w:hAnsi="Charis SIL Regular" w:eastAsia="Charis SIL Regular"/>
           <w:b w:val="0"/>
           <w:i w:val="0"/>
-          <w:color w:val="0066CC"/>
+          <w:color w:val="0000FF"/>
           <w:sz w:val="24"/>
           <w:u w:val="single"/>
         </w:rPr>
@@ -2144,7 +2136,7 @@
           <w:rFonts w:ascii="Charis SIL Regular" w:hAnsi="Charis SIL Regular" w:eastAsia="Charis SIL Regular"/>
           <w:b w:val="0"/>
           <w:i w:val="0"/>
-          <w:color w:val="0066CC"/>
+          <w:color w:val="0000FF"/>
           <w:sz w:val="24"/>
           <w:u w:val="single"/>
         </w:rPr>
@@ -2245,7 +2237,7 @@
           <w:rFonts w:ascii="Charis SIL Regular" w:hAnsi="Charis SIL Regular" w:eastAsia="Charis SIL Regular"/>
           <w:b w:val="0"/>
           <w:i w:val="0"/>
-          <w:color w:val="0066CC"/>
+          <w:color w:val="0000FF"/>
           <w:sz w:val="24"/>
           <w:u w:val="single"/>
         </w:rPr>
@@ -2263,7 +2255,7 @@
           <w:rFonts w:ascii="Charis SIL Regular" w:hAnsi="Charis SIL Regular" w:eastAsia="Charis SIL Regular"/>
           <w:b w:val="0"/>
           <w:i w:val="0"/>
-          <w:color w:val="0066CC"/>
+          <w:color w:val="0000FF"/>
           <w:sz w:val="24"/>
           <w:u w:val="single"/>
         </w:rPr>
@@ -2281,7 +2273,7 @@
           <w:rFonts w:ascii="Charis SIL Regular" w:hAnsi="Charis SIL Regular" w:eastAsia="Charis SIL Regular"/>
           <w:b w:val="0"/>
           <w:i w:val="0"/>
-          <w:color w:val="0066CC"/>
+          <w:color w:val="0000FF"/>
           <w:sz w:val="24"/>
           <w:u w:val="single"/>
         </w:rPr>
@@ -2299,7 +2291,7 @@
           <w:rFonts w:ascii="Charis SIL Regular" w:hAnsi="Charis SIL Regular" w:eastAsia="Charis SIL Regular"/>
           <w:b w:val="0"/>
           <w:i w:val="0"/>
-          <w:color w:val="0066CC"/>
+          <w:color w:val="0000FF"/>
           <w:sz w:val="24"/>
           <w:u w:val="single"/>
         </w:rPr>
@@ -2456,7 +2448,7 @@
           <w:rFonts w:ascii="Charis SIL Regular" w:hAnsi="Charis SIL Regular" w:eastAsia="Charis SIL Regular"/>
           <w:b w:val="0"/>
           <w:i w:val="0"/>
-          <w:color w:val="0066CC"/>
+          <w:color w:val="0000FF"/>
           <w:sz w:val="24"/>
           <w:u w:val="single"/>
         </w:rPr>
@@ -2474,7 +2466,7 @@
           <w:rFonts w:ascii="Charis SIL Regular" w:hAnsi="Charis SIL Regular" w:eastAsia="Charis SIL Regular"/>
           <w:b w:val="0"/>
           <w:i w:val="0"/>
-          <w:color w:val="0066CC"/>
+          <w:color w:val="0000FF"/>
           <w:sz w:val="24"/>
           <w:u w:val="single"/>
         </w:rPr>
@@ -2492,7 +2484,7 @@
           <w:rFonts w:ascii="Charis SIL Regular" w:hAnsi="Charis SIL Regular" w:eastAsia="Charis SIL Regular"/>
           <w:b w:val="0"/>
           <w:i w:val="0"/>
-          <w:color w:val="0066CC"/>
+          <w:color w:val="0000FF"/>
           <w:sz w:val="24"/>
           <w:u w:val="single"/>
         </w:rPr>
@@ -2510,7 +2502,7 @@
           <w:rFonts w:ascii="Charis SIL Regular" w:hAnsi="Charis SIL Regular" w:eastAsia="Charis SIL Regular"/>
           <w:b w:val="0"/>
           <w:i w:val="0"/>
-          <w:color w:val="0066CC"/>
+          <w:color w:val="0000FF"/>
           <w:sz w:val="24"/>
           <w:u w:val="single"/>
         </w:rPr>
@@ -2538,7 +2530,7 @@
           <w:rFonts w:ascii="Charis SIL Regular" w:hAnsi="Charis SIL Regular" w:eastAsia="Charis SIL Regular"/>
           <w:b w:val="0"/>
           <w:i w:val="0"/>
-          <w:color w:val="0066CC"/>
+          <w:color w:val="0000FF"/>
           <w:sz w:val="24"/>
           <w:u w:val="single"/>
         </w:rPr>
@@ -2556,11 +2548,11 @@
           <w:rFonts w:ascii="Charis SIL Regular" w:hAnsi="Charis SIL Regular" w:eastAsia="Charis SIL Regular"/>
           <w:b w:val="0"/>
           <w:i w:val="0"/>
-          <w:color w:val="0066CC"/>
+          <w:color w:val="0000FF"/>
           <w:sz w:val="24"/>
           <w:u w:val="single"/>
         </w:rPr>
-        <w:hyperlink r:id="rId21" w:history="1">
+        <w:hyperlink r:id="rId20" w:history="1">
           <w:r>
             <w:rPr>
               <w:rStyle w:val="Hyperlink"/>
@@ -2574,11 +2566,11 @@
           <w:rFonts w:ascii="Charis SIL Regular" w:hAnsi="Charis SIL Regular" w:eastAsia="Charis SIL Regular"/>
           <w:b w:val="0"/>
           <w:i w:val="0"/>
-          <w:color w:val="0066CC"/>
+          <w:color w:val="0000FF"/>
           <w:sz w:val="24"/>
           <w:u w:val="single"/>
         </w:rPr>
-        <w:hyperlink r:id="rId21" w:history="1">
+        <w:hyperlink r:id="rId20" w:history="1">
           <w:r>
             <w:rPr>
               <w:rStyle w:val="Hyperlink"/>
@@ -2589,25 +2581,31 @@
       </w:r>
       <w:r>
         <w:rPr>
-          <w:u w:val="single" w:color="0066cc"/>
           <w:rFonts w:ascii="Charis SIL Regular" w:hAnsi="Charis SIL Regular" w:eastAsia="Charis SIL Regular"/>
           <w:b w:val="0"/>
           <w:i w:val="0"/>
           <w:color w:val="000000"/>
           <w:sz w:val="24"/>
         </w:rPr>
-        <w:t xml:space="preserve">, </w:t>
+        <w:hyperlink r:id="rId20" w:history="1">
+          <w:r>
+            <w:rPr>
+              <w:rStyle w:val="Hyperlink"/>
+            </w:rPr>
+            <w:t xml:space="preserve">, </w:t>
+          </w:r>
+        </w:hyperlink>
       </w:r>
       <w:r>
         <w:rPr>
           <w:rFonts w:ascii="Charis SIL Regular" w:hAnsi="Charis SIL Regular" w:eastAsia="Charis SIL Regular"/>
           <w:b w:val="0"/>
           <w:i w:val="0"/>
-          <w:color w:val="0066CC"/>
+          <w:color w:val="0000FF"/>
           <w:sz w:val="24"/>
           <w:u w:val="single"/>
         </w:rPr>
-        <w:hyperlink r:id="rId22" w:history="1">
+        <w:hyperlink r:id="rId20" w:history="1">
           <w:r>
             <w:rPr>
               <w:rStyle w:val="Hyperlink"/>
@@ -2621,7 +2619,7 @@
           <w:rFonts w:ascii="Charis SIL Regular" w:hAnsi="Charis SIL Regular" w:eastAsia="Charis SIL Regular"/>
           <w:b w:val="0"/>
           <w:i w:val="0"/>
-          <w:color w:val="0066CC"/>
+          <w:color w:val="0000FF"/>
           <w:sz w:val="24"/>
           <w:u w:val="single"/>
         </w:rPr>
@@ -2632,7 +2630,7 @@
           <w:rFonts w:ascii="Charis SIL Regular" w:hAnsi="Charis SIL Regular" w:eastAsia="Charis SIL Regular"/>
           <w:b w:val="0"/>
           <w:i w:val="0"/>
-          <w:color w:val="0066CC"/>
+          <w:color w:val="0000FF"/>
           <w:sz w:val="24"/>
           <w:u w:val="single"/>
         </w:rPr>
@@ -2650,7 +2648,7 @@
           <w:rFonts w:ascii="Charis SIL Regular" w:hAnsi="Charis SIL Regular" w:eastAsia="Charis SIL Regular"/>
           <w:b w:val="0"/>
           <w:i w:val="0"/>
-          <w:color w:val="0066CC"/>
+          <w:color w:val="0000FF"/>
           <w:sz w:val="24"/>
           <w:u w:val="single"/>
         </w:rPr>
@@ -2748,7 +2746,7 @@
           <w:rFonts w:ascii="Charis SIL Regular" w:hAnsi="Charis SIL Regular" w:eastAsia="Charis SIL Regular"/>
           <w:b w:val="0"/>
           <w:i w:val="0"/>
-          <w:color w:val="0066CC"/>
+          <w:color w:val="0000FF"/>
           <w:sz w:val="24"/>
           <w:u w:val="single"/>
         </w:rPr>
@@ -2766,7 +2764,7 @@
           <w:rFonts w:ascii="Charis SIL Regular" w:hAnsi="Charis SIL Regular" w:eastAsia="Charis SIL Regular"/>
           <w:b w:val="0"/>
           <w:i w:val="0"/>
-          <w:color w:val="0066CC"/>
+          <w:color w:val="0000FF"/>
           <w:sz w:val="24"/>
           <w:u w:val="single"/>
         </w:rPr>
@@ -2784,7 +2782,7 @@
           <w:rFonts w:ascii="Charis SIL Regular" w:hAnsi="Charis SIL Regular" w:eastAsia="Charis SIL Regular"/>
           <w:b w:val="0"/>
           <w:i w:val="0"/>
-          <w:color w:val="0066CC"/>
+          <w:color w:val="0000FF"/>
           <w:sz w:val="24"/>
           <w:u w:val="single"/>
         </w:rPr>
@@ -2802,7 +2800,7 @@
           <w:rFonts w:ascii="Charis SIL Regular" w:hAnsi="Charis SIL Regular" w:eastAsia="Charis SIL Regular"/>
           <w:b w:val="0"/>
           <w:i w:val="0"/>
-          <w:color w:val="0066CC"/>
+          <w:color w:val="0000FF"/>
           <w:sz w:val="24"/>
           <w:u w:val="single"/>
         </w:rPr>
@@ -2830,7 +2828,7 @@
           <w:rFonts w:ascii="Charis SIL Regular" w:hAnsi="Charis SIL Regular" w:eastAsia="Charis SIL Regular"/>
           <w:b w:val="0"/>
           <w:i w:val="0"/>
-          <w:color w:val="0066CC"/>
+          <w:color w:val="0000FF"/>
           <w:sz w:val="24"/>
           <w:u w:val="single"/>
         </w:rPr>
@@ -2848,11 +2846,11 @@
           <w:rFonts w:ascii="Charis SIL Regular" w:hAnsi="Charis SIL Regular" w:eastAsia="Charis SIL Regular"/>
           <w:b w:val="0"/>
           <w:i w:val="0"/>
-          <w:color w:val="0066CC"/>
+          <w:color w:val="0000FF"/>
           <w:sz w:val="24"/>
           <w:u w:val="single"/>
         </w:rPr>
-        <w:hyperlink r:id="rId24" w:history="1">
+        <w:hyperlink r:id="rId23" w:history="1">
           <w:r>
             <w:rPr>
               <w:rStyle w:val="Hyperlink"/>
@@ -2866,11 +2864,11 @@
           <w:rFonts w:ascii="Charis SIL Regular" w:hAnsi="Charis SIL Regular" w:eastAsia="Charis SIL Regular"/>
           <w:b w:val="0"/>
           <w:i w:val="0"/>
-          <w:color w:val="0066CC"/>
+          <w:color w:val="0000FF"/>
           <w:sz w:val="24"/>
           <w:u w:val="single"/>
         </w:rPr>
-        <w:hyperlink r:id="rId24" w:history="1">
+        <w:hyperlink r:id="rId23" w:history="1">
           <w:r>
             <w:rPr>
               <w:rStyle w:val="Hyperlink"/>
@@ -2901,11 +2899,11 @@
           <w:rFonts w:ascii="Charis SIL Regular" w:hAnsi="Charis SIL Regular" w:eastAsia="Charis SIL Regular"/>
           <w:b w:val="0"/>
           <w:i w:val="0"/>
-          <w:color w:val="0066CC"/>
+          <w:color w:val="0000FF"/>
           <w:sz w:val="24"/>
           <w:u w:val="single"/>
         </w:rPr>
-        <w:hyperlink r:id="rId25" w:history="1">
+        <w:hyperlink r:id="rId23" w:history="1">
           <w:r>
             <w:rPr>
               <w:rStyle w:val="Hyperlink"/>
@@ -2919,7 +2917,7 @@
           <w:rFonts w:ascii="Charis SIL Regular" w:hAnsi="Charis SIL Regular" w:eastAsia="Charis SIL Regular"/>
           <w:b w:val="0"/>
           <w:i w:val="0"/>
-          <w:color w:val="0066CC"/>
+          <w:color w:val="0000FF"/>
           <w:sz w:val="24"/>
           <w:u w:val="single"/>
         </w:rPr>
@@ -2930,11 +2928,11 @@
           <w:rFonts w:ascii="Charis SIL Regular" w:hAnsi="Charis SIL Regular" w:eastAsia="Charis SIL Regular"/>
           <w:b w:val="0"/>
           <w:i w:val="0"/>
-          <w:color w:val="0066CC"/>
+          <w:color w:val="0000FF"/>
           <w:sz w:val="24"/>
           <w:u w:val="single"/>
         </w:rPr>
-        <w:hyperlink r:id="rId25" w:history="1">
+        <w:hyperlink r:id="rId23" w:history="1">
           <w:r>
             <w:rPr>
               <w:rStyle w:val="Hyperlink"/>
@@ -2948,11 +2946,11 @@
           <w:rFonts w:ascii="Charis SIL Regular" w:hAnsi="Charis SIL Regular" w:eastAsia="Charis SIL Regular"/>
           <w:b w:val="0"/>
           <w:i w:val="0"/>
-          <w:color w:val="0066CC"/>
+          <w:color w:val="0000FF"/>
           <w:sz w:val="24"/>
           <w:u w:val="single"/>
         </w:rPr>
-        <w:hyperlink r:id="rId25" w:history="1">
+        <w:hyperlink r:id="rId23" w:history="1">
           <w:r>
             <w:rPr>
               <w:rStyle w:val="Hyperlink"/>
@@ -3056,11 +3054,11 @@
           <w:rFonts w:ascii="Charis SIL Regular" w:hAnsi="Charis SIL Regular" w:eastAsia="Charis SIL Regular"/>
           <w:b w:val="0"/>
           <w:i w:val="0"/>
-          <w:color w:val="0066CC"/>
+          <w:color w:val="0000FF"/>
           <w:sz w:val="24"/>
           <w:u w:val="single"/>
         </w:rPr>
-        <w:hyperlink r:id="rId26" w:history="1">
+        <w:hyperlink r:id="rId25" w:history="1">
           <w:r>
             <w:rPr>
               <w:rStyle w:val="Hyperlink"/>
@@ -3074,11 +3072,11 @@
           <w:rFonts w:ascii="Charis SIL Regular" w:hAnsi="Charis SIL Regular" w:eastAsia="Charis SIL Regular"/>
           <w:b w:val="0"/>
           <w:i w:val="0"/>
-          <w:color w:val="0066CC"/>
+          <w:color w:val="0000FF"/>
           <w:sz w:val="24"/>
           <w:u w:val="single"/>
         </w:rPr>
-        <w:hyperlink r:id="rId26" w:history="1">
+        <w:hyperlink r:id="rId25" w:history="1">
           <w:r>
             <w:rPr>
               <w:rStyle w:val="Hyperlink"/>
@@ -3092,11 +3090,11 @@
           <w:rFonts w:ascii="Charis SIL Regular" w:hAnsi="Charis SIL Regular" w:eastAsia="Charis SIL Regular"/>
           <w:b w:val="0"/>
           <w:i w:val="0"/>
-          <w:color w:val="0066CC"/>
+          <w:color w:val="0000FF"/>
           <w:sz w:val="24"/>
           <w:u w:val="single"/>
         </w:rPr>
-        <w:hyperlink r:id="rId26" w:history="1">
+        <w:hyperlink r:id="rId25" w:history="1">
           <w:r>
             <w:rPr>
               <w:rStyle w:val="Hyperlink"/>
@@ -3110,11 +3108,11 @@
           <w:rFonts w:ascii="Charis SIL Regular" w:hAnsi="Charis SIL Regular" w:eastAsia="Charis SIL Regular"/>
           <w:b w:val="0"/>
           <w:i w:val="0"/>
-          <w:color w:val="0066CC"/>
+          <w:color w:val="0000FF"/>
           <w:sz w:val="24"/>
           <w:u w:val="single"/>
         </w:rPr>
-        <w:hyperlink r:id="rId26" w:history="1">
+        <w:hyperlink r:id="rId25" w:history="1">
           <w:r>
             <w:rPr>
               <w:rStyle w:val="Hyperlink"/>
@@ -3131,11 +3129,11 @@
           <w:rFonts w:ascii="Charis SIL Regular" w:hAnsi="Charis SIL Regular" w:eastAsia="Charis SIL Regular"/>
           <w:b w:val="0"/>
           <w:i w:val="0"/>
-          <w:color w:val="0066CC"/>
+          <w:color w:val="0000FF"/>
           <w:sz w:val="24"/>
           <w:u w:val="single"/>
         </w:rPr>
-        <w:hyperlink r:id="rId26" w:history="1">
+        <w:hyperlink r:id="rId25" w:history="1">
           <w:r>
             <w:rPr>
               <w:rStyle w:val="Hyperlink"/>
@@ -3149,11 +3147,11 @@
           <w:rFonts w:ascii="Charis SIL Regular" w:hAnsi="Charis SIL Regular" w:eastAsia="Charis SIL Regular"/>
           <w:b w:val="0"/>
           <w:i w:val="0"/>
-          <w:color w:val="0066CC"/>
+          <w:color w:val="0000FF"/>
           <w:sz w:val="24"/>
           <w:u w:val="single"/>
         </w:rPr>
-        <w:hyperlink r:id="rId26" w:history="1">
+        <w:hyperlink r:id="rId25" w:history="1">
           <w:r>
             <w:rPr>
               <w:rStyle w:val="Hyperlink"/>
@@ -3167,11 +3165,11 @@
           <w:rFonts w:ascii="Charis SIL Regular" w:hAnsi="Charis SIL Regular" w:eastAsia="Charis SIL Regular"/>
           <w:b w:val="0"/>
           <w:i w:val="0"/>
-          <w:color w:val="0066CC"/>
+          <w:color w:val="0000FF"/>
           <w:sz w:val="24"/>
           <w:u w:val="single"/>
         </w:rPr>
-        <w:hyperlink r:id="rId26" w:history="1">
+        <w:hyperlink r:id="rId25" w:history="1">
           <w:r>
             <w:rPr>
               <w:rStyle w:val="Hyperlink"/>
@@ -3185,11 +3183,11 @@
           <w:rFonts w:ascii="Charis SIL Regular" w:hAnsi="Charis SIL Regular" w:eastAsia="Charis SIL Regular"/>
           <w:b w:val="0"/>
           <w:i w:val="0"/>
-          <w:color w:val="0066CC"/>
+          <w:color w:val="0000FF"/>
           <w:sz w:val="24"/>
           <w:u w:val="single"/>
         </w:rPr>
-        <w:hyperlink r:id="rId26" w:history="1">
+        <w:hyperlink r:id="rId25" w:history="1">
           <w:r>
             <w:rPr>
               <w:rStyle w:val="Hyperlink"/>
@@ -3203,11 +3201,11 @@
           <w:rFonts w:ascii="Charis SIL Regular" w:hAnsi="Charis SIL Regular" w:eastAsia="Charis SIL Regular"/>
           <w:b w:val="0"/>
           <w:i w:val="0"/>
-          <w:color w:val="0066CC"/>
+          <w:color w:val="0000FF"/>
           <w:sz w:val="24"/>
           <w:u w:val="single"/>
         </w:rPr>
-        <w:hyperlink r:id="rId26" w:history="1">
+        <w:hyperlink r:id="rId25" w:history="1">
           <w:r>
             <w:rPr>
               <w:rStyle w:val="Hyperlink"/>
@@ -3231,11 +3229,11 @@
           <w:rFonts w:ascii="Charis SIL Regular" w:hAnsi="Charis SIL Regular" w:eastAsia="Charis SIL Regular"/>
           <w:b w:val="0"/>
           <w:i w:val="0"/>
-          <w:color w:val="0066CC"/>
+          <w:color w:val="0000FF"/>
           <w:sz w:val="24"/>
           <w:u w:val="single"/>
         </w:rPr>
-        <w:hyperlink r:id="rId26" w:history="1">
+        <w:hyperlink r:id="rId25" w:history="1">
           <w:r>
             <w:rPr>
               <w:rStyle w:val="Hyperlink"/>
@@ -3332,11 +3330,11 @@
           <w:rFonts w:ascii="Charis SIL Regular" w:hAnsi="Charis SIL Regular" w:eastAsia="Charis SIL Regular"/>
           <w:b w:val="0"/>
           <w:i w:val="0"/>
-          <w:color w:val="0066CC"/>
+          <w:color w:val="0000FF"/>
           <w:sz w:val="24"/>
           <w:u w:val="single"/>
         </w:rPr>
-        <w:hyperlink r:id="rId27" w:history="1">
+        <w:hyperlink r:id="rId26" w:history="1">
           <w:r>
             <w:rPr>
               <w:rStyle w:val="Hyperlink"/>
@@ -3350,11 +3348,11 @@
           <w:rFonts w:ascii="Charis SIL Regular" w:hAnsi="Charis SIL Regular" w:eastAsia="Charis SIL Regular"/>
           <w:b w:val="0"/>
           <w:i w:val="0"/>
-          <w:color w:val="0066CC"/>
+          <w:color w:val="0000FF"/>
           <w:sz w:val="24"/>
           <w:u w:val="single"/>
         </w:rPr>
-        <w:hyperlink r:id="rId27" w:history="1">
+        <w:hyperlink r:id="rId26" w:history="1">
           <w:r>
             <w:rPr>
               <w:rStyle w:val="Hyperlink"/>
@@ -3368,11 +3366,11 @@
           <w:rFonts w:ascii="Charis SIL Regular" w:hAnsi="Charis SIL Regular" w:eastAsia="Charis SIL Regular"/>
           <w:b w:val="0"/>
           <w:i w:val="0"/>
-          <w:color w:val="0066CC"/>
+          <w:color w:val="0000FF"/>
           <w:sz w:val="24"/>
           <w:u w:val="single"/>
         </w:rPr>
-        <w:hyperlink r:id="rId27" w:history="1">
+        <w:hyperlink r:id="rId26" w:history="1">
           <w:r>
             <w:rPr>
               <w:rStyle w:val="Hyperlink"/>
@@ -3386,11 +3384,11 @@
           <w:rFonts w:ascii="Charis SIL Regular" w:hAnsi="Charis SIL Regular" w:eastAsia="Charis SIL Regular"/>
           <w:b w:val="0"/>
           <w:i w:val="0"/>
-          <w:color w:val="0066CC"/>
+          <w:color w:val="0000FF"/>
           <w:sz w:val="24"/>
           <w:u w:val="single"/>
         </w:rPr>
-        <w:hyperlink r:id="rId27" w:history="1">
+        <w:hyperlink r:id="rId26" w:history="1">
           <w:r>
             <w:rPr>
               <w:rStyle w:val="Hyperlink"/>
@@ -3404,11 +3402,11 @@
           <w:rFonts w:ascii="Charis SIL Regular" w:hAnsi="Charis SIL Regular" w:eastAsia="Charis SIL Regular"/>
           <w:b w:val="0"/>
           <w:i w:val="0"/>
-          <w:color w:val="0066CC"/>
+          <w:color w:val="0000FF"/>
           <w:sz w:val="24"/>
           <w:u w:val="single"/>
         </w:rPr>
-        <w:hyperlink r:id="rId27" w:history="1">
+        <w:hyperlink r:id="rId26" w:history="1">
           <w:r>
             <w:rPr>
               <w:rStyle w:val="Hyperlink"/>
@@ -3422,11 +3420,11 @@
           <w:rFonts w:ascii="Charis SIL Regular" w:hAnsi="Charis SIL Regular" w:eastAsia="Charis SIL Regular"/>
           <w:b w:val="0"/>
           <w:i w:val="0"/>
-          <w:color w:val="0066CC"/>
+          <w:color w:val="0000FF"/>
           <w:sz w:val="24"/>
           <w:u w:val="single"/>
         </w:rPr>
-        <w:hyperlink r:id="rId27" w:history="1">
+        <w:hyperlink r:id="rId26" w:history="1">
           <w:r>
             <w:rPr>
               <w:rStyle w:val="Hyperlink"/>

--- a/EXPORTS/DOCX/published/niveau3/English/NZG.docx
+++ b/EXPORTS/DOCX/published/niveau3/English/NZG.docx
@@ -547,7 +547,6 @@
       </w:r>
       <w:r>
         <w:rPr>
-          <w:u w:val="single" w:color="0000ff"/>
           <w:rFonts w:ascii="Charis SIL Regular" w:hAnsi="Charis SIL Regular" w:eastAsia="Charis SIL Regular"/>
           <w:b w:val="0"/>
           <w:i w:val="0"/>
@@ -606,9 +605,8 @@
           <w:i w:val="0"/>
           <w:color w:val="0000FF"/>
           <w:sz w:val="24"/>
-          <w:u w:val="single"/>
         </w:rPr>
-        <w:t xml:space="preserve"> </w:t>
+        <w:t xml:space="preserve"> E</w:t>
       </w:r>
       <w:r>
         <w:rPr>
@@ -619,25 +617,7 @@
           <w:sz w:val="24"/>
           <w:u w:val="single"/>
         </w:rPr>
-        <w:hyperlink r:id="rId12" w:history="1">
-          <w:r>
-            <w:rPr>
-              <w:rStyle w:val="Hyperlink"/>
-            </w:rPr>
-            <w:t>E</w:t>
-          </w:r>
-        </w:hyperlink>
-      </w:r>
-      <w:r>
-        <w:rPr>
-          <w:rFonts w:ascii="Charis SIL Regular" w:hAnsi="Charis SIL Regular" w:eastAsia="Charis SIL Regular"/>
-          <w:b w:val="0"/>
-          <w:i w:val="0"/>
-          <w:color w:val="0000FF"/>
-          <w:sz w:val="24"/>
-          <w:u w:val="single"/>
-        </w:rPr>
-        <w:hyperlink r:id="rId12" w:history="1">
+        <w:hyperlink r:id="rId11" w:history="1">
           <w:r>
             <w:rPr>
               <w:rStyle w:val="Hyperlink"/>
@@ -666,7 +646,7 @@
           <w:sz w:val="24"/>
           <w:u w:val="single"/>
         </w:rPr>
-        <w:hyperlink r:id="rId12" w:history="1">
+        <w:hyperlink r:id="rId11" w:history="1">
           <w:r>
             <w:rPr>
               <w:rStyle w:val="Hyperlink"/>
@@ -2038,8 +2018,16 @@
           <w:i w:val="0"/>
           <w:color w:val="0000FF"/>
           <w:sz w:val="24"/>
+          <w:u w:val="single"/>
         </w:rPr>
-        <w:t>id=zoOC</w:t>
+        <w:hyperlink r:id="rId18" w:history="1">
+          <w:r>
+            <w:rPr>
+              <w:rStyle w:val="Hyperlink"/>
+            </w:rPr>
+            <w:t>id=zoOC</w:t>
+          </w:r>
+        </w:hyperlink>
       </w:r>
       <w:r>
         <w:rPr>
@@ -2050,7 +2038,7 @@
           <w:sz w:val="24"/>
           <w:u w:val="single"/>
         </w:rPr>
-        <w:hyperlink r:id="rId17" w:history="1">
+        <w:hyperlink r:id="rId18" w:history="1">
           <w:r>
             <w:rPr>
               <w:rStyle w:val="Hyperlink"/>
@@ -2581,20 +2569,14 @@
       </w:r>
       <w:r>
         <w:rPr>
+          <w:u w:val="single" w:color="0000ff"/>
           <w:rFonts w:ascii="Charis SIL Regular" w:hAnsi="Charis SIL Regular" w:eastAsia="Charis SIL Regular"/>
           <w:b w:val="0"/>
           <w:i w:val="0"/>
           <w:color w:val="000000"/>
           <w:sz w:val="24"/>
         </w:rPr>
-        <w:hyperlink r:id="rId20" w:history="1">
-          <w:r>
-            <w:rPr>
-              <w:rStyle w:val="Hyperlink"/>
-            </w:rPr>
-            <w:t xml:space="preserve">, </w:t>
-          </w:r>
-        </w:hyperlink>
+        <w:t xml:space="preserve">, </w:t>
       </w:r>
       <w:r>
         <w:rPr>
@@ -2605,7 +2587,7 @@
           <w:sz w:val="24"/>
           <w:u w:val="single"/>
         </w:rPr>
-        <w:hyperlink r:id="rId20" w:history="1">
+        <w:hyperlink r:id="rId22" w:history="1">
           <w:r>
             <w:rPr>
               <w:rStyle w:val="Hyperlink"/>
@@ -2850,7 +2832,7 @@
           <w:sz w:val="24"/>
           <w:u w:val="single"/>
         </w:rPr>
-        <w:hyperlink r:id="rId23" w:history="1">
+        <w:hyperlink r:id="rId24" w:history="1">
           <w:r>
             <w:rPr>
               <w:rStyle w:val="Hyperlink"/>
@@ -2885,14 +2867,7 @@
           <w:color w:val="000000"/>
           <w:sz w:val="24"/>
         </w:rPr>
-        <w:hyperlink r:id="rId23" w:history="1">
-          <w:r>
-            <w:rPr>
-              <w:rStyle w:val="Hyperlink"/>
-            </w:rPr>
-            <w:t xml:space="preserve">, </w:t>
-          </w:r>
-        </w:hyperlink>
+        <w:t xml:space="preserve">, </w:t>
       </w:r>
       <w:r>
         <w:rPr>
@@ -2903,7 +2878,7 @@
           <w:sz w:val="24"/>
           <w:u w:val="single"/>
         </w:rPr>
-        <w:hyperlink r:id="rId23" w:history="1">
+        <w:hyperlink r:id="rId25" w:history="1">
           <w:r>
             <w:rPr>
               <w:rStyle w:val="Hyperlink"/>
@@ -3058,7 +3033,7 @@
           <w:sz w:val="24"/>
           <w:u w:val="single"/>
         </w:rPr>
-        <w:hyperlink r:id="rId25" w:history="1">
+        <w:hyperlink r:id="rId26" w:history="1">
           <w:r>
             <w:rPr>
               <w:rStyle w:val="Hyperlink"/>
@@ -3076,7 +3051,7 @@
           <w:sz w:val="24"/>
           <w:u w:val="single"/>
         </w:rPr>
-        <w:hyperlink r:id="rId25" w:history="1">
+        <w:hyperlink r:id="rId26" w:history="1">
           <w:r>
             <w:rPr>
               <w:rStyle w:val="Hyperlink"/>
@@ -3094,7 +3069,7 @@
           <w:sz w:val="24"/>
           <w:u w:val="single"/>
         </w:rPr>
-        <w:hyperlink r:id="rId25" w:history="1">
+        <w:hyperlink r:id="rId26" w:history="1">
           <w:r>
             <w:rPr>
               <w:rStyle w:val="Hyperlink"/>
@@ -3112,7 +3087,7 @@
           <w:sz w:val="24"/>
           <w:u w:val="single"/>
         </w:rPr>
-        <w:hyperlink r:id="rId25" w:history="1">
+        <w:hyperlink r:id="rId26" w:history="1">
           <w:r>
             <w:rPr>
               <w:rStyle w:val="Hyperlink"/>
@@ -3133,7 +3108,7 @@
           <w:sz w:val="24"/>
           <w:u w:val="single"/>
         </w:rPr>
-        <w:hyperlink r:id="rId25" w:history="1">
+        <w:hyperlink r:id="rId26" w:history="1">
           <w:r>
             <w:rPr>
               <w:rStyle w:val="Hyperlink"/>
@@ -3151,7 +3126,7 @@
           <w:sz w:val="24"/>
           <w:u w:val="single"/>
         </w:rPr>
-        <w:hyperlink r:id="rId25" w:history="1">
+        <w:hyperlink r:id="rId26" w:history="1">
           <w:r>
             <w:rPr>
               <w:rStyle w:val="Hyperlink"/>
@@ -3169,7 +3144,7 @@
           <w:sz w:val="24"/>
           <w:u w:val="single"/>
         </w:rPr>
-        <w:hyperlink r:id="rId25" w:history="1">
+        <w:hyperlink r:id="rId26" w:history="1">
           <w:r>
             <w:rPr>
               <w:rStyle w:val="Hyperlink"/>
@@ -3187,7 +3162,7 @@
           <w:sz w:val="24"/>
           <w:u w:val="single"/>
         </w:rPr>
-        <w:hyperlink r:id="rId25" w:history="1">
+        <w:hyperlink r:id="rId26" w:history="1">
           <w:r>
             <w:rPr>
               <w:rStyle w:val="Hyperlink"/>
@@ -3205,7 +3180,7 @@
           <w:sz w:val="24"/>
           <w:u w:val="single"/>
         </w:rPr>
-        <w:hyperlink r:id="rId25" w:history="1">
+        <w:hyperlink r:id="rId26" w:history="1">
           <w:r>
             <w:rPr>
               <w:rStyle w:val="Hyperlink"/>
@@ -3233,7 +3208,7 @@
           <w:sz w:val="24"/>
           <w:u w:val="single"/>
         </w:rPr>
-        <w:hyperlink r:id="rId25" w:history="1">
+        <w:hyperlink r:id="rId26" w:history="1">
           <w:r>
             <w:rPr>
               <w:rStyle w:val="Hyperlink"/>
@@ -3334,7 +3309,7 @@
           <w:sz w:val="24"/>
           <w:u w:val="single"/>
         </w:rPr>
-        <w:hyperlink r:id="rId26" w:history="1">
+        <w:hyperlink r:id="rId27" w:history="1">
           <w:r>
             <w:rPr>
               <w:rStyle w:val="Hyperlink"/>
@@ -3352,7 +3327,7 @@
           <w:sz w:val="24"/>
           <w:u w:val="single"/>
         </w:rPr>
-        <w:hyperlink r:id="rId26" w:history="1">
+        <w:hyperlink r:id="rId27" w:history="1">
           <w:r>
             <w:rPr>
               <w:rStyle w:val="Hyperlink"/>
@@ -3370,7 +3345,7 @@
           <w:sz w:val="24"/>
           <w:u w:val="single"/>
         </w:rPr>
-        <w:hyperlink r:id="rId26" w:history="1">
+        <w:hyperlink r:id="rId27" w:history="1">
           <w:r>
             <w:rPr>
               <w:rStyle w:val="Hyperlink"/>
@@ -3388,7 +3363,7 @@
           <w:sz w:val="24"/>
           <w:u w:val="single"/>
         </w:rPr>
-        <w:hyperlink r:id="rId26" w:history="1">
+        <w:hyperlink r:id="rId27" w:history="1">
           <w:r>
             <w:rPr>
               <w:rStyle w:val="Hyperlink"/>
@@ -3406,7 +3381,7 @@
           <w:sz w:val="24"/>
           <w:u w:val="single"/>
         </w:rPr>
-        <w:hyperlink r:id="rId26" w:history="1">
+        <w:hyperlink r:id="rId27" w:history="1">
           <w:r>
             <w:rPr>
               <w:rStyle w:val="Hyperlink"/>
@@ -3424,7 +3399,7 @@
           <w:sz w:val="24"/>
           <w:u w:val="single"/>
         </w:rPr>
-        <w:hyperlink r:id="rId26" w:history="1">
+        <w:hyperlink r:id="rId27" w:history="1">
           <w:r>
             <w:rPr>
               <w:rStyle w:val="Hyperlink"/>

--- a/EXPORTS/DOCX/published/niveau3/English/NZG.docx
+++ b/EXPORTS/DOCX/published/niveau3/English/NZG.docx
@@ -547,6 +547,7 @@
       </w:r>
       <w:r>
         <w:rPr>
+          <w:u w:val="single" w:color="0000ff"/>
           <w:rFonts w:ascii="Charis SIL Regular" w:hAnsi="Charis SIL Regular" w:eastAsia="Charis SIL Regular"/>
           <w:b w:val="0"/>
           <w:i w:val="0"/>
@@ -571,7 +572,7 @@
           <w:sz w:val="24"/>
           <w:u w:val="single"/>
         </w:rPr>
-        <w:hyperlink r:id="rId10" w:history="1">
+        <w:hyperlink r:id="rId12" w:history="1">
           <w:r>
             <w:rPr>
               <w:rStyle w:val="Hyperlink"/>
@@ -605,8 +606,9 @@
           <w:i w:val="0"/>
           <w:color w:val="0000FF"/>
           <w:sz w:val="24"/>
+          <w:u w:val="single"/>
         </w:rPr>
-        <w:t xml:space="preserve"> E</w:t>
+        <w:t xml:space="preserve"> </w:t>
       </w:r>
       <w:r>
         <w:rPr>
@@ -617,7 +619,25 @@
           <w:sz w:val="24"/>
           <w:u w:val="single"/>
         </w:rPr>
-        <w:hyperlink r:id="rId11" w:history="1">
+        <w:hyperlink r:id="rId12" w:history="1">
+          <w:r>
+            <w:rPr>
+              <w:rStyle w:val="Hyperlink"/>
+            </w:rPr>
+            <w:t>E</w:t>
+          </w:r>
+        </w:hyperlink>
+      </w:r>
+      <w:r>
+        <w:rPr>
+          <w:rFonts w:ascii="Charis SIL Regular" w:hAnsi="Charis SIL Regular" w:eastAsia="Charis SIL Regular"/>
+          <w:b w:val="0"/>
+          <w:i w:val="0"/>
+          <w:color w:val="0000FF"/>
+          <w:sz w:val="24"/>
+          <w:u w:val="single"/>
+        </w:rPr>
+        <w:hyperlink r:id="rId12" w:history="1">
           <w:r>
             <w:rPr>
               <w:rStyle w:val="Hyperlink"/>
@@ -646,7 +666,7 @@
           <w:sz w:val="24"/>
           <w:u w:val="single"/>
         </w:rPr>
-        <w:hyperlink r:id="rId11" w:history="1">
+        <w:hyperlink r:id="rId12" w:history="1">
           <w:r>
             <w:rPr>
               <w:rStyle w:val="Hyperlink"/>
@@ -2038,7 +2058,7 @@
           <w:sz w:val="24"/>
           <w:u w:val="single"/>
         </w:rPr>
-        <w:hyperlink r:id="rId18" w:history="1">
+        <w:hyperlink r:id="rId17" w:history="1">
           <w:r>
             <w:rPr>
               <w:rStyle w:val="Hyperlink"/>
@@ -2540,7 +2560,7 @@
           <w:sz w:val="24"/>
           <w:u w:val="single"/>
         </w:rPr>
-        <w:hyperlink r:id="rId20" w:history="1">
+        <w:hyperlink r:id="rId21" w:history="1">
           <w:r>
             <w:rPr>
               <w:rStyle w:val="Hyperlink"/>
@@ -2558,7 +2578,7 @@
           <w:sz w:val="24"/>
           <w:u w:val="single"/>
         </w:rPr>
-        <w:hyperlink r:id="rId20" w:history="1">
+        <w:hyperlink r:id="rId21" w:history="1">
           <w:r>
             <w:rPr>
               <w:rStyle w:val="Hyperlink"/>
@@ -2569,7 +2589,6 @@
       </w:r>
       <w:r>
         <w:rPr>
-          <w:u w:val="single" w:color="0000ff"/>
           <w:rFonts w:ascii="Charis SIL Regular" w:hAnsi="Charis SIL Regular" w:eastAsia="Charis SIL Regular"/>
           <w:b w:val="0"/>
           <w:i w:val="0"/>
@@ -2861,13 +2880,21 @@
       </w:r>
       <w:r>
         <w:rPr>
+          <w:u w:val="single" w:color="0000ff"/>
           <w:rFonts w:ascii="Charis SIL Regular" w:hAnsi="Charis SIL Regular" w:eastAsia="Charis SIL Regular"/>
           <w:b w:val="0"/>
           <w:i w:val="0"/>
           <w:color w:val="000000"/>
           <w:sz w:val="24"/>
         </w:rPr>
-        <w:t xml:space="preserve">, </w:t>
+        <w:hyperlink r:id="rId23" w:history="1">
+          <w:r>
+            <w:rPr>
+              <w:rStyle w:val="Hyperlink"/>
+            </w:rPr>
+            <w:t xml:space="preserve">, </w:t>
+          </w:r>
+        </w:hyperlink>
       </w:r>
       <w:r>
         <w:rPr>
@@ -2878,7 +2905,7 @@
           <w:sz w:val="24"/>
           <w:u w:val="single"/>
         </w:rPr>
-        <w:hyperlink r:id="rId25" w:history="1">
+        <w:hyperlink r:id="rId23" w:history="1">
           <w:r>
             <w:rPr>
               <w:rStyle w:val="Hyperlink"/>
@@ -3033,7 +3060,7 @@
           <w:sz w:val="24"/>
           <w:u w:val="single"/>
         </w:rPr>
-        <w:hyperlink r:id="rId26" w:history="1">
+        <w:hyperlink r:id="rId25" w:history="1">
           <w:r>
             <w:rPr>
               <w:rStyle w:val="Hyperlink"/>
@@ -3051,7 +3078,7 @@
           <w:sz w:val="24"/>
           <w:u w:val="single"/>
         </w:rPr>
-        <w:hyperlink r:id="rId26" w:history="1">
+        <w:hyperlink r:id="rId25" w:history="1">
           <w:r>
             <w:rPr>
               <w:rStyle w:val="Hyperlink"/>
@@ -3069,7 +3096,7 @@
           <w:sz w:val="24"/>
           <w:u w:val="single"/>
         </w:rPr>
-        <w:hyperlink r:id="rId26" w:history="1">
+        <w:hyperlink r:id="rId25" w:history="1">
           <w:r>
             <w:rPr>
               <w:rStyle w:val="Hyperlink"/>
@@ -3087,7 +3114,7 @@
           <w:sz w:val="24"/>
           <w:u w:val="single"/>
         </w:rPr>
-        <w:hyperlink r:id="rId26" w:history="1">
+        <w:hyperlink r:id="rId25" w:history="1">
           <w:r>
             <w:rPr>
               <w:rStyle w:val="Hyperlink"/>
@@ -3108,7 +3135,7 @@
           <w:sz w:val="24"/>
           <w:u w:val="single"/>
         </w:rPr>
-        <w:hyperlink r:id="rId26" w:history="1">
+        <w:hyperlink r:id="rId25" w:history="1">
           <w:r>
             <w:rPr>
               <w:rStyle w:val="Hyperlink"/>
@@ -3126,7 +3153,7 @@
           <w:sz w:val="24"/>
           <w:u w:val="single"/>
         </w:rPr>
-        <w:hyperlink r:id="rId26" w:history="1">
+        <w:hyperlink r:id="rId25" w:history="1">
           <w:r>
             <w:rPr>
               <w:rStyle w:val="Hyperlink"/>
@@ -3144,7 +3171,7 @@
           <w:sz w:val="24"/>
           <w:u w:val="single"/>
         </w:rPr>
-        <w:hyperlink r:id="rId26" w:history="1">
+        <w:hyperlink r:id="rId25" w:history="1">
           <w:r>
             <w:rPr>
               <w:rStyle w:val="Hyperlink"/>
@@ -3162,7 +3189,7 @@
           <w:sz w:val="24"/>
           <w:u w:val="single"/>
         </w:rPr>
-        <w:hyperlink r:id="rId26" w:history="1">
+        <w:hyperlink r:id="rId25" w:history="1">
           <w:r>
             <w:rPr>
               <w:rStyle w:val="Hyperlink"/>
@@ -3180,7 +3207,7 @@
           <w:sz w:val="24"/>
           <w:u w:val="single"/>
         </w:rPr>
-        <w:hyperlink r:id="rId26" w:history="1">
+        <w:hyperlink r:id="rId25" w:history="1">
           <w:r>
             <w:rPr>
               <w:rStyle w:val="Hyperlink"/>
@@ -3208,7 +3235,7 @@
           <w:sz w:val="24"/>
           <w:u w:val="single"/>
         </w:rPr>
-        <w:hyperlink r:id="rId26" w:history="1">
+        <w:hyperlink r:id="rId25" w:history="1">
           <w:r>
             <w:rPr>
               <w:rStyle w:val="Hyperlink"/>
@@ -3309,7 +3336,7 @@
           <w:sz w:val="24"/>
           <w:u w:val="single"/>
         </w:rPr>
-        <w:hyperlink r:id="rId27" w:history="1">
+        <w:hyperlink r:id="rId26" w:history="1">
           <w:r>
             <w:rPr>
               <w:rStyle w:val="Hyperlink"/>
@@ -3327,7 +3354,7 @@
           <w:sz w:val="24"/>
           <w:u w:val="single"/>
         </w:rPr>
-        <w:hyperlink r:id="rId27" w:history="1">
+        <w:hyperlink r:id="rId26" w:history="1">
           <w:r>
             <w:rPr>
               <w:rStyle w:val="Hyperlink"/>
@@ -3345,7 +3372,7 @@
           <w:sz w:val="24"/>
           <w:u w:val="single"/>
         </w:rPr>
-        <w:hyperlink r:id="rId27" w:history="1">
+        <w:hyperlink r:id="rId26" w:history="1">
           <w:r>
             <w:rPr>
               <w:rStyle w:val="Hyperlink"/>
@@ -3363,7 +3390,7 @@
           <w:sz w:val="24"/>
           <w:u w:val="single"/>
         </w:rPr>
-        <w:hyperlink r:id="rId27" w:history="1">
+        <w:hyperlink r:id="rId26" w:history="1">
           <w:r>
             <w:rPr>
               <w:rStyle w:val="Hyperlink"/>
@@ -3381,7 +3408,7 @@
           <w:sz w:val="24"/>
           <w:u w:val="single"/>
         </w:rPr>
-        <w:hyperlink r:id="rId27" w:history="1">
+        <w:hyperlink r:id="rId26" w:history="1">
           <w:r>
             <w:rPr>
               <w:rStyle w:val="Hyperlink"/>
@@ -3399,7 +3426,7 @@
           <w:sz w:val="24"/>
           <w:u w:val="single"/>
         </w:rPr>
-        <w:hyperlink r:id="rId27" w:history="1">
+        <w:hyperlink r:id="rId26" w:history="1">
           <w:r>
             <w:rPr>
               <w:rStyle w:val="Hyperlink"/>

--- a/EXPORTS/DOCX/published/niveau3/English/NZG.docx
+++ b/EXPORTS/DOCX/published/niveau3/English/NZG.docx
@@ -572,7 +572,7 @@
           <w:sz w:val="24"/>
           <w:u w:val="single"/>
         </w:rPr>
-        <w:hyperlink r:id="rId12" w:history="1">
+        <w:hyperlink r:id="rId10" w:history="1">
           <w:r>
             <w:rPr>
               <w:rStyle w:val="Hyperlink"/>
@@ -606,9 +606,8 @@
           <w:i w:val="0"/>
           <w:color w:val="0000FF"/>
           <w:sz w:val="24"/>
-          <w:u w:val="single"/>
         </w:rPr>
-        <w:t xml:space="preserve"> </w:t>
+        <w:t xml:space="preserve"> E</w:t>
       </w:r>
       <w:r>
         <w:rPr>
@@ -619,25 +618,7 @@
           <w:sz w:val="24"/>
           <w:u w:val="single"/>
         </w:rPr>
-        <w:hyperlink r:id="rId12" w:history="1">
-          <w:r>
-            <w:rPr>
-              <w:rStyle w:val="Hyperlink"/>
-            </w:rPr>
-            <w:t>E</w:t>
-          </w:r>
-        </w:hyperlink>
-      </w:r>
-      <w:r>
-        <w:rPr>
-          <w:rFonts w:ascii="Charis SIL Regular" w:hAnsi="Charis SIL Regular" w:eastAsia="Charis SIL Regular"/>
-          <w:b w:val="0"/>
-          <w:i w:val="0"/>
-          <w:color w:val="0000FF"/>
-          <w:sz w:val="24"/>
-          <w:u w:val="single"/>
-        </w:rPr>
-        <w:hyperlink r:id="rId12" w:history="1">
+        <w:hyperlink r:id="rId11" w:history="1">
           <w:r>
             <w:rPr>
               <w:rStyle w:val="Hyperlink"/>
@@ -666,7 +647,7 @@
           <w:sz w:val="24"/>
           <w:u w:val="single"/>
         </w:rPr>
-        <w:hyperlink r:id="rId12" w:history="1">
+        <w:hyperlink r:id="rId11" w:history="1">
           <w:r>
             <w:rPr>
               <w:rStyle w:val="Hyperlink"/>
@@ -2040,7 +2021,7 @@
           <w:sz w:val="24"/>
           <w:u w:val="single"/>
         </w:rPr>
-        <w:hyperlink r:id="rId18" w:history="1">
+        <w:hyperlink r:id="rId17" w:history="1">
           <w:r>
             <w:rPr>
               <w:rStyle w:val="Hyperlink"/>
@@ -2595,7 +2576,14 @@
           <w:color w:val="000000"/>
           <w:sz w:val="24"/>
         </w:rPr>
-        <w:t xml:space="preserve">, </w:t>
+        <w:hyperlink r:id="rId20" w:history="1">
+          <w:r>
+            <w:rPr>
+              <w:rStyle w:val="Hyperlink"/>
+            </w:rPr>
+            <w:t xml:space="preserve">, </w:t>
+          </w:r>
+        </w:hyperlink>
       </w:r>
       <w:r>
         <w:rPr>
@@ -2869,7 +2857,7 @@
           <w:sz w:val="24"/>
           <w:u w:val="single"/>
         </w:rPr>
-        <w:hyperlink r:id="rId23" w:history="1">
+        <w:hyperlink r:id="rId24" w:history="1">
           <w:r>
             <w:rPr>
               <w:rStyle w:val="Hyperlink"/>
@@ -2880,7 +2868,6 @@
       </w:r>
       <w:r>
         <w:rPr>
-          <w:u w:val="single" w:color="0000ff"/>
           <w:rFonts w:ascii="Charis SIL Regular" w:hAnsi="Charis SIL Regular" w:eastAsia="Charis SIL Regular"/>
           <w:b w:val="0"/>
           <w:i w:val="0"/>
@@ -2905,7 +2892,7 @@
           <w:sz w:val="24"/>
           <w:u w:val="single"/>
         </w:rPr>
-        <w:hyperlink r:id="rId23" w:history="1">
+        <w:hyperlink r:id="rId25" w:history="1">
           <w:r>
             <w:rPr>
               <w:rStyle w:val="Hyperlink"/>
@@ -2934,7 +2921,7 @@
           <w:sz w:val="24"/>
           <w:u w:val="single"/>
         </w:rPr>
-        <w:hyperlink r:id="rId23" w:history="1">
+        <w:hyperlink r:id="rId25" w:history="1">
           <w:r>
             <w:rPr>
               <w:rStyle w:val="Hyperlink"/>
@@ -2952,7 +2939,7 @@
           <w:sz w:val="24"/>
           <w:u w:val="single"/>
         </w:rPr>
-        <w:hyperlink r:id="rId23" w:history="1">
+        <w:hyperlink r:id="rId25" w:history="1">
           <w:r>
             <w:rPr>
               <w:rStyle w:val="Hyperlink"/>
@@ -3060,7 +3047,7 @@
           <w:sz w:val="24"/>
           <w:u w:val="single"/>
         </w:rPr>
-        <w:hyperlink r:id="rId25" w:history="1">
+        <w:hyperlink r:id="rId26" w:history="1">
           <w:r>
             <w:rPr>
               <w:rStyle w:val="Hyperlink"/>
@@ -3078,7 +3065,7 @@
           <w:sz w:val="24"/>
           <w:u w:val="single"/>
         </w:rPr>
-        <w:hyperlink r:id="rId25" w:history="1">
+        <w:hyperlink r:id="rId26" w:history="1">
           <w:r>
             <w:rPr>
               <w:rStyle w:val="Hyperlink"/>
@@ -3096,7 +3083,7 @@
           <w:sz w:val="24"/>
           <w:u w:val="single"/>
         </w:rPr>
-        <w:hyperlink r:id="rId25" w:history="1">
+        <w:hyperlink r:id="rId26" w:history="1">
           <w:r>
             <w:rPr>
               <w:rStyle w:val="Hyperlink"/>
@@ -3114,7 +3101,7 @@
           <w:sz w:val="24"/>
           <w:u w:val="single"/>
         </w:rPr>
-        <w:hyperlink r:id="rId25" w:history="1">
+        <w:hyperlink r:id="rId26" w:history="1">
           <w:r>
             <w:rPr>
               <w:rStyle w:val="Hyperlink"/>
@@ -3135,7 +3122,7 @@
           <w:sz w:val="24"/>
           <w:u w:val="single"/>
         </w:rPr>
-        <w:hyperlink r:id="rId25" w:history="1">
+        <w:hyperlink r:id="rId26" w:history="1">
           <w:r>
             <w:rPr>
               <w:rStyle w:val="Hyperlink"/>
@@ -3153,7 +3140,7 @@
           <w:sz w:val="24"/>
           <w:u w:val="single"/>
         </w:rPr>
-        <w:hyperlink r:id="rId25" w:history="1">
+        <w:hyperlink r:id="rId26" w:history="1">
           <w:r>
             <w:rPr>
               <w:rStyle w:val="Hyperlink"/>
@@ -3171,7 +3158,7 @@
           <w:sz w:val="24"/>
           <w:u w:val="single"/>
         </w:rPr>
-        <w:hyperlink r:id="rId25" w:history="1">
+        <w:hyperlink r:id="rId26" w:history="1">
           <w:r>
             <w:rPr>
               <w:rStyle w:val="Hyperlink"/>
@@ -3189,7 +3176,7 @@
           <w:sz w:val="24"/>
           <w:u w:val="single"/>
         </w:rPr>
-        <w:hyperlink r:id="rId25" w:history="1">
+        <w:hyperlink r:id="rId26" w:history="1">
           <w:r>
             <w:rPr>
               <w:rStyle w:val="Hyperlink"/>
@@ -3207,7 +3194,7 @@
           <w:sz w:val="24"/>
           <w:u w:val="single"/>
         </w:rPr>
-        <w:hyperlink r:id="rId25" w:history="1">
+        <w:hyperlink r:id="rId26" w:history="1">
           <w:r>
             <w:rPr>
               <w:rStyle w:val="Hyperlink"/>
@@ -3235,7 +3222,7 @@
           <w:sz w:val="24"/>
           <w:u w:val="single"/>
         </w:rPr>
-        <w:hyperlink r:id="rId25" w:history="1">
+        <w:hyperlink r:id="rId26" w:history="1">
           <w:r>
             <w:rPr>
               <w:rStyle w:val="Hyperlink"/>
@@ -3336,7 +3323,7 @@
           <w:sz w:val="24"/>
           <w:u w:val="single"/>
         </w:rPr>
-        <w:hyperlink r:id="rId26" w:history="1">
+        <w:hyperlink r:id="rId27" w:history="1">
           <w:r>
             <w:rPr>
               <w:rStyle w:val="Hyperlink"/>
@@ -3354,7 +3341,7 @@
           <w:sz w:val="24"/>
           <w:u w:val="single"/>
         </w:rPr>
-        <w:hyperlink r:id="rId26" w:history="1">
+        <w:hyperlink r:id="rId27" w:history="1">
           <w:r>
             <w:rPr>
               <w:rStyle w:val="Hyperlink"/>
@@ -3372,7 +3359,7 @@
           <w:sz w:val="24"/>
           <w:u w:val="single"/>
         </w:rPr>
-        <w:hyperlink r:id="rId26" w:history="1">
+        <w:hyperlink r:id="rId27" w:history="1">
           <w:r>
             <w:rPr>
               <w:rStyle w:val="Hyperlink"/>
@@ -3390,7 +3377,7 @@
           <w:sz w:val="24"/>
           <w:u w:val="single"/>
         </w:rPr>
-        <w:hyperlink r:id="rId26" w:history="1">
+        <w:hyperlink r:id="rId27" w:history="1">
           <w:r>
             <w:rPr>
               <w:rStyle w:val="Hyperlink"/>
@@ -3408,7 +3395,7 @@
           <w:sz w:val="24"/>
           <w:u w:val="single"/>
         </w:rPr>
-        <w:hyperlink r:id="rId26" w:history="1">
+        <w:hyperlink r:id="rId27" w:history="1">
           <w:r>
             <w:rPr>
               <w:rStyle w:val="Hyperlink"/>
@@ -3426,7 +3413,7 @@
           <w:sz w:val="24"/>
           <w:u w:val="single"/>
         </w:rPr>
-        <w:hyperlink r:id="rId26" w:history="1">
+        <w:hyperlink r:id="rId27" w:history="1">
           <w:r>
             <w:rPr>
               <w:rStyle w:val="Hyperlink"/>

--- a/EXPORTS/DOCX/published/niveau3/English/NZG.docx
+++ b/EXPORTS/DOCX/published/niveau3/English/NZG.docx
@@ -554,14 +554,7 @@
           <w:color w:val="000000"/>
           <w:sz w:val="24"/>
         </w:rPr>
-        <w:hyperlink r:id="rId10" w:history="1">
-          <w:r>
-            <w:rPr>
-              <w:rStyle w:val="Hyperlink"/>
-            </w:rPr>
-            <w:t xml:space="preserve">r </w:t>
-          </w:r>
-        </w:hyperlink>
+        <w:t xml:space="preserve">r </w:t>
       </w:r>
       <w:r>
         <w:rPr>
@@ -572,7 +565,7 @@
           <w:sz w:val="24"/>
           <w:u w:val="single"/>
         </w:rPr>
-        <w:hyperlink r:id="rId10" w:history="1">
+        <w:hyperlink r:id="rId12" w:history="1">
           <w:r>
             <w:rPr>
               <w:rStyle w:val="Hyperlink"/>
@@ -606,8 +599,9 @@
           <w:i w:val="0"/>
           <w:color w:val="0000FF"/>
           <w:sz w:val="24"/>
+          <w:u w:val="single"/>
         </w:rPr>
-        <w:t xml:space="preserve"> E</w:t>
+        <w:t xml:space="preserve"> </w:t>
       </w:r>
       <w:r>
         <w:rPr>
@@ -618,7 +612,25 @@
           <w:sz w:val="24"/>
           <w:u w:val="single"/>
         </w:rPr>
-        <w:hyperlink r:id="rId11" w:history="1">
+        <w:hyperlink r:id="rId12" w:history="1">
+          <w:r>
+            <w:rPr>
+              <w:rStyle w:val="Hyperlink"/>
+            </w:rPr>
+            <w:t>E</w:t>
+          </w:r>
+        </w:hyperlink>
+      </w:r>
+      <w:r>
+        <w:rPr>
+          <w:rFonts w:ascii="Charis SIL Regular" w:hAnsi="Charis SIL Regular" w:eastAsia="Charis SIL Regular"/>
+          <w:b w:val="0"/>
+          <w:i w:val="0"/>
+          <w:color w:val="0000FF"/>
+          <w:sz w:val="24"/>
+          <w:u w:val="single"/>
+        </w:rPr>
+        <w:hyperlink r:id="rId12" w:history="1">
           <w:r>
             <w:rPr>
               <w:rStyle w:val="Hyperlink"/>
@@ -647,7 +659,7 @@
           <w:sz w:val="24"/>
           <w:u w:val="single"/>
         </w:rPr>
-        <w:hyperlink r:id="rId11" w:history="1">
+        <w:hyperlink r:id="rId12" w:history="1">
           <w:r>
             <w:rPr>
               <w:rStyle w:val="Hyperlink"/>
@@ -2570,6 +2582,7 @@
       </w:r>
       <w:r>
         <w:rPr>
+          <w:u w:val="single" w:color="0000ff"/>
           <w:rFonts w:ascii="Charis SIL Regular" w:hAnsi="Charis SIL Regular" w:eastAsia="Charis SIL Regular"/>
           <w:b w:val="0"/>
           <w:i w:val="0"/>

--- a/EXPORTS/DOCX/published/niveau3/English/NZG.docx
+++ b/EXPORTS/DOCX/published/niveau3/English/NZG.docx
@@ -554,7 +554,14 @@
           <w:color w:val="000000"/>
           <w:sz w:val="24"/>
         </w:rPr>
-        <w:t xml:space="preserve">r </w:t>
+        <w:hyperlink r:id="rId10" w:history="1">
+          <w:r>
+            <w:rPr>
+              <w:rStyle w:val="Hyperlink"/>
+            </w:rPr>
+            <w:t xml:space="preserve">r </w:t>
+          </w:r>
+        </w:hyperlink>
       </w:r>
       <w:r>
         <w:rPr>
@@ -565,7 +572,7 @@
           <w:sz w:val="24"/>
           <w:u w:val="single"/>
         </w:rPr>
-        <w:hyperlink r:id="rId12" w:history="1">
+        <w:hyperlink r:id="rId10" w:history="1">
           <w:r>
             <w:rPr>
               <w:rStyle w:val="Hyperlink"/>
@@ -599,9 +606,8 @@
           <w:i w:val="0"/>
           <w:color w:val="0000FF"/>
           <w:sz w:val="24"/>
-          <w:u w:val="single"/>
         </w:rPr>
-        <w:t xml:space="preserve"> </w:t>
+        <w:t xml:space="preserve"> E</w:t>
       </w:r>
       <w:r>
         <w:rPr>
@@ -612,25 +618,7 @@
           <w:sz w:val="24"/>
           <w:u w:val="single"/>
         </w:rPr>
-        <w:hyperlink r:id="rId12" w:history="1">
-          <w:r>
-            <w:rPr>
-              <w:rStyle w:val="Hyperlink"/>
-            </w:rPr>
-            <w:t>E</w:t>
-          </w:r>
-        </w:hyperlink>
-      </w:r>
-      <w:r>
-        <w:rPr>
-          <w:rFonts w:ascii="Charis SIL Regular" w:hAnsi="Charis SIL Regular" w:eastAsia="Charis SIL Regular"/>
-          <w:b w:val="0"/>
-          <w:i w:val="0"/>
-          <w:color w:val="0000FF"/>
-          <w:sz w:val="24"/>
-          <w:u w:val="single"/>
-        </w:rPr>
-        <w:hyperlink r:id="rId12" w:history="1">
+        <w:hyperlink r:id="rId11" w:history="1">
           <w:r>
             <w:rPr>
               <w:rStyle w:val="Hyperlink"/>
@@ -659,7 +647,7 @@
           <w:sz w:val="24"/>
           <w:u w:val="single"/>
         </w:rPr>
-        <w:hyperlink r:id="rId12" w:history="1">
+        <w:hyperlink r:id="rId11" w:history="1">
           <w:r>
             <w:rPr>
               <w:rStyle w:val="Hyperlink"/>
@@ -2582,7 +2570,6 @@
       </w:r>
       <w:r>
         <w:rPr>
-          <w:u w:val="single" w:color="0000ff"/>
           <w:rFonts w:ascii="Charis SIL Regular" w:hAnsi="Charis SIL Regular" w:eastAsia="Charis SIL Regular"/>
           <w:b w:val="0"/>
           <w:i w:val="0"/>
@@ -2887,14 +2874,7 @@
           <w:color w:val="000000"/>
           <w:sz w:val="24"/>
         </w:rPr>
-        <w:hyperlink r:id="rId23" w:history="1">
-          <w:r>
-            <w:rPr>
-              <w:rStyle w:val="Hyperlink"/>
-            </w:rPr>
-            <w:t xml:space="preserve">, </w:t>
-          </w:r>
-        </w:hyperlink>
+        <w:t xml:space="preserve">, </w:t>
       </w:r>
       <w:r>
         <w:rPr>

--- a/EXPORTS/DOCX/published/niveau3/English/NZG.docx
+++ b/EXPORTS/DOCX/published/niveau3/English/NZG.docx
@@ -2021,7 +2021,7 @@
           <w:sz w:val="24"/>
           <w:u w:val="single"/>
         </w:rPr>
-        <w:hyperlink r:id="rId17" w:history="1">
+        <w:hyperlink r:id="rId18" w:history="1">
           <w:r>
             <w:rPr>
               <w:rStyle w:val="Hyperlink"/>
@@ -2039,7 +2039,7 @@
           <w:sz w:val="24"/>
           <w:u w:val="single"/>
         </w:rPr>
-        <w:hyperlink r:id="rId17" w:history="1">
+        <w:hyperlink r:id="rId18" w:history="1">
           <w:r>
             <w:rPr>
               <w:rStyle w:val="Hyperlink"/>
@@ -2541,7 +2541,7 @@
           <w:sz w:val="24"/>
           <w:u w:val="single"/>
         </w:rPr>
-        <w:hyperlink r:id="rId21" w:history="1">
+        <w:hyperlink r:id="rId20" w:history="1">
           <w:r>
             <w:rPr>
               <w:rStyle w:val="Hyperlink"/>
@@ -2559,7 +2559,7 @@
           <w:sz w:val="24"/>
           <w:u w:val="single"/>
         </w:rPr>
-        <w:hyperlink r:id="rId21" w:history="1">
+        <w:hyperlink r:id="rId20" w:history="1">
           <w:r>
             <w:rPr>
               <w:rStyle w:val="Hyperlink"/>
@@ -2594,7 +2594,7 @@
           <w:sz w:val="24"/>
           <w:u w:val="single"/>
         </w:rPr>
-        <w:hyperlink r:id="rId22" w:history="1">
+        <w:hyperlink r:id="rId20" w:history="1">
           <w:r>
             <w:rPr>
               <w:rStyle w:val="Hyperlink"/>
@@ -2839,7 +2839,7 @@
           <w:sz w:val="24"/>
           <w:u w:val="single"/>
         </w:rPr>
-        <w:hyperlink r:id="rId24" w:history="1">
+        <w:hyperlink r:id="rId23" w:history="1">
           <w:r>
             <w:rPr>
               <w:rStyle w:val="Hyperlink"/>
@@ -2857,7 +2857,7 @@
           <w:sz w:val="24"/>
           <w:u w:val="single"/>
         </w:rPr>
-        <w:hyperlink r:id="rId24" w:history="1">
+        <w:hyperlink r:id="rId23" w:history="1">
           <w:r>
             <w:rPr>
               <w:rStyle w:val="Hyperlink"/>
@@ -2874,7 +2874,14 @@
           <w:color w:val="000000"/>
           <w:sz w:val="24"/>
         </w:rPr>
-        <w:t xml:space="preserve">, </w:t>
+        <w:hyperlink r:id="rId23" w:history="1">
+          <w:r>
+            <w:rPr>
+              <w:rStyle w:val="Hyperlink"/>
+            </w:rPr>
+            <w:t xml:space="preserve">, </w:t>
+          </w:r>
+        </w:hyperlink>
       </w:r>
       <w:r>
         <w:rPr>
@@ -2885,7 +2892,7 @@
           <w:sz w:val="24"/>
           <w:u w:val="single"/>
         </w:rPr>
-        <w:hyperlink r:id="rId25" w:history="1">
+        <w:hyperlink r:id="rId23" w:history="1">
           <w:r>
             <w:rPr>
               <w:rStyle w:val="Hyperlink"/>

--- a/EXPORTS/DOCX/published/niveau3/English/NZG.docx
+++ b/EXPORTS/DOCX/published/niveau3/English/NZG.docx
@@ -543,25 +543,7 @@
           <w:color w:val="000000"/>
           <w:sz w:val="24"/>
         </w:rPr>
-        <w:t>were also active in other areas within the forme</w:t>
-      </w:r>
-      <w:r>
-        <w:rPr>
-          <w:u w:val="single" w:color="0000ff"/>
-          <w:rFonts w:ascii="Charis SIL Regular" w:hAnsi="Charis SIL Regular" w:eastAsia="Charis SIL Regular"/>
-          <w:b w:val="0"/>
-          <w:i w:val="0"/>
-          <w:color w:val="000000"/>
-          <w:sz w:val="24"/>
-        </w:rPr>
-        <w:hyperlink r:id="rId10" w:history="1">
-          <w:r>
-            <w:rPr>
-              <w:rStyle w:val="Hyperlink"/>
-            </w:rPr>
-            <w:t xml:space="preserve">r </w:t>
-          </w:r>
-        </w:hyperlink>
+        <w:t xml:space="preserve">were also active in other areas within the former </w:t>
       </w:r>
       <w:r>
         <w:rPr>
@@ -572,7 +554,7 @@
           <w:sz w:val="24"/>
           <w:u w:val="single"/>
         </w:rPr>
-        <w:hyperlink r:id="rId10" w:history="1">
+        <w:hyperlink r:id="rId12" w:history="1">
           <w:r>
             <w:rPr>
               <w:rStyle w:val="Hyperlink"/>
@@ -2021,7 +2003,7 @@
           <w:sz w:val="24"/>
           <w:u w:val="single"/>
         </w:rPr>
-        <w:hyperlink r:id="rId18" w:history="1">
+        <w:hyperlink r:id="rId17" w:history="1">
           <w:r>
             <w:rPr>
               <w:rStyle w:val="Hyperlink"/>
@@ -2039,7 +2021,7 @@
           <w:sz w:val="24"/>
           <w:u w:val="single"/>
         </w:rPr>
-        <w:hyperlink r:id="rId18" w:history="1">
+        <w:hyperlink r:id="rId17" w:history="1">
           <w:r>
             <w:rPr>
               <w:rStyle w:val="Hyperlink"/>
@@ -2541,7 +2523,7 @@
           <w:sz w:val="24"/>
           <w:u w:val="single"/>
         </w:rPr>
-        <w:hyperlink r:id="rId20" w:history="1">
+        <w:hyperlink r:id="rId21" w:history="1">
           <w:r>
             <w:rPr>
               <w:rStyle w:val="Hyperlink"/>
@@ -2623,7 +2605,7 @@
           <w:sz w:val="24"/>
           <w:u w:val="single"/>
         </w:rPr>
-        <w:hyperlink r:id="rId22" w:history="1">
+        <w:hyperlink r:id="rId20" w:history="1">
           <w:r>
             <w:rPr>
               <w:rStyle w:val="Hyperlink"/>
@@ -2641,7 +2623,7 @@
           <w:sz w:val="24"/>
           <w:u w:val="single"/>
         </w:rPr>
-        <w:hyperlink r:id="rId22" w:history="1">
+        <w:hyperlink r:id="rId20" w:history="1">
           <w:r>
             <w:rPr>
               <w:rStyle w:val="Hyperlink"/>
@@ -2739,7 +2721,7 @@
           <w:sz w:val="24"/>
           <w:u w:val="single"/>
         </w:rPr>
-        <w:hyperlink r:id="rId23" w:history="1">
+        <w:hyperlink r:id="rId22" w:history="1">
           <w:r>
             <w:rPr>
               <w:rStyle w:val="Hyperlink"/>
@@ -2757,7 +2739,7 @@
           <w:sz w:val="24"/>
           <w:u w:val="single"/>
         </w:rPr>
-        <w:hyperlink r:id="rId23" w:history="1">
+        <w:hyperlink r:id="rId22" w:history="1">
           <w:r>
             <w:rPr>
               <w:rStyle w:val="Hyperlink"/>
@@ -2775,7 +2757,7 @@
           <w:sz w:val="24"/>
           <w:u w:val="single"/>
         </w:rPr>
-        <w:hyperlink r:id="rId23" w:history="1">
+        <w:hyperlink r:id="rId22" w:history="1">
           <w:r>
             <w:rPr>
               <w:rStyle w:val="Hyperlink"/>
@@ -2793,7 +2775,7 @@
           <w:sz w:val="24"/>
           <w:u w:val="single"/>
         </w:rPr>
-        <w:hyperlink r:id="rId23" w:history="1">
+        <w:hyperlink r:id="rId22" w:history="1">
           <w:r>
             <w:rPr>
               <w:rStyle w:val="Hyperlink"/>
@@ -2821,7 +2803,7 @@
           <w:sz w:val="24"/>
           <w:u w:val="single"/>
         </w:rPr>
-        <w:hyperlink r:id="rId24" w:history="1">
+        <w:hyperlink r:id="rId23" w:history="1">
           <w:r>
             <w:rPr>
               <w:rStyle w:val="Hyperlink"/>
@@ -2868,13 +2850,14 @@
       </w:r>
       <w:r>
         <w:rPr>
+          <w:u w:val="single" w:color="0000ff"/>
           <w:rFonts w:ascii="Charis SIL Regular" w:hAnsi="Charis SIL Regular" w:eastAsia="Charis SIL Regular"/>
           <w:b w:val="0"/>
           <w:i w:val="0"/>
           <w:color w:val="000000"/>
           <w:sz w:val="24"/>
         </w:rPr>
-        <w:hyperlink r:id="rId23" w:history="1">
+        <w:hyperlink r:id="rId22" w:history="1">
           <w:r>
             <w:rPr>
               <w:rStyle w:val="Hyperlink"/>
@@ -2892,7 +2875,7 @@
           <w:sz w:val="24"/>
           <w:u w:val="single"/>
         </w:rPr>
-        <w:hyperlink r:id="rId23" w:history="1">
+        <w:hyperlink r:id="rId24" w:history="1">
           <w:r>
             <w:rPr>
               <w:rStyle w:val="Hyperlink"/>
@@ -2921,7 +2904,7 @@
           <w:sz w:val="24"/>
           <w:u w:val="single"/>
         </w:rPr>
-        <w:hyperlink r:id="rId25" w:history="1">
+        <w:hyperlink r:id="rId24" w:history="1">
           <w:r>
             <w:rPr>
               <w:rStyle w:val="Hyperlink"/>
@@ -2939,7 +2922,7 @@
           <w:sz w:val="24"/>
           <w:u w:val="single"/>
         </w:rPr>
-        <w:hyperlink r:id="rId25" w:history="1">
+        <w:hyperlink r:id="rId22" w:history="1">
           <w:r>
             <w:rPr>
               <w:rStyle w:val="Hyperlink"/>
@@ -3047,7 +3030,7 @@
           <w:sz w:val="24"/>
           <w:u w:val="single"/>
         </w:rPr>
-        <w:hyperlink r:id="rId26" w:history="1">
+        <w:hyperlink r:id="rId25" w:history="1">
           <w:r>
             <w:rPr>
               <w:rStyle w:val="Hyperlink"/>
@@ -3065,7 +3048,7 @@
           <w:sz w:val="24"/>
           <w:u w:val="single"/>
         </w:rPr>
-        <w:hyperlink r:id="rId26" w:history="1">
+        <w:hyperlink r:id="rId25" w:history="1">
           <w:r>
             <w:rPr>
               <w:rStyle w:val="Hyperlink"/>
@@ -3083,7 +3066,7 @@
           <w:sz w:val="24"/>
           <w:u w:val="single"/>
         </w:rPr>
-        <w:hyperlink r:id="rId26" w:history="1">
+        <w:hyperlink r:id="rId25" w:history="1">
           <w:r>
             <w:rPr>
               <w:rStyle w:val="Hyperlink"/>
@@ -3101,7 +3084,7 @@
           <w:sz w:val="24"/>
           <w:u w:val="single"/>
         </w:rPr>
-        <w:hyperlink r:id="rId26" w:history="1">
+        <w:hyperlink r:id="rId25" w:history="1">
           <w:r>
             <w:rPr>
               <w:rStyle w:val="Hyperlink"/>
@@ -3122,7 +3105,7 @@
           <w:sz w:val="24"/>
           <w:u w:val="single"/>
         </w:rPr>
-        <w:hyperlink r:id="rId26" w:history="1">
+        <w:hyperlink r:id="rId25" w:history="1">
           <w:r>
             <w:rPr>
               <w:rStyle w:val="Hyperlink"/>
@@ -3140,7 +3123,7 @@
           <w:sz w:val="24"/>
           <w:u w:val="single"/>
         </w:rPr>
-        <w:hyperlink r:id="rId26" w:history="1">
+        <w:hyperlink r:id="rId25" w:history="1">
           <w:r>
             <w:rPr>
               <w:rStyle w:val="Hyperlink"/>
@@ -3158,7 +3141,7 @@
           <w:sz w:val="24"/>
           <w:u w:val="single"/>
         </w:rPr>
-        <w:hyperlink r:id="rId26" w:history="1">
+        <w:hyperlink r:id="rId25" w:history="1">
           <w:r>
             <w:rPr>
               <w:rStyle w:val="Hyperlink"/>
@@ -3176,7 +3159,7 @@
           <w:sz w:val="24"/>
           <w:u w:val="single"/>
         </w:rPr>
-        <w:hyperlink r:id="rId26" w:history="1">
+        <w:hyperlink r:id="rId25" w:history="1">
           <w:r>
             <w:rPr>
               <w:rStyle w:val="Hyperlink"/>
@@ -3194,7 +3177,7 @@
           <w:sz w:val="24"/>
           <w:u w:val="single"/>
         </w:rPr>
-        <w:hyperlink r:id="rId26" w:history="1">
+        <w:hyperlink r:id="rId25" w:history="1">
           <w:r>
             <w:rPr>
               <w:rStyle w:val="Hyperlink"/>
@@ -3222,7 +3205,7 @@
           <w:sz w:val="24"/>
           <w:u w:val="single"/>
         </w:rPr>
-        <w:hyperlink r:id="rId26" w:history="1">
+        <w:hyperlink r:id="rId25" w:history="1">
           <w:r>
             <w:rPr>
               <w:rStyle w:val="Hyperlink"/>
@@ -3323,7 +3306,7 @@
           <w:sz w:val="24"/>
           <w:u w:val="single"/>
         </w:rPr>
-        <w:hyperlink r:id="rId27" w:history="1">
+        <w:hyperlink r:id="rId26" w:history="1">
           <w:r>
             <w:rPr>
               <w:rStyle w:val="Hyperlink"/>
@@ -3341,7 +3324,7 @@
           <w:sz w:val="24"/>
           <w:u w:val="single"/>
         </w:rPr>
-        <w:hyperlink r:id="rId27" w:history="1">
+        <w:hyperlink r:id="rId26" w:history="1">
           <w:r>
             <w:rPr>
               <w:rStyle w:val="Hyperlink"/>
@@ -3359,7 +3342,7 @@
           <w:sz w:val="24"/>
           <w:u w:val="single"/>
         </w:rPr>
-        <w:hyperlink r:id="rId27" w:history="1">
+        <w:hyperlink r:id="rId26" w:history="1">
           <w:r>
             <w:rPr>
               <w:rStyle w:val="Hyperlink"/>
@@ -3377,7 +3360,7 @@
           <w:sz w:val="24"/>
           <w:u w:val="single"/>
         </w:rPr>
-        <w:hyperlink r:id="rId27" w:history="1">
+        <w:hyperlink r:id="rId26" w:history="1">
           <w:r>
             <w:rPr>
               <w:rStyle w:val="Hyperlink"/>
@@ -3395,7 +3378,7 @@
           <w:sz w:val="24"/>
           <w:u w:val="single"/>
         </w:rPr>
-        <w:hyperlink r:id="rId27" w:history="1">
+        <w:hyperlink r:id="rId26" w:history="1">
           <w:r>
             <w:rPr>
               <w:rStyle w:val="Hyperlink"/>
@@ -3413,7 +3396,7 @@
           <w:sz w:val="24"/>
           <w:u w:val="single"/>
         </w:rPr>
-        <w:hyperlink r:id="rId27" w:history="1">
+        <w:hyperlink r:id="rId26" w:history="1">
           <w:r>
             <w:rPr>
               <w:rStyle w:val="Hyperlink"/>

--- a/EXPORTS/DOCX/published/niveau3/English/NZG.docx
+++ b/EXPORTS/DOCX/published/niveau3/English/NZG.docx
@@ -543,7 +543,25 @@
           <w:color w:val="000000"/>
           <w:sz w:val="24"/>
         </w:rPr>
-        <w:t xml:space="preserve">were also active in other areas within the former </w:t>
+        <w:t>were also active in other areas within the forme</w:t>
+      </w:r>
+      <w:r>
+        <w:rPr>
+          <w:u w:val="single" w:color="0000ff"/>
+          <w:rFonts w:ascii="Charis SIL Regular" w:hAnsi="Charis SIL Regular" w:eastAsia="Charis SIL Regular"/>
+          <w:b w:val="0"/>
+          <w:i w:val="0"/>
+          <w:color w:val="000000"/>
+          <w:sz w:val="24"/>
+        </w:rPr>
+        <w:hyperlink r:id="rId10" w:history="1">
+          <w:r>
+            <w:rPr>
+              <w:rStyle w:val="Hyperlink"/>
+            </w:rPr>
+            <w:t xml:space="preserve">r </w:t>
+          </w:r>
+        </w:hyperlink>
       </w:r>
       <w:r>
         <w:rPr>
@@ -554,7 +572,7 @@
           <w:sz w:val="24"/>
           <w:u w:val="single"/>
         </w:rPr>
-        <w:hyperlink r:id="rId12" w:history="1">
+        <w:hyperlink r:id="rId10" w:history="1">
           <w:r>
             <w:rPr>
               <w:rStyle w:val="Hyperlink"/>
@@ -570,26 +588,8 @@
           <w:i w:val="0"/>
           <w:color w:val="0000FF"/>
           <w:sz w:val="24"/>
-          <w:u w:val="single"/>
         </w:rPr>
-        <w:hyperlink r:id="rId12" w:history="1">
-          <w:r>
-            <w:rPr>
-              <w:rStyle w:val="Hyperlink"/>
-            </w:rPr>
-            <w:t>tch</w:t>
-          </w:r>
-        </w:hyperlink>
-      </w:r>
-      <w:r>
-        <w:rPr>
-          <w:rFonts w:ascii="Charis SIL Regular" w:hAnsi="Charis SIL Regular" w:eastAsia="Charis SIL Regular"/>
-          <w:b w:val="0"/>
-          <w:i w:val="0"/>
-          <w:color w:val="0000FF"/>
-          <w:sz w:val="24"/>
-        </w:rPr>
-        <w:t xml:space="preserve"> E</w:t>
+        <w:t>tch E</w:t>
       </w:r>
       <w:r>
         <w:rPr>
@@ -2839,7 +2839,7 @@
           <w:sz w:val="24"/>
           <w:u w:val="single"/>
         </w:rPr>
-        <w:hyperlink r:id="rId23" w:history="1">
+        <w:hyperlink r:id="rId22" w:history="1">
           <w:r>
             <w:rPr>
               <w:rStyle w:val="Hyperlink"/>
@@ -2850,21 +2850,13 @@
       </w:r>
       <w:r>
         <w:rPr>
-          <w:u w:val="single" w:color="0000ff"/>
           <w:rFonts w:ascii="Charis SIL Regular" w:hAnsi="Charis SIL Regular" w:eastAsia="Charis SIL Regular"/>
           <w:b w:val="0"/>
           <w:i w:val="0"/>
           <w:color w:val="000000"/>
           <w:sz w:val="24"/>
         </w:rPr>
-        <w:hyperlink r:id="rId22" w:history="1">
-          <w:r>
-            <w:rPr>
-              <w:rStyle w:val="Hyperlink"/>
-            </w:rPr>
-            <w:t xml:space="preserve">, </w:t>
-          </w:r>
-        </w:hyperlink>
+        <w:t xml:space="preserve">, </w:t>
       </w:r>
       <w:r>
         <w:rPr>
@@ -2875,7 +2867,7 @@
           <w:sz w:val="24"/>
           <w:u w:val="single"/>
         </w:rPr>
-        <w:hyperlink r:id="rId24" w:history="1">
+        <w:hyperlink r:id="rId22" w:history="1">
           <w:r>
             <w:rPr>
               <w:rStyle w:val="Hyperlink"/>
@@ -2904,7 +2896,7 @@
           <w:sz w:val="24"/>
           <w:u w:val="single"/>
         </w:rPr>
-        <w:hyperlink r:id="rId24" w:history="1">
+        <w:hyperlink r:id="rId22" w:history="1">
           <w:r>
             <w:rPr>
               <w:rStyle w:val="Hyperlink"/>
@@ -3030,7 +3022,7 @@
           <w:sz w:val="24"/>
           <w:u w:val="single"/>
         </w:rPr>
-        <w:hyperlink r:id="rId25" w:history="1">
+        <w:hyperlink r:id="rId24" w:history="1">
           <w:r>
             <w:rPr>
               <w:rStyle w:val="Hyperlink"/>
@@ -3048,7 +3040,7 @@
           <w:sz w:val="24"/>
           <w:u w:val="single"/>
         </w:rPr>
-        <w:hyperlink r:id="rId25" w:history="1">
+        <w:hyperlink r:id="rId24" w:history="1">
           <w:r>
             <w:rPr>
               <w:rStyle w:val="Hyperlink"/>
@@ -3066,7 +3058,7 @@
           <w:sz w:val="24"/>
           <w:u w:val="single"/>
         </w:rPr>
-        <w:hyperlink r:id="rId25" w:history="1">
+        <w:hyperlink r:id="rId24" w:history="1">
           <w:r>
             <w:rPr>
               <w:rStyle w:val="Hyperlink"/>
@@ -3084,7 +3076,7 @@
           <w:sz w:val="24"/>
           <w:u w:val="single"/>
         </w:rPr>
-        <w:hyperlink r:id="rId25" w:history="1">
+        <w:hyperlink r:id="rId24" w:history="1">
           <w:r>
             <w:rPr>
               <w:rStyle w:val="Hyperlink"/>
@@ -3105,7 +3097,7 @@
           <w:sz w:val="24"/>
           <w:u w:val="single"/>
         </w:rPr>
-        <w:hyperlink r:id="rId25" w:history="1">
+        <w:hyperlink r:id="rId24" w:history="1">
           <w:r>
             <w:rPr>
               <w:rStyle w:val="Hyperlink"/>
@@ -3123,7 +3115,7 @@
           <w:sz w:val="24"/>
           <w:u w:val="single"/>
         </w:rPr>
-        <w:hyperlink r:id="rId25" w:history="1">
+        <w:hyperlink r:id="rId24" w:history="1">
           <w:r>
             <w:rPr>
               <w:rStyle w:val="Hyperlink"/>
@@ -3141,7 +3133,7 @@
           <w:sz w:val="24"/>
           <w:u w:val="single"/>
         </w:rPr>
-        <w:hyperlink r:id="rId25" w:history="1">
+        <w:hyperlink r:id="rId24" w:history="1">
           <w:r>
             <w:rPr>
               <w:rStyle w:val="Hyperlink"/>
@@ -3159,7 +3151,7 @@
           <w:sz w:val="24"/>
           <w:u w:val="single"/>
         </w:rPr>
-        <w:hyperlink r:id="rId25" w:history="1">
+        <w:hyperlink r:id="rId24" w:history="1">
           <w:r>
             <w:rPr>
               <w:rStyle w:val="Hyperlink"/>
@@ -3177,7 +3169,7 @@
           <w:sz w:val="24"/>
           <w:u w:val="single"/>
         </w:rPr>
-        <w:hyperlink r:id="rId25" w:history="1">
+        <w:hyperlink r:id="rId24" w:history="1">
           <w:r>
             <w:rPr>
               <w:rStyle w:val="Hyperlink"/>
@@ -3205,7 +3197,7 @@
           <w:sz w:val="24"/>
           <w:u w:val="single"/>
         </w:rPr>
-        <w:hyperlink r:id="rId25" w:history="1">
+        <w:hyperlink r:id="rId24" w:history="1">
           <w:r>
             <w:rPr>
               <w:rStyle w:val="Hyperlink"/>
@@ -3306,7 +3298,7 @@
           <w:sz w:val="24"/>
           <w:u w:val="single"/>
         </w:rPr>
-        <w:hyperlink r:id="rId26" w:history="1">
+        <w:hyperlink r:id="rId25" w:history="1">
           <w:r>
             <w:rPr>
               <w:rStyle w:val="Hyperlink"/>
@@ -3324,7 +3316,7 @@
           <w:sz w:val="24"/>
           <w:u w:val="single"/>
         </w:rPr>
-        <w:hyperlink r:id="rId26" w:history="1">
+        <w:hyperlink r:id="rId25" w:history="1">
           <w:r>
             <w:rPr>
               <w:rStyle w:val="Hyperlink"/>
@@ -3342,7 +3334,7 @@
           <w:sz w:val="24"/>
           <w:u w:val="single"/>
         </w:rPr>
-        <w:hyperlink r:id="rId26" w:history="1">
+        <w:hyperlink r:id="rId25" w:history="1">
           <w:r>
             <w:rPr>
               <w:rStyle w:val="Hyperlink"/>
@@ -3360,7 +3352,7 @@
           <w:sz w:val="24"/>
           <w:u w:val="single"/>
         </w:rPr>
-        <w:hyperlink r:id="rId26" w:history="1">
+        <w:hyperlink r:id="rId25" w:history="1">
           <w:r>
             <w:rPr>
               <w:rStyle w:val="Hyperlink"/>
@@ -3378,7 +3370,7 @@
           <w:sz w:val="24"/>
           <w:u w:val="single"/>
         </w:rPr>
-        <w:hyperlink r:id="rId26" w:history="1">
+        <w:hyperlink r:id="rId25" w:history="1">
           <w:r>
             <w:rPr>
               <w:rStyle w:val="Hyperlink"/>
@@ -3396,7 +3388,7 @@
           <w:sz w:val="24"/>
           <w:u w:val="single"/>
         </w:rPr>
-        <w:hyperlink r:id="rId26" w:history="1">
+        <w:hyperlink r:id="rId25" w:history="1">
           <w:r>
             <w:rPr>
               <w:rStyle w:val="Hyperlink"/>

--- a/EXPORTS/DOCX/published/niveau3/English/NZG.docx
+++ b/EXPORTS/DOCX/published/niveau3/English/NZG.docx
@@ -572,7 +572,7 @@
           <w:sz w:val="24"/>
           <w:u w:val="single"/>
         </w:rPr>
-        <w:hyperlink r:id="rId10" w:history="1">
+        <w:hyperlink r:id="rId12" w:history="1">
           <w:r>
             <w:rPr>
               <w:rStyle w:val="Hyperlink"/>
@@ -588,8 +588,45 @@
           <w:i w:val="0"/>
           <w:color w:val="0000FF"/>
           <w:sz w:val="24"/>
+          <w:u w:val="single"/>
         </w:rPr>
-        <w:t>tch E</w:t>
+        <w:hyperlink r:id="rId12" w:history="1">
+          <w:r>
+            <w:rPr>
+              <w:rStyle w:val="Hyperlink"/>
+            </w:rPr>
+            <w:t>tch</w:t>
+          </w:r>
+        </w:hyperlink>
+      </w:r>
+      <w:r>
+        <w:rPr>
+          <w:rFonts w:ascii="Charis SIL Regular" w:hAnsi="Charis SIL Regular" w:eastAsia="Charis SIL Regular"/>
+          <w:b w:val="0"/>
+          <w:i w:val="0"/>
+          <w:color w:val="0000FF"/>
+          <w:sz w:val="24"/>
+          <w:u w:val="single"/>
+        </w:rPr>
+        <w:t xml:space="preserve"> </w:t>
+      </w:r>
+      <w:r>
+        <w:rPr>
+          <w:rFonts w:ascii="Charis SIL Regular" w:hAnsi="Charis SIL Regular" w:eastAsia="Charis SIL Regular"/>
+          <w:b w:val="0"/>
+          <w:i w:val="0"/>
+          <w:color w:val="0000FF"/>
+          <w:sz w:val="24"/>
+          <w:u w:val="single"/>
+        </w:rPr>
+        <w:hyperlink r:id="rId12" w:history="1">
+          <w:r>
+            <w:rPr>
+              <w:rStyle w:val="Hyperlink"/>
+            </w:rPr>
+            <w:t>E</w:t>
+          </w:r>
+        </w:hyperlink>
       </w:r>
       <w:r>
         <w:rPr>
@@ -629,7 +666,7 @@
           <w:sz w:val="24"/>
           <w:u w:val="single"/>
         </w:rPr>
-        <w:hyperlink r:id="rId11" w:history="1">
+        <w:hyperlink r:id="rId12" w:history="1">
           <w:r>
             <w:rPr>
               <w:rStyle w:val="Hyperlink"/>
@@ -2541,7 +2578,7 @@
           <w:sz w:val="24"/>
           <w:u w:val="single"/>
         </w:rPr>
-        <w:hyperlink r:id="rId20" w:history="1">
+        <w:hyperlink r:id="rId21" w:history="1">
           <w:r>
             <w:rPr>
               <w:rStyle w:val="Hyperlink"/>
@@ -2552,20 +2589,14 @@
       </w:r>
       <w:r>
         <w:rPr>
+          <w:u w:val="single" w:color="0000ff"/>
           <w:rFonts w:ascii="Charis SIL Regular" w:hAnsi="Charis SIL Regular" w:eastAsia="Charis SIL Regular"/>
           <w:b w:val="0"/>
           <w:i w:val="0"/>
           <w:color w:val="000000"/>
           <w:sz w:val="24"/>
         </w:rPr>
-        <w:hyperlink r:id="rId20" w:history="1">
-          <w:r>
-            <w:rPr>
-              <w:rStyle w:val="Hyperlink"/>
-            </w:rPr>
-            <w:t xml:space="preserve">, </w:t>
-          </w:r>
-        </w:hyperlink>
+        <w:t xml:space="preserve">, </w:t>
       </w:r>
       <w:r>
         <w:rPr>
@@ -2576,7 +2607,7 @@
           <w:sz w:val="24"/>
           <w:u w:val="single"/>
         </w:rPr>
-        <w:hyperlink r:id="rId20" w:history="1">
+        <w:hyperlink r:id="rId22" w:history="1">
           <w:r>
             <w:rPr>
               <w:rStyle w:val="Hyperlink"/>
@@ -2605,7 +2636,7 @@
           <w:sz w:val="24"/>
           <w:u w:val="single"/>
         </w:rPr>
-        <w:hyperlink r:id="rId20" w:history="1">
+        <w:hyperlink r:id="rId22" w:history="1">
           <w:r>
             <w:rPr>
               <w:rStyle w:val="Hyperlink"/>
@@ -2623,7 +2654,7 @@
           <w:sz w:val="24"/>
           <w:u w:val="single"/>
         </w:rPr>
-        <w:hyperlink r:id="rId20" w:history="1">
+        <w:hyperlink r:id="rId22" w:history="1">
           <w:r>
             <w:rPr>
               <w:rStyle w:val="Hyperlink"/>
@@ -2721,7 +2752,7 @@
           <w:sz w:val="24"/>
           <w:u w:val="single"/>
         </w:rPr>
-        <w:hyperlink r:id="rId22" w:history="1">
+        <w:hyperlink r:id="rId23" w:history="1">
           <w:r>
             <w:rPr>
               <w:rStyle w:val="Hyperlink"/>
@@ -2739,7 +2770,7 @@
           <w:sz w:val="24"/>
           <w:u w:val="single"/>
         </w:rPr>
-        <w:hyperlink r:id="rId22" w:history="1">
+        <w:hyperlink r:id="rId23" w:history="1">
           <w:r>
             <w:rPr>
               <w:rStyle w:val="Hyperlink"/>
@@ -2757,7 +2788,7 @@
           <w:sz w:val="24"/>
           <w:u w:val="single"/>
         </w:rPr>
-        <w:hyperlink r:id="rId22" w:history="1">
+        <w:hyperlink r:id="rId23" w:history="1">
           <w:r>
             <w:rPr>
               <w:rStyle w:val="Hyperlink"/>
@@ -2775,7 +2806,7 @@
           <w:sz w:val="24"/>
           <w:u w:val="single"/>
         </w:rPr>
-        <w:hyperlink r:id="rId22" w:history="1">
+        <w:hyperlink r:id="rId23" w:history="1">
           <w:r>
             <w:rPr>
               <w:rStyle w:val="Hyperlink"/>
@@ -2803,7 +2834,7 @@
           <w:sz w:val="24"/>
           <w:u w:val="single"/>
         </w:rPr>
-        <w:hyperlink r:id="rId23" w:history="1">
+        <w:hyperlink r:id="rId24" w:history="1">
           <w:r>
             <w:rPr>
               <w:rStyle w:val="Hyperlink"/>
@@ -2821,7 +2852,7 @@
           <w:sz w:val="24"/>
           <w:u w:val="single"/>
         </w:rPr>
-        <w:hyperlink r:id="rId23" w:history="1">
+        <w:hyperlink r:id="rId24" w:history="1">
           <w:r>
             <w:rPr>
               <w:rStyle w:val="Hyperlink"/>
@@ -2839,7 +2870,7 @@
           <w:sz w:val="24"/>
           <w:u w:val="single"/>
         </w:rPr>
-        <w:hyperlink r:id="rId22" w:history="1">
+        <w:hyperlink r:id="rId24" w:history="1">
           <w:r>
             <w:rPr>
               <w:rStyle w:val="Hyperlink"/>
@@ -2856,7 +2887,14 @@
           <w:color w:val="000000"/>
           <w:sz w:val="24"/>
         </w:rPr>
-        <w:t xml:space="preserve">, </w:t>
+        <w:hyperlink r:id="rId23" w:history="1">
+          <w:r>
+            <w:rPr>
+              <w:rStyle w:val="Hyperlink"/>
+            </w:rPr>
+            <w:t xml:space="preserve">, </w:t>
+          </w:r>
+        </w:hyperlink>
       </w:r>
       <w:r>
         <w:rPr>
@@ -2867,7 +2905,7 @@
           <w:sz w:val="24"/>
           <w:u w:val="single"/>
         </w:rPr>
-        <w:hyperlink r:id="rId22" w:history="1">
+        <w:hyperlink r:id="rId25" w:history="1">
           <w:r>
             <w:rPr>
               <w:rStyle w:val="Hyperlink"/>
@@ -2896,7 +2934,7 @@
           <w:sz w:val="24"/>
           <w:u w:val="single"/>
         </w:rPr>
-        <w:hyperlink r:id="rId22" w:history="1">
+        <w:hyperlink r:id="rId25" w:history="1">
           <w:r>
             <w:rPr>
               <w:rStyle w:val="Hyperlink"/>
@@ -2914,7 +2952,7 @@
           <w:sz w:val="24"/>
           <w:u w:val="single"/>
         </w:rPr>
-        <w:hyperlink r:id="rId22" w:history="1">
+        <w:hyperlink r:id="rId25" w:history="1">
           <w:r>
             <w:rPr>
               <w:rStyle w:val="Hyperlink"/>
@@ -3022,7 +3060,7 @@
           <w:sz w:val="24"/>
           <w:u w:val="single"/>
         </w:rPr>
-        <w:hyperlink r:id="rId24" w:history="1">
+        <w:hyperlink r:id="rId26" w:history="1">
           <w:r>
             <w:rPr>
               <w:rStyle w:val="Hyperlink"/>
@@ -3040,7 +3078,7 @@
           <w:sz w:val="24"/>
           <w:u w:val="single"/>
         </w:rPr>
-        <w:hyperlink r:id="rId24" w:history="1">
+        <w:hyperlink r:id="rId26" w:history="1">
           <w:r>
             <w:rPr>
               <w:rStyle w:val="Hyperlink"/>
@@ -3058,7 +3096,7 @@
           <w:sz w:val="24"/>
           <w:u w:val="single"/>
         </w:rPr>
-        <w:hyperlink r:id="rId24" w:history="1">
+        <w:hyperlink r:id="rId26" w:history="1">
           <w:r>
             <w:rPr>
               <w:rStyle w:val="Hyperlink"/>
@@ -3076,7 +3114,7 @@
           <w:sz w:val="24"/>
           <w:u w:val="single"/>
         </w:rPr>
-        <w:hyperlink r:id="rId24" w:history="1">
+        <w:hyperlink r:id="rId26" w:history="1">
           <w:r>
             <w:rPr>
               <w:rStyle w:val="Hyperlink"/>
@@ -3097,7 +3135,7 @@
           <w:sz w:val="24"/>
           <w:u w:val="single"/>
         </w:rPr>
-        <w:hyperlink r:id="rId24" w:history="1">
+        <w:hyperlink r:id="rId26" w:history="1">
           <w:r>
             <w:rPr>
               <w:rStyle w:val="Hyperlink"/>
@@ -3115,7 +3153,7 @@
           <w:sz w:val="24"/>
           <w:u w:val="single"/>
         </w:rPr>
-        <w:hyperlink r:id="rId24" w:history="1">
+        <w:hyperlink r:id="rId26" w:history="1">
           <w:r>
             <w:rPr>
               <w:rStyle w:val="Hyperlink"/>
@@ -3133,7 +3171,7 @@
           <w:sz w:val="24"/>
           <w:u w:val="single"/>
         </w:rPr>
-        <w:hyperlink r:id="rId24" w:history="1">
+        <w:hyperlink r:id="rId26" w:history="1">
           <w:r>
             <w:rPr>
               <w:rStyle w:val="Hyperlink"/>
@@ -3151,7 +3189,7 @@
           <w:sz w:val="24"/>
           <w:u w:val="single"/>
         </w:rPr>
-        <w:hyperlink r:id="rId24" w:history="1">
+        <w:hyperlink r:id="rId26" w:history="1">
           <w:r>
             <w:rPr>
               <w:rStyle w:val="Hyperlink"/>
@@ -3169,7 +3207,7 @@
           <w:sz w:val="24"/>
           <w:u w:val="single"/>
         </w:rPr>
-        <w:hyperlink r:id="rId24" w:history="1">
+        <w:hyperlink r:id="rId26" w:history="1">
           <w:r>
             <w:rPr>
               <w:rStyle w:val="Hyperlink"/>
@@ -3197,7 +3235,7 @@
           <w:sz w:val="24"/>
           <w:u w:val="single"/>
         </w:rPr>
-        <w:hyperlink r:id="rId24" w:history="1">
+        <w:hyperlink r:id="rId26" w:history="1">
           <w:r>
             <w:rPr>
               <w:rStyle w:val="Hyperlink"/>
@@ -3298,7 +3336,7 @@
           <w:sz w:val="24"/>
           <w:u w:val="single"/>
         </w:rPr>
-        <w:hyperlink r:id="rId25" w:history="1">
+        <w:hyperlink r:id="rId27" w:history="1">
           <w:r>
             <w:rPr>
               <w:rStyle w:val="Hyperlink"/>
@@ -3316,7 +3354,7 @@
           <w:sz w:val="24"/>
           <w:u w:val="single"/>
         </w:rPr>
-        <w:hyperlink r:id="rId25" w:history="1">
+        <w:hyperlink r:id="rId27" w:history="1">
           <w:r>
             <w:rPr>
               <w:rStyle w:val="Hyperlink"/>
@@ -3334,7 +3372,7 @@
           <w:sz w:val="24"/>
           <w:u w:val="single"/>
         </w:rPr>
-        <w:hyperlink r:id="rId25" w:history="1">
+        <w:hyperlink r:id="rId27" w:history="1">
           <w:r>
             <w:rPr>
               <w:rStyle w:val="Hyperlink"/>
@@ -3352,7 +3390,7 @@
           <w:sz w:val="24"/>
           <w:u w:val="single"/>
         </w:rPr>
-        <w:hyperlink r:id="rId25" w:history="1">
+        <w:hyperlink r:id="rId27" w:history="1">
           <w:r>
             <w:rPr>
               <w:rStyle w:val="Hyperlink"/>
@@ -3370,7 +3408,7 @@
           <w:sz w:val="24"/>
           <w:u w:val="single"/>
         </w:rPr>
-        <w:hyperlink r:id="rId25" w:history="1">
+        <w:hyperlink r:id="rId27" w:history="1">
           <w:r>
             <w:rPr>
               <w:rStyle w:val="Hyperlink"/>
@@ -3388,7 +3426,7 @@
           <w:sz w:val="24"/>
           <w:u w:val="single"/>
         </w:rPr>
-        <w:hyperlink r:id="rId25" w:history="1">
+        <w:hyperlink r:id="rId27" w:history="1">
           <w:r>
             <w:rPr>
               <w:rStyle w:val="Hyperlink"/>

--- a/EXPORTS/DOCX/published/niveau3/English/NZG.docx
+++ b/EXPORTS/DOCX/published/niveau3/English/NZG.docx
@@ -572,7 +572,7 @@
           <w:sz w:val="24"/>
           <w:u w:val="single"/>
         </w:rPr>
-        <w:hyperlink r:id="rId12" w:history="1">
+        <w:hyperlink r:id="rId10" w:history="1">
           <w:r>
             <w:rPr>
               <w:rStyle w:val="Hyperlink"/>
@@ -606,27 +606,8 @@
           <w:i w:val="0"/>
           <w:color w:val="0000FF"/>
           <w:sz w:val="24"/>
-          <w:u w:val="single"/>
         </w:rPr>
-        <w:t xml:space="preserve"> </w:t>
-      </w:r>
-      <w:r>
-        <w:rPr>
-          <w:rFonts w:ascii="Charis SIL Regular" w:hAnsi="Charis SIL Regular" w:eastAsia="Charis SIL Regular"/>
-          <w:b w:val="0"/>
-          <w:i w:val="0"/>
-          <w:color w:val="0000FF"/>
-          <w:sz w:val="24"/>
-          <w:u w:val="single"/>
-        </w:rPr>
-        <w:hyperlink r:id="rId12" w:history="1">
-          <w:r>
-            <w:rPr>
-              <w:rStyle w:val="Hyperlink"/>
-            </w:rPr>
-            <w:t>E</w:t>
-          </w:r>
-        </w:hyperlink>
+        <w:t xml:space="preserve"> E</w:t>
       </w:r>
       <w:r>
         <w:rPr>
@@ -666,7 +647,7 @@
           <w:sz w:val="24"/>
           <w:u w:val="single"/>
         </w:rPr>
-        <w:hyperlink r:id="rId12" w:history="1">
+        <w:hyperlink r:id="rId11" w:history="1">
           <w:r>
             <w:rPr>
               <w:rStyle w:val="Hyperlink"/>

--- a/EXPORTS/DOCX/published/niveau3/English/NZG.docx
+++ b/EXPORTS/DOCX/published/niveau3/English/NZG.docx
@@ -2021,7 +2021,7 @@
           <w:sz w:val="24"/>
           <w:u w:val="single"/>
         </w:rPr>
-        <w:hyperlink r:id="rId17" w:history="1">
+        <w:hyperlink r:id="rId18" w:history="1">
           <w:r>
             <w:rPr>
               <w:rStyle w:val="Hyperlink"/>
@@ -2039,7 +2039,7 @@
           <w:sz w:val="24"/>
           <w:u w:val="single"/>
         </w:rPr>
-        <w:hyperlink r:id="rId17" w:history="1">
+        <w:hyperlink r:id="rId18" w:history="1">
           <w:r>
             <w:rPr>
               <w:rStyle w:val="Hyperlink"/>
@@ -2541,7 +2541,7 @@
           <w:sz w:val="24"/>
           <w:u w:val="single"/>
         </w:rPr>
-        <w:hyperlink r:id="rId21" w:history="1">
+        <w:hyperlink r:id="rId20" w:history="1">
           <w:r>
             <w:rPr>
               <w:rStyle w:val="Hyperlink"/>
@@ -2559,7 +2559,7 @@
           <w:sz w:val="24"/>
           <w:u w:val="single"/>
         </w:rPr>
-        <w:hyperlink r:id="rId21" w:history="1">
+        <w:hyperlink r:id="rId20" w:history="1">
           <w:r>
             <w:rPr>
               <w:rStyle w:val="Hyperlink"/>
@@ -2570,14 +2570,20 @@
       </w:r>
       <w:r>
         <w:rPr>
-          <w:u w:val="single" w:color="0000ff"/>
           <w:rFonts w:ascii="Charis SIL Regular" w:hAnsi="Charis SIL Regular" w:eastAsia="Charis SIL Regular"/>
           <w:b w:val="0"/>
           <w:i w:val="0"/>
           <w:color w:val="000000"/>
           <w:sz w:val="24"/>
         </w:rPr>
-        <w:t xml:space="preserve">, </w:t>
+        <w:hyperlink r:id="rId20" w:history="1">
+          <w:r>
+            <w:rPr>
+              <w:rStyle w:val="Hyperlink"/>
+            </w:rPr>
+            <w:t xml:space="preserve">, </w:t>
+          </w:r>
+        </w:hyperlink>
       </w:r>
       <w:r>
         <w:rPr>
@@ -2833,7 +2839,7 @@
           <w:sz w:val="24"/>
           <w:u w:val="single"/>
         </w:rPr>
-        <w:hyperlink r:id="rId24" w:history="1">
+        <w:hyperlink r:id="rId23" w:history="1">
           <w:r>
             <w:rPr>
               <w:rStyle w:val="Hyperlink"/>
@@ -2851,7 +2857,7 @@
           <w:sz w:val="24"/>
           <w:u w:val="single"/>
         </w:rPr>
-        <w:hyperlink r:id="rId24" w:history="1">
+        <w:hyperlink r:id="rId23" w:history="1">
           <w:r>
             <w:rPr>
               <w:rStyle w:val="Hyperlink"/>
@@ -2886,7 +2892,7 @@
           <w:sz w:val="24"/>
           <w:u w:val="single"/>
         </w:rPr>
-        <w:hyperlink r:id="rId25" w:history="1">
+        <w:hyperlink r:id="rId23" w:history="1">
           <w:r>
             <w:rPr>
               <w:rStyle w:val="Hyperlink"/>

--- a/EXPORTS/DOCX/published/niveau3/English/NZG.docx
+++ b/EXPORTS/DOCX/published/niveau3/English/NZG.docx
@@ -543,25 +543,7 @@
           <w:color w:val="000000"/>
           <w:sz w:val="24"/>
         </w:rPr>
-        <w:t>were also active in other areas within the forme</w:t>
-      </w:r>
-      <w:r>
-        <w:rPr>
-          <w:u w:val="single" w:color="0000ff"/>
-          <w:rFonts w:ascii="Charis SIL Regular" w:hAnsi="Charis SIL Regular" w:eastAsia="Charis SIL Regular"/>
-          <w:b w:val="0"/>
-          <w:i w:val="0"/>
-          <w:color w:val="000000"/>
-          <w:sz w:val="24"/>
-        </w:rPr>
-        <w:hyperlink r:id="rId10" w:history="1">
-          <w:r>
-            <w:rPr>
-              <w:rStyle w:val="Hyperlink"/>
-            </w:rPr>
-            <w:t xml:space="preserve">r </w:t>
-          </w:r>
-        </w:hyperlink>
+        <w:t xml:space="preserve">were also active in other areas within the former </w:t>
       </w:r>
       <w:r>
         <w:rPr>
@@ -606,8 +588,9 @@
           <w:i w:val="0"/>
           <w:color w:val="0000FF"/>
           <w:sz w:val="24"/>
+          <w:u w:val="single"/>
         </w:rPr>
-        <w:t xml:space="preserve"> E</w:t>
+        <w:t xml:space="preserve"> </w:t>
       </w:r>
       <w:r>
         <w:rPr>
@@ -618,7 +601,25 @@
           <w:sz w:val="24"/>
           <w:u w:val="single"/>
         </w:rPr>
-        <w:hyperlink r:id="rId11" w:history="1">
+        <w:hyperlink r:id="rId12" w:history="1">
+          <w:r>
+            <w:rPr>
+              <w:rStyle w:val="Hyperlink"/>
+            </w:rPr>
+            <w:t>E</w:t>
+          </w:r>
+        </w:hyperlink>
+      </w:r>
+      <w:r>
+        <w:rPr>
+          <w:rFonts w:ascii="Charis SIL Regular" w:hAnsi="Charis SIL Regular" w:eastAsia="Charis SIL Regular"/>
+          <w:b w:val="0"/>
+          <w:i w:val="0"/>
+          <w:color w:val="0000FF"/>
+          <w:sz w:val="24"/>
+          <w:u w:val="single"/>
+        </w:rPr>
+        <w:hyperlink r:id="rId12" w:history="1">
           <w:r>
             <w:rPr>
               <w:rStyle w:val="Hyperlink"/>
@@ -647,7 +648,7 @@
           <w:sz w:val="24"/>
           <w:u w:val="single"/>
         </w:rPr>
-        <w:hyperlink r:id="rId11" w:history="1">
+        <w:hyperlink r:id="rId12" w:history="1">
           <w:r>
             <w:rPr>
               <w:rStyle w:val="Hyperlink"/>
@@ -2594,7 +2595,7 @@
           <w:sz w:val="24"/>
           <w:u w:val="single"/>
         </w:rPr>
-        <w:hyperlink r:id="rId22" w:history="1">
+        <w:hyperlink r:id="rId20" w:history="1">
           <w:r>
             <w:rPr>
               <w:rStyle w:val="Hyperlink"/>
@@ -2921,7 +2922,7 @@
           <w:sz w:val="24"/>
           <w:u w:val="single"/>
         </w:rPr>
-        <w:hyperlink r:id="rId25" w:history="1">
+        <w:hyperlink r:id="rId23" w:history="1">
           <w:r>
             <w:rPr>
               <w:rStyle w:val="Hyperlink"/>
@@ -2939,7 +2940,7 @@
           <w:sz w:val="24"/>
           <w:u w:val="single"/>
         </w:rPr>
-        <w:hyperlink r:id="rId25" w:history="1">
+        <w:hyperlink r:id="rId23" w:history="1">
           <w:r>
             <w:rPr>
               <w:rStyle w:val="Hyperlink"/>
@@ -3047,7 +3048,7 @@
           <w:sz w:val="24"/>
           <w:u w:val="single"/>
         </w:rPr>
-        <w:hyperlink r:id="rId26" w:history="1">
+        <w:hyperlink r:id="rId25" w:history="1">
           <w:r>
             <w:rPr>
               <w:rStyle w:val="Hyperlink"/>
@@ -3065,7 +3066,7 @@
           <w:sz w:val="24"/>
           <w:u w:val="single"/>
         </w:rPr>
-        <w:hyperlink r:id="rId26" w:history="1">
+        <w:hyperlink r:id="rId25" w:history="1">
           <w:r>
             <w:rPr>
               <w:rStyle w:val="Hyperlink"/>
@@ -3083,7 +3084,7 @@
           <w:sz w:val="24"/>
           <w:u w:val="single"/>
         </w:rPr>
-        <w:hyperlink r:id="rId26" w:history="1">
+        <w:hyperlink r:id="rId25" w:history="1">
           <w:r>
             <w:rPr>
               <w:rStyle w:val="Hyperlink"/>
@@ -3101,7 +3102,7 @@
           <w:sz w:val="24"/>
           <w:u w:val="single"/>
         </w:rPr>
-        <w:hyperlink r:id="rId26" w:history="1">
+        <w:hyperlink r:id="rId25" w:history="1">
           <w:r>
             <w:rPr>
               <w:rStyle w:val="Hyperlink"/>
@@ -3122,7 +3123,7 @@
           <w:sz w:val="24"/>
           <w:u w:val="single"/>
         </w:rPr>
-        <w:hyperlink r:id="rId26" w:history="1">
+        <w:hyperlink r:id="rId25" w:history="1">
           <w:r>
             <w:rPr>
               <w:rStyle w:val="Hyperlink"/>
@@ -3140,7 +3141,7 @@
           <w:sz w:val="24"/>
           <w:u w:val="single"/>
         </w:rPr>
-        <w:hyperlink r:id="rId26" w:history="1">
+        <w:hyperlink r:id="rId25" w:history="1">
           <w:r>
             <w:rPr>
               <w:rStyle w:val="Hyperlink"/>
@@ -3158,7 +3159,7 @@
           <w:sz w:val="24"/>
           <w:u w:val="single"/>
         </w:rPr>
-        <w:hyperlink r:id="rId26" w:history="1">
+        <w:hyperlink r:id="rId25" w:history="1">
           <w:r>
             <w:rPr>
               <w:rStyle w:val="Hyperlink"/>
@@ -3176,7 +3177,7 @@
           <w:sz w:val="24"/>
           <w:u w:val="single"/>
         </w:rPr>
-        <w:hyperlink r:id="rId26" w:history="1">
+        <w:hyperlink r:id="rId25" w:history="1">
           <w:r>
             <w:rPr>
               <w:rStyle w:val="Hyperlink"/>
@@ -3194,7 +3195,7 @@
           <w:sz w:val="24"/>
           <w:u w:val="single"/>
         </w:rPr>
-        <w:hyperlink r:id="rId26" w:history="1">
+        <w:hyperlink r:id="rId25" w:history="1">
           <w:r>
             <w:rPr>
               <w:rStyle w:val="Hyperlink"/>
@@ -3222,7 +3223,7 @@
           <w:sz w:val="24"/>
           <w:u w:val="single"/>
         </w:rPr>
-        <w:hyperlink r:id="rId26" w:history="1">
+        <w:hyperlink r:id="rId25" w:history="1">
           <w:r>
             <w:rPr>
               <w:rStyle w:val="Hyperlink"/>
@@ -3323,7 +3324,7 @@
           <w:sz w:val="24"/>
           <w:u w:val="single"/>
         </w:rPr>
-        <w:hyperlink r:id="rId27" w:history="1">
+        <w:hyperlink r:id="rId26" w:history="1">
           <w:r>
             <w:rPr>
               <w:rStyle w:val="Hyperlink"/>
@@ -3341,7 +3342,7 @@
           <w:sz w:val="24"/>
           <w:u w:val="single"/>
         </w:rPr>
-        <w:hyperlink r:id="rId27" w:history="1">
+        <w:hyperlink r:id="rId26" w:history="1">
           <w:r>
             <w:rPr>
               <w:rStyle w:val="Hyperlink"/>
@@ -3359,7 +3360,7 @@
           <w:sz w:val="24"/>
           <w:u w:val="single"/>
         </w:rPr>
-        <w:hyperlink r:id="rId27" w:history="1">
+        <w:hyperlink r:id="rId26" w:history="1">
           <w:r>
             <w:rPr>
               <w:rStyle w:val="Hyperlink"/>
@@ -3377,7 +3378,7 @@
           <w:sz w:val="24"/>
           <w:u w:val="single"/>
         </w:rPr>
-        <w:hyperlink r:id="rId27" w:history="1">
+        <w:hyperlink r:id="rId26" w:history="1">
           <w:r>
             <w:rPr>
               <w:rStyle w:val="Hyperlink"/>
@@ -3395,7 +3396,7 @@
           <w:sz w:val="24"/>
           <w:u w:val="single"/>
         </w:rPr>
-        <w:hyperlink r:id="rId27" w:history="1">
+        <w:hyperlink r:id="rId26" w:history="1">
           <w:r>
             <w:rPr>
               <w:rStyle w:val="Hyperlink"/>
@@ -3413,7 +3414,7 @@
           <w:sz w:val="24"/>
           <w:u w:val="single"/>
         </w:rPr>
-        <w:hyperlink r:id="rId27" w:history="1">
+        <w:hyperlink r:id="rId26" w:history="1">
           <w:r>
             <w:rPr>
               <w:rStyle w:val="Hyperlink"/>

--- a/EXPORTS/DOCX/published/niveau3/English/NZG.docx
+++ b/EXPORTS/DOCX/published/niveau3/English/NZG.docx
@@ -543,7 +543,25 @@
           <w:color w:val="000000"/>
           <w:sz w:val="24"/>
         </w:rPr>
-        <w:t xml:space="preserve">were also active in other areas within the former </w:t>
+        <w:t>were also active in other areas within the forme</w:t>
+      </w:r>
+      <w:r>
+        <w:rPr>
+          <w:u w:val="single" w:color="0000ff"/>
+          <w:rFonts w:ascii="Charis SIL Regular" w:hAnsi="Charis SIL Regular" w:eastAsia="Charis SIL Regular"/>
+          <w:b w:val="0"/>
+          <w:i w:val="0"/>
+          <w:color w:val="000000"/>
+          <w:sz w:val="24"/>
+        </w:rPr>
+        <w:hyperlink r:id="rId10" w:history="1">
+          <w:r>
+            <w:rPr>
+              <w:rStyle w:val="Hyperlink"/>
+            </w:rPr>
+            <w:t xml:space="preserve">r </w:t>
+          </w:r>
+        </w:hyperlink>
       </w:r>
       <w:r>
         <w:rPr>
@@ -2542,7 +2560,7 @@
           <w:sz w:val="24"/>
           <w:u w:val="single"/>
         </w:rPr>
-        <w:hyperlink r:id="rId20" w:history="1">
+        <w:hyperlink r:id="rId21" w:history="1">
           <w:r>
             <w:rPr>
               <w:rStyle w:val="Hyperlink"/>
@@ -2560,7 +2578,7 @@
           <w:sz w:val="24"/>
           <w:u w:val="single"/>
         </w:rPr>
-        <w:hyperlink r:id="rId20" w:history="1">
+        <w:hyperlink r:id="rId21" w:history="1">
           <w:r>
             <w:rPr>
               <w:rStyle w:val="Hyperlink"/>
@@ -2577,14 +2595,7 @@
           <w:color w:val="000000"/>
           <w:sz w:val="24"/>
         </w:rPr>
-        <w:hyperlink r:id="rId20" w:history="1">
-          <w:r>
-            <w:rPr>
-              <w:rStyle w:val="Hyperlink"/>
-            </w:rPr>
-            <w:t xml:space="preserve">, </w:t>
-          </w:r>
-        </w:hyperlink>
+        <w:t xml:space="preserve">, </w:t>
       </w:r>
       <w:r>
         <w:rPr>
@@ -2595,7 +2606,7 @@
           <w:sz w:val="24"/>
           <w:u w:val="single"/>
         </w:rPr>
-        <w:hyperlink r:id="rId20" w:history="1">
+        <w:hyperlink r:id="rId22" w:history="1">
           <w:r>
             <w:rPr>
               <w:rStyle w:val="Hyperlink"/>
@@ -2840,7 +2851,7 @@
           <w:sz w:val="24"/>
           <w:u w:val="single"/>
         </w:rPr>
-        <w:hyperlink r:id="rId23" w:history="1">
+        <w:hyperlink r:id="rId24" w:history="1">
           <w:r>
             <w:rPr>
               <w:rStyle w:val="Hyperlink"/>
@@ -2858,7 +2869,7 @@
           <w:sz w:val="24"/>
           <w:u w:val="single"/>
         </w:rPr>
-        <w:hyperlink r:id="rId23" w:history="1">
+        <w:hyperlink r:id="rId24" w:history="1">
           <w:r>
             <w:rPr>
               <w:rStyle w:val="Hyperlink"/>
@@ -2869,20 +2880,14 @@
       </w:r>
       <w:r>
         <w:rPr>
+          <w:u w:val="single" w:color="0000ff"/>
           <w:rFonts w:ascii="Charis SIL Regular" w:hAnsi="Charis SIL Regular" w:eastAsia="Charis SIL Regular"/>
           <w:b w:val="0"/>
           <w:i w:val="0"/>
           <w:color w:val="000000"/>
           <w:sz w:val="24"/>
         </w:rPr>
-        <w:hyperlink r:id="rId23" w:history="1">
-          <w:r>
-            <w:rPr>
-              <w:rStyle w:val="Hyperlink"/>
-            </w:rPr>
-            <w:t xml:space="preserve">, </w:t>
-          </w:r>
-        </w:hyperlink>
+        <w:t xml:space="preserve">, </w:t>
       </w:r>
       <w:r>
         <w:rPr>
@@ -2893,7 +2898,7 @@
           <w:sz w:val="24"/>
           <w:u w:val="single"/>
         </w:rPr>
-        <w:hyperlink r:id="rId23" w:history="1">
+        <w:hyperlink r:id="rId25" w:history="1">
           <w:r>
             <w:rPr>
               <w:rStyle w:val="Hyperlink"/>
@@ -2922,7 +2927,7 @@
           <w:sz w:val="24"/>
           <w:u w:val="single"/>
         </w:rPr>
-        <w:hyperlink r:id="rId23" w:history="1">
+        <w:hyperlink r:id="rId25" w:history="1">
           <w:r>
             <w:rPr>
               <w:rStyle w:val="Hyperlink"/>
@@ -2940,7 +2945,7 @@
           <w:sz w:val="24"/>
           <w:u w:val="single"/>
         </w:rPr>
-        <w:hyperlink r:id="rId23" w:history="1">
+        <w:hyperlink r:id="rId25" w:history="1">
           <w:r>
             <w:rPr>
               <w:rStyle w:val="Hyperlink"/>
@@ -3048,7 +3053,7 @@
           <w:sz w:val="24"/>
           <w:u w:val="single"/>
         </w:rPr>
-        <w:hyperlink r:id="rId25" w:history="1">
+        <w:hyperlink r:id="rId26" w:history="1">
           <w:r>
             <w:rPr>
               <w:rStyle w:val="Hyperlink"/>
@@ -3066,7 +3071,7 @@
           <w:sz w:val="24"/>
           <w:u w:val="single"/>
         </w:rPr>
-        <w:hyperlink r:id="rId25" w:history="1">
+        <w:hyperlink r:id="rId26" w:history="1">
           <w:r>
             <w:rPr>
               <w:rStyle w:val="Hyperlink"/>
@@ -3084,7 +3089,7 @@
           <w:sz w:val="24"/>
           <w:u w:val="single"/>
         </w:rPr>
-        <w:hyperlink r:id="rId25" w:history="1">
+        <w:hyperlink r:id="rId26" w:history="1">
           <w:r>
             <w:rPr>
               <w:rStyle w:val="Hyperlink"/>
@@ -3102,7 +3107,7 @@
           <w:sz w:val="24"/>
           <w:u w:val="single"/>
         </w:rPr>
-        <w:hyperlink r:id="rId25" w:history="1">
+        <w:hyperlink r:id="rId26" w:history="1">
           <w:r>
             <w:rPr>
               <w:rStyle w:val="Hyperlink"/>
@@ -3123,7 +3128,7 @@
           <w:sz w:val="24"/>
           <w:u w:val="single"/>
         </w:rPr>
-        <w:hyperlink r:id="rId25" w:history="1">
+        <w:hyperlink r:id="rId26" w:history="1">
           <w:r>
             <w:rPr>
               <w:rStyle w:val="Hyperlink"/>
@@ -3141,7 +3146,7 @@
           <w:sz w:val="24"/>
           <w:u w:val="single"/>
         </w:rPr>
-        <w:hyperlink r:id="rId25" w:history="1">
+        <w:hyperlink r:id="rId26" w:history="1">
           <w:r>
             <w:rPr>
               <w:rStyle w:val="Hyperlink"/>
@@ -3159,7 +3164,7 @@
           <w:sz w:val="24"/>
           <w:u w:val="single"/>
         </w:rPr>
-        <w:hyperlink r:id="rId25" w:history="1">
+        <w:hyperlink r:id="rId26" w:history="1">
           <w:r>
             <w:rPr>
               <w:rStyle w:val="Hyperlink"/>
@@ -3177,7 +3182,7 @@
           <w:sz w:val="24"/>
           <w:u w:val="single"/>
         </w:rPr>
-        <w:hyperlink r:id="rId25" w:history="1">
+        <w:hyperlink r:id="rId26" w:history="1">
           <w:r>
             <w:rPr>
               <w:rStyle w:val="Hyperlink"/>
@@ -3195,7 +3200,7 @@
           <w:sz w:val="24"/>
           <w:u w:val="single"/>
         </w:rPr>
-        <w:hyperlink r:id="rId25" w:history="1">
+        <w:hyperlink r:id="rId26" w:history="1">
           <w:r>
             <w:rPr>
               <w:rStyle w:val="Hyperlink"/>
@@ -3223,7 +3228,7 @@
           <w:sz w:val="24"/>
           <w:u w:val="single"/>
         </w:rPr>
-        <w:hyperlink r:id="rId25" w:history="1">
+        <w:hyperlink r:id="rId26" w:history="1">
           <w:r>
             <w:rPr>
               <w:rStyle w:val="Hyperlink"/>
@@ -3324,7 +3329,7 @@
           <w:sz w:val="24"/>
           <w:u w:val="single"/>
         </w:rPr>
-        <w:hyperlink r:id="rId26" w:history="1">
+        <w:hyperlink r:id="rId27" w:history="1">
           <w:r>
             <w:rPr>
               <w:rStyle w:val="Hyperlink"/>
@@ -3342,7 +3347,7 @@
           <w:sz w:val="24"/>
           <w:u w:val="single"/>
         </w:rPr>
-        <w:hyperlink r:id="rId26" w:history="1">
+        <w:hyperlink r:id="rId27" w:history="1">
           <w:r>
             <w:rPr>
               <w:rStyle w:val="Hyperlink"/>
@@ -3360,7 +3365,7 @@
           <w:sz w:val="24"/>
           <w:u w:val="single"/>
         </w:rPr>
-        <w:hyperlink r:id="rId26" w:history="1">
+        <w:hyperlink r:id="rId27" w:history="1">
           <w:r>
             <w:rPr>
               <w:rStyle w:val="Hyperlink"/>
@@ -3378,7 +3383,7 @@
           <w:sz w:val="24"/>
           <w:u w:val="single"/>
         </w:rPr>
-        <w:hyperlink r:id="rId26" w:history="1">
+        <w:hyperlink r:id="rId27" w:history="1">
           <w:r>
             <w:rPr>
               <w:rStyle w:val="Hyperlink"/>
@@ -3396,7 +3401,7 @@
           <w:sz w:val="24"/>
           <w:u w:val="single"/>
         </w:rPr>
-        <w:hyperlink r:id="rId26" w:history="1">
+        <w:hyperlink r:id="rId27" w:history="1">
           <w:r>
             <w:rPr>
               <w:rStyle w:val="Hyperlink"/>
@@ -3414,7 +3419,7 @@
           <w:sz w:val="24"/>
           <w:u w:val="single"/>
         </w:rPr>
-        <w:hyperlink r:id="rId26" w:history="1">
+        <w:hyperlink r:id="rId27" w:history="1">
           <w:r>
             <w:rPr>
               <w:rStyle w:val="Hyperlink"/>

--- a/EXPORTS/DOCX/published/niveau3/English/NZG.docx
+++ b/EXPORTS/DOCX/published/niveau3/English/NZG.docx
@@ -606,9 +606,8 @@
           <w:i w:val="0"/>
           <w:color w:val="0000FF"/>
           <w:sz w:val="24"/>
-          <w:u w:val="single"/>
         </w:rPr>
-        <w:t xml:space="preserve"> </w:t>
+        <w:t xml:space="preserve"> E</w:t>
       </w:r>
       <w:r>
         <w:rPr>
@@ -619,25 +618,7 @@
           <w:sz w:val="24"/>
           <w:u w:val="single"/>
         </w:rPr>
-        <w:hyperlink r:id="rId12" w:history="1">
-          <w:r>
-            <w:rPr>
-              <w:rStyle w:val="Hyperlink"/>
-            </w:rPr>
-            <w:t>E</w:t>
-          </w:r>
-        </w:hyperlink>
-      </w:r>
-      <w:r>
-        <w:rPr>
-          <w:rFonts w:ascii="Charis SIL Regular" w:hAnsi="Charis SIL Regular" w:eastAsia="Charis SIL Regular"/>
-          <w:b w:val="0"/>
-          <w:i w:val="0"/>
-          <w:color w:val="0000FF"/>
-          <w:sz w:val="24"/>
-          <w:u w:val="single"/>
-        </w:rPr>
-        <w:hyperlink r:id="rId12" w:history="1">
+        <w:hyperlink r:id="rId11" w:history="1">
           <w:r>
             <w:rPr>
               <w:rStyle w:val="Hyperlink"/>
@@ -666,7 +647,7 @@
           <w:sz w:val="24"/>
           <w:u w:val="single"/>
         </w:rPr>
-        <w:hyperlink r:id="rId12" w:history="1">
+        <w:hyperlink r:id="rId11" w:history="1">
           <w:r>
             <w:rPr>
               <w:rStyle w:val="Hyperlink"/>
@@ -2589,6 +2570,7 @@
       </w:r>
       <w:r>
         <w:rPr>
+          <w:u w:val="single" w:color="0000ff"/>
           <w:rFonts w:ascii="Charis SIL Regular" w:hAnsi="Charis SIL Regular" w:eastAsia="Charis SIL Regular"/>
           <w:b w:val="0"/>
           <w:i w:val="0"/>
@@ -2653,7 +2635,7 @@
           <w:sz w:val="24"/>
           <w:u w:val="single"/>
         </w:rPr>
-        <w:hyperlink r:id="rId22" w:history="1">
+        <w:hyperlink r:id="rId20" w:history="1">
           <w:r>
             <w:rPr>
               <w:rStyle w:val="Hyperlink"/>
@@ -2887,7 +2869,14 @@
           <w:color w:val="000000"/>
           <w:sz w:val="24"/>
         </w:rPr>
-        <w:t xml:space="preserve">, </w:t>
+        <w:hyperlink r:id="rId23" w:history="1">
+          <w:r>
+            <w:rPr>
+              <w:rStyle w:val="Hyperlink"/>
+            </w:rPr>
+            <w:t xml:space="preserve">, </w:t>
+          </w:r>
+        </w:hyperlink>
       </w:r>
       <w:r>
         <w:rPr>

--- a/EXPORTS/DOCX/published/niveau3/English/NZG.docx
+++ b/EXPORTS/DOCX/published/niveau3/English/NZG.docx
@@ -543,25 +543,7 @@
           <w:color w:val="000000"/>
           <w:sz w:val="24"/>
         </w:rPr>
-        <w:t>were also active in other areas within the forme</w:t>
-      </w:r>
-      <w:r>
-        <w:rPr>
-          <w:u w:val="single" w:color="0000ff"/>
-          <w:rFonts w:ascii="Charis SIL Regular" w:hAnsi="Charis SIL Regular" w:eastAsia="Charis SIL Regular"/>
-          <w:b w:val="0"/>
-          <w:i w:val="0"/>
-          <w:color w:val="000000"/>
-          <w:sz w:val="24"/>
-        </w:rPr>
-        <w:hyperlink r:id="rId10" w:history="1">
-          <w:r>
-            <w:rPr>
-              <w:rStyle w:val="Hyperlink"/>
-            </w:rPr>
-            <w:t xml:space="preserve">r </w:t>
-          </w:r>
-        </w:hyperlink>
+        <w:t xml:space="preserve">were also active in other areas within the former </w:t>
       </w:r>
       <w:r>
         <w:rPr>
@@ -606,8 +588,9 @@
           <w:i w:val="0"/>
           <w:color w:val="0000FF"/>
           <w:sz w:val="24"/>
+          <w:u w:val="single"/>
         </w:rPr>
-        <w:t xml:space="preserve"> E</w:t>
+        <w:t xml:space="preserve"> </w:t>
       </w:r>
       <w:r>
         <w:rPr>
@@ -618,7 +601,25 @@
           <w:sz w:val="24"/>
           <w:u w:val="single"/>
         </w:rPr>
-        <w:hyperlink r:id="rId11" w:history="1">
+        <w:hyperlink r:id="rId12" w:history="1">
+          <w:r>
+            <w:rPr>
+              <w:rStyle w:val="Hyperlink"/>
+            </w:rPr>
+            <w:t>E</w:t>
+          </w:r>
+        </w:hyperlink>
+      </w:r>
+      <w:r>
+        <w:rPr>
+          <w:rFonts w:ascii="Charis SIL Regular" w:hAnsi="Charis SIL Regular" w:eastAsia="Charis SIL Regular"/>
+          <w:b w:val="0"/>
+          <w:i w:val="0"/>
+          <w:color w:val="0000FF"/>
+          <w:sz w:val="24"/>
+          <w:u w:val="single"/>
+        </w:rPr>
+        <w:hyperlink r:id="rId12" w:history="1">
           <w:r>
             <w:rPr>
               <w:rStyle w:val="Hyperlink"/>
@@ -2541,7 +2542,7 @@
           <w:sz w:val="24"/>
           <w:u w:val="single"/>
         </w:rPr>
-        <w:hyperlink r:id="rId21" w:history="1">
+        <w:hyperlink r:id="rId20" w:history="1">
           <w:r>
             <w:rPr>
               <w:rStyle w:val="Hyperlink"/>
@@ -2559,7 +2560,7 @@
           <w:sz w:val="24"/>
           <w:u w:val="single"/>
         </w:rPr>
-        <w:hyperlink r:id="rId21" w:history="1">
+        <w:hyperlink r:id="rId20" w:history="1">
           <w:r>
             <w:rPr>
               <w:rStyle w:val="Hyperlink"/>
@@ -2570,14 +2571,20 @@
       </w:r>
       <w:r>
         <w:rPr>
-          <w:u w:val="single" w:color="0000ff"/>
           <w:rFonts w:ascii="Charis SIL Regular" w:hAnsi="Charis SIL Regular" w:eastAsia="Charis SIL Regular"/>
           <w:b w:val="0"/>
           <w:i w:val="0"/>
           <w:color w:val="000000"/>
           <w:sz w:val="24"/>
         </w:rPr>
-        <w:t xml:space="preserve">, </w:t>
+        <w:hyperlink r:id="rId20" w:history="1">
+          <w:r>
+            <w:rPr>
+              <w:rStyle w:val="Hyperlink"/>
+            </w:rPr>
+            <w:t xml:space="preserve">, </w:t>
+          </w:r>
+        </w:hyperlink>
       </w:r>
       <w:r>
         <w:rPr>
@@ -2588,7 +2595,7 @@
           <w:sz w:val="24"/>
           <w:u w:val="single"/>
         </w:rPr>
-        <w:hyperlink r:id="rId22" w:history="1">
+        <w:hyperlink r:id="rId20" w:history="1">
           <w:r>
             <w:rPr>
               <w:rStyle w:val="Hyperlink"/>
@@ -2617,7 +2624,7 @@
           <w:sz w:val="24"/>
           <w:u w:val="single"/>
         </w:rPr>
-        <w:hyperlink r:id="rId22" w:history="1">
+        <w:hyperlink r:id="rId20" w:history="1">
           <w:r>
             <w:rPr>
               <w:rStyle w:val="Hyperlink"/>
@@ -2733,7 +2740,7 @@
           <w:sz w:val="24"/>
           <w:u w:val="single"/>
         </w:rPr>
-        <w:hyperlink r:id="rId23" w:history="1">
+        <w:hyperlink r:id="rId22" w:history="1">
           <w:r>
             <w:rPr>
               <w:rStyle w:val="Hyperlink"/>
@@ -2751,7 +2758,7 @@
           <w:sz w:val="24"/>
           <w:u w:val="single"/>
         </w:rPr>
-        <w:hyperlink r:id="rId23" w:history="1">
+        <w:hyperlink r:id="rId22" w:history="1">
           <w:r>
             <w:rPr>
               <w:rStyle w:val="Hyperlink"/>
@@ -2769,7 +2776,7 @@
           <w:sz w:val="24"/>
           <w:u w:val="single"/>
         </w:rPr>
-        <w:hyperlink r:id="rId23" w:history="1">
+        <w:hyperlink r:id="rId22" w:history="1">
           <w:r>
             <w:rPr>
               <w:rStyle w:val="Hyperlink"/>
@@ -2787,7 +2794,7 @@
           <w:sz w:val="24"/>
           <w:u w:val="single"/>
         </w:rPr>
-        <w:hyperlink r:id="rId23" w:history="1">
+        <w:hyperlink r:id="rId22" w:history="1">
           <w:r>
             <w:rPr>
               <w:rStyle w:val="Hyperlink"/>
@@ -2815,7 +2822,7 @@
           <w:sz w:val="24"/>
           <w:u w:val="single"/>
         </w:rPr>
-        <w:hyperlink r:id="rId24" w:history="1">
+        <w:hyperlink r:id="rId23" w:history="1">
           <w:r>
             <w:rPr>
               <w:rStyle w:val="Hyperlink"/>
@@ -2833,7 +2840,7 @@
           <w:sz w:val="24"/>
           <w:u w:val="single"/>
         </w:rPr>
-        <w:hyperlink r:id="rId24" w:history="1">
+        <w:hyperlink r:id="rId23" w:history="1">
           <w:r>
             <w:rPr>
               <w:rStyle w:val="Hyperlink"/>
@@ -2851,7 +2858,7 @@
           <w:sz w:val="24"/>
           <w:u w:val="single"/>
         </w:rPr>
-        <w:hyperlink r:id="rId24" w:history="1">
+        <w:hyperlink r:id="rId22" w:history="1">
           <w:r>
             <w:rPr>
               <w:rStyle w:val="Hyperlink"/>
@@ -2862,14 +2869,13 @@
       </w:r>
       <w:r>
         <w:rPr>
-          <w:u w:val="single" w:color="0000ff"/>
           <w:rFonts w:ascii="Charis SIL Regular" w:hAnsi="Charis SIL Regular" w:eastAsia="Charis SIL Regular"/>
           <w:b w:val="0"/>
           <w:i w:val="0"/>
           <w:color w:val="000000"/>
           <w:sz w:val="24"/>
         </w:rPr>
-        <w:hyperlink r:id="rId23" w:history="1">
+        <w:hyperlink r:id="rId22" w:history="1">
           <w:r>
             <w:rPr>
               <w:rStyle w:val="Hyperlink"/>
@@ -2887,7 +2893,7 @@
           <w:sz w:val="24"/>
           <w:u w:val="single"/>
         </w:rPr>
-        <w:hyperlink r:id="rId25" w:history="1">
+        <w:hyperlink r:id="rId22" w:history="1">
           <w:r>
             <w:rPr>
               <w:rStyle w:val="Hyperlink"/>
@@ -2916,7 +2922,7 @@
           <w:sz w:val="24"/>
           <w:u w:val="single"/>
         </w:rPr>
-        <w:hyperlink r:id="rId25" w:history="1">
+        <w:hyperlink r:id="rId22" w:history="1">
           <w:r>
             <w:rPr>
               <w:rStyle w:val="Hyperlink"/>
@@ -2934,7 +2940,7 @@
           <w:sz w:val="24"/>
           <w:u w:val="single"/>
         </w:rPr>
-        <w:hyperlink r:id="rId25" w:history="1">
+        <w:hyperlink r:id="rId22" w:history="1">
           <w:r>
             <w:rPr>
               <w:rStyle w:val="Hyperlink"/>
@@ -3042,7 +3048,7 @@
           <w:sz w:val="24"/>
           <w:u w:val="single"/>
         </w:rPr>
-        <w:hyperlink r:id="rId26" w:history="1">
+        <w:hyperlink r:id="rId24" w:history="1">
           <w:r>
             <w:rPr>
               <w:rStyle w:val="Hyperlink"/>
@@ -3060,7 +3066,7 @@
           <w:sz w:val="24"/>
           <w:u w:val="single"/>
         </w:rPr>
-        <w:hyperlink r:id="rId26" w:history="1">
+        <w:hyperlink r:id="rId24" w:history="1">
           <w:r>
             <w:rPr>
               <w:rStyle w:val="Hyperlink"/>
@@ -3078,7 +3084,7 @@
           <w:sz w:val="24"/>
           <w:u w:val="single"/>
         </w:rPr>
-        <w:hyperlink r:id="rId26" w:history="1">
+        <w:hyperlink r:id="rId24" w:history="1">
           <w:r>
             <w:rPr>
               <w:rStyle w:val="Hyperlink"/>
@@ -3096,7 +3102,7 @@
           <w:sz w:val="24"/>
           <w:u w:val="single"/>
         </w:rPr>
-        <w:hyperlink r:id="rId26" w:history="1">
+        <w:hyperlink r:id="rId24" w:history="1">
           <w:r>
             <w:rPr>
               <w:rStyle w:val="Hyperlink"/>
@@ -3117,7 +3123,7 @@
           <w:sz w:val="24"/>
           <w:u w:val="single"/>
         </w:rPr>
-        <w:hyperlink r:id="rId26" w:history="1">
+        <w:hyperlink r:id="rId24" w:history="1">
           <w:r>
             <w:rPr>
               <w:rStyle w:val="Hyperlink"/>
@@ -3135,7 +3141,7 @@
           <w:sz w:val="24"/>
           <w:u w:val="single"/>
         </w:rPr>
-        <w:hyperlink r:id="rId26" w:history="1">
+        <w:hyperlink r:id="rId24" w:history="1">
           <w:r>
             <w:rPr>
               <w:rStyle w:val="Hyperlink"/>
@@ -3153,7 +3159,7 @@
           <w:sz w:val="24"/>
           <w:u w:val="single"/>
         </w:rPr>
-        <w:hyperlink r:id="rId26" w:history="1">
+        <w:hyperlink r:id="rId24" w:history="1">
           <w:r>
             <w:rPr>
               <w:rStyle w:val="Hyperlink"/>
@@ -3171,7 +3177,7 @@
           <w:sz w:val="24"/>
           <w:u w:val="single"/>
         </w:rPr>
-        <w:hyperlink r:id="rId26" w:history="1">
+        <w:hyperlink r:id="rId24" w:history="1">
           <w:r>
             <w:rPr>
               <w:rStyle w:val="Hyperlink"/>
@@ -3189,7 +3195,7 @@
           <w:sz w:val="24"/>
           <w:u w:val="single"/>
         </w:rPr>
-        <w:hyperlink r:id="rId26" w:history="1">
+        <w:hyperlink r:id="rId24" w:history="1">
           <w:r>
             <w:rPr>
               <w:rStyle w:val="Hyperlink"/>
@@ -3217,7 +3223,7 @@
           <w:sz w:val="24"/>
           <w:u w:val="single"/>
         </w:rPr>
-        <w:hyperlink r:id="rId26" w:history="1">
+        <w:hyperlink r:id="rId24" w:history="1">
           <w:r>
             <w:rPr>
               <w:rStyle w:val="Hyperlink"/>
@@ -3318,7 +3324,7 @@
           <w:sz w:val="24"/>
           <w:u w:val="single"/>
         </w:rPr>
-        <w:hyperlink r:id="rId27" w:history="1">
+        <w:hyperlink r:id="rId25" w:history="1">
           <w:r>
             <w:rPr>
               <w:rStyle w:val="Hyperlink"/>
@@ -3336,7 +3342,7 @@
           <w:sz w:val="24"/>
           <w:u w:val="single"/>
         </w:rPr>
-        <w:hyperlink r:id="rId27" w:history="1">
+        <w:hyperlink r:id="rId25" w:history="1">
           <w:r>
             <w:rPr>
               <w:rStyle w:val="Hyperlink"/>
@@ -3354,7 +3360,7 @@
           <w:sz w:val="24"/>
           <w:u w:val="single"/>
         </w:rPr>
-        <w:hyperlink r:id="rId27" w:history="1">
+        <w:hyperlink r:id="rId25" w:history="1">
           <w:r>
             <w:rPr>
               <w:rStyle w:val="Hyperlink"/>
@@ -3372,7 +3378,7 @@
           <w:sz w:val="24"/>
           <w:u w:val="single"/>
         </w:rPr>
-        <w:hyperlink r:id="rId27" w:history="1">
+        <w:hyperlink r:id="rId25" w:history="1">
           <w:r>
             <w:rPr>
               <w:rStyle w:val="Hyperlink"/>
@@ -3390,7 +3396,7 @@
           <w:sz w:val="24"/>
           <w:u w:val="single"/>
         </w:rPr>
-        <w:hyperlink r:id="rId27" w:history="1">
+        <w:hyperlink r:id="rId25" w:history="1">
           <w:r>
             <w:rPr>
               <w:rStyle w:val="Hyperlink"/>
@@ -3408,7 +3414,7 @@
           <w:sz w:val="24"/>
           <w:u w:val="single"/>
         </w:rPr>
-        <w:hyperlink r:id="rId27" w:history="1">
+        <w:hyperlink r:id="rId25" w:history="1">
           <w:r>
             <w:rPr>
               <w:rStyle w:val="Hyperlink"/>

--- a/EXPORTS/DOCX/published/niveau3/English/NZG.docx
+++ b/EXPORTS/DOCX/published/niveau3/English/NZG.docx
@@ -543,7 +543,18 @@
           <w:color w:val="000000"/>
           <w:sz w:val="24"/>
         </w:rPr>
-        <w:t xml:space="preserve">were also active in other areas within the former </w:t>
+        <w:t>were also active in other areas within the forme</w:t>
+      </w:r>
+      <w:r>
+        <w:rPr>
+          <w:u w:val="single" w:color="0000ff"/>
+          <w:rFonts w:ascii="Charis SIL Regular" w:hAnsi="Charis SIL Regular" w:eastAsia="Charis SIL Regular"/>
+          <w:b w:val="0"/>
+          <w:i w:val="0"/>
+          <w:color w:val="000000"/>
+          <w:sz w:val="24"/>
+        </w:rPr>
+        <w:t xml:space="preserve">r </w:t>
       </w:r>
       <w:r>
         <w:rPr>
@@ -572,14 +583,7 @@
           <w:sz w:val="24"/>
           <w:u w:val="single"/>
         </w:rPr>
-        <w:hyperlink r:id="rId12" w:history="1">
-          <w:r>
-            <w:rPr>
-              <w:rStyle w:val="Hyperlink"/>
-            </w:rPr>
-            <w:t>tch</w:t>
-          </w:r>
-        </w:hyperlink>
+        <w:t>tch E</w:t>
       </w:r>
       <w:r>
         <w:rPr>
@@ -590,36 +594,7 @@
           <w:sz w:val="24"/>
           <w:u w:val="single"/>
         </w:rPr>
-        <w:t xml:space="preserve"> </w:t>
-      </w:r>
-      <w:r>
-        <w:rPr>
-          <w:rFonts w:ascii="Charis SIL Regular" w:hAnsi="Charis SIL Regular" w:eastAsia="Charis SIL Regular"/>
-          <w:b w:val="0"/>
-          <w:i w:val="0"/>
-          <w:color w:val="0000FF"/>
-          <w:sz w:val="24"/>
-          <w:u w:val="single"/>
-        </w:rPr>
-        <w:hyperlink r:id="rId12" w:history="1">
-          <w:r>
-            <w:rPr>
-              <w:rStyle w:val="Hyperlink"/>
-            </w:rPr>
-            <w:t>E</w:t>
-          </w:r>
-        </w:hyperlink>
-      </w:r>
-      <w:r>
-        <w:rPr>
-          <w:rFonts w:ascii="Charis SIL Regular" w:hAnsi="Charis SIL Regular" w:eastAsia="Charis SIL Regular"/>
-          <w:b w:val="0"/>
-          <w:i w:val="0"/>
-          <w:color w:val="0000FF"/>
-          <w:sz w:val="24"/>
-          <w:u w:val="single"/>
-        </w:rPr>
-        <w:hyperlink r:id="rId12" w:history="1">
+        <w:hyperlink r:id="rId11" w:history="1">
           <w:r>
             <w:rPr>
               <w:rStyle w:val="Hyperlink"/>
@@ -2624,7 +2599,7 @@
           <w:sz w:val="24"/>
           <w:u w:val="single"/>
         </w:rPr>
-        <w:hyperlink r:id="rId20" w:history="1">
+        <w:hyperlink r:id="rId22" w:history="1">
           <w:r>
             <w:rPr>
               <w:rStyle w:val="Hyperlink"/>
@@ -2642,7 +2617,7 @@
           <w:sz w:val="24"/>
           <w:u w:val="single"/>
         </w:rPr>
-        <w:hyperlink r:id="rId20" w:history="1">
+        <w:hyperlink r:id="rId22" w:history="1">
           <w:r>
             <w:rPr>
               <w:rStyle w:val="Hyperlink"/>
@@ -2740,7 +2715,7 @@
           <w:sz w:val="24"/>
           <w:u w:val="single"/>
         </w:rPr>
-        <w:hyperlink r:id="rId22" w:history="1">
+        <w:hyperlink r:id="rId23" w:history="1">
           <w:r>
             <w:rPr>
               <w:rStyle w:val="Hyperlink"/>
@@ -2758,7 +2733,7 @@
           <w:sz w:val="24"/>
           <w:u w:val="single"/>
         </w:rPr>
-        <w:hyperlink r:id="rId22" w:history="1">
+        <w:hyperlink r:id="rId23" w:history="1">
           <w:r>
             <w:rPr>
               <w:rStyle w:val="Hyperlink"/>
@@ -2776,7 +2751,7 @@
           <w:sz w:val="24"/>
           <w:u w:val="single"/>
         </w:rPr>
-        <w:hyperlink r:id="rId22" w:history="1">
+        <w:hyperlink r:id="rId23" w:history="1">
           <w:r>
             <w:rPr>
               <w:rStyle w:val="Hyperlink"/>
@@ -2794,7 +2769,7 @@
           <w:sz w:val="24"/>
           <w:u w:val="single"/>
         </w:rPr>
-        <w:hyperlink r:id="rId22" w:history="1">
+        <w:hyperlink r:id="rId23" w:history="1">
           <w:r>
             <w:rPr>
               <w:rStyle w:val="Hyperlink"/>
@@ -2822,7 +2797,7 @@
           <w:sz w:val="24"/>
           <w:u w:val="single"/>
         </w:rPr>
-        <w:hyperlink r:id="rId23" w:history="1">
+        <w:hyperlink r:id="rId24" w:history="1">
           <w:r>
             <w:rPr>
               <w:rStyle w:val="Hyperlink"/>
@@ -2858,7 +2833,7 @@
           <w:sz w:val="24"/>
           <w:u w:val="single"/>
         </w:rPr>
-        <w:hyperlink r:id="rId22" w:history="1">
+        <w:hyperlink r:id="rId23" w:history="1">
           <w:r>
             <w:rPr>
               <w:rStyle w:val="Hyperlink"/>
@@ -2875,7 +2850,7 @@
           <w:color w:val="000000"/>
           <w:sz w:val="24"/>
         </w:rPr>
-        <w:hyperlink r:id="rId22" w:history="1">
+        <w:hyperlink r:id="rId23" w:history="1">
           <w:r>
             <w:rPr>
               <w:rStyle w:val="Hyperlink"/>
@@ -2893,7 +2868,7 @@
           <w:sz w:val="24"/>
           <w:u w:val="single"/>
         </w:rPr>
-        <w:hyperlink r:id="rId22" w:history="1">
+        <w:hyperlink r:id="rId23" w:history="1">
           <w:r>
             <w:rPr>
               <w:rStyle w:val="Hyperlink"/>
@@ -2922,7 +2897,7 @@
           <w:sz w:val="24"/>
           <w:u w:val="single"/>
         </w:rPr>
-        <w:hyperlink r:id="rId22" w:history="1">
+        <w:hyperlink r:id="rId23" w:history="1">
           <w:r>
             <w:rPr>
               <w:rStyle w:val="Hyperlink"/>
@@ -2940,7 +2915,7 @@
           <w:sz w:val="24"/>
           <w:u w:val="single"/>
         </w:rPr>
-        <w:hyperlink r:id="rId22" w:history="1">
+        <w:hyperlink r:id="rId23" w:history="1">
           <w:r>
             <w:rPr>
               <w:rStyle w:val="Hyperlink"/>
@@ -3048,7 +3023,7 @@
           <w:sz w:val="24"/>
           <w:u w:val="single"/>
         </w:rPr>
-        <w:hyperlink r:id="rId24" w:history="1">
+        <w:hyperlink r:id="rId25" w:history="1">
           <w:r>
             <w:rPr>
               <w:rStyle w:val="Hyperlink"/>
@@ -3066,7 +3041,7 @@
           <w:sz w:val="24"/>
           <w:u w:val="single"/>
         </w:rPr>
-        <w:hyperlink r:id="rId24" w:history="1">
+        <w:hyperlink r:id="rId25" w:history="1">
           <w:r>
             <w:rPr>
               <w:rStyle w:val="Hyperlink"/>
@@ -3084,7 +3059,7 @@
           <w:sz w:val="24"/>
           <w:u w:val="single"/>
         </w:rPr>
-        <w:hyperlink r:id="rId24" w:history="1">
+        <w:hyperlink r:id="rId25" w:history="1">
           <w:r>
             <w:rPr>
               <w:rStyle w:val="Hyperlink"/>
@@ -3102,7 +3077,7 @@
           <w:sz w:val="24"/>
           <w:u w:val="single"/>
         </w:rPr>
-        <w:hyperlink r:id="rId24" w:history="1">
+        <w:hyperlink r:id="rId25" w:history="1">
           <w:r>
             <w:rPr>
               <w:rStyle w:val="Hyperlink"/>
@@ -3123,7 +3098,7 @@
           <w:sz w:val="24"/>
           <w:u w:val="single"/>
         </w:rPr>
-        <w:hyperlink r:id="rId24" w:history="1">
+        <w:hyperlink r:id="rId25" w:history="1">
           <w:r>
             <w:rPr>
               <w:rStyle w:val="Hyperlink"/>
@@ -3141,7 +3116,7 @@
           <w:sz w:val="24"/>
           <w:u w:val="single"/>
         </w:rPr>
-        <w:hyperlink r:id="rId24" w:history="1">
+        <w:hyperlink r:id="rId25" w:history="1">
           <w:r>
             <w:rPr>
               <w:rStyle w:val="Hyperlink"/>
@@ -3159,7 +3134,7 @@
           <w:sz w:val="24"/>
           <w:u w:val="single"/>
         </w:rPr>
-        <w:hyperlink r:id="rId24" w:history="1">
+        <w:hyperlink r:id="rId25" w:history="1">
           <w:r>
             <w:rPr>
               <w:rStyle w:val="Hyperlink"/>
@@ -3177,7 +3152,7 @@
           <w:sz w:val="24"/>
           <w:u w:val="single"/>
         </w:rPr>
-        <w:hyperlink r:id="rId24" w:history="1">
+        <w:hyperlink r:id="rId25" w:history="1">
           <w:r>
             <w:rPr>
               <w:rStyle w:val="Hyperlink"/>
@@ -3195,7 +3170,7 @@
           <w:sz w:val="24"/>
           <w:u w:val="single"/>
         </w:rPr>
-        <w:hyperlink r:id="rId24" w:history="1">
+        <w:hyperlink r:id="rId25" w:history="1">
           <w:r>
             <w:rPr>
               <w:rStyle w:val="Hyperlink"/>
@@ -3223,7 +3198,7 @@
           <w:sz w:val="24"/>
           <w:u w:val="single"/>
         </w:rPr>
-        <w:hyperlink r:id="rId24" w:history="1">
+        <w:hyperlink r:id="rId25" w:history="1">
           <w:r>
             <w:rPr>
               <w:rStyle w:val="Hyperlink"/>
@@ -3324,7 +3299,7 @@
           <w:sz w:val="24"/>
           <w:u w:val="single"/>
         </w:rPr>
-        <w:hyperlink r:id="rId25" w:history="1">
+        <w:hyperlink r:id="rId26" w:history="1">
           <w:r>
             <w:rPr>
               <w:rStyle w:val="Hyperlink"/>
@@ -3342,7 +3317,7 @@
           <w:sz w:val="24"/>
           <w:u w:val="single"/>
         </w:rPr>
-        <w:hyperlink r:id="rId25" w:history="1">
+        <w:hyperlink r:id="rId26" w:history="1">
           <w:r>
             <w:rPr>
               <w:rStyle w:val="Hyperlink"/>
@@ -3360,7 +3335,7 @@
           <w:sz w:val="24"/>
           <w:u w:val="single"/>
         </w:rPr>
-        <w:hyperlink r:id="rId25" w:history="1">
+        <w:hyperlink r:id="rId26" w:history="1">
           <w:r>
             <w:rPr>
               <w:rStyle w:val="Hyperlink"/>
@@ -3378,7 +3353,7 @@
           <w:sz w:val="24"/>
           <w:u w:val="single"/>
         </w:rPr>
-        <w:hyperlink r:id="rId25" w:history="1">
+        <w:hyperlink r:id="rId26" w:history="1">
           <w:r>
             <w:rPr>
               <w:rStyle w:val="Hyperlink"/>
@@ -3396,7 +3371,7 @@
           <w:sz w:val="24"/>
           <w:u w:val="single"/>
         </w:rPr>
-        <w:hyperlink r:id="rId25" w:history="1">
+        <w:hyperlink r:id="rId26" w:history="1">
           <w:r>
             <w:rPr>
               <w:rStyle w:val="Hyperlink"/>
@@ -3414,7 +3389,7 @@
           <w:sz w:val="24"/>
           <w:u w:val="single"/>
         </w:rPr>
-        <w:hyperlink r:id="rId25" w:history="1">
+        <w:hyperlink r:id="rId26" w:history="1">
           <w:r>
             <w:rPr>
               <w:rStyle w:val="Hyperlink"/>

--- a/EXPORTS/DOCX/published/niveau3/English/NZG.docx
+++ b/EXPORTS/DOCX/published/niveau3/English/NZG.docx
@@ -543,18 +543,7 @@
           <w:color w:val="000000"/>
           <w:sz w:val="24"/>
         </w:rPr>
-        <w:t>were also active in other areas within the forme</w:t>
-      </w:r>
-      <w:r>
-        <w:rPr>
-          <w:u w:val="single" w:color="0000ff"/>
-          <w:rFonts w:ascii="Charis SIL Regular" w:hAnsi="Charis SIL Regular" w:eastAsia="Charis SIL Regular"/>
-          <w:b w:val="0"/>
-          <w:i w:val="0"/>
-          <w:color w:val="000000"/>
-          <w:sz w:val="24"/>
-        </w:rPr>
-        <w:t xml:space="preserve">r </w:t>
+        <w:t xml:space="preserve">were also active in other areas within the former </w:t>
       </w:r>
       <w:r>
         <w:rPr>
@@ -565,7 +554,7 @@
           <w:sz w:val="24"/>
           <w:u w:val="single"/>
         </w:rPr>
-        <w:hyperlink r:id="rId10" w:history="1">
+        <w:hyperlink r:id="rId12" w:history="1">
           <w:r>
             <w:rPr>
               <w:rStyle w:val="Hyperlink"/>
@@ -583,7 +572,14 @@
           <w:sz w:val="24"/>
           <w:u w:val="single"/>
         </w:rPr>
-        <w:t>tch E</w:t>
+        <w:hyperlink r:id="rId12" w:history="1">
+          <w:r>
+            <w:rPr>
+              <w:rStyle w:val="Hyperlink"/>
+            </w:rPr>
+            <w:t>tch</w:t>
+          </w:r>
+        </w:hyperlink>
       </w:r>
       <w:r>
         <w:rPr>
@@ -594,7 +590,36 @@
           <w:sz w:val="24"/>
           <w:u w:val="single"/>
         </w:rPr>
-        <w:hyperlink r:id="rId11" w:history="1">
+        <w:t xml:space="preserve"> </w:t>
+      </w:r>
+      <w:r>
+        <w:rPr>
+          <w:rFonts w:ascii="Charis SIL Regular" w:hAnsi="Charis SIL Regular" w:eastAsia="Charis SIL Regular"/>
+          <w:b w:val="0"/>
+          <w:i w:val="0"/>
+          <w:color w:val="0000FF"/>
+          <w:sz w:val="24"/>
+          <w:u w:val="single"/>
+        </w:rPr>
+        <w:hyperlink r:id="rId12" w:history="1">
+          <w:r>
+            <w:rPr>
+              <w:rStyle w:val="Hyperlink"/>
+            </w:rPr>
+            <w:t>E</w:t>
+          </w:r>
+        </w:hyperlink>
+      </w:r>
+      <w:r>
+        <w:rPr>
+          <w:rFonts w:ascii="Charis SIL Regular" w:hAnsi="Charis SIL Regular" w:eastAsia="Charis SIL Regular"/>
+          <w:b w:val="0"/>
+          <w:i w:val="0"/>
+          <w:color w:val="0000FF"/>
+          <w:sz w:val="24"/>
+          <w:u w:val="single"/>
+        </w:rPr>
+        <w:hyperlink r:id="rId12" w:history="1">
           <w:r>
             <w:rPr>
               <w:rStyle w:val="Hyperlink"/>
@@ -623,7 +648,7 @@
           <w:sz w:val="24"/>
           <w:u w:val="single"/>
         </w:rPr>
-        <w:hyperlink r:id="rId11" w:history="1">
+        <w:hyperlink r:id="rId12" w:history="1">
           <w:r>
             <w:rPr>
               <w:rStyle w:val="Hyperlink"/>
@@ -1997,7 +2022,7 @@
           <w:sz w:val="24"/>
           <w:u w:val="single"/>
         </w:rPr>
-        <w:hyperlink r:id="rId18" w:history="1">
+        <w:hyperlink r:id="rId17" w:history="1">
           <w:r>
             <w:rPr>
               <w:rStyle w:val="Hyperlink"/>
@@ -2015,7 +2040,7 @@
           <w:sz w:val="24"/>
           <w:u w:val="single"/>
         </w:rPr>
-        <w:hyperlink r:id="rId18" w:history="1">
+        <w:hyperlink r:id="rId17" w:history="1">
           <w:r>
             <w:rPr>
               <w:rStyle w:val="Hyperlink"/>
@@ -2517,7 +2542,7 @@
           <w:sz w:val="24"/>
           <w:u w:val="single"/>
         </w:rPr>
-        <w:hyperlink r:id="rId20" w:history="1">
+        <w:hyperlink r:id="rId21" w:history="1">
           <w:r>
             <w:rPr>
               <w:rStyle w:val="Hyperlink"/>
@@ -2535,7 +2560,7 @@
           <w:sz w:val="24"/>
           <w:u w:val="single"/>
         </w:rPr>
-        <w:hyperlink r:id="rId20" w:history="1">
+        <w:hyperlink r:id="rId21" w:history="1">
           <w:r>
             <w:rPr>
               <w:rStyle w:val="Hyperlink"/>
@@ -2552,14 +2577,7 @@
           <w:color w:val="000000"/>
           <w:sz w:val="24"/>
         </w:rPr>
-        <w:hyperlink r:id="rId20" w:history="1">
-          <w:r>
-            <w:rPr>
-              <w:rStyle w:val="Hyperlink"/>
-            </w:rPr>
-            <w:t xml:space="preserve">, </w:t>
-          </w:r>
-        </w:hyperlink>
+        <w:t xml:space="preserve">, </w:t>
       </w:r>
       <w:r>
         <w:rPr>
@@ -2570,7 +2588,7 @@
           <w:sz w:val="24"/>
           <w:u w:val="single"/>
         </w:rPr>
-        <w:hyperlink r:id="rId20" w:history="1">
+        <w:hyperlink r:id="rId22" w:history="1">
           <w:r>
             <w:rPr>
               <w:rStyle w:val="Hyperlink"/>
@@ -2815,7 +2833,7 @@
           <w:sz w:val="24"/>
           <w:u w:val="single"/>
         </w:rPr>
-        <w:hyperlink r:id="rId23" w:history="1">
+        <w:hyperlink r:id="rId24" w:history="1">
           <w:r>
             <w:rPr>
               <w:rStyle w:val="Hyperlink"/>
@@ -2833,7 +2851,7 @@
           <w:sz w:val="24"/>
           <w:u w:val="single"/>
         </w:rPr>
-        <w:hyperlink r:id="rId23" w:history="1">
+        <w:hyperlink r:id="rId24" w:history="1">
           <w:r>
             <w:rPr>
               <w:rStyle w:val="Hyperlink"/>
@@ -2868,7 +2886,7 @@
           <w:sz w:val="24"/>
           <w:u w:val="single"/>
         </w:rPr>
-        <w:hyperlink r:id="rId23" w:history="1">
+        <w:hyperlink r:id="rId25" w:history="1">
           <w:r>
             <w:rPr>
               <w:rStyle w:val="Hyperlink"/>
@@ -2897,7 +2915,7 @@
           <w:sz w:val="24"/>
           <w:u w:val="single"/>
         </w:rPr>
-        <w:hyperlink r:id="rId23" w:history="1">
+        <w:hyperlink r:id="rId25" w:history="1">
           <w:r>
             <w:rPr>
               <w:rStyle w:val="Hyperlink"/>
@@ -2915,7 +2933,7 @@
           <w:sz w:val="24"/>
           <w:u w:val="single"/>
         </w:rPr>
-        <w:hyperlink r:id="rId23" w:history="1">
+        <w:hyperlink r:id="rId25" w:history="1">
           <w:r>
             <w:rPr>
               <w:rStyle w:val="Hyperlink"/>
@@ -3023,7 +3041,7 @@
           <w:sz w:val="24"/>
           <w:u w:val="single"/>
         </w:rPr>
-        <w:hyperlink r:id="rId25" w:history="1">
+        <w:hyperlink r:id="rId26" w:history="1">
           <w:r>
             <w:rPr>
               <w:rStyle w:val="Hyperlink"/>
@@ -3041,7 +3059,7 @@
           <w:sz w:val="24"/>
           <w:u w:val="single"/>
         </w:rPr>
-        <w:hyperlink r:id="rId25" w:history="1">
+        <w:hyperlink r:id="rId26" w:history="1">
           <w:r>
             <w:rPr>
               <w:rStyle w:val="Hyperlink"/>
@@ -3059,7 +3077,7 @@
           <w:sz w:val="24"/>
           <w:u w:val="single"/>
         </w:rPr>
-        <w:hyperlink r:id="rId25" w:history="1">
+        <w:hyperlink r:id="rId26" w:history="1">
           <w:r>
             <w:rPr>
               <w:rStyle w:val="Hyperlink"/>
@@ -3077,7 +3095,7 @@
           <w:sz w:val="24"/>
           <w:u w:val="single"/>
         </w:rPr>
-        <w:hyperlink r:id="rId25" w:history="1">
+        <w:hyperlink r:id="rId26" w:history="1">
           <w:r>
             <w:rPr>
               <w:rStyle w:val="Hyperlink"/>
@@ -3098,7 +3116,7 @@
           <w:sz w:val="24"/>
           <w:u w:val="single"/>
         </w:rPr>
-        <w:hyperlink r:id="rId25" w:history="1">
+        <w:hyperlink r:id="rId26" w:history="1">
           <w:r>
             <w:rPr>
               <w:rStyle w:val="Hyperlink"/>
@@ -3116,7 +3134,7 @@
           <w:sz w:val="24"/>
           <w:u w:val="single"/>
         </w:rPr>
-        <w:hyperlink r:id="rId25" w:history="1">
+        <w:hyperlink r:id="rId26" w:history="1">
           <w:r>
             <w:rPr>
               <w:rStyle w:val="Hyperlink"/>
@@ -3134,7 +3152,7 @@
           <w:sz w:val="24"/>
           <w:u w:val="single"/>
         </w:rPr>
-        <w:hyperlink r:id="rId25" w:history="1">
+        <w:hyperlink r:id="rId26" w:history="1">
           <w:r>
             <w:rPr>
               <w:rStyle w:val="Hyperlink"/>
@@ -3152,7 +3170,7 @@
           <w:sz w:val="24"/>
           <w:u w:val="single"/>
         </w:rPr>
-        <w:hyperlink r:id="rId25" w:history="1">
+        <w:hyperlink r:id="rId26" w:history="1">
           <w:r>
             <w:rPr>
               <w:rStyle w:val="Hyperlink"/>
@@ -3170,7 +3188,7 @@
           <w:sz w:val="24"/>
           <w:u w:val="single"/>
         </w:rPr>
-        <w:hyperlink r:id="rId25" w:history="1">
+        <w:hyperlink r:id="rId26" w:history="1">
           <w:r>
             <w:rPr>
               <w:rStyle w:val="Hyperlink"/>
@@ -3198,7 +3216,7 @@
           <w:sz w:val="24"/>
           <w:u w:val="single"/>
         </w:rPr>
-        <w:hyperlink r:id="rId25" w:history="1">
+        <w:hyperlink r:id="rId26" w:history="1">
           <w:r>
             <w:rPr>
               <w:rStyle w:val="Hyperlink"/>
@@ -3299,7 +3317,7 @@
           <w:sz w:val="24"/>
           <w:u w:val="single"/>
         </w:rPr>
-        <w:hyperlink r:id="rId26" w:history="1">
+        <w:hyperlink r:id="rId27" w:history="1">
           <w:r>
             <w:rPr>
               <w:rStyle w:val="Hyperlink"/>
@@ -3317,7 +3335,7 @@
           <w:sz w:val="24"/>
           <w:u w:val="single"/>
         </w:rPr>
-        <w:hyperlink r:id="rId26" w:history="1">
+        <w:hyperlink r:id="rId27" w:history="1">
           <w:r>
             <w:rPr>
               <w:rStyle w:val="Hyperlink"/>
@@ -3335,7 +3353,7 @@
           <w:sz w:val="24"/>
           <w:u w:val="single"/>
         </w:rPr>
-        <w:hyperlink r:id="rId26" w:history="1">
+        <w:hyperlink r:id="rId27" w:history="1">
           <w:r>
             <w:rPr>
               <w:rStyle w:val="Hyperlink"/>
@@ -3353,7 +3371,7 @@
           <w:sz w:val="24"/>
           <w:u w:val="single"/>
         </w:rPr>
-        <w:hyperlink r:id="rId26" w:history="1">
+        <w:hyperlink r:id="rId27" w:history="1">
           <w:r>
             <w:rPr>
               <w:rStyle w:val="Hyperlink"/>
@@ -3371,7 +3389,7 @@
           <w:sz w:val="24"/>
           <w:u w:val="single"/>
         </w:rPr>
-        <w:hyperlink r:id="rId26" w:history="1">
+        <w:hyperlink r:id="rId27" w:history="1">
           <w:r>
             <w:rPr>
               <w:rStyle w:val="Hyperlink"/>
@@ -3389,7 +3407,7 @@
           <w:sz w:val="24"/>
           <w:u w:val="single"/>
         </w:rPr>
-        <w:hyperlink r:id="rId26" w:history="1">
+        <w:hyperlink r:id="rId27" w:history="1">
           <w:r>
             <w:rPr>
               <w:rStyle w:val="Hyperlink"/>

--- a/EXPORTS/DOCX/published/niveau3/English/NZG.docx
+++ b/EXPORTS/DOCX/published/niveau3/English/NZG.docx
@@ -2022,7 +2022,7 @@
           <w:sz w:val="24"/>
           <w:u w:val="single"/>
         </w:rPr>
-        <w:hyperlink r:id="rId17" w:history="1">
+        <w:hyperlink r:id="rId18" w:history="1">
           <w:r>
             <w:rPr>
               <w:rStyle w:val="Hyperlink"/>
@@ -2040,7 +2040,7 @@
           <w:sz w:val="24"/>
           <w:u w:val="single"/>
         </w:rPr>
-        <w:hyperlink r:id="rId17" w:history="1">
+        <w:hyperlink r:id="rId18" w:history="1">
           <w:r>
             <w:rPr>
               <w:rStyle w:val="Hyperlink"/>
@@ -2560,7 +2560,7 @@
           <w:sz w:val="24"/>
           <w:u w:val="single"/>
         </w:rPr>
-        <w:hyperlink r:id="rId21" w:history="1">
+        <w:hyperlink r:id="rId20" w:history="1">
           <w:r>
             <w:rPr>
               <w:rStyle w:val="Hyperlink"/>
@@ -2577,7 +2577,14 @@
           <w:color w:val="000000"/>
           <w:sz w:val="24"/>
         </w:rPr>
-        <w:t xml:space="preserve">, </w:t>
+        <w:hyperlink r:id="rId20" w:history="1">
+          <w:r>
+            <w:rPr>
+              <w:rStyle w:val="Hyperlink"/>
+            </w:rPr>
+            <w:t xml:space="preserve">, </w:t>
+          </w:r>
+        </w:hyperlink>
       </w:r>
       <w:r>
         <w:rPr>
@@ -2588,7 +2595,7 @@
           <w:sz w:val="24"/>
           <w:u w:val="single"/>
         </w:rPr>
-        <w:hyperlink r:id="rId22" w:history="1">
+        <w:hyperlink r:id="rId20" w:history="1">
           <w:r>
             <w:rPr>
               <w:rStyle w:val="Hyperlink"/>
@@ -2617,7 +2624,7 @@
           <w:sz w:val="24"/>
           <w:u w:val="single"/>
         </w:rPr>
-        <w:hyperlink r:id="rId22" w:history="1">
+        <w:hyperlink r:id="rId20" w:history="1">
           <w:r>
             <w:rPr>
               <w:rStyle w:val="Hyperlink"/>
@@ -2635,7 +2642,7 @@
           <w:sz w:val="24"/>
           <w:u w:val="single"/>
         </w:rPr>
-        <w:hyperlink r:id="rId22" w:history="1">
+        <w:hyperlink r:id="rId20" w:history="1">
           <w:r>
             <w:rPr>
               <w:rStyle w:val="Hyperlink"/>
@@ -2733,7 +2740,7 @@
           <w:sz w:val="24"/>
           <w:u w:val="single"/>
         </w:rPr>
-        <w:hyperlink r:id="rId23" w:history="1">
+        <w:hyperlink r:id="rId22" w:history="1">
           <w:r>
             <w:rPr>
               <w:rStyle w:val="Hyperlink"/>
@@ -2751,7 +2758,7 @@
           <w:sz w:val="24"/>
           <w:u w:val="single"/>
         </w:rPr>
-        <w:hyperlink r:id="rId23" w:history="1">
+        <w:hyperlink r:id="rId22" w:history="1">
           <w:r>
             <w:rPr>
               <w:rStyle w:val="Hyperlink"/>
@@ -2769,7 +2776,7 @@
           <w:sz w:val="24"/>
           <w:u w:val="single"/>
         </w:rPr>
-        <w:hyperlink r:id="rId23" w:history="1">
+        <w:hyperlink r:id="rId22" w:history="1">
           <w:r>
             <w:rPr>
               <w:rStyle w:val="Hyperlink"/>
@@ -2787,7 +2794,7 @@
           <w:sz w:val="24"/>
           <w:u w:val="single"/>
         </w:rPr>
-        <w:hyperlink r:id="rId23" w:history="1">
+        <w:hyperlink r:id="rId22" w:history="1">
           <w:r>
             <w:rPr>
               <w:rStyle w:val="Hyperlink"/>
@@ -2815,7 +2822,7 @@
           <w:sz w:val="24"/>
           <w:u w:val="single"/>
         </w:rPr>
-        <w:hyperlink r:id="rId24" w:history="1">
+        <w:hyperlink r:id="rId23" w:history="1">
           <w:r>
             <w:rPr>
               <w:rStyle w:val="Hyperlink"/>
@@ -2833,7 +2840,7 @@
           <w:sz w:val="24"/>
           <w:u w:val="single"/>
         </w:rPr>
-        <w:hyperlink r:id="rId24" w:history="1">
+        <w:hyperlink r:id="rId23" w:history="1">
           <w:r>
             <w:rPr>
               <w:rStyle w:val="Hyperlink"/>
@@ -2851,7 +2858,7 @@
           <w:sz w:val="24"/>
           <w:u w:val="single"/>
         </w:rPr>
-        <w:hyperlink r:id="rId24" w:history="1">
+        <w:hyperlink r:id="rId23" w:history="1">
           <w:r>
             <w:rPr>
               <w:rStyle w:val="Hyperlink"/>
@@ -2862,13 +2869,14 @@
       </w:r>
       <w:r>
         <w:rPr>
+          <w:u w:val="single" w:color="0000ff"/>
           <w:rFonts w:ascii="Charis SIL Regular" w:hAnsi="Charis SIL Regular" w:eastAsia="Charis SIL Regular"/>
           <w:b w:val="0"/>
           <w:i w:val="0"/>
           <w:color w:val="000000"/>
           <w:sz w:val="24"/>
         </w:rPr>
-        <w:hyperlink r:id="rId23" w:history="1">
+        <w:hyperlink r:id="rId22" w:history="1">
           <w:r>
             <w:rPr>
               <w:rStyle w:val="Hyperlink"/>
@@ -2886,7 +2894,7 @@
           <w:sz w:val="24"/>
           <w:u w:val="single"/>
         </w:rPr>
-        <w:hyperlink r:id="rId25" w:history="1">
+        <w:hyperlink r:id="rId24" w:history="1">
           <w:r>
             <w:rPr>
               <w:rStyle w:val="Hyperlink"/>
@@ -2915,7 +2923,7 @@
           <w:sz w:val="24"/>
           <w:u w:val="single"/>
         </w:rPr>
-        <w:hyperlink r:id="rId25" w:history="1">
+        <w:hyperlink r:id="rId24" w:history="1">
           <w:r>
             <w:rPr>
               <w:rStyle w:val="Hyperlink"/>
@@ -2933,7 +2941,7 @@
           <w:sz w:val="24"/>
           <w:u w:val="single"/>
         </w:rPr>
-        <w:hyperlink r:id="rId25" w:history="1">
+        <w:hyperlink r:id="rId22" w:history="1">
           <w:r>
             <w:rPr>
               <w:rStyle w:val="Hyperlink"/>
@@ -3041,7 +3049,7 @@
           <w:sz w:val="24"/>
           <w:u w:val="single"/>
         </w:rPr>
-        <w:hyperlink r:id="rId26" w:history="1">
+        <w:hyperlink r:id="rId25" w:history="1">
           <w:r>
             <w:rPr>
               <w:rStyle w:val="Hyperlink"/>
@@ -3059,7 +3067,7 @@
           <w:sz w:val="24"/>
           <w:u w:val="single"/>
         </w:rPr>
-        <w:hyperlink r:id="rId26" w:history="1">
+        <w:hyperlink r:id="rId25" w:history="1">
           <w:r>
             <w:rPr>
               <w:rStyle w:val="Hyperlink"/>
@@ -3077,7 +3085,7 @@
           <w:sz w:val="24"/>
           <w:u w:val="single"/>
         </w:rPr>
-        <w:hyperlink r:id="rId26" w:history="1">
+        <w:hyperlink r:id="rId25" w:history="1">
           <w:r>
             <w:rPr>
               <w:rStyle w:val="Hyperlink"/>
@@ -3095,7 +3103,7 @@
           <w:sz w:val="24"/>
           <w:u w:val="single"/>
         </w:rPr>
-        <w:hyperlink r:id="rId26" w:history="1">
+        <w:hyperlink r:id="rId25" w:history="1">
           <w:r>
             <w:rPr>
               <w:rStyle w:val="Hyperlink"/>
@@ -3116,7 +3124,7 @@
           <w:sz w:val="24"/>
           <w:u w:val="single"/>
         </w:rPr>
-        <w:hyperlink r:id="rId26" w:history="1">
+        <w:hyperlink r:id="rId25" w:history="1">
           <w:r>
             <w:rPr>
               <w:rStyle w:val="Hyperlink"/>
@@ -3134,7 +3142,7 @@
           <w:sz w:val="24"/>
           <w:u w:val="single"/>
         </w:rPr>
-        <w:hyperlink r:id="rId26" w:history="1">
+        <w:hyperlink r:id="rId25" w:history="1">
           <w:r>
             <w:rPr>
               <w:rStyle w:val="Hyperlink"/>
@@ -3152,7 +3160,7 @@
           <w:sz w:val="24"/>
           <w:u w:val="single"/>
         </w:rPr>
-        <w:hyperlink r:id="rId26" w:history="1">
+        <w:hyperlink r:id="rId25" w:history="1">
           <w:r>
             <w:rPr>
               <w:rStyle w:val="Hyperlink"/>
@@ -3170,7 +3178,7 @@
           <w:sz w:val="24"/>
           <w:u w:val="single"/>
         </w:rPr>
-        <w:hyperlink r:id="rId26" w:history="1">
+        <w:hyperlink r:id="rId25" w:history="1">
           <w:r>
             <w:rPr>
               <w:rStyle w:val="Hyperlink"/>
@@ -3188,7 +3196,7 @@
           <w:sz w:val="24"/>
           <w:u w:val="single"/>
         </w:rPr>
-        <w:hyperlink r:id="rId26" w:history="1">
+        <w:hyperlink r:id="rId25" w:history="1">
           <w:r>
             <w:rPr>
               <w:rStyle w:val="Hyperlink"/>
@@ -3216,7 +3224,7 @@
           <w:sz w:val="24"/>
           <w:u w:val="single"/>
         </w:rPr>
-        <w:hyperlink r:id="rId26" w:history="1">
+        <w:hyperlink r:id="rId25" w:history="1">
           <w:r>
             <w:rPr>
               <w:rStyle w:val="Hyperlink"/>
@@ -3317,7 +3325,7 @@
           <w:sz w:val="24"/>
           <w:u w:val="single"/>
         </w:rPr>
-        <w:hyperlink r:id="rId27" w:history="1">
+        <w:hyperlink r:id="rId26" w:history="1">
           <w:r>
             <w:rPr>
               <w:rStyle w:val="Hyperlink"/>
@@ -3335,7 +3343,7 @@
           <w:sz w:val="24"/>
           <w:u w:val="single"/>
         </w:rPr>
-        <w:hyperlink r:id="rId27" w:history="1">
+        <w:hyperlink r:id="rId26" w:history="1">
           <w:r>
             <w:rPr>
               <w:rStyle w:val="Hyperlink"/>
@@ -3353,7 +3361,7 @@
           <w:sz w:val="24"/>
           <w:u w:val="single"/>
         </w:rPr>
-        <w:hyperlink r:id="rId27" w:history="1">
+        <w:hyperlink r:id="rId26" w:history="1">
           <w:r>
             <w:rPr>
               <w:rStyle w:val="Hyperlink"/>
@@ -3371,7 +3379,7 @@
           <w:sz w:val="24"/>
           <w:u w:val="single"/>
         </w:rPr>
-        <w:hyperlink r:id="rId27" w:history="1">
+        <w:hyperlink r:id="rId26" w:history="1">
           <w:r>
             <w:rPr>
               <w:rStyle w:val="Hyperlink"/>
@@ -3389,7 +3397,7 @@
           <w:sz w:val="24"/>
           <w:u w:val="single"/>
         </w:rPr>
-        <w:hyperlink r:id="rId27" w:history="1">
+        <w:hyperlink r:id="rId26" w:history="1">
           <w:r>
             <w:rPr>
               <w:rStyle w:val="Hyperlink"/>
@@ -3407,7 +3415,7 @@
           <w:sz w:val="24"/>
           <w:u w:val="single"/>
         </w:rPr>
-        <w:hyperlink r:id="rId27" w:history="1">
+        <w:hyperlink r:id="rId26" w:history="1">
           <w:r>
             <w:rPr>
               <w:rStyle w:val="Hyperlink"/>

--- a/EXPORTS/DOCX/published/niveau3/English/NZG.docx
+++ b/EXPORTS/DOCX/published/niveau3/English/NZG.docx
@@ -2022,7 +2022,7 @@
           <w:sz w:val="24"/>
           <w:u w:val="single"/>
         </w:rPr>
-        <w:hyperlink r:id="rId18" w:history="1">
+        <w:hyperlink r:id="rId17" w:history="1">
           <w:r>
             <w:rPr>
               <w:rStyle w:val="Hyperlink"/>
@@ -2040,7 +2040,7 @@
           <w:sz w:val="24"/>
           <w:u w:val="single"/>
         </w:rPr>
-        <w:hyperlink r:id="rId18" w:history="1">
+        <w:hyperlink r:id="rId17" w:history="1">
           <w:r>
             <w:rPr>
               <w:rStyle w:val="Hyperlink"/>
@@ -2560,7 +2560,7 @@
           <w:sz w:val="24"/>
           <w:u w:val="single"/>
         </w:rPr>
-        <w:hyperlink r:id="rId20" w:history="1">
+        <w:hyperlink r:id="rId21" w:history="1">
           <w:r>
             <w:rPr>
               <w:rStyle w:val="Hyperlink"/>
@@ -2571,6 +2571,7 @@
       </w:r>
       <w:r>
         <w:rPr>
+          <w:u w:val="single" w:color="0000ff"/>
           <w:rFonts w:ascii="Charis SIL Regular" w:hAnsi="Charis SIL Regular" w:eastAsia="Charis SIL Regular"/>
           <w:b w:val="0"/>
           <w:i w:val="0"/>
@@ -2595,7 +2596,7 @@
           <w:sz w:val="24"/>
           <w:u w:val="single"/>
         </w:rPr>
-        <w:hyperlink r:id="rId20" w:history="1">
+        <w:hyperlink r:id="rId22" w:history="1">
           <w:r>
             <w:rPr>
               <w:rStyle w:val="Hyperlink"/>
@@ -2624,7 +2625,7 @@
           <w:sz w:val="24"/>
           <w:u w:val="single"/>
         </w:rPr>
-        <w:hyperlink r:id="rId20" w:history="1">
+        <w:hyperlink r:id="rId22" w:history="1">
           <w:r>
             <w:rPr>
               <w:rStyle w:val="Hyperlink"/>
@@ -2642,7 +2643,7 @@
           <w:sz w:val="24"/>
           <w:u w:val="single"/>
         </w:rPr>
-        <w:hyperlink r:id="rId20" w:history="1">
+        <w:hyperlink r:id="rId22" w:history="1">
           <w:r>
             <w:rPr>
               <w:rStyle w:val="Hyperlink"/>
@@ -2740,7 +2741,7 @@
           <w:sz w:val="24"/>
           <w:u w:val="single"/>
         </w:rPr>
-        <w:hyperlink r:id="rId22" w:history="1">
+        <w:hyperlink r:id="rId23" w:history="1">
           <w:r>
             <w:rPr>
               <w:rStyle w:val="Hyperlink"/>
@@ -2758,7 +2759,7 @@
           <w:sz w:val="24"/>
           <w:u w:val="single"/>
         </w:rPr>
-        <w:hyperlink r:id="rId22" w:history="1">
+        <w:hyperlink r:id="rId23" w:history="1">
           <w:r>
             <w:rPr>
               <w:rStyle w:val="Hyperlink"/>
@@ -2776,7 +2777,7 @@
           <w:sz w:val="24"/>
           <w:u w:val="single"/>
         </w:rPr>
-        <w:hyperlink r:id="rId22" w:history="1">
+        <w:hyperlink r:id="rId23" w:history="1">
           <w:r>
             <w:rPr>
               <w:rStyle w:val="Hyperlink"/>
@@ -2794,7 +2795,7 @@
           <w:sz w:val="24"/>
           <w:u w:val="single"/>
         </w:rPr>
-        <w:hyperlink r:id="rId22" w:history="1">
+        <w:hyperlink r:id="rId23" w:history="1">
           <w:r>
             <w:rPr>
               <w:rStyle w:val="Hyperlink"/>
@@ -2822,7 +2823,7 @@
           <w:sz w:val="24"/>
           <w:u w:val="single"/>
         </w:rPr>
-        <w:hyperlink r:id="rId23" w:history="1">
+        <w:hyperlink r:id="rId24" w:history="1">
           <w:r>
             <w:rPr>
               <w:rStyle w:val="Hyperlink"/>
@@ -2840,7 +2841,7 @@
           <w:sz w:val="24"/>
           <w:u w:val="single"/>
         </w:rPr>
-        <w:hyperlink r:id="rId23" w:history="1">
+        <w:hyperlink r:id="rId24" w:history="1">
           <w:r>
             <w:rPr>
               <w:rStyle w:val="Hyperlink"/>
@@ -2858,7 +2859,7 @@
           <w:sz w:val="24"/>
           <w:u w:val="single"/>
         </w:rPr>
-        <w:hyperlink r:id="rId23" w:history="1">
+        <w:hyperlink r:id="rId24" w:history="1">
           <w:r>
             <w:rPr>
               <w:rStyle w:val="Hyperlink"/>
@@ -2869,14 +2870,13 @@
       </w:r>
       <w:r>
         <w:rPr>
-          <w:u w:val="single" w:color="0000ff"/>
           <w:rFonts w:ascii="Charis SIL Regular" w:hAnsi="Charis SIL Regular" w:eastAsia="Charis SIL Regular"/>
           <w:b w:val="0"/>
           <w:i w:val="0"/>
           <w:color w:val="000000"/>
           <w:sz w:val="24"/>
         </w:rPr>
-        <w:hyperlink r:id="rId22" w:history="1">
+        <w:hyperlink r:id="rId23" w:history="1">
           <w:r>
             <w:rPr>
               <w:rStyle w:val="Hyperlink"/>
@@ -2894,7 +2894,7 @@
           <w:sz w:val="24"/>
           <w:u w:val="single"/>
         </w:rPr>
-        <w:hyperlink r:id="rId24" w:history="1">
+        <w:hyperlink r:id="rId25" w:history="1">
           <w:r>
             <w:rPr>
               <w:rStyle w:val="Hyperlink"/>
@@ -2923,7 +2923,7 @@
           <w:sz w:val="24"/>
           <w:u w:val="single"/>
         </w:rPr>
-        <w:hyperlink r:id="rId24" w:history="1">
+        <w:hyperlink r:id="rId25" w:history="1">
           <w:r>
             <w:rPr>
               <w:rStyle w:val="Hyperlink"/>
@@ -2941,7 +2941,7 @@
           <w:sz w:val="24"/>
           <w:u w:val="single"/>
         </w:rPr>
-        <w:hyperlink r:id="rId22" w:history="1">
+        <w:hyperlink r:id="rId25" w:history="1">
           <w:r>
             <w:rPr>
               <w:rStyle w:val="Hyperlink"/>
@@ -3049,7 +3049,7 @@
           <w:sz w:val="24"/>
           <w:u w:val="single"/>
         </w:rPr>
-        <w:hyperlink r:id="rId25" w:history="1">
+        <w:hyperlink r:id="rId26" w:history="1">
           <w:r>
             <w:rPr>
               <w:rStyle w:val="Hyperlink"/>
@@ -3067,7 +3067,7 @@
           <w:sz w:val="24"/>
           <w:u w:val="single"/>
         </w:rPr>
-        <w:hyperlink r:id="rId25" w:history="1">
+        <w:hyperlink r:id="rId26" w:history="1">
           <w:r>
             <w:rPr>
               <w:rStyle w:val="Hyperlink"/>
@@ -3085,7 +3085,7 @@
           <w:sz w:val="24"/>
           <w:u w:val="single"/>
         </w:rPr>
-        <w:hyperlink r:id="rId25" w:history="1">
+        <w:hyperlink r:id="rId26" w:history="1">
           <w:r>
             <w:rPr>
               <w:rStyle w:val="Hyperlink"/>
@@ -3103,7 +3103,7 @@
           <w:sz w:val="24"/>
           <w:u w:val="single"/>
         </w:rPr>
-        <w:hyperlink r:id="rId25" w:history="1">
+        <w:hyperlink r:id="rId26" w:history="1">
           <w:r>
             <w:rPr>
               <w:rStyle w:val="Hyperlink"/>
@@ -3124,7 +3124,7 @@
           <w:sz w:val="24"/>
           <w:u w:val="single"/>
         </w:rPr>
-        <w:hyperlink r:id="rId25" w:history="1">
+        <w:hyperlink r:id="rId26" w:history="1">
           <w:r>
             <w:rPr>
               <w:rStyle w:val="Hyperlink"/>
@@ -3142,7 +3142,7 @@
           <w:sz w:val="24"/>
           <w:u w:val="single"/>
         </w:rPr>
-        <w:hyperlink r:id="rId25" w:history="1">
+        <w:hyperlink r:id="rId26" w:history="1">
           <w:r>
             <w:rPr>
               <w:rStyle w:val="Hyperlink"/>
@@ -3160,7 +3160,7 @@
           <w:sz w:val="24"/>
           <w:u w:val="single"/>
         </w:rPr>
-        <w:hyperlink r:id="rId25" w:history="1">
+        <w:hyperlink r:id="rId26" w:history="1">
           <w:r>
             <w:rPr>
               <w:rStyle w:val="Hyperlink"/>
@@ -3178,7 +3178,7 @@
           <w:sz w:val="24"/>
           <w:u w:val="single"/>
         </w:rPr>
-        <w:hyperlink r:id="rId25" w:history="1">
+        <w:hyperlink r:id="rId26" w:history="1">
           <w:r>
             <w:rPr>
               <w:rStyle w:val="Hyperlink"/>
@@ -3196,7 +3196,7 @@
           <w:sz w:val="24"/>
           <w:u w:val="single"/>
         </w:rPr>
-        <w:hyperlink r:id="rId25" w:history="1">
+        <w:hyperlink r:id="rId26" w:history="1">
           <w:r>
             <w:rPr>
               <w:rStyle w:val="Hyperlink"/>
@@ -3224,7 +3224,7 @@
           <w:sz w:val="24"/>
           <w:u w:val="single"/>
         </w:rPr>
-        <w:hyperlink r:id="rId25" w:history="1">
+        <w:hyperlink r:id="rId26" w:history="1">
           <w:r>
             <w:rPr>
               <w:rStyle w:val="Hyperlink"/>
@@ -3325,7 +3325,7 @@
           <w:sz w:val="24"/>
           <w:u w:val="single"/>
         </w:rPr>
-        <w:hyperlink r:id="rId26" w:history="1">
+        <w:hyperlink r:id="rId27" w:history="1">
           <w:r>
             <w:rPr>
               <w:rStyle w:val="Hyperlink"/>
@@ -3343,7 +3343,7 @@
           <w:sz w:val="24"/>
           <w:u w:val="single"/>
         </w:rPr>
-        <w:hyperlink r:id="rId26" w:history="1">
+        <w:hyperlink r:id="rId27" w:history="1">
           <w:r>
             <w:rPr>
               <w:rStyle w:val="Hyperlink"/>
@@ -3361,7 +3361,7 @@
           <w:sz w:val="24"/>
           <w:u w:val="single"/>
         </w:rPr>
-        <w:hyperlink r:id="rId26" w:history="1">
+        <w:hyperlink r:id="rId27" w:history="1">
           <w:r>
             <w:rPr>
               <w:rStyle w:val="Hyperlink"/>
@@ -3379,7 +3379,7 @@
           <w:sz w:val="24"/>
           <w:u w:val="single"/>
         </w:rPr>
-        <w:hyperlink r:id="rId26" w:history="1">
+        <w:hyperlink r:id="rId27" w:history="1">
           <w:r>
             <w:rPr>
               <w:rStyle w:val="Hyperlink"/>
@@ -3397,7 +3397,7 @@
           <w:sz w:val="24"/>
           <w:u w:val="single"/>
         </w:rPr>
-        <w:hyperlink r:id="rId26" w:history="1">
+        <w:hyperlink r:id="rId27" w:history="1">
           <w:r>
             <w:rPr>
               <w:rStyle w:val="Hyperlink"/>
@@ -3415,7 +3415,7 @@
           <w:sz w:val="24"/>
           <w:u w:val="single"/>
         </w:rPr>
-        <w:hyperlink r:id="rId26" w:history="1">
+        <w:hyperlink r:id="rId27" w:history="1">
           <w:r>
             <w:rPr>
               <w:rStyle w:val="Hyperlink"/>

--- a/EXPORTS/DOCX/published/niveau3/English/NZG.docx
+++ b/EXPORTS/DOCX/published/niveau3/English/NZG.docx
@@ -543,7 +543,25 @@
           <w:color w:val="000000"/>
           <w:sz w:val="24"/>
         </w:rPr>
-        <w:t xml:space="preserve">were also active in other areas within the former </w:t>
+        <w:t>were also active in other areas within the forme</w:t>
+      </w:r>
+      <w:r>
+        <w:rPr>
+          <w:u w:val="single" w:color="0000ff"/>
+          <w:rFonts w:ascii="Charis SIL Regular" w:hAnsi="Charis SIL Regular" w:eastAsia="Charis SIL Regular"/>
+          <w:b w:val="0"/>
+          <w:i w:val="0"/>
+          <w:color w:val="000000"/>
+          <w:sz w:val="24"/>
+        </w:rPr>
+        <w:hyperlink r:id="rId10" w:history="1">
+          <w:r>
+            <w:rPr>
+              <w:rStyle w:val="Hyperlink"/>
+            </w:rPr>
+            <w:t xml:space="preserve">r </w:t>
+          </w:r>
+        </w:hyperlink>
       </w:r>
       <w:r>
         <w:rPr>
@@ -619,7 +637,7 @@
           <w:sz w:val="24"/>
           <w:u w:val="single"/>
         </w:rPr>
-        <w:hyperlink r:id="rId12" w:history="1">
+        <w:hyperlink r:id="rId11" w:history="1">
           <w:r>
             <w:rPr>
               <w:rStyle w:val="Hyperlink"/>
@@ -648,7 +666,7 @@
           <w:sz w:val="24"/>
           <w:u w:val="single"/>
         </w:rPr>
-        <w:hyperlink r:id="rId12" w:history="1">
+        <w:hyperlink r:id="rId11" w:history="1">
           <w:r>
             <w:rPr>
               <w:rStyle w:val="Hyperlink"/>
@@ -2560,7 +2578,7 @@
           <w:sz w:val="24"/>
           <w:u w:val="single"/>
         </w:rPr>
-        <w:hyperlink r:id="rId21" w:history="1">
+        <w:hyperlink r:id="rId20" w:history="1">
           <w:r>
             <w:rPr>
               <w:rStyle w:val="Hyperlink"/>
@@ -2596,7 +2614,7 @@
           <w:sz w:val="24"/>
           <w:u w:val="single"/>
         </w:rPr>
-        <w:hyperlink r:id="rId22" w:history="1">
+        <w:hyperlink r:id="rId20" w:history="1">
           <w:r>
             <w:rPr>
               <w:rStyle w:val="Hyperlink"/>
@@ -2625,7 +2643,7 @@
           <w:sz w:val="24"/>
           <w:u w:val="single"/>
         </w:rPr>
-        <w:hyperlink r:id="rId22" w:history="1">
+        <w:hyperlink r:id="rId20" w:history="1">
           <w:r>
             <w:rPr>
               <w:rStyle w:val="Hyperlink"/>
@@ -2643,7 +2661,7 @@
           <w:sz w:val="24"/>
           <w:u w:val="single"/>
         </w:rPr>
-        <w:hyperlink r:id="rId22" w:history="1">
+        <w:hyperlink r:id="rId20" w:history="1">
           <w:r>
             <w:rPr>
               <w:rStyle w:val="Hyperlink"/>
@@ -2741,7 +2759,7 @@
           <w:sz w:val="24"/>
           <w:u w:val="single"/>
         </w:rPr>
-        <w:hyperlink r:id="rId23" w:history="1">
+        <w:hyperlink r:id="rId22" w:history="1">
           <w:r>
             <w:rPr>
               <w:rStyle w:val="Hyperlink"/>
@@ -2759,7 +2777,7 @@
           <w:sz w:val="24"/>
           <w:u w:val="single"/>
         </w:rPr>
-        <w:hyperlink r:id="rId23" w:history="1">
+        <w:hyperlink r:id="rId22" w:history="1">
           <w:r>
             <w:rPr>
               <w:rStyle w:val="Hyperlink"/>
@@ -2777,7 +2795,7 @@
           <w:sz w:val="24"/>
           <w:u w:val="single"/>
         </w:rPr>
-        <w:hyperlink r:id="rId23" w:history="1">
+        <w:hyperlink r:id="rId22" w:history="1">
           <w:r>
             <w:rPr>
               <w:rStyle w:val="Hyperlink"/>
@@ -2795,7 +2813,7 @@
           <w:sz w:val="24"/>
           <w:u w:val="single"/>
         </w:rPr>
-        <w:hyperlink r:id="rId23" w:history="1">
+        <w:hyperlink r:id="rId22" w:history="1">
           <w:r>
             <w:rPr>
               <w:rStyle w:val="Hyperlink"/>
@@ -2823,7 +2841,7 @@
           <w:sz w:val="24"/>
           <w:u w:val="single"/>
         </w:rPr>
-        <w:hyperlink r:id="rId24" w:history="1">
+        <w:hyperlink r:id="rId23" w:history="1">
           <w:r>
             <w:rPr>
               <w:rStyle w:val="Hyperlink"/>
@@ -2841,7 +2859,7 @@
           <w:sz w:val="24"/>
           <w:u w:val="single"/>
         </w:rPr>
-        <w:hyperlink r:id="rId24" w:history="1">
+        <w:hyperlink r:id="rId23" w:history="1">
           <w:r>
             <w:rPr>
               <w:rStyle w:val="Hyperlink"/>
@@ -2859,7 +2877,7 @@
           <w:sz w:val="24"/>
           <w:u w:val="single"/>
         </w:rPr>
-        <w:hyperlink r:id="rId24" w:history="1">
+        <w:hyperlink r:id="rId22" w:history="1">
           <w:r>
             <w:rPr>
               <w:rStyle w:val="Hyperlink"/>
@@ -2870,13 +2888,14 @@
       </w:r>
       <w:r>
         <w:rPr>
+          <w:u w:val="single" w:color="0000ff"/>
           <w:rFonts w:ascii="Charis SIL Regular" w:hAnsi="Charis SIL Regular" w:eastAsia="Charis SIL Regular"/>
           <w:b w:val="0"/>
           <w:i w:val="0"/>
           <w:color w:val="000000"/>
           <w:sz w:val="24"/>
         </w:rPr>
-        <w:hyperlink r:id="rId23" w:history="1">
+        <w:hyperlink r:id="rId22" w:history="1">
           <w:r>
             <w:rPr>
               <w:rStyle w:val="Hyperlink"/>
@@ -2894,7 +2913,7 @@
           <w:sz w:val="24"/>
           <w:u w:val="single"/>
         </w:rPr>
-        <w:hyperlink r:id="rId25" w:history="1">
+        <w:hyperlink r:id="rId22" w:history="1">
           <w:r>
             <w:rPr>
               <w:rStyle w:val="Hyperlink"/>
@@ -2923,7 +2942,7 @@
           <w:sz w:val="24"/>
           <w:u w:val="single"/>
         </w:rPr>
-        <w:hyperlink r:id="rId25" w:history="1">
+        <w:hyperlink r:id="rId22" w:history="1">
           <w:r>
             <w:rPr>
               <w:rStyle w:val="Hyperlink"/>
@@ -2941,7 +2960,7 @@
           <w:sz w:val="24"/>
           <w:u w:val="single"/>
         </w:rPr>
-        <w:hyperlink r:id="rId25" w:history="1">
+        <w:hyperlink r:id="rId22" w:history="1">
           <w:r>
             <w:rPr>
               <w:rStyle w:val="Hyperlink"/>
@@ -3049,7 +3068,7 @@
           <w:sz w:val="24"/>
           <w:u w:val="single"/>
         </w:rPr>
-        <w:hyperlink r:id="rId26" w:history="1">
+        <w:hyperlink r:id="rId24" w:history="1">
           <w:r>
             <w:rPr>
               <w:rStyle w:val="Hyperlink"/>
@@ -3067,7 +3086,7 @@
           <w:sz w:val="24"/>
           <w:u w:val="single"/>
         </w:rPr>
-        <w:hyperlink r:id="rId26" w:history="1">
+        <w:hyperlink r:id="rId24" w:history="1">
           <w:r>
             <w:rPr>
               <w:rStyle w:val="Hyperlink"/>
@@ -3085,7 +3104,7 @@
           <w:sz w:val="24"/>
           <w:u w:val="single"/>
         </w:rPr>
-        <w:hyperlink r:id="rId26" w:history="1">
+        <w:hyperlink r:id="rId24" w:history="1">
           <w:r>
             <w:rPr>
               <w:rStyle w:val="Hyperlink"/>
@@ -3103,7 +3122,7 @@
           <w:sz w:val="24"/>
           <w:u w:val="single"/>
         </w:rPr>
-        <w:hyperlink r:id="rId26" w:history="1">
+        <w:hyperlink r:id="rId24" w:history="1">
           <w:r>
             <w:rPr>
               <w:rStyle w:val="Hyperlink"/>
@@ -3124,7 +3143,7 @@
           <w:sz w:val="24"/>
           <w:u w:val="single"/>
         </w:rPr>
-        <w:hyperlink r:id="rId26" w:history="1">
+        <w:hyperlink r:id="rId24" w:history="1">
           <w:r>
             <w:rPr>
               <w:rStyle w:val="Hyperlink"/>
@@ -3142,7 +3161,7 @@
           <w:sz w:val="24"/>
           <w:u w:val="single"/>
         </w:rPr>
-        <w:hyperlink r:id="rId26" w:history="1">
+        <w:hyperlink r:id="rId24" w:history="1">
           <w:r>
             <w:rPr>
               <w:rStyle w:val="Hyperlink"/>
@@ -3160,7 +3179,7 @@
           <w:sz w:val="24"/>
           <w:u w:val="single"/>
         </w:rPr>
-        <w:hyperlink r:id="rId26" w:history="1">
+        <w:hyperlink r:id="rId24" w:history="1">
           <w:r>
             <w:rPr>
               <w:rStyle w:val="Hyperlink"/>
@@ -3178,7 +3197,7 @@
           <w:sz w:val="24"/>
           <w:u w:val="single"/>
         </w:rPr>
-        <w:hyperlink r:id="rId26" w:history="1">
+        <w:hyperlink r:id="rId24" w:history="1">
           <w:r>
             <w:rPr>
               <w:rStyle w:val="Hyperlink"/>
@@ -3196,7 +3215,7 @@
           <w:sz w:val="24"/>
           <w:u w:val="single"/>
         </w:rPr>
-        <w:hyperlink r:id="rId26" w:history="1">
+        <w:hyperlink r:id="rId24" w:history="1">
           <w:r>
             <w:rPr>
               <w:rStyle w:val="Hyperlink"/>
@@ -3224,7 +3243,7 @@
           <w:sz w:val="24"/>
           <w:u w:val="single"/>
         </w:rPr>
-        <w:hyperlink r:id="rId26" w:history="1">
+        <w:hyperlink r:id="rId24" w:history="1">
           <w:r>
             <w:rPr>
               <w:rStyle w:val="Hyperlink"/>
@@ -3325,7 +3344,7 @@
           <w:sz w:val="24"/>
           <w:u w:val="single"/>
         </w:rPr>
-        <w:hyperlink r:id="rId27" w:history="1">
+        <w:hyperlink r:id="rId25" w:history="1">
           <w:r>
             <w:rPr>
               <w:rStyle w:val="Hyperlink"/>
@@ -3343,7 +3362,7 @@
           <w:sz w:val="24"/>
           <w:u w:val="single"/>
         </w:rPr>
-        <w:hyperlink r:id="rId27" w:history="1">
+        <w:hyperlink r:id="rId25" w:history="1">
           <w:r>
             <w:rPr>
               <w:rStyle w:val="Hyperlink"/>
@@ -3361,7 +3380,7 @@
           <w:sz w:val="24"/>
           <w:u w:val="single"/>
         </w:rPr>
-        <w:hyperlink r:id="rId27" w:history="1">
+        <w:hyperlink r:id="rId25" w:history="1">
           <w:r>
             <w:rPr>
               <w:rStyle w:val="Hyperlink"/>
@@ -3379,7 +3398,7 @@
           <w:sz w:val="24"/>
           <w:u w:val="single"/>
         </w:rPr>
-        <w:hyperlink r:id="rId27" w:history="1">
+        <w:hyperlink r:id="rId25" w:history="1">
           <w:r>
             <w:rPr>
               <w:rStyle w:val="Hyperlink"/>
@@ -3397,7 +3416,7 @@
           <w:sz w:val="24"/>
           <w:u w:val="single"/>
         </w:rPr>
-        <w:hyperlink r:id="rId27" w:history="1">
+        <w:hyperlink r:id="rId25" w:history="1">
           <w:r>
             <w:rPr>
               <w:rStyle w:val="Hyperlink"/>
@@ -3415,7 +3434,7 @@
           <w:sz w:val="24"/>
           <w:u w:val="single"/>
         </w:rPr>
-        <w:hyperlink r:id="rId27" w:history="1">
+        <w:hyperlink r:id="rId25" w:history="1">
           <w:r>
             <w:rPr>
               <w:rStyle w:val="Hyperlink"/>

--- a/EXPORTS/DOCX/published/niveau3/English/NZG.docx
+++ b/EXPORTS/DOCX/published/niveau3/English/NZG.docx
@@ -554,14 +554,7 @@
           <w:color w:val="000000"/>
           <w:sz w:val="24"/>
         </w:rPr>
-        <w:hyperlink r:id="rId10" w:history="1">
-          <w:r>
-            <w:rPr>
-              <w:rStyle w:val="Hyperlink"/>
-            </w:rPr>
-            <w:t xml:space="preserve">r </w:t>
-          </w:r>
-        </w:hyperlink>
+        <w:t xml:space="preserve">r </w:t>
       </w:r>
       <w:r>
         <w:rPr>
@@ -617,7 +610,6 @@
           <w:i w:val="0"/>
           <w:color w:val="0000FF"/>
           <w:sz w:val="24"/>
-          <w:u w:val="single"/>
         </w:rPr>
         <w:hyperlink r:id="rId12" w:history="1">
           <w:r>
@@ -637,7 +629,7 @@
           <w:sz w:val="24"/>
           <w:u w:val="single"/>
         </w:rPr>
-        <w:hyperlink r:id="rId11" w:history="1">
+        <w:hyperlink r:id="rId12" w:history="1">
           <w:r>
             <w:rPr>
               <w:rStyle w:val="Hyperlink"/>
@@ -2038,16 +2030,8 @@
           <w:i w:val="0"/>
           <w:color w:val="0000FF"/>
           <w:sz w:val="24"/>
-          <w:u w:val="single"/>
         </w:rPr>
-        <w:hyperlink r:id="rId17" w:history="1">
-          <w:r>
-            <w:rPr>
-              <w:rStyle w:val="Hyperlink"/>
-            </w:rPr>
-            <w:t>id=zoOC</w:t>
-          </w:r>
-        </w:hyperlink>
+        <w:t>id=zoOC</w:t>
       </w:r>
       <w:r>
         <w:rPr>
@@ -2578,7 +2562,7 @@
           <w:sz w:val="24"/>
           <w:u w:val="single"/>
         </w:rPr>
-        <w:hyperlink r:id="rId20" w:history="1">
+        <w:hyperlink r:id="rId21" w:history="1">
           <w:r>
             <w:rPr>
               <w:rStyle w:val="Hyperlink"/>
@@ -2614,7 +2598,7 @@
           <w:sz w:val="24"/>
           <w:u w:val="single"/>
         </w:rPr>
-        <w:hyperlink r:id="rId20" w:history="1">
+        <w:hyperlink r:id="rId22" w:history="1">
           <w:r>
             <w:rPr>
               <w:rStyle w:val="Hyperlink"/>
@@ -2643,7 +2627,7 @@
           <w:sz w:val="24"/>
           <w:u w:val="single"/>
         </w:rPr>
-        <w:hyperlink r:id="rId20" w:history="1">
+        <w:hyperlink r:id="rId22" w:history="1">
           <w:r>
             <w:rPr>
               <w:rStyle w:val="Hyperlink"/>
@@ -2661,7 +2645,7 @@
           <w:sz w:val="24"/>
           <w:u w:val="single"/>
         </w:rPr>
-        <w:hyperlink r:id="rId20" w:history="1">
+        <w:hyperlink r:id="rId22" w:history="1">
           <w:r>
             <w:rPr>
               <w:rStyle w:val="Hyperlink"/>
@@ -2759,7 +2743,7 @@
           <w:sz w:val="24"/>
           <w:u w:val="single"/>
         </w:rPr>
-        <w:hyperlink r:id="rId22" w:history="1">
+        <w:hyperlink r:id="rId23" w:history="1">
           <w:r>
             <w:rPr>
               <w:rStyle w:val="Hyperlink"/>
@@ -2777,7 +2761,7 @@
           <w:sz w:val="24"/>
           <w:u w:val="single"/>
         </w:rPr>
-        <w:hyperlink r:id="rId22" w:history="1">
+        <w:hyperlink r:id="rId23" w:history="1">
           <w:r>
             <w:rPr>
               <w:rStyle w:val="Hyperlink"/>
@@ -2795,7 +2779,7 @@
           <w:sz w:val="24"/>
           <w:u w:val="single"/>
         </w:rPr>
-        <w:hyperlink r:id="rId22" w:history="1">
+        <w:hyperlink r:id="rId23" w:history="1">
           <w:r>
             <w:rPr>
               <w:rStyle w:val="Hyperlink"/>
@@ -2813,7 +2797,7 @@
           <w:sz w:val="24"/>
           <w:u w:val="single"/>
         </w:rPr>
-        <w:hyperlink r:id="rId22" w:history="1">
+        <w:hyperlink r:id="rId23" w:history="1">
           <w:r>
             <w:rPr>
               <w:rStyle w:val="Hyperlink"/>
@@ -2841,7 +2825,7 @@
           <w:sz w:val="24"/>
           <w:u w:val="single"/>
         </w:rPr>
-        <w:hyperlink r:id="rId23" w:history="1">
+        <w:hyperlink r:id="rId24" w:history="1">
           <w:r>
             <w:rPr>
               <w:rStyle w:val="Hyperlink"/>
@@ -2859,7 +2843,7 @@
           <w:sz w:val="24"/>
           <w:u w:val="single"/>
         </w:rPr>
-        <w:hyperlink r:id="rId23" w:history="1">
+        <w:hyperlink r:id="rId24" w:history="1">
           <w:r>
             <w:rPr>
               <w:rStyle w:val="Hyperlink"/>
@@ -2877,7 +2861,7 @@
           <w:sz w:val="24"/>
           <w:u w:val="single"/>
         </w:rPr>
-        <w:hyperlink r:id="rId22" w:history="1">
+        <w:hyperlink r:id="rId24" w:history="1">
           <w:r>
             <w:rPr>
               <w:rStyle w:val="Hyperlink"/>
@@ -2888,14 +2872,13 @@
       </w:r>
       <w:r>
         <w:rPr>
-          <w:u w:val="single" w:color="0000ff"/>
           <w:rFonts w:ascii="Charis SIL Regular" w:hAnsi="Charis SIL Regular" w:eastAsia="Charis SIL Regular"/>
           <w:b w:val="0"/>
           <w:i w:val="0"/>
           <w:color w:val="000000"/>
           <w:sz w:val="24"/>
         </w:rPr>
-        <w:hyperlink r:id="rId22" w:history="1">
+        <w:hyperlink r:id="rId23" w:history="1">
           <w:r>
             <w:rPr>
               <w:rStyle w:val="Hyperlink"/>
@@ -2913,7 +2896,7 @@
           <w:sz w:val="24"/>
           <w:u w:val="single"/>
         </w:rPr>
-        <w:hyperlink r:id="rId22" w:history="1">
+        <w:hyperlink r:id="rId25" w:history="1">
           <w:r>
             <w:rPr>
               <w:rStyle w:val="Hyperlink"/>
@@ -2942,7 +2925,7 @@
           <w:sz w:val="24"/>
           <w:u w:val="single"/>
         </w:rPr>
-        <w:hyperlink r:id="rId22" w:history="1">
+        <w:hyperlink r:id="rId25" w:history="1">
           <w:r>
             <w:rPr>
               <w:rStyle w:val="Hyperlink"/>
@@ -2960,7 +2943,7 @@
           <w:sz w:val="24"/>
           <w:u w:val="single"/>
         </w:rPr>
-        <w:hyperlink r:id="rId22" w:history="1">
+        <w:hyperlink r:id="rId25" w:history="1">
           <w:r>
             <w:rPr>
               <w:rStyle w:val="Hyperlink"/>
@@ -3068,7 +3051,7 @@
           <w:sz w:val="24"/>
           <w:u w:val="single"/>
         </w:rPr>
-        <w:hyperlink r:id="rId24" w:history="1">
+        <w:hyperlink r:id="rId26" w:history="1">
           <w:r>
             <w:rPr>
               <w:rStyle w:val="Hyperlink"/>
@@ -3086,7 +3069,7 @@
           <w:sz w:val="24"/>
           <w:u w:val="single"/>
         </w:rPr>
-        <w:hyperlink r:id="rId24" w:history="1">
+        <w:hyperlink r:id="rId26" w:history="1">
           <w:r>
             <w:rPr>
               <w:rStyle w:val="Hyperlink"/>
@@ -3104,7 +3087,7 @@
           <w:sz w:val="24"/>
           <w:u w:val="single"/>
         </w:rPr>
-        <w:hyperlink r:id="rId24" w:history="1">
+        <w:hyperlink r:id="rId26" w:history="1">
           <w:r>
             <w:rPr>
               <w:rStyle w:val="Hyperlink"/>
@@ -3122,7 +3105,7 @@
           <w:sz w:val="24"/>
           <w:u w:val="single"/>
         </w:rPr>
-        <w:hyperlink r:id="rId24" w:history="1">
+        <w:hyperlink r:id="rId26" w:history="1">
           <w:r>
             <w:rPr>
               <w:rStyle w:val="Hyperlink"/>
@@ -3143,7 +3126,7 @@
           <w:sz w:val="24"/>
           <w:u w:val="single"/>
         </w:rPr>
-        <w:hyperlink r:id="rId24" w:history="1">
+        <w:hyperlink r:id="rId26" w:history="1">
           <w:r>
             <w:rPr>
               <w:rStyle w:val="Hyperlink"/>
@@ -3161,7 +3144,7 @@
           <w:sz w:val="24"/>
           <w:u w:val="single"/>
         </w:rPr>
-        <w:hyperlink r:id="rId24" w:history="1">
+        <w:hyperlink r:id="rId26" w:history="1">
           <w:r>
             <w:rPr>
               <w:rStyle w:val="Hyperlink"/>
@@ -3179,7 +3162,7 @@
           <w:sz w:val="24"/>
           <w:u w:val="single"/>
         </w:rPr>
-        <w:hyperlink r:id="rId24" w:history="1">
+        <w:hyperlink r:id="rId26" w:history="1">
           <w:r>
             <w:rPr>
               <w:rStyle w:val="Hyperlink"/>
@@ -3197,7 +3180,7 @@
           <w:sz w:val="24"/>
           <w:u w:val="single"/>
         </w:rPr>
-        <w:hyperlink r:id="rId24" w:history="1">
+        <w:hyperlink r:id="rId26" w:history="1">
           <w:r>
             <w:rPr>
               <w:rStyle w:val="Hyperlink"/>
@@ -3215,7 +3198,7 @@
           <w:sz w:val="24"/>
           <w:u w:val="single"/>
         </w:rPr>
-        <w:hyperlink r:id="rId24" w:history="1">
+        <w:hyperlink r:id="rId26" w:history="1">
           <w:r>
             <w:rPr>
               <w:rStyle w:val="Hyperlink"/>
@@ -3243,7 +3226,7 @@
           <w:sz w:val="24"/>
           <w:u w:val="single"/>
         </w:rPr>
-        <w:hyperlink r:id="rId24" w:history="1">
+        <w:hyperlink r:id="rId26" w:history="1">
           <w:r>
             <w:rPr>
               <w:rStyle w:val="Hyperlink"/>
@@ -3344,7 +3327,7 @@
           <w:sz w:val="24"/>
           <w:u w:val="single"/>
         </w:rPr>
-        <w:hyperlink r:id="rId25" w:history="1">
+        <w:hyperlink r:id="rId27" w:history="1">
           <w:r>
             <w:rPr>
               <w:rStyle w:val="Hyperlink"/>
@@ -3362,7 +3345,7 @@
           <w:sz w:val="24"/>
           <w:u w:val="single"/>
         </w:rPr>
-        <w:hyperlink r:id="rId25" w:history="1">
+        <w:hyperlink r:id="rId27" w:history="1">
           <w:r>
             <w:rPr>
               <w:rStyle w:val="Hyperlink"/>
@@ -3380,7 +3363,7 @@
           <w:sz w:val="24"/>
           <w:u w:val="single"/>
         </w:rPr>
-        <w:hyperlink r:id="rId25" w:history="1">
+        <w:hyperlink r:id="rId27" w:history="1">
           <w:r>
             <w:rPr>
               <w:rStyle w:val="Hyperlink"/>
@@ -3398,7 +3381,7 @@
           <w:sz w:val="24"/>
           <w:u w:val="single"/>
         </w:rPr>
-        <w:hyperlink r:id="rId25" w:history="1">
+        <w:hyperlink r:id="rId27" w:history="1">
           <w:r>
             <w:rPr>
               <w:rStyle w:val="Hyperlink"/>
@@ -3416,7 +3399,7 @@
           <w:sz w:val="24"/>
           <w:u w:val="single"/>
         </w:rPr>
-        <w:hyperlink r:id="rId25" w:history="1">
+        <w:hyperlink r:id="rId27" w:history="1">
           <w:r>
             <w:rPr>
               <w:rStyle w:val="Hyperlink"/>
@@ -3434,7 +3417,7 @@
           <w:sz w:val="24"/>
           <w:u w:val="single"/>
         </w:rPr>
-        <w:hyperlink r:id="rId25" w:history="1">
+        <w:hyperlink r:id="rId27" w:history="1">
           <w:r>
             <w:rPr>
               <w:rStyle w:val="Hyperlink"/>

--- a/EXPORTS/DOCX/published/niveau3/English/NZG.docx
+++ b/EXPORTS/DOCX/published/niveau3/English/NZG.docx
@@ -554,7 +554,14 @@
           <w:color w:val="000000"/>
           <w:sz w:val="24"/>
         </w:rPr>
-        <w:t xml:space="preserve">r </w:t>
+        <w:hyperlink r:id="rId10" w:history="1">
+          <w:r>
+            <w:rPr>
+              <w:rStyle w:val="Hyperlink"/>
+            </w:rPr>
+            <w:t xml:space="preserve">r </w:t>
+          </w:r>
+        </w:hyperlink>
       </w:r>
       <w:r>
         <w:rPr>
@@ -565,7 +572,7 @@
           <w:sz w:val="24"/>
           <w:u w:val="single"/>
         </w:rPr>
-        <w:hyperlink r:id="rId12" w:history="1">
+        <w:hyperlink r:id="rId10" w:history="1">
           <w:r>
             <w:rPr>
               <w:rStyle w:val="Hyperlink"/>
@@ -581,16 +588,8 @@
           <w:i w:val="0"/>
           <w:color w:val="0000FF"/>
           <w:sz w:val="24"/>
-          <w:u w:val="single"/>
         </w:rPr>
-        <w:hyperlink r:id="rId12" w:history="1">
-          <w:r>
-            <w:rPr>
-              <w:rStyle w:val="Hyperlink"/>
-            </w:rPr>
-            <w:t>tch</w:t>
-          </w:r>
-        </w:hyperlink>
+        <w:t>tch E</w:t>
       </w:r>
       <w:r>
         <w:rPr>
@@ -601,35 +600,7 @@
           <w:sz w:val="24"/>
           <w:u w:val="single"/>
         </w:rPr>
-        <w:t xml:space="preserve"> </w:t>
-      </w:r>
-      <w:r>
-        <w:rPr>
-          <w:rFonts w:ascii="Charis SIL Regular" w:hAnsi="Charis SIL Regular" w:eastAsia="Charis SIL Regular"/>
-          <w:b w:val="0"/>
-          <w:i w:val="0"/>
-          <w:color w:val="0000FF"/>
-          <w:sz w:val="24"/>
-        </w:rPr>
-        <w:hyperlink r:id="rId12" w:history="1">
-          <w:r>
-            <w:rPr>
-              <w:rStyle w:val="Hyperlink"/>
-            </w:rPr>
-            <w:t>E</w:t>
-          </w:r>
-        </w:hyperlink>
-      </w:r>
-      <w:r>
-        <w:rPr>
-          <w:rFonts w:ascii="Charis SIL Regular" w:hAnsi="Charis SIL Regular" w:eastAsia="Charis SIL Regular"/>
-          <w:b w:val="0"/>
-          <w:i w:val="0"/>
-          <w:color w:val="0000FF"/>
-          <w:sz w:val="24"/>
-          <w:u w:val="single"/>
-        </w:rPr>
-        <w:hyperlink r:id="rId12" w:history="1">
+        <w:hyperlink r:id="rId11" w:history="1">
           <w:r>
             <w:rPr>
               <w:rStyle w:val="Hyperlink"/>
@@ -658,7 +629,7 @@
           <w:sz w:val="24"/>
           <w:u w:val="single"/>
         </w:rPr>
-        <w:hyperlink r:id="rId11" w:history="1">
+        <w:hyperlink r:id="rId12" w:history="1">
           <w:r>
             <w:rPr>
               <w:rStyle w:val="Hyperlink"/>
@@ -2580,14 +2551,7 @@
           <w:color w:val="000000"/>
           <w:sz w:val="24"/>
         </w:rPr>
-        <w:hyperlink r:id="rId20" w:history="1">
-          <w:r>
-            <w:rPr>
-              <w:rStyle w:val="Hyperlink"/>
-            </w:rPr>
-            <w:t xml:space="preserve">, </w:t>
-          </w:r>
-        </w:hyperlink>
+        <w:t xml:space="preserve">, </w:t>
       </w:r>
       <w:r>
         <w:rPr>

--- a/EXPORTS/DOCX/published/niveau3/English/NZG.docx
+++ b/EXPORTS/DOCX/published/niveau3/English/NZG.docx
@@ -588,8 +588,26 @@
           <w:i w:val="0"/>
           <w:color w:val="0000FF"/>
           <w:sz w:val="24"/>
+          <w:u w:val="single"/>
         </w:rPr>
-        <w:t>tch E</w:t>
+        <w:hyperlink r:id="rId12" w:history="1">
+          <w:r>
+            <w:rPr>
+              <w:rStyle w:val="Hyperlink"/>
+            </w:rPr>
+            <w:t>tch</w:t>
+          </w:r>
+        </w:hyperlink>
+      </w:r>
+      <w:r>
+        <w:rPr>
+          <w:rFonts w:ascii="Charis SIL Regular" w:hAnsi="Charis SIL Regular" w:eastAsia="Charis SIL Regular"/>
+          <w:b w:val="0"/>
+          <w:i w:val="0"/>
+          <w:color w:val="0000FF"/>
+          <w:sz w:val="24"/>
+        </w:rPr>
+        <w:t xml:space="preserve"> E</w:t>
       </w:r>
       <w:r>
         <w:rPr>
@@ -629,7 +647,7 @@
           <w:sz w:val="24"/>
           <w:u w:val="single"/>
         </w:rPr>
-        <w:hyperlink r:id="rId12" w:history="1">
+        <w:hyperlink r:id="rId11" w:history="1">
           <w:r>
             <w:rPr>
               <w:rStyle w:val="Hyperlink"/>
@@ -2001,8 +2019,16 @@
           <w:i w:val="0"/>
           <w:color w:val="0000FF"/>
           <w:sz w:val="24"/>
+          <w:u w:val="single"/>
         </w:rPr>
-        <w:t>id=zoOC</w:t>
+        <w:hyperlink r:id="rId18" w:history="1">
+          <w:r>
+            <w:rPr>
+              <w:rStyle w:val="Hyperlink"/>
+            </w:rPr>
+            <w:t>id=zoOC</w:t>
+          </w:r>
+        </w:hyperlink>
       </w:r>
       <w:r>
         <w:rPr>
@@ -2013,7 +2039,7 @@
           <w:sz w:val="24"/>
           <w:u w:val="single"/>
         </w:rPr>
-        <w:hyperlink r:id="rId17" w:history="1">
+        <w:hyperlink r:id="rId18" w:history="1">
           <w:r>
             <w:rPr>
               <w:rStyle w:val="Hyperlink"/>
@@ -2544,14 +2570,20 @@
       </w:r>
       <w:r>
         <w:rPr>
-          <w:u w:val="single" w:color="0000ff"/>
           <w:rFonts w:ascii="Charis SIL Regular" w:hAnsi="Charis SIL Regular" w:eastAsia="Charis SIL Regular"/>
           <w:b w:val="0"/>
           <w:i w:val="0"/>
           <w:color w:val="000000"/>
           <w:sz w:val="24"/>
         </w:rPr>
-        <w:t xml:space="preserve">, </w:t>
+        <w:hyperlink r:id="rId20" w:history="1">
+          <w:r>
+            <w:rPr>
+              <w:rStyle w:val="Hyperlink"/>
+            </w:rPr>
+            <w:t xml:space="preserve">, </w:t>
+          </w:r>
+        </w:hyperlink>
       </w:r>
       <w:r>
         <w:rPr>

--- a/EXPORTS/DOCX/published/niveau3/English/NZG.docx
+++ b/EXPORTS/DOCX/published/niveau3/English/NZG.docx
@@ -572,7 +572,7 @@
           <w:sz w:val="24"/>
           <w:u w:val="single"/>
         </w:rPr>
-        <w:hyperlink r:id="rId10" w:history="1">
+        <w:hyperlink r:id="rId12" w:history="1">
           <w:r>
             <w:rPr>
               <w:rStyle w:val="Hyperlink"/>
@@ -606,8 +606,19 @@
           <w:i w:val="0"/>
           <w:color w:val="0000FF"/>
           <w:sz w:val="24"/>
+          <w:u w:val="single"/>
         </w:rPr>
-        <w:t xml:space="preserve"> E</w:t>
+        <w:t xml:space="preserve"> </w:t>
+      </w:r>
+      <w:r>
+        <w:rPr>
+          <w:rFonts w:ascii="Charis SIL Regular" w:hAnsi="Charis SIL Regular" w:eastAsia="Charis SIL Regular"/>
+          <w:b w:val="0"/>
+          <w:i w:val="0"/>
+          <w:color w:val="0000FF"/>
+          <w:sz w:val="24"/>
+        </w:rPr>
+        <w:t>E</w:t>
       </w:r>
       <w:r>
         <w:rPr>
@@ -2541,7 +2552,7 @@
           <w:sz w:val="24"/>
           <w:u w:val="single"/>
         </w:rPr>
-        <w:hyperlink r:id="rId21" w:history="1">
+        <w:hyperlink r:id="rId20" w:history="1">
           <w:r>
             <w:rPr>
               <w:rStyle w:val="Hyperlink"/>
@@ -2559,7 +2570,7 @@
           <w:sz w:val="24"/>
           <w:u w:val="single"/>
         </w:rPr>
-        <w:hyperlink r:id="rId21" w:history="1">
+        <w:hyperlink r:id="rId20" w:history="1">
           <w:r>
             <w:rPr>
               <w:rStyle w:val="Hyperlink"/>
@@ -2576,14 +2587,7 @@
           <w:color w:val="000000"/>
           <w:sz w:val="24"/>
         </w:rPr>
-        <w:hyperlink r:id="rId20" w:history="1">
-          <w:r>
-            <w:rPr>
-              <w:rStyle w:val="Hyperlink"/>
-            </w:rPr>
-            <w:t xml:space="preserve">, </w:t>
-          </w:r>
-        </w:hyperlink>
+        <w:t xml:space="preserve">, </w:t>
       </w:r>
       <w:r>
         <w:rPr>
@@ -2594,7 +2598,7 @@
           <w:sz w:val="24"/>
           <w:u w:val="single"/>
         </w:rPr>
-        <w:hyperlink r:id="rId22" w:history="1">
+        <w:hyperlink r:id="rId20" w:history="1">
           <w:r>
             <w:rPr>
               <w:rStyle w:val="Hyperlink"/>
@@ -2623,7 +2627,7 @@
           <w:sz w:val="24"/>
           <w:u w:val="single"/>
         </w:rPr>
-        <w:hyperlink r:id="rId22" w:history="1">
+        <w:hyperlink r:id="rId20" w:history="1">
           <w:r>
             <w:rPr>
               <w:rStyle w:val="Hyperlink"/>
@@ -2641,7 +2645,7 @@
           <w:sz w:val="24"/>
           <w:u w:val="single"/>
         </w:rPr>
-        <w:hyperlink r:id="rId22" w:history="1">
+        <w:hyperlink r:id="rId20" w:history="1">
           <w:r>
             <w:rPr>
               <w:rStyle w:val="Hyperlink"/>
@@ -2739,7 +2743,7 @@
           <w:sz w:val="24"/>
           <w:u w:val="single"/>
         </w:rPr>
-        <w:hyperlink r:id="rId23" w:history="1">
+        <w:hyperlink r:id="rId22" w:history="1">
           <w:r>
             <w:rPr>
               <w:rStyle w:val="Hyperlink"/>
@@ -2757,7 +2761,7 @@
           <w:sz w:val="24"/>
           <w:u w:val="single"/>
         </w:rPr>
-        <w:hyperlink r:id="rId23" w:history="1">
+        <w:hyperlink r:id="rId22" w:history="1">
           <w:r>
             <w:rPr>
               <w:rStyle w:val="Hyperlink"/>
@@ -2775,7 +2779,7 @@
           <w:sz w:val="24"/>
           <w:u w:val="single"/>
         </w:rPr>
-        <w:hyperlink r:id="rId23" w:history="1">
+        <w:hyperlink r:id="rId22" w:history="1">
           <w:r>
             <w:rPr>
               <w:rStyle w:val="Hyperlink"/>
@@ -2793,7 +2797,7 @@
           <w:sz w:val="24"/>
           <w:u w:val="single"/>
         </w:rPr>
-        <w:hyperlink r:id="rId23" w:history="1">
+        <w:hyperlink r:id="rId22" w:history="1">
           <w:r>
             <w:rPr>
               <w:rStyle w:val="Hyperlink"/>
@@ -2821,7 +2825,7 @@
           <w:sz w:val="24"/>
           <w:u w:val="single"/>
         </w:rPr>
-        <w:hyperlink r:id="rId24" w:history="1">
+        <w:hyperlink r:id="rId23" w:history="1">
           <w:r>
             <w:rPr>
               <w:rStyle w:val="Hyperlink"/>
@@ -2839,7 +2843,7 @@
           <w:sz w:val="24"/>
           <w:u w:val="single"/>
         </w:rPr>
-        <w:hyperlink r:id="rId24" w:history="1">
+        <w:hyperlink r:id="rId23" w:history="1">
           <w:r>
             <w:rPr>
               <w:rStyle w:val="Hyperlink"/>
@@ -2857,7 +2861,7 @@
           <w:sz w:val="24"/>
           <w:u w:val="single"/>
         </w:rPr>
-        <w:hyperlink r:id="rId24" w:history="1">
+        <w:hyperlink r:id="rId22" w:history="1">
           <w:r>
             <w:rPr>
               <w:rStyle w:val="Hyperlink"/>
@@ -2874,7 +2878,7 @@
           <w:color w:val="000000"/>
           <w:sz w:val="24"/>
         </w:rPr>
-        <w:hyperlink r:id="rId23" w:history="1">
+        <w:hyperlink r:id="rId22" w:history="1">
           <w:r>
             <w:rPr>
               <w:rStyle w:val="Hyperlink"/>
@@ -2892,7 +2896,7 @@
           <w:sz w:val="24"/>
           <w:u w:val="single"/>
         </w:rPr>
-        <w:hyperlink r:id="rId25" w:history="1">
+        <w:hyperlink r:id="rId22" w:history="1">
           <w:r>
             <w:rPr>
               <w:rStyle w:val="Hyperlink"/>
@@ -2921,7 +2925,7 @@
           <w:sz w:val="24"/>
           <w:u w:val="single"/>
         </w:rPr>
-        <w:hyperlink r:id="rId25" w:history="1">
+        <w:hyperlink r:id="rId22" w:history="1">
           <w:r>
             <w:rPr>
               <w:rStyle w:val="Hyperlink"/>
@@ -2939,7 +2943,7 @@
           <w:sz w:val="24"/>
           <w:u w:val="single"/>
         </w:rPr>
-        <w:hyperlink r:id="rId25" w:history="1">
+        <w:hyperlink r:id="rId22" w:history="1">
           <w:r>
             <w:rPr>
               <w:rStyle w:val="Hyperlink"/>
@@ -3047,7 +3051,7 @@
           <w:sz w:val="24"/>
           <w:u w:val="single"/>
         </w:rPr>
-        <w:hyperlink r:id="rId26" w:history="1">
+        <w:hyperlink r:id="rId24" w:history="1">
           <w:r>
             <w:rPr>
               <w:rStyle w:val="Hyperlink"/>
@@ -3065,7 +3069,7 @@
           <w:sz w:val="24"/>
           <w:u w:val="single"/>
         </w:rPr>
-        <w:hyperlink r:id="rId26" w:history="1">
+        <w:hyperlink r:id="rId24" w:history="1">
           <w:r>
             <w:rPr>
               <w:rStyle w:val="Hyperlink"/>
@@ -3083,7 +3087,7 @@
           <w:sz w:val="24"/>
           <w:u w:val="single"/>
         </w:rPr>
-        <w:hyperlink r:id="rId26" w:history="1">
+        <w:hyperlink r:id="rId24" w:history="1">
           <w:r>
             <w:rPr>
               <w:rStyle w:val="Hyperlink"/>
@@ -3101,7 +3105,7 @@
           <w:sz w:val="24"/>
           <w:u w:val="single"/>
         </w:rPr>
-        <w:hyperlink r:id="rId26" w:history="1">
+        <w:hyperlink r:id="rId24" w:history="1">
           <w:r>
             <w:rPr>
               <w:rStyle w:val="Hyperlink"/>
@@ -3122,7 +3126,7 @@
           <w:sz w:val="24"/>
           <w:u w:val="single"/>
         </w:rPr>
-        <w:hyperlink r:id="rId26" w:history="1">
+        <w:hyperlink r:id="rId24" w:history="1">
           <w:r>
             <w:rPr>
               <w:rStyle w:val="Hyperlink"/>
@@ -3140,7 +3144,7 @@
           <w:sz w:val="24"/>
           <w:u w:val="single"/>
         </w:rPr>
-        <w:hyperlink r:id="rId26" w:history="1">
+        <w:hyperlink r:id="rId24" w:history="1">
           <w:r>
             <w:rPr>
               <w:rStyle w:val="Hyperlink"/>
@@ -3158,7 +3162,7 @@
           <w:sz w:val="24"/>
           <w:u w:val="single"/>
         </w:rPr>
-        <w:hyperlink r:id="rId26" w:history="1">
+        <w:hyperlink r:id="rId24" w:history="1">
           <w:r>
             <w:rPr>
               <w:rStyle w:val="Hyperlink"/>
@@ -3176,7 +3180,7 @@
           <w:sz w:val="24"/>
           <w:u w:val="single"/>
         </w:rPr>
-        <w:hyperlink r:id="rId26" w:history="1">
+        <w:hyperlink r:id="rId24" w:history="1">
           <w:r>
             <w:rPr>
               <w:rStyle w:val="Hyperlink"/>
@@ -3194,7 +3198,7 @@
           <w:sz w:val="24"/>
           <w:u w:val="single"/>
         </w:rPr>
-        <w:hyperlink r:id="rId26" w:history="1">
+        <w:hyperlink r:id="rId24" w:history="1">
           <w:r>
             <w:rPr>
               <w:rStyle w:val="Hyperlink"/>
@@ -3222,7 +3226,7 @@
           <w:sz w:val="24"/>
           <w:u w:val="single"/>
         </w:rPr>
-        <w:hyperlink r:id="rId26" w:history="1">
+        <w:hyperlink r:id="rId24" w:history="1">
           <w:r>
             <w:rPr>
               <w:rStyle w:val="Hyperlink"/>
@@ -3323,7 +3327,7 @@
           <w:sz w:val="24"/>
           <w:u w:val="single"/>
         </w:rPr>
-        <w:hyperlink r:id="rId27" w:history="1">
+        <w:hyperlink r:id="rId25" w:history="1">
           <w:r>
             <w:rPr>
               <w:rStyle w:val="Hyperlink"/>
@@ -3341,7 +3345,7 @@
           <w:sz w:val="24"/>
           <w:u w:val="single"/>
         </w:rPr>
-        <w:hyperlink r:id="rId27" w:history="1">
+        <w:hyperlink r:id="rId25" w:history="1">
           <w:r>
             <w:rPr>
               <w:rStyle w:val="Hyperlink"/>
@@ -3359,7 +3363,7 @@
           <w:sz w:val="24"/>
           <w:u w:val="single"/>
         </w:rPr>
-        <w:hyperlink r:id="rId27" w:history="1">
+        <w:hyperlink r:id="rId25" w:history="1">
           <w:r>
             <w:rPr>
               <w:rStyle w:val="Hyperlink"/>
@@ -3377,7 +3381,7 @@
           <w:sz w:val="24"/>
           <w:u w:val="single"/>
         </w:rPr>
-        <w:hyperlink r:id="rId27" w:history="1">
+        <w:hyperlink r:id="rId25" w:history="1">
           <w:r>
             <w:rPr>
               <w:rStyle w:val="Hyperlink"/>
@@ -3395,7 +3399,7 @@
           <w:sz w:val="24"/>
           <w:u w:val="single"/>
         </w:rPr>
-        <w:hyperlink r:id="rId27" w:history="1">
+        <w:hyperlink r:id="rId25" w:history="1">
           <w:r>
             <w:rPr>
               <w:rStyle w:val="Hyperlink"/>
@@ -3413,7 +3417,7 @@
           <w:sz w:val="24"/>
           <w:u w:val="single"/>
         </w:rPr>
-        <w:hyperlink r:id="rId27" w:history="1">
+        <w:hyperlink r:id="rId25" w:history="1">
           <w:r>
             <w:rPr>
               <w:rStyle w:val="Hyperlink"/>

--- a/EXPORTS/DOCX/published/niveau3/English/NZG.docx
+++ b/EXPORTS/DOCX/published/niveau3/English/NZG.docx
@@ -543,25 +543,7 @@
           <w:color w:val="000000"/>
           <w:sz w:val="24"/>
         </w:rPr>
-        <w:t>were also active in other areas within the forme</w:t>
-      </w:r>
-      <w:r>
-        <w:rPr>
-          <w:u w:val="single" w:color="0000ff"/>
-          <w:rFonts w:ascii="Charis SIL Regular" w:hAnsi="Charis SIL Regular" w:eastAsia="Charis SIL Regular"/>
-          <w:b w:val="0"/>
-          <w:i w:val="0"/>
-          <w:color w:val="000000"/>
-          <w:sz w:val="24"/>
-        </w:rPr>
-        <w:hyperlink r:id="rId10" w:history="1">
-          <w:r>
-            <w:rPr>
-              <w:rStyle w:val="Hyperlink"/>
-            </w:rPr>
-            <w:t xml:space="preserve">r </w:t>
-          </w:r>
-        </w:hyperlink>
+        <w:t xml:space="preserve">were also active in other areas within the former </w:t>
       </w:r>
       <w:r>
         <w:rPr>
@@ -617,8 +599,16 @@
           <w:i w:val="0"/>
           <w:color w:val="0000FF"/>
           <w:sz w:val="24"/>
+          <w:u w:val="single"/>
         </w:rPr>
-        <w:t>E</w:t>
+        <w:hyperlink r:id="rId12" w:history="1">
+          <w:r>
+            <w:rPr>
+              <w:rStyle w:val="Hyperlink"/>
+            </w:rPr>
+            <w:t>E</w:t>
+          </w:r>
+        </w:hyperlink>
       </w:r>
       <w:r>
         <w:rPr>
@@ -629,7 +619,7 @@
           <w:sz w:val="24"/>
           <w:u w:val="single"/>
         </w:rPr>
-        <w:hyperlink r:id="rId11" w:history="1">
+        <w:hyperlink r:id="rId12" w:history="1">
           <w:r>
             <w:rPr>
               <w:rStyle w:val="Hyperlink"/>
@@ -658,7 +648,7 @@
           <w:sz w:val="24"/>
           <w:u w:val="single"/>
         </w:rPr>
-        <w:hyperlink r:id="rId11" w:history="1">
+        <w:hyperlink r:id="rId12" w:history="1">
           <w:r>
             <w:rPr>
               <w:rStyle w:val="Hyperlink"/>
@@ -2587,7 +2577,14 @@
           <w:color w:val="000000"/>
           <w:sz w:val="24"/>
         </w:rPr>
-        <w:t xml:space="preserve">, </w:t>
+        <w:hyperlink r:id="rId20" w:history="1">
+          <w:r>
+            <w:rPr>
+              <w:rStyle w:val="Hyperlink"/>
+            </w:rPr>
+            <w:t xml:space="preserve">, </w:t>
+          </w:r>
+        </w:hyperlink>
       </w:r>
       <w:r>
         <w:rPr>
@@ -2598,7 +2595,7 @@
           <w:sz w:val="24"/>
           <w:u w:val="single"/>
         </w:rPr>
-        <w:hyperlink r:id="rId20" w:history="1">
+        <w:hyperlink r:id="rId22" w:history="1">
           <w:r>
             <w:rPr>
               <w:rStyle w:val="Hyperlink"/>
@@ -2627,7 +2624,7 @@
           <w:sz w:val="24"/>
           <w:u w:val="single"/>
         </w:rPr>
-        <w:hyperlink r:id="rId20" w:history="1">
+        <w:hyperlink r:id="rId22" w:history="1">
           <w:r>
             <w:rPr>
               <w:rStyle w:val="Hyperlink"/>
@@ -2645,7 +2642,7 @@
           <w:sz w:val="24"/>
           <w:u w:val="single"/>
         </w:rPr>
-        <w:hyperlink r:id="rId20" w:history="1">
+        <w:hyperlink r:id="rId22" w:history="1">
           <w:r>
             <w:rPr>
               <w:rStyle w:val="Hyperlink"/>
@@ -2743,7 +2740,7 @@
           <w:sz w:val="24"/>
           <w:u w:val="single"/>
         </w:rPr>
-        <w:hyperlink r:id="rId22" w:history="1">
+        <w:hyperlink r:id="rId23" w:history="1">
           <w:r>
             <w:rPr>
               <w:rStyle w:val="Hyperlink"/>
@@ -2761,7 +2758,7 @@
           <w:sz w:val="24"/>
           <w:u w:val="single"/>
         </w:rPr>
-        <w:hyperlink r:id="rId22" w:history="1">
+        <w:hyperlink r:id="rId23" w:history="1">
           <w:r>
             <w:rPr>
               <w:rStyle w:val="Hyperlink"/>
@@ -2779,7 +2776,7 @@
           <w:sz w:val="24"/>
           <w:u w:val="single"/>
         </w:rPr>
-        <w:hyperlink r:id="rId22" w:history="1">
+        <w:hyperlink r:id="rId23" w:history="1">
           <w:r>
             <w:rPr>
               <w:rStyle w:val="Hyperlink"/>
@@ -2797,7 +2794,7 @@
           <w:sz w:val="24"/>
           <w:u w:val="single"/>
         </w:rPr>
-        <w:hyperlink r:id="rId22" w:history="1">
+        <w:hyperlink r:id="rId23" w:history="1">
           <w:r>
             <w:rPr>
               <w:rStyle w:val="Hyperlink"/>
@@ -2825,7 +2822,7 @@
           <w:sz w:val="24"/>
           <w:u w:val="single"/>
         </w:rPr>
-        <w:hyperlink r:id="rId23" w:history="1">
+        <w:hyperlink r:id="rId24" w:history="1">
           <w:r>
             <w:rPr>
               <w:rStyle w:val="Hyperlink"/>
@@ -2861,7 +2858,7 @@
           <w:sz w:val="24"/>
           <w:u w:val="single"/>
         </w:rPr>
-        <w:hyperlink r:id="rId22" w:history="1">
+        <w:hyperlink r:id="rId23" w:history="1">
           <w:r>
             <w:rPr>
               <w:rStyle w:val="Hyperlink"/>
@@ -2878,7 +2875,7 @@
           <w:color w:val="000000"/>
           <w:sz w:val="24"/>
         </w:rPr>
-        <w:hyperlink r:id="rId22" w:history="1">
+        <w:hyperlink r:id="rId23" w:history="1">
           <w:r>
             <w:rPr>
               <w:rStyle w:val="Hyperlink"/>
@@ -2896,7 +2893,7 @@
           <w:sz w:val="24"/>
           <w:u w:val="single"/>
         </w:rPr>
-        <w:hyperlink r:id="rId22" w:history="1">
+        <w:hyperlink r:id="rId23" w:history="1">
           <w:r>
             <w:rPr>
               <w:rStyle w:val="Hyperlink"/>
@@ -2925,7 +2922,7 @@
           <w:sz w:val="24"/>
           <w:u w:val="single"/>
         </w:rPr>
-        <w:hyperlink r:id="rId22" w:history="1">
+        <w:hyperlink r:id="rId25" w:history="1">
           <w:r>
             <w:rPr>
               <w:rStyle w:val="Hyperlink"/>
@@ -2943,7 +2940,7 @@
           <w:sz w:val="24"/>
           <w:u w:val="single"/>
         </w:rPr>
-        <w:hyperlink r:id="rId22" w:history="1">
+        <w:hyperlink r:id="rId25" w:history="1">
           <w:r>
             <w:rPr>
               <w:rStyle w:val="Hyperlink"/>
@@ -3051,7 +3048,7 @@
           <w:sz w:val="24"/>
           <w:u w:val="single"/>
         </w:rPr>
-        <w:hyperlink r:id="rId24" w:history="1">
+        <w:hyperlink r:id="rId26" w:history="1">
           <w:r>
             <w:rPr>
               <w:rStyle w:val="Hyperlink"/>
@@ -3069,7 +3066,7 @@
           <w:sz w:val="24"/>
           <w:u w:val="single"/>
         </w:rPr>
-        <w:hyperlink r:id="rId24" w:history="1">
+        <w:hyperlink r:id="rId26" w:history="1">
           <w:r>
             <w:rPr>
               <w:rStyle w:val="Hyperlink"/>
@@ -3087,7 +3084,7 @@
           <w:sz w:val="24"/>
           <w:u w:val="single"/>
         </w:rPr>
-        <w:hyperlink r:id="rId24" w:history="1">
+        <w:hyperlink r:id="rId26" w:history="1">
           <w:r>
             <w:rPr>
               <w:rStyle w:val="Hyperlink"/>
@@ -3105,7 +3102,7 @@
           <w:sz w:val="24"/>
           <w:u w:val="single"/>
         </w:rPr>
-        <w:hyperlink r:id="rId24" w:history="1">
+        <w:hyperlink r:id="rId26" w:history="1">
           <w:r>
             <w:rPr>
               <w:rStyle w:val="Hyperlink"/>
@@ -3126,7 +3123,7 @@
           <w:sz w:val="24"/>
           <w:u w:val="single"/>
         </w:rPr>
-        <w:hyperlink r:id="rId24" w:history="1">
+        <w:hyperlink r:id="rId26" w:history="1">
           <w:r>
             <w:rPr>
               <w:rStyle w:val="Hyperlink"/>
@@ -3144,7 +3141,7 @@
           <w:sz w:val="24"/>
           <w:u w:val="single"/>
         </w:rPr>
-        <w:hyperlink r:id="rId24" w:history="1">
+        <w:hyperlink r:id="rId26" w:history="1">
           <w:r>
             <w:rPr>
               <w:rStyle w:val="Hyperlink"/>
@@ -3162,7 +3159,7 @@
           <w:sz w:val="24"/>
           <w:u w:val="single"/>
         </w:rPr>
-        <w:hyperlink r:id="rId24" w:history="1">
+        <w:hyperlink r:id="rId26" w:history="1">
           <w:r>
             <w:rPr>
               <w:rStyle w:val="Hyperlink"/>
@@ -3180,7 +3177,7 @@
           <w:sz w:val="24"/>
           <w:u w:val="single"/>
         </w:rPr>
-        <w:hyperlink r:id="rId24" w:history="1">
+        <w:hyperlink r:id="rId26" w:history="1">
           <w:r>
             <w:rPr>
               <w:rStyle w:val="Hyperlink"/>
@@ -3198,7 +3195,7 @@
           <w:sz w:val="24"/>
           <w:u w:val="single"/>
         </w:rPr>
-        <w:hyperlink r:id="rId24" w:history="1">
+        <w:hyperlink r:id="rId26" w:history="1">
           <w:r>
             <w:rPr>
               <w:rStyle w:val="Hyperlink"/>
@@ -3226,7 +3223,7 @@
           <w:sz w:val="24"/>
           <w:u w:val="single"/>
         </w:rPr>
-        <w:hyperlink r:id="rId24" w:history="1">
+        <w:hyperlink r:id="rId26" w:history="1">
           <w:r>
             <w:rPr>
               <w:rStyle w:val="Hyperlink"/>
@@ -3327,7 +3324,7 @@
           <w:sz w:val="24"/>
           <w:u w:val="single"/>
         </w:rPr>
-        <w:hyperlink r:id="rId25" w:history="1">
+        <w:hyperlink r:id="rId27" w:history="1">
           <w:r>
             <w:rPr>
               <w:rStyle w:val="Hyperlink"/>
@@ -3345,7 +3342,7 @@
           <w:sz w:val="24"/>
           <w:u w:val="single"/>
         </w:rPr>
-        <w:hyperlink r:id="rId25" w:history="1">
+        <w:hyperlink r:id="rId27" w:history="1">
           <w:r>
             <w:rPr>
               <w:rStyle w:val="Hyperlink"/>
@@ -3363,7 +3360,7 @@
           <w:sz w:val="24"/>
           <w:u w:val="single"/>
         </w:rPr>
-        <w:hyperlink r:id="rId25" w:history="1">
+        <w:hyperlink r:id="rId27" w:history="1">
           <w:r>
             <w:rPr>
               <w:rStyle w:val="Hyperlink"/>
@@ -3381,7 +3378,7 @@
           <w:sz w:val="24"/>
           <w:u w:val="single"/>
         </w:rPr>
-        <w:hyperlink r:id="rId25" w:history="1">
+        <w:hyperlink r:id="rId27" w:history="1">
           <w:r>
             <w:rPr>
               <w:rStyle w:val="Hyperlink"/>
@@ -3399,7 +3396,7 @@
           <w:sz w:val="24"/>
           <w:u w:val="single"/>
         </w:rPr>
-        <w:hyperlink r:id="rId25" w:history="1">
+        <w:hyperlink r:id="rId27" w:history="1">
           <w:r>
             <w:rPr>
               <w:rStyle w:val="Hyperlink"/>
@@ -3417,7 +3414,7 @@
           <w:sz w:val="24"/>
           <w:u w:val="single"/>
         </w:rPr>
-        <w:hyperlink r:id="rId25" w:history="1">
+        <w:hyperlink r:id="rId27" w:history="1">
           <w:r>
             <w:rPr>
               <w:rStyle w:val="Hyperlink"/>

--- a/EXPORTS/DOCX/published/niveau3/English/NZG.docx
+++ b/EXPORTS/DOCX/published/niveau3/English/NZG.docx
@@ -606,19 +606,8 @@
           <w:i w:val="0"/>
           <w:color w:val="0000FF"/>
           <w:sz w:val="24"/>
-          <w:u w:val="single"/>
         </w:rPr>
-        <w:t xml:space="preserve"> </w:t>
-      </w:r>
-      <w:r>
-        <w:rPr>
-          <w:rFonts w:ascii="Charis SIL Regular" w:hAnsi="Charis SIL Regular" w:eastAsia="Charis SIL Regular"/>
-          <w:b w:val="0"/>
-          <w:i w:val="0"/>
-          <w:color w:val="0000FF"/>
-          <w:sz w:val="24"/>
-        </w:rPr>
-        <w:t>E</w:t>
+        <w:t xml:space="preserve"> E</w:t>
       </w:r>
       <w:r>
         <w:rPr>
@@ -2552,7 +2541,7 @@
           <w:sz w:val="24"/>
           <w:u w:val="single"/>
         </w:rPr>
-        <w:hyperlink r:id="rId21" w:history="1">
+        <w:hyperlink r:id="rId20" w:history="1">
           <w:r>
             <w:rPr>
               <w:rStyle w:val="Hyperlink"/>
@@ -2570,7 +2559,7 @@
           <w:sz w:val="24"/>
           <w:u w:val="single"/>
         </w:rPr>
-        <w:hyperlink r:id="rId21" w:history="1">
+        <w:hyperlink r:id="rId20" w:history="1">
           <w:r>
             <w:rPr>
               <w:rStyle w:val="Hyperlink"/>
@@ -2581,14 +2570,20 @@
       </w:r>
       <w:r>
         <w:rPr>
-          <w:u w:val="single" w:color="0000ff"/>
           <w:rFonts w:ascii="Charis SIL Regular" w:hAnsi="Charis SIL Regular" w:eastAsia="Charis SIL Regular"/>
           <w:b w:val="0"/>
           <w:i w:val="0"/>
           <w:color w:val="000000"/>
           <w:sz w:val="24"/>
         </w:rPr>
-        <w:t xml:space="preserve">, </w:t>
+        <w:hyperlink r:id="rId20" w:history="1">
+          <w:r>
+            <w:rPr>
+              <w:rStyle w:val="Hyperlink"/>
+            </w:rPr>
+            <w:t xml:space="preserve">, </w:t>
+          </w:r>
+        </w:hyperlink>
       </w:r>
       <w:r>
         <w:rPr>
@@ -2599,7 +2594,7 @@
           <w:sz w:val="24"/>
           <w:u w:val="single"/>
         </w:rPr>
-        <w:hyperlink r:id="rId22" w:history="1">
+        <w:hyperlink r:id="rId20" w:history="1">
           <w:r>
             <w:rPr>
               <w:rStyle w:val="Hyperlink"/>
@@ -2628,7 +2623,7 @@
           <w:sz w:val="24"/>
           <w:u w:val="single"/>
         </w:rPr>
-        <w:hyperlink r:id="rId22" w:history="1">
+        <w:hyperlink r:id="rId20" w:history="1">
           <w:r>
             <w:rPr>
               <w:rStyle w:val="Hyperlink"/>
@@ -2646,7 +2641,7 @@
           <w:sz w:val="24"/>
           <w:u w:val="single"/>
         </w:rPr>
-        <w:hyperlink r:id="rId22" w:history="1">
+        <w:hyperlink r:id="rId20" w:history="1">
           <w:r>
             <w:rPr>
               <w:rStyle w:val="Hyperlink"/>
@@ -2744,7 +2739,7 @@
           <w:sz w:val="24"/>
           <w:u w:val="single"/>
         </w:rPr>
-        <w:hyperlink r:id="rId23" w:history="1">
+        <w:hyperlink r:id="rId22" w:history="1">
           <w:r>
             <w:rPr>
               <w:rStyle w:val="Hyperlink"/>
@@ -2762,7 +2757,7 @@
           <w:sz w:val="24"/>
           <w:u w:val="single"/>
         </w:rPr>
-        <w:hyperlink r:id="rId23" w:history="1">
+        <w:hyperlink r:id="rId22" w:history="1">
           <w:r>
             <w:rPr>
               <w:rStyle w:val="Hyperlink"/>
@@ -2780,7 +2775,7 @@
           <w:sz w:val="24"/>
           <w:u w:val="single"/>
         </w:rPr>
-        <w:hyperlink r:id="rId23" w:history="1">
+        <w:hyperlink r:id="rId22" w:history="1">
           <w:r>
             <w:rPr>
               <w:rStyle w:val="Hyperlink"/>
@@ -2798,7 +2793,7 @@
           <w:sz w:val="24"/>
           <w:u w:val="single"/>
         </w:rPr>
-        <w:hyperlink r:id="rId23" w:history="1">
+        <w:hyperlink r:id="rId22" w:history="1">
           <w:r>
             <w:rPr>
               <w:rStyle w:val="Hyperlink"/>
@@ -2826,7 +2821,7 @@
           <w:sz w:val="24"/>
           <w:u w:val="single"/>
         </w:rPr>
-        <w:hyperlink r:id="rId24" w:history="1">
+        <w:hyperlink r:id="rId23" w:history="1">
           <w:r>
             <w:rPr>
               <w:rStyle w:val="Hyperlink"/>
@@ -2862,7 +2857,7 @@
           <w:sz w:val="24"/>
           <w:u w:val="single"/>
         </w:rPr>
-        <w:hyperlink r:id="rId23" w:history="1">
+        <w:hyperlink r:id="rId22" w:history="1">
           <w:r>
             <w:rPr>
               <w:rStyle w:val="Hyperlink"/>
@@ -2879,7 +2874,7 @@
           <w:color w:val="000000"/>
           <w:sz w:val="24"/>
         </w:rPr>
-        <w:hyperlink r:id="rId23" w:history="1">
+        <w:hyperlink r:id="rId22" w:history="1">
           <w:r>
             <w:rPr>
               <w:rStyle w:val="Hyperlink"/>
@@ -2897,7 +2892,7 @@
           <w:sz w:val="24"/>
           <w:u w:val="single"/>
         </w:rPr>
-        <w:hyperlink r:id="rId25" w:history="1">
+        <w:hyperlink r:id="rId22" w:history="1">
           <w:r>
             <w:rPr>
               <w:rStyle w:val="Hyperlink"/>
@@ -2926,7 +2921,7 @@
           <w:sz w:val="24"/>
           <w:u w:val="single"/>
         </w:rPr>
-        <w:hyperlink r:id="rId25" w:history="1">
+        <w:hyperlink r:id="rId24" w:history="1">
           <w:r>
             <w:rPr>
               <w:rStyle w:val="Hyperlink"/>
@@ -2944,7 +2939,7 @@
           <w:sz w:val="24"/>
           <w:u w:val="single"/>
         </w:rPr>
-        <w:hyperlink r:id="rId25" w:history="1">
+        <w:hyperlink r:id="rId24" w:history="1">
           <w:r>
             <w:rPr>
               <w:rStyle w:val="Hyperlink"/>
@@ -3052,7 +3047,7 @@
           <w:sz w:val="24"/>
           <w:u w:val="single"/>
         </w:rPr>
-        <w:hyperlink r:id="rId26" w:history="1">
+        <w:hyperlink r:id="rId25" w:history="1">
           <w:r>
             <w:rPr>
               <w:rStyle w:val="Hyperlink"/>
@@ -3070,7 +3065,7 @@
           <w:sz w:val="24"/>
           <w:u w:val="single"/>
         </w:rPr>
-        <w:hyperlink r:id="rId26" w:history="1">
+        <w:hyperlink r:id="rId25" w:history="1">
           <w:r>
             <w:rPr>
               <w:rStyle w:val="Hyperlink"/>
@@ -3088,7 +3083,7 @@
           <w:sz w:val="24"/>
           <w:u w:val="single"/>
         </w:rPr>
-        <w:hyperlink r:id="rId26" w:history="1">
+        <w:hyperlink r:id="rId25" w:history="1">
           <w:r>
             <w:rPr>
               <w:rStyle w:val="Hyperlink"/>
@@ -3106,7 +3101,7 @@
           <w:sz w:val="24"/>
           <w:u w:val="single"/>
         </w:rPr>
-        <w:hyperlink r:id="rId26" w:history="1">
+        <w:hyperlink r:id="rId25" w:history="1">
           <w:r>
             <w:rPr>
               <w:rStyle w:val="Hyperlink"/>
@@ -3127,7 +3122,7 @@
           <w:sz w:val="24"/>
           <w:u w:val="single"/>
         </w:rPr>
-        <w:hyperlink r:id="rId26" w:history="1">
+        <w:hyperlink r:id="rId25" w:history="1">
           <w:r>
             <w:rPr>
               <w:rStyle w:val="Hyperlink"/>
@@ -3145,7 +3140,7 @@
           <w:sz w:val="24"/>
           <w:u w:val="single"/>
         </w:rPr>
-        <w:hyperlink r:id="rId26" w:history="1">
+        <w:hyperlink r:id="rId25" w:history="1">
           <w:r>
             <w:rPr>
               <w:rStyle w:val="Hyperlink"/>
@@ -3163,7 +3158,7 @@
           <w:sz w:val="24"/>
           <w:u w:val="single"/>
         </w:rPr>
-        <w:hyperlink r:id="rId26" w:history="1">
+        <w:hyperlink r:id="rId25" w:history="1">
           <w:r>
             <w:rPr>
               <w:rStyle w:val="Hyperlink"/>
@@ -3181,7 +3176,7 @@
           <w:sz w:val="24"/>
           <w:u w:val="single"/>
         </w:rPr>
-        <w:hyperlink r:id="rId26" w:history="1">
+        <w:hyperlink r:id="rId25" w:history="1">
           <w:r>
             <w:rPr>
               <w:rStyle w:val="Hyperlink"/>
@@ -3199,7 +3194,7 @@
           <w:sz w:val="24"/>
           <w:u w:val="single"/>
         </w:rPr>
-        <w:hyperlink r:id="rId26" w:history="1">
+        <w:hyperlink r:id="rId25" w:history="1">
           <w:r>
             <w:rPr>
               <w:rStyle w:val="Hyperlink"/>
@@ -3227,7 +3222,7 @@
           <w:sz w:val="24"/>
           <w:u w:val="single"/>
         </w:rPr>
-        <w:hyperlink r:id="rId26" w:history="1">
+        <w:hyperlink r:id="rId25" w:history="1">
           <w:r>
             <w:rPr>
               <w:rStyle w:val="Hyperlink"/>
@@ -3328,7 +3323,7 @@
           <w:sz w:val="24"/>
           <w:u w:val="single"/>
         </w:rPr>
-        <w:hyperlink r:id="rId27" w:history="1">
+        <w:hyperlink r:id="rId26" w:history="1">
           <w:r>
             <w:rPr>
               <w:rStyle w:val="Hyperlink"/>
@@ -3346,7 +3341,7 @@
           <w:sz w:val="24"/>
           <w:u w:val="single"/>
         </w:rPr>
-        <w:hyperlink r:id="rId27" w:history="1">
+        <w:hyperlink r:id="rId26" w:history="1">
           <w:r>
             <w:rPr>
               <w:rStyle w:val="Hyperlink"/>
@@ -3364,7 +3359,7 @@
           <w:sz w:val="24"/>
           <w:u w:val="single"/>
         </w:rPr>
-        <w:hyperlink r:id="rId27" w:history="1">
+        <w:hyperlink r:id="rId26" w:history="1">
           <w:r>
             <w:rPr>
               <w:rStyle w:val="Hyperlink"/>
@@ -3382,7 +3377,7 @@
           <w:sz w:val="24"/>
           <w:u w:val="single"/>
         </w:rPr>
-        <w:hyperlink r:id="rId27" w:history="1">
+        <w:hyperlink r:id="rId26" w:history="1">
           <w:r>
             <w:rPr>
               <w:rStyle w:val="Hyperlink"/>
@@ -3400,7 +3395,7 @@
           <w:sz w:val="24"/>
           <w:u w:val="single"/>
         </w:rPr>
-        <w:hyperlink r:id="rId27" w:history="1">
+        <w:hyperlink r:id="rId26" w:history="1">
           <w:r>
             <w:rPr>
               <w:rStyle w:val="Hyperlink"/>
@@ -3418,7 +3413,7 @@
           <w:sz w:val="24"/>
           <w:u w:val="single"/>
         </w:rPr>
-        <w:hyperlink r:id="rId27" w:history="1">
+        <w:hyperlink r:id="rId26" w:history="1">
           <w:r>
             <w:rPr>
               <w:rStyle w:val="Hyperlink"/>

--- a/EXPORTS/DOCX/published/niveau3/English/NZG.docx
+++ b/EXPORTS/DOCX/published/niveau3/English/NZG.docx
@@ -588,26 +588,8 @@
           <w:i w:val="0"/>
           <w:color w:val="0000FF"/>
           <w:sz w:val="24"/>
-          <w:u w:val="single"/>
         </w:rPr>
-        <w:hyperlink r:id="rId12" w:history="1">
-          <w:r>
-            <w:rPr>
-              <w:rStyle w:val="Hyperlink"/>
-            </w:rPr>
-            <w:t>tch</w:t>
-          </w:r>
-        </w:hyperlink>
-      </w:r>
-      <w:r>
-        <w:rPr>
-          <w:rFonts w:ascii="Charis SIL Regular" w:hAnsi="Charis SIL Regular" w:eastAsia="Charis SIL Regular"/>
-          <w:b w:val="0"/>
-          <w:i w:val="0"/>
-          <w:color w:val="0000FF"/>
-          <w:sz w:val="24"/>
-        </w:rPr>
-        <w:t xml:space="preserve"> E</w:t>
+        <w:t>tch E</w:t>
       </w:r>
       <w:r>
         <w:rPr>
@@ -2576,14 +2558,7 @@
           <w:color w:val="000000"/>
           <w:sz w:val="24"/>
         </w:rPr>
-        <w:hyperlink r:id="rId20" w:history="1">
-          <w:r>
-            <w:rPr>
-              <w:rStyle w:val="Hyperlink"/>
-            </w:rPr>
-            <w:t xml:space="preserve">, </w:t>
-          </w:r>
-        </w:hyperlink>
+        <w:t xml:space="preserve">, </w:t>
       </w:r>
       <w:r>
         <w:rPr>
@@ -2839,7 +2814,7 @@
           <w:sz w:val="24"/>
           <w:u w:val="single"/>
         </w:rPr>
-        <w:hyperlink r:id="rId23" w:history="1">
+        <w:hyperlink r:id="rId22" w:history="1">
           <w:r>
             <w:rPr>
               <w:rStyle w:val="Hyperlink"/>
@@ -2921,7 +2896,7 @@
           <w:sz w:val="24"/>
           <w:u w:val="single"/>
         </w:rPr>
-        <w:hyperlink r:id="rId24" w:history="1">
+        <w:hyperlink r:id="rId22" w:history="1">
           <w:r>
             <w:rPr>
               <w:rStyle w:val="Hyperlink"/>
@@ -2939,7 +2914,7 @@
           <w:sz w:val="24"/>
           <w:u w:val="single"/>
         </w:rPr>
-        <w:hyperlink r:id="rId24" w:history="1">
+        <w:hyperlink r:id="rId22" w:history="1">
           <w:r>
             <w:rPr>
               <w:rStyle w:val="Hyperlink"/>
@@ -3047,7 +3022,7 @@
           <w:sz w:val="24"/>
           <w:u w:val="single"/>
         </w:rPr>
-        <w:hyperlink r:id="rId25" w:history="1">
+        <w:hyperlink r:id="rId24" w:history="1">
           <w:r>
             <w:rPr>
               <w:rStyle w:val="Hyperlink"/>
@@ -3065,7 +3040,7 @@
           <w:sz w:val="24"/>
           <w:u w:val="single"/>
         </w:rPr>
-        <w:hyperlink r:id="rId25" w:history="1">
+        <w:hyperlink r:id="rId24" w:history="1">
           <w:r>
             <w:rPr>
               <w:rStyle w:val="Hyperlink"/>
@@ -3083,7 +3058,7 @@
           <w:sz w:val="24"/>
           <w:u w:val="single"/>
         </w:rPr>
-        <w:hyperlink r:id="rId25" w:history="1">
+        <w:hyperlink r:id="rId24" w:history="1">
           <w:r>
             <w:rPr>
               <w:rStyle w:val="Hyperlink"/>
@@ -3101,7 +3076,7 @@
           <w:sz w:val="24"/>
           <w:u w:val="single"/>
         </w:rPr>
-        <w:hyperlink r:id="rId25" w:history="1">
+        <w:hyperlink r:id="rId24" w:history="1">
           <w:r>
             <w:rPr>
               <w:rStyle w:val="Hyperlink"/>
@@ -3122,7 +3097,7 @@
           <w:sz w:val="24"/>
           <w:u w:val="single"/>
         </w:rPr>
-        <w:hyperlink r:id="rId25" w:history="1">
+        <w:hyperlink r:id="rId24" w:history="1">
           <w:r>
             <w:rPr>
               <w:rStyle w:val="Hyperlink"/>
@@ -3140,7 +3115,7 @@
           <w:sz w:val="24"/>
           <w:u w:val="single"/>
         </w:rPr>
-        <w:hyperlink r:id="rId25" w:history="1">
+        <w:hyperlink r:id="rId24" w:history="1">
           <w:r>
             <w:rPr>
               <w:rStyle w:val="Hyperlink"/>
@@ -3158,7 +3133,7 @@
           <w:sz w:val="24"/>
           <w:u w:val="single"/>
         </w:rPr>
-        <w:hyperlink r:id="rId25" w:history="1">
+        <w:hyperlink r:id="rId24" w:history="1">
           <w:r>
             <w:rPr>
               <w:rStyle w:val="Hyperlink"/>
@@ -3176,7 +3151,7 @@
           <w:sz w:val="24"/>
           <w:u w:val="single"/>
         </w:rPr>
-        <w:hyperlink r:id="rId25" w:history="1">
+        <w:hyperlink r:id="rId24" w:history="1">
           <w:r>
             <w:rPr>
               <w:rStyle w:val="Hyperlink"/>
@@ -3194,7 +3169,7 @@
           <w:sz w:val="24"/>
           <w:u w:val="single"/>
         </w:rPr>
-        <w:hyperlink r:id="rId25" w:history="1">
+        <w:hyperlink r:id="rId24" w:history="1">
           <w:r>
             <w:rPr>
               <w:rStyle w:val="Hyperlink"/>
@@ -3222,7 +3197,7 @@
           <w:sz w:val="24"/>
           <w:u w:val="single"/>
         </w:rPr>
-        <w:hyperlink r:id="rId25" w:history="1">
+        <w:hyperlink r:id="rId24" w:history="1">
           <w:r>
             <w:rPr>
               <w:rStyle w:val="Hyperlink"/>
@@ -3323,7 +3298,7 @@
           <w:sz w:val="24"/>
           <w:u w:val="single"/>
         </w:rPr>
-        <w:hyperlink r:id="rId26" w:history="1">
+        <w:hyperlink r:id="rId25" w:history="1">
           <w:r>
             <w:rPr>
               <w:rStyle w:val="Hyperlink"/>
@@ -3341,7 +3316,7 @@
           <w:sz w:val="24"/>
           <w:u w:val="single"/>
         </w:rPr>
-        <w:hyperlink r:id="rId26" w:history="1">
+        <w:hyperlink r:id="rId25" w:history="1">
           <w:r>
             <w:rPr>
               <w:rStyle w:val="Hyperlink"/>
@@ -3359,7 +3334,7 @@
           <w:sz w:val="24"/>
           <w:u w:val="single"/>
         </w:rPr>
-        <w:hyperlink r:id="rId26" w:history="1">
+        <w:hyperlink r:id="rId25" w:history="1">
           <w:r>
             <w:rPr>
               <w:rStyle w:val="Hyperlink"/>
@@ -3377,7 +3352,7 @@
           <w:sz w:val="24"/>
           <w:u w:val="single"/>
         </w:rPr>
-        <w:hyperlink r:id="rId26" w:history="1">
+        <w:hyperlink r:id="rId25" w:history="1">
           <w:r>
             <w:rPr>
               <w:rStyle w:val="Hyperlink"/>
@@ -3395,7 +3370,7 @@
           <w:sz w:val="24"/>
           <w:u w:val="single"/>
         </w:rPr>
-        <w:hyperlink r:id="rId26" w:history="1">
+        <w:hyperlink r:id="rId25" w:history="1">
           <w:r>
             <w:rPr>
               <w:rStyle w:val="Hyperlink"/>
@@ -3413,7 +3388,7 @@
           <w:sz w:val="24"/>
           <w:u w:val="single"/>
         </w:rPr>
-        <w:hyperlink r:id="rId26" w:history="1">
+        <w:hyperlink r:id="rId25" w:history="1">
           <w:r>
             <w:rPr>
               <w:rStyle w:val="Hyperlink"/>

--- a/EXPORTS/DOCX/published/niveau3/English/NZG.docx
+++ b/EXPORTS/DOCX/published/niveau3/English/NZG.docx
@@ -629,7 +629,7 @@
           <w:sz w:val="24"/>
           <w:u w:val="single"/>
         </w:rPr>
-        <w:hyperlink r:id="rId11" w:history="1">
+        <w:hyperlink r:id="rId12" w:history="1">
           <w:r>
             <w:rPr>
               <w:rStyle w:val="Hyperlink"/>
@@ -2021,7 +2021,7 @@
           <w:sz w:val="24"/>
           <w:u w:val="single"/>
         </w:rPr>
-        <w:hyperlink r:id="rId18" w:history="1">
+        <w:hyperlink r:id="rId17" w:history="1">
           <w:r>
             <w:rPr>
               <w:rStyle w:val="Hyperlink"/>
@@ -2523,7 +2523,7 @@
           <w:sz w:val="24"/>
           <w:u w:val="single"/>
         </w:rPr>
-        <w:hyperlink r:id="rId20" w:history="1">
+        <w:hyperlink r:id="rId21" w:history="1">
           <w:r>
             <w:rPr>
               <w:rStyle w:val="Hyperlink"/>
@@ -2541,7 +2541,7 @@
           <w:sz w:val="24"/>
           <w:u w:val="single"/>
         </w:rPr>
-        <w:hyperlink r:id="rId20" w:history="1">
+        <w:hyperlink r:id="rId21" w:history="1">
           <w:r>
             <w:rPr>
               <w:rStyle w:val="Hyperlink"/>
@@ -2552,6 +2552,7 @@
       </w:r>
       <w:r>
         <w:rPr>
+          <w:u w:val="single" w:color="0000ff"/>
           <w:rFonts w:ascii="Charis SIL Regular" w:hAnsi="Charis SIL Regular" w:eastAsia="Charis SIL Regular"/>
           <w:b w:val="0"/>
           <w:i w:val="0"/>
@@ -2569,7 +2570,7 @@
           <w:sz w:val="24"/>
           <w:u w:val="single"/>
         </w:rPr>
-        <w:hyperlink r:id="rId20" w:history="1">
+        <w:hyperlink r:id="rId22" w:history="1">
           <w:r>
             <w:rPr>
               <w:rStyle w:val="Hyperlink"/>
@@ -2598,7 +2599,7 @@
           <w:sz w:val="24"/>
           <w:u w:val="single"/>
         </w:rPr>
-        <w:hyperlink r:id="rId20" w:history="1">
+        <w:hyperlink r:id="rId22" w:history="1">
           <w:r>
             <w:rPr>
               <w:rStyle w:val="Hyperlink"/>
@@ -2714,7 +2715,7 @@
           <w:sz w:val="24"/>
           <w:u w:val="single"/>
         </w:rPr>
-        <w:hyperlink r:id="rId22" w:history="1">
+        <w:hyperlink r:id="rId23" w:history="1">
           <w:r>
             <w:rPr>
               <w:rStyle w:val="Hyperlink"/>
@@ -2732,7 +2733,7 @@
           <w:sz w:val="24"/>
           <w:u w:val="single"/>
         </w:rPr>
-        <w:hyperlink r:id="rId22" w:history="1">
+        <w:hyperlink r:id="rId23" w:history="1">
           <w:r>
             <w:rPr>
               <w:rStyle w:val="Hyperlink"/>
@@ -2750,7 +2751,7 @@
           <w:sz w:val="24"/>
           <w:u w:val="single"/>
         </w:rPr>
-        <w:hyperlink r:id="rId22" w:history="1">
+        <w:hyperlink r:id="rId23" w:history="1">
           <w:r>
             <w:rPr>
               <w:rStyle w:val="Hyperlink"/>
@@ -2768,7 +2769,7 @@
           <w:sz w:val="24"/>
           <w:u w:val="single"/>
         </w:rPr>
-        <w:hyperlink r:id="rId22" w:history="1">
+        <w:hyperlink r:id="rId23" w:history="1">
           <w:r>
             <w:rPr>
               <w:rStyle w:val="Hyperlink"/>
@@ -2796,7 +2797,7 @@
           <w:sz w:val="24"/>
           <w:u w:val="single"/>
         </w:rPr>
-        <w:hyperlink r:id="rId23" w:history="1">
+        <w:hyperlink r:id="rId24" w:history="1">
           <w:r>
             <w:rPr>
               <w:rStyle w:val="Hyperlink"/>
@@ -2814,7 +2815,7 @@
           <w:sz w:val="24"/>
           <w:u w:val="single"/>
         </w:rPr>
-        <w:hyperlink r:id="rId22" w:history="1">
+        <w:hyperlink r:id="rId24" w:history="1">
           <w:r>
             <w:rPr>
               <w:rStyle w:val="Hyperlink"/>
@@ -2832,7 +2833,7 @@
           <w:sz w:val="24"/>
           <w:u w:val="single"/>
         </w:rPr>
-        <w:hyperlink r:id="rId22" w:history="1">
+        <w:hyperlink r:id="rId24" w:history="1">
           <w:r>
             <w:rPr>
               <w:rStyle w:val="Hyperlink"/>
@@ -2843,13 +2844,14 @@
       </w:r>
       <w:r>
         <w:rPr>
+          <w:u w:val="single" w:color="0000ff"/>
           <w:rFonts w:ascii="Charis SIL Regular" w:hAnsi="Charis SIL Regular" w:eastAsia="Charis SIL Regular"/>
           <w:b w:val="0"/>
           <w:i w:val="0"/>
           <w:color w:val="000000"/>
           <w:sz w:val="24"/>
         </w:rPr>
-        <w:hyperlink r:id="rId22" w:history="1">
+        <w:hyperlink r:id="rId23" w:history="1">
           <w:r>
             <w:rPr>
               <w:rStyle w:val="Hyperlink"/>
@@ -2867,7 +2869,7 @@
           <w:sz w:val="24"/>
           <w:u w:val="single"/>
         </w:rPr>
-        <w:hyperlink r:id="rId22" w:history="1">
+        <w:hyperlink r:id="rId25" w:history="1">
           <w:r>
             <w:rPr>
               <w:rStyle w:val="Hyperlink"/>
@@ -2896,7 +2898,7 @@
           <w:sz w:val="24"/>
           <w:u w:val="single"/>
         </w:rPr>
-        <w:hyperlink r:id="rId22" w:history="1">
+        <w:hyperlink r:id="rId25" w:history="1">
           <w:r>
             <w:rPr>
               <w:rStyle w:val="Hyperlink"/>
@@ -2914,7 +2916,7 @@
           <w:sz w:val="24"/>
           <w:u w:val="single"/>
         </w:rPr>
-        <w:hyperlink r:id="rId22" w:history="1">
+        <w:hyperlink r:id="rId25" w:history="1">
           <w:r>
             <w:rPr>
               <w:rStyle w:val="Hyperlink"/>
@@ -3022,7 +3024,7 @@
           <w:sz w:val="24"/>
           <w:u w:val="single"/>
         </w:rPr>
-        <w:hyperlink r:id="rId24" w:history="1">
+        <w:hyperlink r:id="rId26" w:history="1">
           <w:r>
             <w:rPr>
               <w:rStyle w:val="Hyperlink"/>
@@ -3040,7 +3042,7 @@
           <w:sz w:val="24"/>
           <w:u w:val="single"/>
         </w:rPr>
-        <w:hyperlink r:id="rId24" w:history="1">
+        <w:hyperlink r:id="rId26" w:history="1">
           <w:r>
             <w:rPr>
               <w:rStyle w:val="Hyperlink"/>
@@ -3058,7 +3060,7 @@
           <w:sz w:val="24"/>
           <w:u w:val="single"/>
         </w:rPr>
-        <w:hyperlink r:id="rId24" w:history="1">
+        <w:hyperlink r:id="rId26" w:history="1">
           <w:r>
             <w:rPr>
               <w:rStyle w:val="Hyperlink"/>
@@ -3076,7 +3078,7 @@
           <w:sz w:val="24"/>
           <w:u w:val="single"/>
         </w:rPr>
-        <w:hyperlink r:id="rId24" w:history="1">
+        <w:hyperlink r:id="rId26" w:history="1">
           <w:r>
             <w:rPr>
               <w:rStyle w:val="Hyperlink"/>
@@ -3097,7 +3099,7 @@
           <w:sz w:val="24"/>
           <w:u w:val="single"/>
         </w:rPr>
-        <w:hyperlink r:id="rId24" w:history="1">
+        <w:hyperlink r:id="rId26" w:history="1">
           <w:r>
             <w:rPr>
               <w:rStyle w:val="Hyperlink"/>
@@ -3115,7 +3117,7 @@
           <w:sz w:val="24"/>
           <w:u w:val="single"/>
         </w:rPr>
-        <w:hyperlink r:id="rId24" w:history="1">
+        <w:hyperlink r:id="rId26" w:history="1">
           <w:r>
             <w:rPr>
               <w:rStyle w:val="Hyperlink"/>
@@ -3133,7 +3135,7 @@
           <w:sz w:val="24"/>
           <w:u w:val="single"/>
         </w:rPr>
-        <w:hyperlink r:id="rId24" w:history="1">
+        <w:hyperlink r:id="rId26" w:history="1">
           <w:r>
             <w:rPr>
               <w:rStyle w:val="Hyperlink"/>
@@ -3151,7 +3153,7 @@
           <w:sz w:val="24"/>
           <w:u w:val="single"/>
         </w:rPr>
-        <w:hyperlink r:id="rId24" w:history="1">
+        <w:hyperlink r:id="rId26" w:history="1">
           <w:r>
             <w:rPr>
               <w:rStyle w:val="Hyperlink"/>
@@ -3169,7 +3171,7 @@
           <w:sz w:val="24"/>
           <w:u w:val="single"/>
         </w:rPr>
-        <w:hyperlink r:id="rId24" w:history="1">
+        <w:hyperlink r:id="rId26" w:history="1">
           <w:r>
             <w:rPr>
               <w:rStyle w:val="Hyperlink"/>
@@ -3197,7 +3199,7 @@
           <w:sz w:val="24"/>
           <w:u w:val="single"/>
         </w:rPr>
-        <w:hyperlink r:id="rId24" w:history="1">
+        <w:hyperlink r:id="rId26" w:history="1">
           <w:r>
             <w:rPr>
               <w:rStyle w:val="Hyperlink"/>
@@ -3298,7 +3300,7 @@
           <w:sz w:val="24"/>
           <w:u w:val="single"/>
         </w:rPr>
-        <w:hyperlink r:id="rId25" w:history="1">
+        <w:hyperlink r:id="rId27" w:history="1">
           <w:r>
             <w:rPr>
               <w:rStyle w:val="Hyperlink"/>
@@ -3316,7 +3318,7 @@
           <w:sz w:val="24"/>
           <w:u w:val="single"/>
         </w:rPr>
-        <w:hyperlink r:id="rId25" w:history="1">
+        <w:hyperlink r:id="rId27" w:history="1">
           <w:r>
             <w:rPr>
               <w:rStyle w:val="Hyperlink"/>
@@ -3334,7 +3336,7 @@
           <w:sz w:val="24"/>
           <w:u w:val="single"/>
         </w:rPr>
-        <w:hyperlink r:id="rId25" w:history="1">
+        <w:hyperlink r:id="rId27" w:history="1">
           <w:r>
             <w:rPr>
               <w:rStyle w:val="Hyperlink"/>
@@ -3352,7 +3354,7 @@
           <w:sz w:val="24"/>
           <w:u w:val="single"/>
         </w:rPr>
-        <w:hyperlink r:id="rId25" w:history="1">
+        <w:hyperlink r:id="rId27" w:history="1">
           <w:r>
             <w:rPr>
               <w:rStyle w:val="Hyperlink"/>
@@ -3370,7 +3372,7 @@
           <w:sz w:val="24"/>
           <w:u w:val="single"/>
         </w:rPr>
-        <w:hyperlink r:id="rId25" w:history="1">
+        <w:hyperlink r:id="rId27" w:history="1">
           <w:r>
             <w:rPr>
               <w:rStyle w:val="Hyperlink"/>
@@ -3388,7 +3390,7 @@
           <w:sz w:val="24"/>
           <w:u w:val="single"/>
         </w:rPr>
-        <w:hyperlink r:id="rId25" w:history="1">
+        <w:hyperlink r:id="rId27" w:history="1">
           <w:r>
             <w:rPr>
               <w:rStyle w:val="Hyperlink"/>

--- a/EXPORTS/DOCX/published/niveau3/English/NZG.docx
+++ b/EXPORTS/DOCX/published/niveau3/English/NZG.docx
@@ -554,14 +554,7 @@
           <w:color w:val="000000"/>
           <w:sz w:val="24"/>
         </w:rPr>
-        <w:hyperlink r:id="rId10" w:history="1">
-          <w:r>
-            <w:rPr>
-              <w:rStyle w:val="Hyperlink"/>
-            </w:rPr>
-            <w:t xml:space="preserve">r </w:t>
-          </w:r>
-        </w:hyperlink>
+        <w:t xml:space="preserve">r </w:t>
       </w:r>
       <w:r>
         <w:rPr>
@@ -572,7 +565,7 @@
           <w:sz w:val="24"/>
           <w:u w:val="single"/>
         </w:rPr>
-        <w:hyperlink r:id="rId10" w:history="1">
+        <w:hyperlink r:id="rId12" w:history="1">
           <w:r>
             <w:rPr>
               <w:rStyle w:val="Hyperlink"/>
@@ -588,8 +581,44 @@
           <w:i w:val="0"/>
           <w:color w:val="0000FF"/>
           <w:sz w:val="24"/>
+          <w:u w:val="single"/>
         </w:rPr>
-        <w:t>tch E</w:t>
+        <w:hyperlink r:id="rId12" w:history="1">
+          <w:r>
+            <w:rPr>
+              <w:rStyle w:val="Hyperlink"/>
+            </w:rPr>
+            <w:t>tch</w:t>
+          </w:r>
+        </w:hyperlink>
+      </w:r>
+      <w:r>
+        <w:rPr>
+          <w:rFonts w:ascii="Charis SIL Regular" w:hAnsi="Charis SIL Regular" w:eastAsia="Charis SIL Regular"/>
+          <w:b w:val="0"/>
+          <w:i w:val="0"/>
+          <w:color w:val="0000FF"/>
+          <w:sz w:val="24"/>
+          <w:u w:val="single"/>
+        </w:rPr>
+        <w:t xml:space="preserve"> </w:t>
+      </w:r>
+      <w:r>
+        <w:rPr>
+          <w:rFonts w:ascii="Charis SIL Regular" w:hAnsi="Charis SIL Regular" w:eastAsia="Charis SIL Regular"/>
+          <w:b w:val="0"/>
+          <w:i w:val="0"/>
+          <w:color w:val="0000FF"/>
+          <w:sz w:val="24"/>
+        </w:rPr>
+        <w:hyperlink r:id="rId12" w:history="1">
+          <w:r>
+            <w:rPr>
+              <w:rStyle w:val="Hyperlink"/>
+            </w:rPr>
+            <w:t>E</w:t>
+          </w:r>
+        </w:hyperlink>
       </w:r>
       <w:r>
         <w:rPr>
@@ -2003,7 +2032,7 @@
           <w:sz w:val="24"/>
           <w:u w:val="single"/>
         </w:rPr>
-        <w:hyperlink r:id="rId18" w:history="1">
+        <w:hyperlink r:id="rId17" w:history="1">
           <w:r>
             <w:rPr>
               <w:rStyle w:val="Hyperlink"/>
@@ -2021,7 +2050,7 @@
           <w:sz w:val="24"/>
           <w:u w:val="single"/>
         </w:rPr>
-        <w:hyperlink r:id="rId17" w:history="1">
+        <w:hyperlink r:id="rId18" w:history="1">
           <w:r>
             <w:rPr>
               <w:rStyle w:val="Hyperlink"/>

--- a/EXPORTS/DOCX/published/niveau3/English/NZG.docx
+++ b/EXPORTS/DOCX/published/niveau3/English/NZG.docx
@@ -543,18 +543,7 @@
           <w:color w:val="000000"/>
           <w:sz w:val="24"/>
         </w:rPr>
-        <w:t>were also active in other areas within the forme</w:t>
-      </w:r>
-      <w:r>
-        <w:rPr>
-          <w:u w:val="single" w:color="0000ff"/>
-          <w:rFonts w:ascii="Charis SIL Regular" w:hAnsi="Charis SIL Regular" w:eastAsia="Charis SIL Regular"/>
-          <w:b w:val="0"/>
-          <w:i w:val="0"/>
-          <w:color w:val="000000"/>
-          <w:sz w:val="24"/>
-        </w:rPr>
-        <w:t xml:space="preserve">r </w:t>
+        <w:t xml:space="preserve">were also active in other areas within the former </w:t>
       </w:r>
       <w:r>
         <w:rPr>
@@ -565,7 +554,7 @@
           <w:sz w:val="24"/>
           <w:u w:val="single"/>
         </w:rPr>
-        <w:hyperlink r:id="rId12" w:history="1">
+        <w:hyperlink r:id="rId10" w:history="1">
           <w:r>
             <w:rPr>
               <w:rStyle w:val="Hyperlink"/>
@@ -601,24 +590,7 @@
           <w:sz w:val="24"/>
           <w:u w:val="single"/>
         </w:rPr>
-        <w:t xml:space="preserve"> </w:t>
-      </w:r>
-      <w:r>
-        <w:rPr>
-          <w:rFonts w:ascii="Charis SIL Regular" w:hAnsi="Charis SIL Regular" w:eastAsia="Charis SIL Regular"/>
-          <w:b w:val="0"/>
-          <w:i w:val="0"/>
-          <w:color w:val="0000FF"/>
-          <w:sz w:val="24"/>
-        </w:rPr>
-        <w:hyperlink r:id="rId12" w:history="1">
-          <w:r>
-            <w:rPr>
-              <w:rStyle w:val="Hyperlink"/>
-            </w:rPr>
-            <w:t>E</w:t>
-          </w:r>
-        </w:hyperlink>
+        <w:t xml:space="preserve"> E</w:t>
       </w:r>
       <w:r>
         <w:rPr>
@@ -658,7 +630,7 @@
           <w:sz w:val="24"/>
           <w:u w:val="single"/>
         </w:rPr>
-        <w:hyperlink r:id="rId12" w:history="1">
+        <w:hyperlink r:id="rId11" w:history="1">
           <w:r>
             <w:rPr>
               <w:rStyle w:val="Hyperlink"/>
@@ -2032,7 +2004,7 @@
           <w:sz w:val="24"/>
           <w:u w:val="single"/>
         </w:rPr>
-        <w:hyperlink r:id="rId17" w:history="1">
+        <w:hyperlink r:id="rId18" w:history="1">
           <w:r>
             <w:rPr>
               <w:rStyle w:val="Hyperlink"/>
@@ -2646,7 +2618,7 @@
           <w:sz w:val="24"/>
           <w:u w:val="single"/>
         </w:rPr>
-        <w:hyperlink r:id="rId20" w:history="1">
+        <w:hyperlink r:id="rId22" w:history="1">
           <w:r>
             <w:rPr>
               <w:rStyle w:val="Hyperlink"/>
@@ -2873,21 +2845,13 @@
       </w:r>
       <w:r>
         <w:rPr>
-          <w:u w:val="single" w:color="0000ff"/>
           <w:rFonts w:ascii="Charis SIL Regular" w:hAnsi="Charis SIL Regular" w:eastAsia="Charis SIL Regular"/>
           <w:b w:val="0"/>
           <w:i w:val="0"/>
           <w:color w:val="000000"/>
           <w:sz w:val="24"/>
         </w:rPr>
-        <w:hyperlink r:id="rId23" w:history="1">
-          <w:r>
-            <w:rPr>
-              <w:rStyle w:val="Hyperlink"/>
-            </w:rPr>
-            <w:t xml:space="preserve">, </w:t>
-          </w:r>
-        </w:hyperlink>
+        <w:t xml:space="preserve">, </w:t>
       </w:r>
       <w:r>
         <w:rPr>

--- a/EXPORTS/DOCX/published/niveau3/English/NZG.docx
+++ b/EXPORTS/DOCX/published/niveau3/English/NZG.docx
@@ -543,7 +543,25 @@
           <w:color w:val="000000"/>
           <w:sz w:val="24"/>
         </w:rPr>
-        <w:t xml:space="preserve">were also active in other areas within the former </w:t>
+        <w:t>were also active in other areas within the forme</w:t>
+      </w:r>
+      <w:r>
+        <w:rPr>
+          <w:u w:val="single" w:color="0000ff"/>
+          <w:rFonts w:ascii="Charis SIL Regular" w:hAnsi="Charis SIL Regular" w:eastAsia="Charis SIL Regular"/>
+          <w:b w:val="0"/>
+          <w:i w:val="0"/>
+          <w:color w:val="000000"/>
+          <w:sz w:val="24"/>
+        </w:rPr>
+        <w:hyperlink r:id="rId10" w:history="1">
+          <w:r>
+            <w:rPr>
+              <w:rStyle w:val="Hyperlink"/>
+            </w:rPr>
+            <w:t xml:space="preserve">r </w:t>
+          </w:r>
+        </w:hyperlink>
       </w:r>
       <w:r>
         <w:rPr>
@@ -588,7 +606,6 @@
           <w:i w:val="0"/>
           <w:color w:val="0000FF"/>
           <w:sz w:val="24"/>
-          <w:u w:val="single"/>
         </w:rPr>
         <w:t xml:space="preserve"> E</w:t>
       </w:r>
@@ -2022,7 +2039,7 @@
           <w:sz w:val="24"/>
           <w:u w:val="single"/>
         </w:rPr>
-        <w:hyperlink r:id="rId18" w:history="1">
+        <w:hyperlink r:id="rId17" w:history="1">
           <w:r>
             <w:rPr>
               <w:rStyle w:val="Hyperlink"/>
@@ -2524,7 +2541,7 @@
           <w:sz w:val="24"/>
           <w:u w:val="single"/>
         </w:rPr>
-        <w:hyperlink r:id="rId21" w:history="1">
+        <w:hyperlink r:id="rId20" w:history="1">
           <w:r>
             <w:rPr>
               <w:rStyle w:val="Hyperlink"/>
@@ -2542,7 +2559,7 @@
           <w:sz w:val="24"/>
           <w:u w:val="single"/>
         </w:rPr>
-        <w:hyperlink r:id="rId21" w:history="1">
+        <w:hyperlink r:id="rId20" w:history="1">
           <w:r>
             <w:rPr>
               <w:rStyle w:val="Hyperlink"/>
@@ -2553,14 +2570,20 @@
       </w:r>
       <w:r>
         <w:rPr>
-          <w:u w:val="single" w:color="0000ff"/>
           <w:rFonts w:ascii="Charis SIL Regular" w:hAnsi="Charis SIL Regular" w:eastAsia="Charis SIL Regular"/>
           <w:b w:val="0"/>
           <w:i w:val="0"/>
           <w:color w:val="000000"/>
           <w:sz w:val="24"/>
         </w:rPr>
-        <w:t xml:space="preserve">, </w:t>
+        <w:hyperlink r:id="rId20" w:history="1">
+          <w:r>
+            <w:rPr>
+              <w:rStyle w:val="Hyperlink"/>
+            </w:rPr>
+            <w:t xml:space="preserve">, </w:t>
+          </w:r>
+        </w:hyperlink>
       </w:r>
       <w:r>
         <w:rPr>
@@ -2571,7 +2594,7 @@
           <w:sz w:val="24"/>
           <w:u w:val="single"/>
         </w:rPr>
-        <w:hyperlink r:id="rId22" w:history="1">
+        <w:hyperlink r:id="rId20" w:history="1">
           <w:r>
             <w:rPr>
               <w:rStyle w:val="Hyperlink"/>
@@ -2816,7 +2839,7 @@
           <w:sz w:val="24"/>
           <w:u w:val="single"/>
         </w:rPr>
-        <w:hyperlink r:id="rId24" w:history="1">
+        <w:hyperlink r:id="rId23" w:history="1">
           <w:r>
             <w:rPr>
               <w:rStyle w:val="Hyperlink"/>
@@ -2834,7 +2857,7 @@
           <w:sz w:val="24"/>
           <w:u w:val="single"/>
         </w:rPr>
-        <w:hyperlink r:id="rId24" w:history="1">
+        <w:hyperlink r:id="rId23" w:history="1">
           <w:r>
             <w:rPr>
               <w:rStyle w:val="Hyperlink"/>
@@ -2851,7 +2874,14 @@
           <w:color w:val="000000"/>
           <w:sz w:val="24"/>
         </w:rPr>
-        <w:t xml:space="preserve">, </w:t>
+        <w:hyperlink r:id="rId23" w:history="1">
+          <w:r>
+            <w:rPr>
+              <w:rStyle w:val="Hyperlink"/>
+            </w:rPr>
+            <w:t xml:space="preserve">, </w:t>
+          </w:r>
+        </w:hyperlink>
       </w:r>
       <w:r>
         <w:rPr>
@@ -2862,7 +2892,7 @@
           <w:sz w:val="24"/>
           <w:u w:val="single"/>
         </w:rPr>
-        <w:hyperlink r:id="rId25" w:history="1">
+        <w:hyperlink r:id="rId23" w:history="1">
           <w:r>
             <w:rPr>
               <w:rStyle w:val="Hyperlink"/>

--- a/EXPORTS/DOCX/published/niveau3/English/NZG.docx
+++ b/EXPORTS/DOCX/published/niveau3/English/NZG.docx
@@ -543,25 +543,7 @@
           <w:color w:val="000000"/>
           <w:sz w:val="24"/>
         </w:rPr>
-        <w:t>were also active in other areas within the forme</w:t>
-      </w:r>
-      <w:r>
-        <w:rPr>
-          <w:u w:val="single" w:color="0000ff"/>
-          <w:rFonts w:ascii="Charis SIL Regular" w:hAnsi="Charis SIL Regular" w:eastAsia="Charis SIL Regular"/>
-          <w:b w:val="0"/>
-          <w:i w:val="0"/>
-          <w:color w:val="000000"/>
-          <w:sz w:val="24"/>
-        </w:rPr>
-        <w:hyperlink r:id="rId10" w:history="1">
-          <w:r>
-            <w:rPr>
-              <w:rStyle w:val="Hyperlink"/>
-            </w:rPr>
-            <w:t xml:space="preserve">r </w:t>
-          </w:r>
-        </w:hyperlink>
+        <w:t xml:space="preserve">were also active in other areas within the former </w:t>
       </w:r>
       <w:r>
         <w:rPr>
@@ -572,7 +554,7 @@
           <w:sz w:val="24"/>
           <w:u w:val="single"/>
         </w:rPr>
-        <w:hyperlink r:id="rId10" w:history="1">
+        <w:hyperlink r:id="rId12" w:history="1">
           <w:r>
             <w:rPr>
               <w:rStyle w:val="Hyperlink"/>
@@ -606,8 +588,9 @@
           <w:i w:val="0"/>
           <w:color w:val="0000FF"/>
           <w:sz w:val="24"/>
+          <w:u w:val="single"/>
         </w:rPr>
-        <w:t xml:space="preserve"> E</w:t>
+        <w:t xml:space="preserve"> </w:t>
       </w:r>
       <w:r>
         <w:rPr>
@@ -618,7 +601,25 @@
           <w:sz w:val="24"/>
           <w:u w:val="single"/>
         </w:rPr>
-        <w:hyperlink r:id="rId11" w:history="1">
+        <w:hyperlink r:id="rId12" w:history="1">
+          <w:r>
+            <w:rPr>
+              <w:rStyle w:val="Hyperlink"/>
+            </w:rPr>
+            <w:t>E</w:t>
+          </w:r>
+        </w:hyperlink>
+      </w:r>
+      <w:r>
+        <w:rPr>
+          <w:rFonts w:ascii="Charis SIL Regular" w:hAnsi="Charis SIL Regular" w:eastAsia="Charis SIL Regular"/>
+          <w:b w:val="0"/>
+          <w:i w:val="0"/>
+          <w:color w:val="0000FF"/>
+          <w:sz w:val="24"/>
+          <w:u w:val="single"/>
+        </w:rPr>
+        <w:hyperlink r:id="rId12" w:history="1">
           <w:r>
             <w:rPr>
               <w:rStyle w:val="Hyperlink"/>
@@ -2039,7 +2040,7 @@
           <w:sz w:val="24"/>
           <w:u w:val="single"/>
         </w:rPr>
-        <w:hyperlink r:id="rId17" w:history="1">
+        <w:hyperlink r:id="rId18" w:history="1">
           <w:r>
             <w:rPr>
               <w:rStyle w:val="Hyperlink"/>
@@ -2576,14 +2577,7 @@
           <w:color w:val="000000"/>
           <w:sz w:val="24"/>
         </w:rPr>
-        <w:hyperlink r:id="rId20" w:history="1">
-          <w:r>
-            <w:rPr>
-              <w:rStyle w:val="Hyperlink"/>
-            </w:rPr>
-            <w:t xml:space="preserve">, </w:t>
-          </w:r>
-        </w:hyperlink>
+        <w:t xml:space="preserve">, </w:t>
       </w:r>
       <w:r>
         <w:rPr>
@@ -2623,7 +2617,7 @@
           <w:sz w:val="24"/>
           <w:u w:val="single"/>
         </w:rPr>
-        <w:hyperlink r:id="rId22" w:history="1">
+        <w:hyperlink r:id="rId20" w:history="1">
           <w:r>
             <w:rPr>
               <w:rStyle w:val="Hyperlink"/>
@@ -2641,7 +2635,7 @@
           <w:sz w:val="24"/>
           <w:u w:val="single"/>
         </w:rPr>
-        <w:hyperlink r:id="rId22" w:history="1">
+        <w:hyperlink r:id="rId20" w:history="1">
           <w:r>
             <w:rPr>
               <w:rStyle w:val="Hyperlink"/>
@@ -2739,7 +2733,7 @@
           <w:sz w:val="24"/>
           <w:u w:val="single"/>
         </w:rPr>
-        <w:hyperlink r:id="rId23" w:history="1">
+        <w:hyperlink r:id="rId22" w:history="1">
           <w:r>
             <w:rPr>
               <w:rStyle w:val="Hyperlink"/>
@@ -2757,7 +2751,7 @@
           <w:sz w:val="24"/>
           <w:u w:val="single"/>
         </w:rPr>
-        <w:hyperlink r:id="rId23" w:history="1">
+        <w:hyperlink r:id="rId22" w:history="1">
           <w:r>
             <w:rPr>
               <w:rStyle w:val="Hyperlink"/>
@@ -2775,7 +2769,7 @@
           <w:sz w:val="24"/>
           <w:u w:val="single"/>
         </w:rPr>
-        <w:hyperlink r:id="rId23" w:history="1">
+        <w:hyperlink r:id="rId22" w:history="1">
           <w:r>
             <w:rPr>
               <w:rStyle w:val="Hyperlink"/>
@@ -2793,7 +2787,7 @@
           <w:sz w:val="24"/>
           <w:u w:val="single"/>
         </w:rPr>
-        <w:hyperlink r:id="rId23" w:history="1">
+        <w:hyperlink r:id="rId22" w:history="1">
           <w:r>
             <w:rPr>
               <w:rStyle w:val="Hyperlink"/>
@@ -2821,7 +2815,7 @@
           <w:sz w:val="24"/>
           <w:u w:val="single"/>
         </w:rPr>
-        <w:hyperlink r:id="rId24" w:history="1">
+        <w:hyperlink r:id="rId23" w:history="1">
           <w:r>
             <w:rPr>
               <w:rStyle w:val="Hyperlink"/>
@@ -2857,7 +2851,7 @@
           <w:sz w:val="24"/>
           <w:u w:val="single"/>
         </w:rPr>
-        <w:hyperlink r:id="rId23" w:history="1">
+        <w:hyperlink r:id="rId22" w:history="1">
           <w:r>
             <w:rPr>
               <w:rStyle w:val="Hyperlink"/>
@@ -2874,7 +2868,7 @@
           <w:color w:val="000000"/>
           <w:sz w:val="24"/>
         </w:rPr>
-        <w:hyperlink r:id="rId23" w:history="1">
+        <w:hyperlink r:id="rId22" w:history="1">
           <w:r>
             <w:rPr>
               <w:rStyle w:val="Hyperlink"/>
@@ -2892,7 +2886,7 @@
           <w:sz w:val="24"/>
           <w:u w:val="single"/>
         </w:rPr>
-        <w:hyperlink r:id="rId23" w:history="1">
+        <w:hyperlink r:id="rId22" w:history="1">
           <w:r>
             <w:rPr>
               <w:rStyle w:val="Hyperlink"/>
@@ -2921,7 +2915,7 @@
           <w:sz w:val="24"/>
           <w:u w:val="single"/>
         </w:rPr>
-        <w:hyperlink r:id="rId25" w:history="1">
+        <w:hyperlink r:id="rId22" w:history="1">
           <w:r>
             <w:rPr>
               <w:rStyle w:val="Hyperlink"/>
@@ -2939,7 +2933,7 @@
           <w:sz w:val="24"/>
           <w:u w:val="single"/>
         </w:rPr>
-        <w:hyperlink r:id="rId25" w:history="1">
+        <w:hyperlink r:id="rId22" w:history="1">
           <w:r>
             <w:rPr>
               <w:rStyle w:val="Hyperlink"/>
@@ -3047,7 +3041,7 @@
           <w:sz w:val="24"/>
           <w:u w:val="single"/>
         </w:rPr>
-        <w:hyperlink r:id="rId26" w:history="1">
+        <w:hyperlink r:id="rId24" w:history="1">
           <w:r>
             <w:rPr>
               <w:rStyle w:val="Hyperlink"/>
@@ -3065,7 +3059,7 @@
           <w:sz w:val="24"/>
           <w:u w:val="single"/>
         </w:rPr>
-        <w:hyperlink r:id="rId26" w:history="1">
+        <w:hyperlink r:id="rId24" w:history="1">
           <w:r>
             <w:rPr>
               <w:rStyle w:val="Hyperlink"/>
@@ -3083,7 +3077,7 @@
           <w:sz w:val="24"/>
           <w:u w:val="single"/>
         </w:rPr>
-        <w:hyperlink r:id="rId26" w:history="1">
+        <w:hyperlink r:id="rId24" w:history="1">
           <w:r>
             <w:rPr>
               <w:rStyle w:val="Hyperlink"/>
@@ -3101,7 +3095,7 @@
           <w:sz w:val="24"/>
           <w:u w:val="single"/>
         </w:rPr>
-        <w:hyperlink r:id="rId26" w:history="1">
+        <w:hyperlink r:id="rId24" w:history="1">
           <w:r>
             <w:rPr>
               <w:rStyle w:val="Hyperlink"/>
@@ -3122,7 +3116,7 @@
           <w:sz w:val="24"/>
           <w:u w:val="single"/>
         </w:rPr>
-        <w:hyperlink r:id="rId26" w:history="1">
+        <w:hyperlink r:id="rId24" w:history="1">
           <w:r>
             <w:rPr>
               <w:rStyle w:val="Hyperlink"/>
@@ -3140,7 +3134,7 @@
           <w:sz w:val="24"/>
           <w:u w:val="single"/>
         </w:rPr>
-        <w:hyperlink r:id="rId26" w:history="1">
+        <w:hyperlink r:id="rId24" w:history="1">
           <w:r>
             <w:rPr>
               <w:rStyle w:val="Hyperlink"/>
@@ -3158,7 +3152,7 @@
           <w:sz w:val="24"/>
           <w:u w:val="single"/>
         </w:rPr>
-        <w:hyperlink r:id="rId26" w:history="1">
+        <w:hyperlink r:id="rId24" w:history="1">
           <w:r>
             <w:rPr>
               <w:rStyle w:val="Hyperlink"/>
@@ -3176,7 +3170,7 @@
           <w:sz w:val="24"/>
           <w:u w:val="single"/>
         </w:rPr>
-        <w:hyperlink r:id="rId26" w:history="1">
+        <w:hyperlink r:id="rId24" w:history="1">
           <w:r>
             <w:rPr>
               <w:rStyle w:val="Hyperlink"/>
@@ -3194,7 +3188,7 @@
           <w:sz w:val="24"/>
           <w:u w:val="single"/>
         </w:rPr>
-        <w:hyperlink r:id="rId26" w:history="1">
+        <w:hyperlink r:id="rId24" w:history="1">
           <w:r>
             <w:rPr>
               <w:rStyle w:val="Hyperlink"/>
@@ -3222,7 +3216,7 @@
           <w:sz w:val="24"/>
           <w:u w:val="single"/>
         </w:rPr>
-        <w:hyperlink r:id="rId26" w:history="1">
+        <w:hyperlink r:id="rId24" w:history="1">
           <w:r>
             <w:rPr>
               <w:rStyle w:val="Hyperlink"/>
@@ -3323,7 +3317,7 @@
           <w:sz w:val="24"/>
           <w:u w:val="single"/>
         </w:rPr>
-        <w:hyperlink r:id="rId27" w:history="1">
+        <w:hyperlink r:id="rId25" w:history="1">
           <w:r>
             <w:rPr>
               <w:rStyle w:val="Hyperlink"/>
@@ -3341,7 +3335,7 @@
           <w:sz w:val="24"/>
           <w:u w:val="single"/>
         </w:rPr>
-        <w:hyperlink r:id="rId27" w:history="1">
+        <w:hyperlink r:id="rId25" w:history="1">
           <w:r>
             <w:rPr>
               <w:rStyle w:val="Hyperlink"/>
@@ -3359,7 +3353,7 @@
           <w:sz w:val="24"/>
           <w:u w:val="single"/>
         </w:rPr>
-        <w:hyperlink r:id="rId27" w:history="1">
+        <w:hyperlink r:id="rId25" w:history="1">
           <w:r>
             <w:rPr>
               <w:rStyle w:val="Hyperlink"/>
@@ -3377,7 +3371,7 @@
           <w:sz w:val="24"/>
           <w:u w:val="single"/>
         </w:rPr>
-        <w:hyperlink r:id="rId27" w:history="1">
+        <w:hyperlink r:id="rId25" w:history="1">
           <w:r>
             <w:rPr>
               <w:rStyle w:val="Hyperlink"/>
@@ -3395,7 +3389,7 @@
           <w:sz w:val="24"/>
           <w:u w:val="single"/>
         </w:rPr>
-        <w:hyperlink r:id="rId27" w:history="1">
+        <w:hyperlink r:id="rId25" w:history="1">
           <w:r>
             <w:rPr>
               <w:rStyle w:val="Hyperlink"/>
@@ -3413,7 +3407,7 @@
           <w:sz w:val="24"/>
           <w:u w:val="single"/>
         </w:rPr>
-        <w:hyperlink r:id="rId27" w:history="1">
+        <w:hyperlink r:id="rId25" w:history="1">
           <w:r>
             <w:rPr>
               <w:rStyle w:val="Hyperlink"/>

--- a/EXPORTS/DOCX/published/niveau3/English/NZG.docx
+++ b/EXPORTS/DOCX/published/niveau3/English/NZG.docx
@@ -543,7 +543,25 @@
           <w:color w:val="000000"/>
           <w:sz w:val="24"/>
         </w:rPr>
-        <w:t xml:space="preserve">were also active in other areas within the former </w:t>
+        <w:t>were also active in other areas within the forme</w:t>
+      </w:r>
+      <w:r>
+        <w:rPr>
+          <w:u w:val="single" w:color="0000ff"/>
+          <w:rFonts w:ascii="Charis SIL Regular" w:hAnsi="Charis SIL Regular" w:eastAsia="Charis SIL Regular"/>
+          <w:b w:val="0"/>
+          <w:i w:val="0"/>
+          <w:color w:val="000000"/>
+          <w:sz w:val="24"/>
+        </w:rPr>
+        <w:hyperlink r:id="rId10" w:history="1">
+          <w:r>
+            <w:rPr>
+              <w:rStyle w:val="Hyperlink"/>
+            </w:rPr>
+            <w:t xml:space="preserve">r </w:t>
+          </w:r>
+        </w:hyperlink>
       </w:r>
       <w:r>
         <w:rPr>
@@ -554,7 +572,7 @@
           <w:sz w:val="24"/>
           <w:u w:val="single"/>
         </w:rPr>
-        <w:hyperlink r:id="rId12" w:history="1">
+        <w:hyperlink r:id="rId10" w:history="1">
           <w:r>
             <w:rPr>
               <w:rStyle w:val="Hyperlink"/>
@@ -619,7 +637,7 @@
           <w:sz w:val="24"/>
           <w:u w:val="single"/>
         </w:rPr>
-        <w:hyperlink r:id="rId12" w:history="1">
+        <w:hyperlink r:id="rId11" w:history="1">
           <w:r>
             <w:rPr>
               <w:rStyle w:val="Hyperlink"/>
@@ -2577,7 +2595,14 @@
           <w:color w:val="000000"/>
           <w:sz w:val="24"/>
         </w:rPr>
-        <w:t xml:space="preserve">, </w:t>
+        <w:hyperlink r:id="rId20" w:history="1">
+          <w:r>
+            <w:rPr>
+              <w:rStyle w:val="Hyperlink"/>
+            </w:rPr>
+            <w:t xml:space="preserve">, </w:t>
+          </w:r>
+        </w:hyperlink>
       </w:r>
       <w:r>
         <w:rPr>
@@ -2617,7 +2642,7 @@
           <w:sz w:val="24"/>
           <w:u w:val="single"/>
         </w:rPr>
-        <w:hyperlink r:id="rId20" w:history="1">
+        <w:hyperlink r:id="rId22" w:history="1">
           <w:r>
             <w:rPr>
               <w:rStyle w:val="Hyperlink"/>
@@ -2635,7 +2660,7 @@
           <w:sz w:val="24"/>
           <w:u w:val="single"/>
         </w:rPr>
-        <w:hyperlink r:id="rId20" w:history="1">
+        <w:hyperlink r:id="rId22" w:history="1">
           <w:r>
             <w:rPr>
               <w:rStyle w:val="Hyperlink"/>
@@ -2733,7 +2758,7 @@
           <w:sz w:val="24"/>
           <w:u w:val="single"/>
         </w:rPr>
-        <w:hyperlink r:id="rId22" w:history="1">
+        <w:hyperlink r:id="rId23" w:history="1">
           <w:r>
             <w:rPr>
               <w:rStyle w:val="Hyperlink"/>
@@ -2751,7 +2776,7 @@
           <w:sz w:val="24"/>
           <w:u w:val="single"/>
         </w:rPr>
-        <w:hyperlink r:id="rId22" w:history="1">
+        <w:hyperlink r:id="rId23" w:history="1">
           <w:r>
             <w:rPr>
               <w:rStyle w:val="Hyperlink"/>
@@ -2769,7 +2794,7 @@
           <w:sz w:val="24"/>
           <w:u w:val="single"/>
         </w:rPr>
-        <w:hyperlink r:id="rId22" w:history="1">
+        <w:hyperlink r:id="rId23" w:history="1">
           <w:r>
             <w:rPr>
               <w:rStyle w:val="Hyperlink"/>
@@ -2787,7 +2812,7 @@
           <w:sz w:val="24"/>
           <w:u w:val="single"/>
         </w:rPr>
-        <w:hyperlink r:id="rId22" w:history="1">
+        <w:hyperlink r:id="rId23" w:history="1">
           <w:r>
             <w:rPr>
               <w:rStyle w:val="Hyperlink"/>
@@ -2815,7 +2840,7 @@
           <w:sz w:val="24"/>
           <w:u w:val="single"/>
         </w:rPr>
-        <w:hyperlink r:id="rId23" w:history="1">
+        <w:hyperlink r:id="rId24" w:history="1">
           <w:r>
             <w:rPr>
               <w:rStyle w:val="Hyperlink"/>
@@ -2851,7 +2876,7 @@
           <w:sz w:val="24"/>
           <w:u w:val="single"/>
         </w:rPr>
-        <w:hyperlink r:id="rId22" w:history="1">
+        <w:hyperlink r:id="rId23" w:history="1">
           <w:r>
             <w:rPr>
               <w:rStyle w:val="Hyperlink"/>
@@ -2868,7 +2893,7 @@
           <w:color w:val="000000"/>
           <w:sz w:val="24"/>
         </w:rPr>
-        <w:hyperlink r:id="rId22" w:history="1">
+        <w:hyperlink r:id="rId23" w:history="1">
           <w:r>
             <w:rPr>
               <w:rStyle w:val="Hyperlink"/>
@@ -2886,7 +2911,7 @@
           <w:sz w:val="24"/>
           <w:u w:val="single"/>
         </w:rPr>
-        <w:hyperlink r:id="rId22" w:history="1">
+        <w:hyperlink r:id="rId23" w:history="1">
           <w:r>
             <w:rPr>
               <w:rStyle w:val="Hyperlink"/>
@@ -2915,7 +2940,7 @@
           <w:sz w:val="24"/>
           <w:u w:val="single"/>
         </w:rPr>
-        <w:hyperlink r:id="rId22" w:history="1">
+        <w:hyperlink r:id="rId23" w:history="1">
           <w:r>
             <w:rPr>
               <w:rStyle w:val="Hyperlink"/>
@@ -2933,7 +2958,7 @@
           <w:sz w:val="24"/>
           <w:u w:val="single"/>
         </w:rPr>
-        <w:hyperlink r:id="rId22" w:history="1">
+        <w:hyperlink r:id="rId23" w:history="1">
           <w:r>
             <w:rPr>
               <w:rStyle w:val="Hyperlink"/>
@@ -3041,7 +3066,7 @@
           <w:sz w:val="24"/>
           <w:u w:val="single"/>
         </w:rPr>
-        <w:hyperlink r:id="rId24" w:history="1">
+        <w:hyperlink r:id="rId25" w:history="1">
           <w:r>
             <w:rPr>
               <w:rStyle w:val="Hyperlink"/>
@@ -3059,7 +3084,7 @@
           <w:sz w:val="24"/>
           <w:u w:val="single"/>
         </w:rPr>
-        <w:hyperlink r:id="rId24" w:history="1">
+        <w:hyperlink r:id="rId25" w:history="1">
           <w:r>
             <w:rPr>
               <w:rStyle w:val="Hyperlink"/>
@@ -3077,7 +3102,7 @@
           <w:sz w:val="24"/>
           <w:u w:val="single"/>
         </w:rPr>
-        <w:hyperlink r:id="rId24" w:history="1">
+        <w:hyperlink r:id="rId25" w:history="1">
           <w:r>
             <w:rPr>
               <w:rStyle w:val="Hyperlink"/>
@@ -3095,7 +3120,7 @@
           <w:sz w:val="24"/>
           <w:u w:val="single"/>
         </w:rPr>
-        <w:hyperlink r:id="rId24" w:history="1">
+        <w:hyperlink r:id="rId25" w:history="1">
           <w:r>
             <w:rPr>
               <w:rStyle w:val="Hyperlink"/>
@@ -3116,7 +3141,7 @@
           <w:sz w:val="24"/>
           <w:u w:val="single"/>
         </w:rPr>
-        <w:hyperlink r:id="rId24" w:history="1">
+        <w:hyperlink r:id="rId25" w:history="1">
           <w:r>
             <w:rPr>
               <w:rStyle w:val="Hyperlink"/>
@@ -3134,7 +3159,7 @@
           <w:sz w:val="24"/>
           <w:u w:val="single"/>
         </w:rPr>
-        <w:hyperlink r:id="rId24" w:history="1">
+        <w:hyperlink r:id="rId25" w:history="1">
           <w:r>
             <w:rPr>
               <w:rStyle w:val="Hyperlink"/>
@@ -3152,7 +3177,7 @@
           <w:sz w:val="24"/>
           <w:u w:val="single"/>
         </w:rPr>
-        <w:hyperlink r:id="rId24" w:history="1">
+        <w:hyperlink r:id="rId25" w:history="1">
           <w:r>
             <w:rPr>
               <w:rStyle w:val="Hyperlink"/>
@@ -3170,7 +3195,7 @@
           <w:sz w:val="24"/>
           <w:u w:val="single"/>
         </w:rPr>
-        <w:hyperlink r:id="rId24" w:history="1">
+        <w:hyperlink r:id="rId25" w:history="1">
           <w:r>
             <w:rPr>
               <w:rStyle w:val="Hyperlink"/>
@@ -3188,7 +3213,7 @@
           <w:sz w:val="24"/>
           <w:u w:val="single"/>
         </w:rPr>
-        <w:hyperlink r:id="rId24" w:history="1">
+        <w:hyperlink r:id="rId25" w:history="1">
           <w:r>
             <w:rPr>
               <w:rStyle w:val="Hyperlink"/>
@@ -3216,7 +3241,7 @@
           <w:sz w:val="24"/>
           <w:u w:val="single"/>
         </w:rPr>
-        <w:hyperlink r:id="rId24" w:history="1">
+        <w:hyperlink r:id="rId25" w:history="1">
           <w:r>
             <w:rPr>
               <w:rStyle w:val="Hyperlink"/>
@@ -3317,7 +3342,7 @@
           <w:sz w:val="24"/>
           <w:u w:val="single"/>
         </w:rPr>
-        <w:hyperlink r:id="rId25" w:history="1">
+        <w:hyperlink r:id="rId26" w:history="1">
           <w:r>
             <w:rPr>
               <w:rStyle w:val="Hyperlink"/>
@@ -3335,7 +3360,7 @@
           <w:sz w:val="24"/>
           <w:u w:val="single"/>
         </w:rPr>
-        <w:hyperlink r:id="rId25" w:history="1">
+        <w:hyperlink r:id="rId26" w:history="1">
           <w:r>
             <w:rPr>
               <w:rStyle w:val="Hyperlink"/>
@@ -3353,7 +3378,7 @@
           <w:sz w:val="24"/>
           <w:u w:val="single"/>
         </w:rPr>
-        <w:hyperlink r:id="rId25" w:history="1">
+        <w:hyperlink r:id="rId26" w:history="1">
           <w:r>
             <w:rPr>
               <w:rStyle w:val="Hyperlink"/>
@@ -3371,7 +3396,7 @@
           <w:sz w:val="24"/>
           <w:u w:val="single"/>
         </w:rPr>
-        <w:hyperlink r:id="rId25" w:history="1">
+        <w:hyperlink r:id="rId26" w:history="1">
           <w:r>
             <w:rPr>
               <w:rStyle w:val="Hyperlink"/>
@@ -3389,7 +3414,7 @@
           <w:sz w:val="24"/>
           <w:u w:val="single"/>
         </w:rPr>
-        <w:hyperlink r:id="rId25" w:history="1">
+        <w:hyperlink r:id="rId26" w:history="1">
           <w:r>
             <w:rPr>
               <w:rStyle w:val="Hyperlink"/>
@@ -3407,7 +3432,7 @@
           <w:sz w:val="24"/>
           <w:u w:val="single"/>
         </w:rPr>
-        <w:hyperlink r:id="rId25" w:history="1">
+        <w:hyperlink r:id="rId26" w:history="1">
           <w:r>
             <w:rPr>
               <w:rStyle w:val="Hyperlink"/>

--- a/EXPORTS/DOCX/published/niveau3/English/NZG.docx
+++ b/EXPORTS/DOCX/published/niveau3/English/NZG.docx
@@ -637,7 +637,7 @@
           <w:sz w:val="24"/>
           <w:u w:val="single"/>
         </w:rPr>
-        <w:hyperlink r:id="rId11" w:history="1">
+        <w:hyperlink r:id="rId12" w:history="1">
           <w:r>
             <w:rPr>
               <w:rStyle w:val="Hyperlink"/>
@@ -2058,7 +2058,7 @@
           <w:sz w:val="24"/>
           <w:u w:val="single"/>
         </w:rPr>
-        <w:hyperlink r:id="rId18" w:history="1">
+        <w:hyperlink r:id="rId17" w:history="1">
           <w:r>
             <w:rPr>
               <w:rStyle w:val="Hyperlink"/>
@@ -2578,7 +2578,7 @@
           <w:sz w:val="24"/>
           <w:u w:val="single"/>
         </w:rPr>
-        <w:hyperlink r:id="rId20" w:history="1">
+        <w:hyperlink r:id="rId21" w:history="1">
           <w:r>
             <w:rPr>
               <w:rStyle w:val="Hyperlink"/>
@@ -2595,14 +2595,7 @@
           <w:color w:val="000000"/>
           <w:sz w:val="24"/>
         </w:rPr>
-        <w:hyperlink r:id="rId20" w:history="1">
-          <w:r>
-            <w:rPr>
-              <w:rStyle w:val="Hyperlink"/>
-            </w:rPr>
-            <w:t xml:space="preserve">, </w:t>
-          </w:r>
-        </w:hyperlink>
+        <w:t xml:space="preserve">, </w:t>
       </w:r>
       <w:r>
         <w:rPr>
@@ -2613,7 +2606,7 @@
           <w:sz w:val="24"/>
           <w:u w:val="single"/>
         </w:rPr>
-        <w:hyperlink r:id="rId20" w:history="1">
+        <w:hyperlink r:id="rId22" w:history="1">
           <w:r>
             <w:rPr>
               <w:rStyle w:val="Hyperlink"/>
@@ -2660,7 +2653,7 @@
           <w:sz w:val="24"/>
           <w:u w:val="single"/>
         </w:rPr>
-        <w:hyperlink r:id="rId22" w:history="1">
+        <w:hyperlink r:id="rId20" w:history="1">
           <w:r>
             <w:rPr>
               <w:rStyle w:val="Hyperlink"/>
@@ -2858,7 +2851,7 @@
           <w:sz w:val="24"/>
           <w:u w:val="single"/>
         </w:rPr>
-        <w:hyperlink r:id="rId23" w:history="1">
+        <w:hyperlink r:id="rId24" w:history="1">
           <w:r>
             <w:rPr>
               <w:rStyle w:val="Hyperlink"/>
@@ -2876,7 +2869,7 @@
           <w:sz w:val="24"/>
           <w:u w:val="single"/>
         </w:rPr>
-        <w:hyperlink r:id="rId23" w:history="1">
+        <w:hyperlink r:id="rId24" w:history="1">
           <w:r>
             <w:rPr>
               <w:rStyle w:val="Hyperlink"/>
@@ -2911,7 +2904,7 @@
           <w:sz w:val="24"/>
           <w:u w:val="single"/>
         </w:rPr>
-        <w:hyperlink r:id="rId23" w:history="1">
+        <w:hyperlink r:id="rId25" w:history="1">
           <w:r>
             <w:rPr>
               <w:rStyle w:val="Hyperlink"/>
@@ -2940,7 +2933,7 @@
           <w:sz w:val="24"/>
           <w:u w:val="single"/>
         </w:rPr>
-        <w:hyperlink r:id="rId23" w:history="1">
+        <w:hyperlink r:id="rId25" w:history="1">
           <w:r>
             <w:rPr>
               <w:rStyle w:val="Hyperlink"/>
@@ -2958,7 +2951,7 @@
           <w:sz w:val="24"/>
           <w:u w:val="single"/>
         </w:rPr>
-        <w:hyperlink r:id="rId23" w:history="1">
+        <w:hyperlink r:id="rId25" w:history="1">
           <w:r>
             <w:rPr>
               <w:rStyle w:val="Hyperlink"/>
@@ -3066,7 +3059,7 @@
           <w:sz w:val="24"/>
           <w:u w:val="single"/>
         </w:rPr>
-        <w:hyperlink r:id="rId25" w:history="1">
+        <w:hyperlink r:id="rId26" w:history="1">
           <w:r>
             <w:rPr>
               <w:rStyle w:val="Hyperlink"/>
@@ -3084,7 +3077,7 @@
           <w:sz w:val="24"/>
           <w:u w:val="single"/>
         </w:rPr>
-        <w:hyperlink r:id="rId25" w:history="1">
+        <w:hyperlink r:id="rId26" w:history="1">
           <w:r>
             <w:rPr>
               <w:rStyle w:val="Hyperlink"/>
@@ -3102,7 +3095,7 @@
           <w:sz w:val="24"/>
           <w:u w:val="single"/>
         </w:rPr>
-        <w:hyperlink r:id="rId25" w:history="1">
+        <w:hyperlink r:id="rId26" w:history="1">
           <w:r>
             <w:rPr>
               <w:rStyle w:val="Hyperlink"/>
@@ -3120,7 +3113,7 @@
           <w:sz w:val="24"/>
           <w:u w:val="single"/>
         </w:rPr>
-        <w:hyperlink r:id="rId25" w:history="1">
+        <w:hyperlink r:id="rId26" w:history="1">
           <w:r>
             <w:rPr>
               <w:rStyle w:val="Hyperlink"/>
@@ -3141,7 +3134,7 @@
           <w:sz w:val="24"/>
           <w:u w:val="single"/>
         </w:rPr>
-        <w:hyperlink r:id="rId25" w:history="1">
+        <w:hyperlink r:id="rId26" w:history="1">
           <w:r>
             <w:rPr>
               <w:rStyle w:val="Hyperlink"/>
@@ -3159,7 +3152,7 @@
           <w:sz w:val="24"/>
           <w:u w:val="single"/>
         </w:rPr>
-        <w:hyperlink r:id="rId25" w:history="1">
+        <w:hyperlink r:id="rId26" w:history="1">
           <w:r>
             <w:rPr>
               <w:rStyle w:val="Hyperlink"/>
@@ -3177,7 +3170,7 @@
           <w:sz w:val="24"/>
           <w:u w:val="single"/>
         </w:rPr>
-        <w:hyperlink r:id="rId25" w:history="1">
+        <w:hyperlink r:id="rId26" w:history="1">
           <w:r>
             <w:rPr>
               <w:rStyle w:val="Hyperlink"/>
@@ -3195,7 +3188,7 @@
           <w:sz w:val="24"/>
           <w:u w:val="single"/>
         </w:rPr>
-        <w:hyperlink r:id="rId25" w:history="1">
+        <w:hyperlink r:id="rId26" w:history="1">
           <w:r>
             <w:rPr>
               <w:rStyle w:val="Hyperlink"/>
@@ -3213,7 +3206,7 @@
           <w:sz w:val="24"/>
           <w:u w:val="single"/>
         </w:rPr>
-        <w:hyperlink r:id="rId25" w:history="1">
+        <w:hyperlink r:id="rId26" w:history="1">
           <w:r>
             <w:rPr>
               <w:rStyle w:val="Hyperlink"/>
@@ -3241,7 +3234,7 @@
           <w:sz w:val="24"/>
           <w:u w:val="single"/>
         </w:rPr>
-        <w:hyperlink r:id="rId25" w:history="1">
+        <w:hyperlink r:id="rId26" w:history="1">
           <w:r>
             <w:rPr>
               <w:rStyle w:val="Hyperlink"/>
@@ -3342,7 +3335,7 @@
           <w:sz w:val="24"/>
           <w:u w:val="single"/>
         </w:rPr>
-        <w:hyperlink r:id="rId26" w:history="1">
+        <w:hyperlink r:id="rId27" w:history="1">
           <w:r>
             <w:rPr>
               <w:rStyle w:val="Hyperlink"/>
@@ -3360,7 +3353,7 @@
           <w:sz w:val="24"/>
           <w:u w:val="single"/>
         </w:rPr>
-        <w:hyperlink r:id="rId26" w:history="1">
+        <w:hyperlink r:id="rId27" w:history="1">
           <w:r>
             <w:rPr>
               <w:rStyle w:val="Hyperlink"/>
@@ -3378,7 +3371,7 @@
           <w:sz w:val="24"/>
           <w:u w:val="single"/>
         </w:rPr>
-        <w:hyperlink r:id="rId26" w:history="1">
+        <w:hyperlink r:id="rId27" w:history="1">
           <w:r>
             <w:rPr>
               <w:rStyle w:val="Hyperlink"/>
@@ -3396,7 +3389,7 @@
           <w:sz w:val="24"/>
           <w:u w:val="single"/>
         </w:rPr>
-        <w:hyperlink r:id="rId26" w:history="1">
+        <w:hyperlink r:id="rId27" w:history="1">
           <w:r>
             <w:rPr>
               <w:rStyle w:val="Hyperlink"/>
@@ -3414,7 +3407,7 @@
           <w:sz w:val="24"/>
           <w:u w:val="single"/>
         </w:rPr>
-        <w:hyperlink r:id="rId26" w:history="1">
+        <w:hyperlink r:id="rId27" w:history="1">
           <w:r>
             <w:rPr>
               <w:rStyle w:val="Hyperlink"/>
@@ -3432,7 +3425,7 @@
           <w:sz w:val="24"/>
           <w:u w:val="single"/>
         </w:rPr>
-        <w:hyperlink r:id="rId26" w:history="1">
+        <w:hyperlink r:id="rId27" w:history="1">
           <w:r>
             <w:rPr>
               <w:rStyle w:val="Hyperlink"/>

--- a/EXPORTS/DOCX/published/niveau3/English/NZG.docx
+++ b/EXPORTS/DOCX/published/niveau3/English/NZG.docx
@@ -637,7 +637,7 @@
           <w:sz w:val="24"/>
           <w:u w:val="single"/>
         </w:rPr>
-        <w:hyperlink r:id="rId12" w:history="1">
+        <w:hyperlink r:id="rId11" w:history="1">
           <w:r>
             <w:rPr>
               <w:rStyle w:val="Hyperlink"/>
@@ -2040,14 +2040,7 @@
           <w:sz w:val="24"/>
           <w:u w:val="single"/>
         </w:rPr>
-        <w:hyperlink r:id="rId18" w:history="1">
-          <w:r>
-            <w:rPr>
-              <w:rStyle w:val="Hyperlink"/>
-            </w:rPr>
-            <w:t>id=zoOC</w:t>
-          </w:r>
-        </w:hyperlink>
+        <w:t>id=zoOC</w:t>
       </w:r>
       <w:r>
         <w:rPr>
@@ -2578,7 +2571,7 @@
           <w:sz w:val="24"/>
           <w:u w:val="single"/>
         </w:rPr>
-        <w:hyperlink r:id="rId21" w:history="1">
+        <w:hyperlink r:id="rId20" w:history="1">
           <w:r>
             <w:rPr>
               <w:rStyle w:val="Hyperlink"/>
@@ -2595,7 +2588,14 @@
           <w:color w:val="000000"/>
           <w:sz w:val="24"/>
         </w:rPr>
-        <w:t xml:space="preserve">, </w:t>
+        <w:hyperlink r:id="rId20" w:history="1">
+          <w:r>
+            <w:rPr>
+              <w:rStyle w:val="Hyperlink"/>
+            </w:rPr>
+            <w:t xml:space="preserve">, </w:t>
+          </w:r>
+        </w:hyperlink>
       </w:r>
       <w:r>
         <w:rPr>
@@ -2606,7 +2606,7 @@
           <w:sz w:val="24"/>
           <w:u w:val="single"/>
         </w:rPr>
-        <w:hyperlink r:id="rId22" w:history="1">
+        <w:hyperlink r:id="rId20" w:history="1">
           <w:r>
             <w:rPr>
               <w:rStyle w:val="Hyperlink"/>
@@ -2653,7 +2653,7 @@
           <w:sz w:val="24"/>
           <w:u w:val="single"/>
         </w:rPr>
-        <w:hyperlink r:id="rId20" w:history="1">
+        <w:hyperlink r:id="rId22" w:history="1">
           <w:r>
             <w:rPr>
               <w:rStyle w:val="Hyperlink"/>
@@ -2851,7 +2851,7 @@
           <w:sz w:val="24"/>
           <w:u w:val="single"/>
         </w:rPr>
-        <w:hyperlink r:id="rId24" w:history="1">
+        <w:hyperlink r:id="rId23" w:history="1">
           <w:r>
             <w:rPr>
               <w:rStyle w:val="Hyperlink"/>
@@ -2869,7 +2869,7 @@
           <w:sz w:val="24"/>
           <w:u w:val="single"/>
         </w:rPr>
-        <w:hyperlink r:id="rId24" w:history="1">
+        <w:hyperlink r:id="rId23" w:history="1">
           <w:r>
             <w:rPr>
               <w:rStyle w:val="Hyperlink"/>
@@ -2904,7 +2904,7 @@
           <w:sz w:val="24"/>
           <w:u w:val="single"/>
         </w:rPr>
-        <w:hyperlink r:id="rId25" w:history="1">
+        <w:hyperlink r:id="rId23" w:history="1">
           <w:r>
             <w:rPr>
               <w:rStyle w:val="Hyperlink"/>
@@ -2933,7 +2933,7 @@
           <w:sz w:val="24"/>
           <w:u w:val="single"/>
         </w:rPr>
-        <w:hyperlink r:id="rId25" w:history="1">
+        <w:hyperlink r:id="rId23" w:history="1">
           <w:r>
             <w:rPr>
               <w:rStyle w:val="Hyperlink"/>
@@ -2951,7 +2951,7 @@
           <w:sz w:val="24"/>
           <w:u w:val="single"/>
         </w:rPr>
-        <w:hyperlink r:id="rId25" w:history="1">
+        <w:hyperlink r:id="rId23" w:history="1">
           <w:r>
             <w:rPr>
               <w:rStyle w:val="Hyperlink"/>
@@ -3059,7 +3059,7 @@
           <w:sz w:val="24"/>
           <w:u w:val="single"/>
         </w:rPr>
-        <w:hyperlink r:id="rId26" w:history="1">
+        <w:hyperlink r:id="rId25" w:history="1">
           <w:r>
             <w:rPr>
               <w:rStyle w:val="Hyperlink"/>
@@ -3077,7 +3077,7 @@
           <w:sz w:val="24"/>
           <w:u w:val="single"/>
         </w:rPr>
-        <w:hyperlink r:id="rId26" w:history="1">
+        <w:hyperlink r:id="rId25" w:history="1">
           <w:r>
             <w:rPr>
               <w:rStyle w:val="Hyperlink"/>
@@ -3095,7 +3095,7 @@
           <w:sz w:val="24"/>
           <w:u w:val="single"/>
         </w:rPr>
-        <w:hyperlink r:id="rId26" w:history="1">
+        <w:hyperlink r:id="rId25" w:history="1">
           <w:r>
             <w:rPr>
               <w:rStyle w:val="Hyperlink"/>
@@ -3113,7 +3113,7 @@
           <w:sz w:val="24"/>
           <w:u w:val="single"/>
         </w:rPr>
-        <w:hyperlink r:id="rId26" w:history="1">
+        <w:hyperlink r:id="rId25" w:history="1">
           <w:r>
             <w:rPr>
               <w:rStyle w:val="Hyperlink"/>
@@ -3134,7 +3134,7 @@
           <w:sz w:val="24"/>
           <w:u w:val="single"/>
         </w:rPr>
-        <w:hyperlink r:id="rId26" w:history="1">
+        <w:hyperlink r:id="rId25" w:history="1">
           <w:r>
             <w:rPr>
               <w:rStyle w:val="Hyperlink"/>
@@ -3152,7 +3152,7 @@
           <w:sz w:val="24"/>
           <w:u w:val="single"/>
         </w:rPr>
-        <w:hyperlink r:id="rId26" w:history="1">
+        <w:hyperlink r:id="rId25" w:history="1">
           <w:r>
             <w:rPr>
               <w:rStyle w:val="Hyperlink"/>
@@ -3170,7 +3170,7 @@
           <w:sz w:val="24"/>
           <w:u w:val="single"/>
         </w:rPr>
-        <w:hyperlink r:id="rId26" w:history="1">
+        <w:hyperlink r:id="rId25" w:history="1">
           <w:r>
             <w:rPr>
               <w:rStyle w:val="Hyperlink"/>
@@ -3188,7 +3188,7 @@
           <w:sz w:val="24"/>
           <w:u w:val="single"/>
         </w:rPr>
-        <w:hyperlink r:id="rId26" w:history="1">
+        <w:hyperlink r:id="rId25" w:history="1">
           <w:r>
             <w:rPr>
               <w:rStyle w:val="Hyperlink"/>
@@ -3206,7 +3206,7 @@
           <w:sz w:val="24"/>
           <w:u w:val="single"/>
         </w:rPr>
-        <w:hyperlink r:id="rId26" w:history="1">
+        <w:hyperlink r:id="rId25" w:history="1">
           <w:r>
             <w:rPr>
               <w:rStyle w:val="Hyperlink"/>
@@ -3234,7 +3234,7 @@
           <w:sz w:val="24"/>
           <w:u w:val="single"/>
         </w:rPr>
-        <w:hyperlink r:id="rId26" w:history="1">
+        <w:hyperlink r:id="rId25" w:history="1">
           <w:r>
             <w:rPr>
               <w:rStyle w:val="Hyperlink"/>
@@ -3335,7 +3335,7 @@
           <w:sz w:val="24"/>
           <w:u w:val="single"/>
         </w:rPr>
-        <w:hyperlink r:id="rId27" w:history="1">
+        <w:hyperlink r:id="rId26" w:history="1">
           <w:r>
             <w:rPr>
               <w:rStyle w:val="Hyperlink"/>
@@ -3353,7 +3353,7 @@
           <w:sz w:val="24"/>
           <w:u w:val="single"/>
         </w:rPr>
-        <w:hyperlink r:id="rId27" w:history="1">
+        <w:hyperlink r:id="rId26" w:history="1">
           <w:r>
             <w:rPr>
               <w:rStyle w:val="Hyperlink"/>
@@ -3371,7 +3371,7 @@
           <w:sz w:val="24"/>
           <w:u w:val="single"/>
         </w:rPr>
-        <w:hyperlink r:id="rId27" w:history="1">
+        <w:hyperlink r:id="rId26" w:history="1">
           <w:r>
             <w:rPr>
               <w:rStyle w:val="Hyperlink"/>
@@ -3389,7 +3389,7 @@
           <w:sz w:val="24"/>
           <w:u w:val="single"/>
         </w:rPr>
-        <w:hyperlink r:id="rId27" w:history="1">
+        <w:hyperlink r:id="rId26" w:history="1">
           <w:r>
             <w:rPr>
               <w:rStyle w:val="Hyperlink"/>
@@ -3407,7 +3407,7 @@
           <w:sz w:val="24"/>
           <w:u w:val="single"/>
         </w:rPr>
-        <w:hyperlink r:id="rId27" w:history="1">
+        <w:hyperlink r:id="rId26" w:history="1">
           <w:r>
             <w:rPr>
               <w:rStyle w:val="Hyperlink"/>
@@ -3425,7 +3425,7 @@
           <w:sz w:val="24"/>
           <w:u w:val="single"/>
         </w:rPr>
-        <w:hyperlink r:id="rId27" w:history="1">
+        <w:hyperlink r:id="rId26" w:history="1">
           <w:r>
             <w:rPr>
               <w:rStyle w:val="Hyperlink"/>

--- a/EXPORTS/DOCX/published/niveau3/English/NZG.docx
+++ b/EXPORTS/DOCX/published/niveau3/English/NZG.docx
@@ -606,27 +606,8 @@
           <w:i w:val="0"/>
           <w:color w:val="0000FF"/>
           <w:sz w:val="24"/>
-          <w:u w:val="single"/>
         </w:rPr>
-        <w:t xml:space="preserve"> </w:t>
-      </w:r>
-      <w:r>
-        <w:rPr>
-          <w:rFonts w:ascii="Charis SIL Regular" w:hAnsi="Charis SIL Regular" w:eastAsia="Charis SIL Regular"/>
-          <w:b w:val="0"/>
-          <w:i w:val="0"/>
-          <w:color w:val="0000FF"/>
-          <w:sz w:val="24"/>
-          <w:u w:val="single"/>
-        </w:rPr>
-        <w:hyperlink r:id="rId12" w:history="1">
-          <w:r>
-            <w:rPr>
-              <w:rStyle w:val="Hyperlink"/>
-            </w:rPr>
-            <w:t>E</w:t>
-          </w:r>
-        </w:hyperlink>
+        <w:t xml:space="preserve"> E</w:t>
       </w:r>
       <w:r>
         <w:rPr>
@@ -2038,7 +2019,6 @@
           <w:i w:val="0"/>
           <w:color w:val="0000FF"/>
           <w:sz w:val="24"/>
-          <w:u w:val="single"/>
         </w:rPr>
         <w:t>id=zoOC</w:t>
       </w:r>
@@ -2553,7 +2533,7 @@
           <w:sz w:val="24"/>
           <w:u w:val="single"/>
         </w:rPr>
-        <w:hyperlink r:id="rId20" w:history="1">
+        <w:hyperlink r:id="rId21" w:history="1">
           <w:r>
             <w:rPr>
               <w:rStyle w:val="Hyperlink"/>
@@ -2582,6 +2562,7 @@
       </w:r>
       <w:r>
         <w:rPr>
+          <w:u w:val="single" w:color="0000ff"/>
           <w:rFonts w:ascii="Charis SIL Regular" w:hAnsi="Charis SIL Regular" w:eastAsia="Charis SIL Regular"/>
           <w:b w:val="0"/>
           <w:i w:val="0"/>
@@ -2886,14 +2867,7 @@
           <w:color w:val="000000"/>
           <w:sz w:val="24"/>
         </w:rPr>
-        <w:hyperlink r:id="rId23" w:history="1">
-          <w:r>
-            <w:rPr>
-              <w:rStyle w:val="Hyperlink"/>
-            </w:rPr>
-            <w:t xml:space="preserve">, </w:t>
-          </w:r>
-        </w:hyperlink>
+        <w:t xml:space="preserve">, </w:t>
       </w:r>
       <w:r>
         <w:rPr>
@@ -2933,7 +2907,7 @@
           <w:sz w:val="24"/>
           <w:u w:val="single"/>
         </w:rPr>
-        <w:hyperlink r:id="rId23" w:history="1">
+        <w:hyperlink r:id="rId25" w:history="1">
           <w:r>
             <w:rPr>
               <w:rStyle w:val="Hyperlink"/>
@@ -3059,7 +3033,7 @@
           <w:sz w:val="24"/>
           <w:u w:val="single"/>
         </w:rPr>
-        <w:hyperlink r:id="rId25" w:history="1">
+        <w:hyperlink r:id="rId26" w:history="1">
           <w:r>
             <w:rPr>
               <w:rStyle w:val="Hyperlink"/>
@@ -3077,7 +3051,7 @@
           <w:sz w:val="24"/>
           <w:u w:val="single"/>
         </w:rPr>
-        <w:hyperlink r:id="rId25" w:history="1">
+        <w:hyperlink r:id="rId26" w:history="1">
           <w:r>
             <w:rPr>
               <w:rStyle w:val="Hyperlink"/>
@@ -3095,7 +3069,7 @@
           <w:sz w:val="24"/>
           <w:u w:val="single"/>
         </w:rPr>
-        <w:hyperlink r:id="rId25" w:history="1">
+        <w:hyperlink r:id="rId26" w:history="1">
           <w:r>
             <w:rPr>
               <w:rStyle w:val="Hyperlink"/>
@@ -3113,7 +3087,7 @@
           <w:sz w:val="24"/>
           <w:u w:val="single"/>
         </w:rPr>
-        <w:hyperlink r:id="rId25" w:history="1">
+        <w:hyperlink r:id="rId26" w:history="1">
           <w:r>
             <w:rPr>
               <w:rStyle w:val="Hyperlink"/>
@@ -3134,7 +3108,7 @@
           <w:sz w:val="24"/>
           <w:u w:val="single"/>
         </w:rPr>
-        <w:hyperlink r:id="rId25" w:history="1">
+        <w:hyperlink r:id="rId26" w:history="1">
           <w:r>
             <w:rPr>
               <w:rStyle w:val="Hyperlink"/>
@@ -3152,7 +3126,7 @@
           <w:sz w:val="24"/>
           <w:u w:val="single"/>
         </w:rPr>
-        <w:hyperlink r:id="rId25" w:history="1">
+        <w:hyperlink r:id="rId26" w:history="1">
           <w:r>
             <w:rPr>
               <w:rStyle w:val="Hyperlink"/>
@@ -3170,7 +3144,7 @@
           <w:sz w:val="24"/>
           <w:u w:val="single"/>
         </w:rPr>
-        <w:hyperlink r:id="rId25" w:history="1">
+        <w:hyperlink r:id="rId26" w:history="1">
           <w:r>
             <w:rPr>
               <w:rStyle w:val="Hyperlink"/>
@@ -3188,7 +3162,7 @@
           <w:sz w:val="24"/>
           <w:u w:val="single"/>
         </w:rPr>
-        <w:hyperlink r:id="rId25" w:history="1">
+        <w:hyperlink r:id="rId26" w:history="1">
           <w:r>
             <w:rPr>
               <w:rStyle w:val="Hyperlink"/>
@@ -3206,7 +3180,7 @@
           <w:sz w:val="24"/>
           <w:u w:val="single"/>
         </w:rPr>
-        <w:hyperlink r:id="rId25" w:history="1">
+        <w:hyperlink r:id="rId26" w:history="1">
           <w:r>
             <w:rPr>
               <w:rStyle w:val="Hyperlink"/>
@@ -3234,7 +3208,7 @@
           <w:sz w:val="24"/>
           <w:u w:val="single"/>
         </w:rPr>
-        <w:hyperlink r:id="rId25" w:history="1">
+        <w:hyperlink r:id="rId26" w:history="1">
           <w:r>
             <w:rPr>
               <w:rStyle w:val="Hyperlink"/>
@@ -3335,7 +3309,7 @@
           <w:sz w:val="24"/>
           <w:u w:val="single"/>
         </w:rPr>
-        <w:hyperlink r:id="rId26" w:history="1">
+        <w:hyperlink r:id="rId27" w:history="1">
           <w:r>
             <w:rPr>
               <w:rStyle w:val="Hyperlink"/>
@@ -3353,7 +3327,7 @@
           <w:sz w:val="24"/>
           <w:u w:val="single"/>
         </w:rPr>
-        <w:hyperlink r:id="rId26" w:history="1">
+        <w:hyperlink r:id="rId27" w:history="1">
           <w:r>
             <w:rPr>
               <w:rStyle w:val="Hyperlink"/>
@@ -3371,7 +3345,7 @@
           <w:sz w:val="24"/>
           <w:u w:val="single"/>
         </w:rPr>
-        <w:hyperlink r:id="rId26" w:history="1">
+        <w:hyperlink r:id="rId27" w:history="1">
           <w:r>
             <w:rPr>
               <w:rStyle w:val="Hyperlink"/>
@@ -3389,7 +3363,7 @@
           <w:sz w:val="24"/>
           <w:u w:val="single"/>
         </w:rPr>
-        <w:hyperlink r:id="rId26" w:history="1">
+        <w:hyperlink r:id="rId27" w:history="1">
           <w:r>
             <w:rPr>
               <w:rStyle w:val="Hyperlink"/>
@@ -3407,7 +3381,7 @@
           <w:sz w:val="24"/>
           <w:u w:val="single"/>
         </w:rPr>
-        <w:hyperlink r:id="rId26" w:history="1">
+        <w:hyperlink r:id="rId27" w:history="1">
           <w:r>
             <w:rPr>
               <w:rStyle w:val="Hyperlink"/>
@@ -3425,7 +3399,7 @@
           <w:sz w:val="24"/>
           <w:u w:val="single"/>
         </w:rPr>
-        <w:hyperlink r:id="rId26" w:history="1">
+        <w:hyperlink r:id="rId27" w:history="1">
           <w:r>
             <w:rPr>
               <w:rStyle w:val="Hyperlink"/>

--- a/EXPORTS/DOCX/published/niveau3/English/NZG.docx
+++ b/EXPORTS/DOCX/published/niveau3/English/NZG.docx
@@ -2533,7 +2533,7 @@
           <w:sz w:val="24"/>
           <w:u w:val="single"/>
         </w:rPr>
-        <w:hyperlink r:id="rId21" w:history="1">
+        <w:hyperlink r:id="rId20" w:history="1">
           <w:r>
             <w:rPr>
               <w:rStyle w:val="Hyperlink"/>
@@ -2562,7 +2562,6 @@
       </w:r>
       <w:r>
         <w:rPr>
-          <w:u w:val="single" w:color="0000ff"/>
           <w:rFonts w:ascii="Charis SIL Regular" w:hAnsi="Charis SIL Regular" w:eastAsia="Charis SIL Regular"/>
           <w:b w:val="0"/>
           <w:i w:val="0"/>
@@ -2587,7 +2586,7 @@
           <w:sz w:val="24"/>
           <w:u w:val="single"/>
         </w:rPr>
-        <w:hyperlink r:id="rId20" w:history="1">
+        <w:hyperlink r:id="rId22" w:history="1">
           <w:r>
             <w:rPr>
               <w:rStyle w:val="Hyperlink"/>
@@ -2867,7 +2866,14 @@
           <w:color w:val="000000"/>
           <w:sz w:val="24"/>
         </w:rPr>
-        <w:t xml:space="preserve">, </w:t>
+        <w:hyperlink r:id="rId23" w:history="1">
+          <w:r>
+            <w:rPr>
+              <w:rStyle w:val="Hyperlink"/>
+            </w:rPr>
+            <w:t xml:space="preserve">, </w:t>
+          </w:r>
+        </w:hyperlink>
       </w:r>
       <w:r>
         <w:rPr>
@@ -2925,7 +2931,7 @@
           <w:sz w:val="24"/>
           <w:u w:val="single"/>
         </w:rPr>
-        <w:hyperlink r:id="rId23" w:history="1">
+        <w:hyperlink r:id="rId25" w:history="1">
           <w:r>
             <w:rPr>
               <w:rStyle w:val="Hyperlink"/>

--- a/EXPORTS/DOCX/published/niveau3/English/NZG.docx
+++ b/EXPORTS/DOCX/published/niveau3/English/NZG.docx
@@ -547,7 +547,6 @@
       </w:r>
       <w:r>
         <w:rPr>
-          <w:u w:val="single" w:color="0000ff"/>
           <w:rFonts w:ascii="Charis SIL Regular" w:hAnsi="Charis SIL Regular" w:eastAsia="Charis SIL Regular"/>
           <w:b w:val="0"/>
           <w:i w:val="0"/>
@@ -606,8 +605,9 @@
           <w:i w:val="0"/>
           <w:color w:val="0000FF"/>
           <w:sz w:val="24"/>
+          <w:u w:val="single"/>
         </w:rPr>
-        <w:t xml:space="preserve"> E</w:t>
+        <w:t xml:space="preserve"> </w:t>
       </w:r>
       <w:r>
         <w:rPr>
@@ -618,7 +618,25 @@
           <w:sz w:val="24"/>
           <w:u w:val="single"/>
         </w:rPr>
-        <w:hyperlink r:id="rId11" w:history="1">
+        <w:hyperlink r:id="rId12" w:history="1">
+          <w:r>
+            <w:rPr>
+              <w:rStyle w:val="Hyperlink"/>
+            </w:rPr>
+            <w:t>E</w:t>
+          </w:r>
+        </w:hyperlink>
+      </w:r>
+      <w:r>
+        <w:rPr>
+          <w:rFonts w:ascii="Charis SIL Regular" w:hAnsi="Charis SIL Regular" w:eastAsia="Charis SIL Regular"/>
+          <w:b w:val="0"/>
+          <w:i w:val="0"/>
+          <w:color w:val="0000FF"/>
+          <w:sz w:val="24"/>
+          <w:u w:val="single"/>
+        </w:rPr>
+        <w:hyperlink r:id="rId12" w:history="1">
           <w:r>
             <w:rPr>
               <w:rStyle w:val="Hyperlink"/>
@@ -647,7 +665,7 @@
           <w:sz w:val="24"/>
           <w:u w:val="single"/>
         </w:rPr>
-        <w:hyperlink r:id="rId11" w:history="1">
+        <w:hyperlink r:id="rId12" w:history="1">
           <w:r>
             <w:rPr>
               <w:rStyle w:val="Hyperlink"/>
@@ -2019,8 +2037,16 @@
           <w:i w:val="0"/>
           <w:color w:val="0000FF"/>
           <w:sz w:val="24"/>
+          <w:u w:val="single"/>
         </w:rPr>
-        <w:t>id=zoOC</w:t>
+        <w:hyperlink r:id="rId18" w:history="1">
+          <w:r>
+            <w:rPr>
+              <w:rStyle w:val="Hyperlink"/>
+            </w:rPr>
+            <w:t>id=zoOC</w:t>
+          </w:r>
+        </w:hyperlink>
       </w:r>
       <w:r>
         <w:rPr>
@@ -2031,7 +2057,7 @@
           <w:sz w:val="24"/>
           <w:u w:val="single"/>
         </w:rPr>
-        <w:hyperlink r:id="rId17" w:history="1">
+        <w:hyperlink r:id="rId18" w:history="1">
           <w:r>
             <w:rPr>
               <w:rStyle w:val="Hyperlink"/>
@@ -2533,7 +2559,7 @@
           <w:sz w:val="24"/>
           <w:u w:val="single"/>
         </w:rPr>
-        <w:hyperlink r:id="rId20" w:history="1">
+        <w:hyperlink r:id="rId21" w:history="1">
           <w:r>
             <w:rPr>
               <w:rStyle w:val="Hyperlink"/>
@@ -2551,7 +2577,7 @@
           <w:sz w:val="24"/>
           <w:u w:val="single"/>
         </w:rPr>
-        <w:hyperlink r:id="rId20" w:history="1">
+        <w:hyperlink r:id="rId21" w:history="1">
           <w:r>
             <w:rPr>
               <w:rStyle w:val="Hyperlink"/>
@@ -2562,6 +2588,7 @@
       </w:r>
       <w:r>
         <w:rPr>
+          <w:u w:val="single" w:color="0000ff"/>
           <w:rFonts w:ascii="Charis SIL Regular" w:hAnsi="Charis SIL Regular" w:eastAsia="Charis SIL Regular"/>
           <w:b w:val="0"/>
           <w:i w:val="0"/>
@@ -2633,7 +2660,7 @@
           <w:sz w:val="24"/>
           <w:u w:val="single"/>
         </w:rPr>
-        <w:hyperlink r:id="rId22" w:history="1">
+        <w:hyperlink r:id="rId20" w:history="1">
           <w:r>
             <w:rPr>
               <w:rStyle w:val="Hyperlink"/>
@@ -2831,7 +2858,7 @@
           <w:sz w:val="24"/>
           <w:u w:val="single"/>
         </w:rPr>
-        <w:hyperlink r:id="rId23" w:history="1">
+        <w:hyperlink r:id="rId24" w:history="1">
           <w:r>
             <w:rPr>
               <w:rStyle w:val="Hyperlink"/>
@@ -2849,7 +2876,7 @@
           <w:sz w:val="24"/>
           <w:u w:val="single"/>
         </w:rPr>
-        <w:hyperlink r:id="rId23" w:history="1">
+        <w:hyperlink r:id="rId24" w:history="1">
           <w:r>
             <w:rPr>
               <w:rStyle w:val="Hyperlink"/>
@@ -2860,6 +2887,7 @@
       </w:r>
       <w:r>
         <w:rPr>
+          <w:u w:val="single" w:color="0000ff"/>
           <w:rFonts w:ascii="Charis SIL Regular" w:hAnsi="Charis SIL Regular" w:eastAsia="Charis SIL Regular"/>
           <w:b w:val="0"/>
           <w:i w:val="0"/>
@@ -2884,7 +2912,7 @@
           <w:sz w:val="24"/>
           <w:u w:val="single"/>
         </w:rPr>
-        <w:hyperlink r:id="rId23" w:history="1">
+        <w:hyperlink r:id="rId25" w:history="1">
           <w:r>
             <w:rPr>
               <w:rStyle w:val="Hyperlink"/>

--- a/EXPORTS/DOCX/published/niveau3/English/NZG.docx
+++ b/EXPORTS/DOCX/published/niveau3/English/NZG.docx
@@ -547,6 +547,7 @@
       </w:r>
       <w:r>
         <w:rPr>
+          <w:u w:val="single" w:color="0000ff"/>
           <w:rFonts w:ascii="Charis SIL Regular" w:hAnsi="Charis SIL Regular" w:eastAsia="Charis SIL Regular"/>
           <w:b w:val="0"/>
           <w:i w:val="0"/>
@@ -636,7 +637,7 @@
           <w:sz w:val="24"/>
           <w:u w:val="single"/>
         </w:rPr>
-        <w:hyperlink r:id="rId12" w:history="1">
+        <w:hyperlink r:id="rId11" w:history="1">
           <w:r>
             <w:rPr>
               <w:rStyle w:val="Hyperlink"/>
@@ -2039,7 +2040,7 @@
           <w:sz w:val="24"/>
           <w:u w:val="single"/>
         </w:rPr>
-        <w:hyperlink r:id="rId18" w:history="1">
+        <w:hyperlink r:id="rId17" w:history="1">
           <w:r>
             <w:rPr>
               <w:rStyle w:val="Hyperlink"/>
@@ -2057,7 +2058,7 @@
           <w:sz w:val="24"/>
           <w:u w:val="single"/>
         </w:rPr>
-        <w:hyperlink r:id="rId18" w:history="1">
+        <w:hyperlink r:id="rId17" w:history="1">
           <w:r>
             <w:rPr>
               <w:rStyle w:val="Hyperlink"/>
@@ -2588,7 +2589,6 @@
       </w:r>
       <w:r>
         <w:rPr>
-          <w:u w:val="single" w:color="0000ff"/>
           <w:rFonts w:ascii="Charis SIL Regular" w:hAnsi="Charis SIL Regular" w:eastAsia="Charis SIL Regular"/>
           <w:b w:val="0"/>
           <w:i w:val="0"/>
@@ -2660,7 +2660,7 @@
           <w:sz w:val="24"/>
           <w:u w:val="single"/>
         </w:rPr>
-        <w:hyperlink r:id="rId20" w:history="1">
+        <w:hyperlink r:id="rId22" w:history="1">
           <w:r>
             <w:rPr>
               <w:rStyle w:val="Hyperlink"/>
@@ -2858,7 +2858,7 @@
           <w:sz w:val="24"/>
           <w:u w:val="single"/>
         </w:rPr>
-        <w:hyperlink r:id="rId24" w:history="1">
+        <w:hyperlink r:id="rId23" w:history="1">
           <w:r>
             <w:rPr>
               <w:rStyle w:val="Hyperlink"/>
@@ -2876,7 +2876,7 @@
           <w:sz w:val="24"/>
           <w:u w:val="single"/>
         </w:rPr>
-        <w:hyperlink r:id="rId24" w:history="1">
+        <w:hyperlink r:id="rId23" w:history="1">
           <w:r>
             <w:rPr>
               <w:rStyle w:val="Hyperlink"/>
@@ -2887,7 +2887,6 @@
       </w:r>
       <w:r>
         <w:rPr>
-          <w:u w:val="single" w:color="0000ff"/>
           <w:rFonts w:ascii="Charis SIL Regular" w:hAnsi="Charis SIL Regular" w:eastAsia="Charis SIL Regular"/>
           <w:b w:val="0"/>
           <w:i w:val="0"/>

--- a/EXPORTS/DOCX/published/niveau3/English/NZG.docx
+++ b/EXPORTS/DOCX/published/niveau3/English/NZG.docx
@@ -588,45 +588,8 @@
           <w:i w:val="0"/>
           <w:color w:val="0000FF"/>
           <w:sz w:val="24"/>
-          <w:u w:val="single"/>
         </w:rPr>
-        <w:hyperlink r:id="rId12" w:history="1">
-          <w:r>
-            <w:rPr>
-              <w:rStyle w:val="Hyperlink"/>
-            </w:rPr>
-            <w:t>tch</w:t>
-          </w:r>
-        </w:hyperlink>
-      </w:r>
-      <w:r>
-        <w:rPr>
-          <w:rFonts w:ascii="Charis SIL Regular" w:hAnsi="Charis SIL Regular" w:eastAsia="Charis SIL Regular"/>
-          <w:b w:val="0"/>
-          <w:i w:val="0"/>
-          <w:color w:val="0000FF"/>
-          <w:sz w:val="24"/>
-          <w:u w:val="single"/>
-        </w:rPr>
-        <w:t xml:space="preserve"> </w:t>
-      </w:r>
-      <w:r>
-        <w:rPr>
-          <w:rFonts w:ascii="Charis SIL Regular" w:hAnsi="Charis SIL Regular" w:eastAsia="Charis SIL Regular"/>
-          <w:b w:val="0"/>
-          <w:i w:val="0"/>
-          <w:color w:val="0000FF"/>
-          <w:sz w:val="24"/>
-          <w:u w:val="single"/>
-        </w:rPr>
-        <w:hyperlink r:id="rId12" w:history="1">
-          <w:r>
-            <w:rPr>
-              <w:rStyle w:val="Hyperlink"/>
-            </w:rPr>
-            <w:t>E</w:t>
-          </w:r>
-        </w:hyperlink>
+        <w:t>tch E</w:t>
       </w:r>
       <w:r>
         <w:rPr>
@@ -2040,7 +2003,7 @@
           <w:sz w:val="24"/>
           <w:u w:val="single"/>
         </w:rPr>
-        <w:hyperlink r:id="rId17" w:history="1">
+        <w:hyperlink r:id="rId18" w:history="1">
           <w:r>
             <w:rPr>
               <w:rStyle w:val="Hyperlink"/>
@@ -2589,6 +2552,7 @@
       </w:r>
       <w:r>
         <w:rPr>
+          <w:u w:val="single" w:color="0000ff"/>
           <w:rFonts w:ascii="Charis SIL Regular" w:hAnsi="Charis SIL Regular" w:eastAsia="Charis SIL Regular"/>
           <w:b w:val="0"/>
           <w:i w:val="0"/>
@@ -2660,7 +2624,7 @@
           <w:sz w:val="24"/>
           <w:u w:val="single"/>
         </w:rPr>
-        <w:hyperlink r:id="rId22" w:history="1">
+        <w:hyperlink r:id="rId20" w:history="1">
           <w:r>
             <w:rPr>
               <w:rStyle w:val="Hyperlink"/>
@@ -2858,7 +2822,7 @@
           <w:sz w:val="24"/>
           <w:u w:val="single"/>
         </w:rPr>
-        <w:hyperlink r:id="rId23" w:history="1">
+        <w:hyperlink r:id="rId24" w:history="1">
           <w:r>
             <w:rPr>
               <w:rStyle w:val="Hyperlink"/>
@@ -2876,7 +2840,7 @@
           <w:sz w:val="24"/>
           <w:u w:val="single"/>
         </w:rPr>
-        <w:hyperlink r:id="rId23" w:history="1">
+        <w:hyperlink r:id="rId24" w:history="1">
           <w:r>
             <w:rPr>
               <w:rStyle w:val="Hyperlink"/>
@@ -2887,6 +2851,7 @@
       </w:r>
       <w:r>
         <w:rPr>
+          <w:u w:val="single" w:color="0000ff"/>
           <w:rFonts w:ascii="Charis SIL Regular" w:hAnsi="Charis SIL Regular" w:eastAsia="Charis SIL Regular"/>
           <w:b w:val="0"/>
           <w:i w:val="0"/>
@@ -2958,7 +2923,7 @@
           <w:sz w:val="24"/>
           <w:u w:val="single"/>
         </w:rPr>
-        <w:hyperlink r:id="rId25" w:history="1">
+        <w:hyperlink r:id="rId23" w:history="1">
           <w:r>
             <w:rPr>
               <w:rStyle w:val="Hyperlink"/>

--- a/EXPORTS/DOCX/published/niveau3/English/NZG.docx
+++ b/EXPORTS/DOCX/published/niveau3/English/NZG.docx
@@ -543,43 +543,7 @@
           <w:color w:val="000000"/>
           <w:sz w:val="24"/>
         </w:rPr>
-        <w:t>were also active in other areas within the forme</w:t>
-      </w:r>
-      <w:r>
-        <w:rPr>
-          <w:u w:val="single" w:color="0000ff"/>
-          <w:rFonts w:ascii="Charis SIL Regular" w:hAnsi="Charis SIL Regular" w:eastAsia="Charis SIL Regular"/>
-          <w:b w:val="0"/>
-          <w:i w:val="0"/>
-          <w:color w:val="000000"/>
-          <w:sz w:val="24"/>
-        </w:rPr>
-        <w:hyperlink r:id="rId10" w:history="1">
-          <w:r>
-            <w:rPr>
-              <w:rStyle w:val="Hyperlink"/>
-            </w:rPr>
-            <w:t xml:space="preserve">r </w:t>
-          </w:r>
-        </w:hyperlink>
-      </w:r>
-      <w:r>
-        <w:rPr>
-          <w:rFonts w:ascii="Charis SIL Regular" w:hAnsi="Charis SIL Regular" w:eastAsia="Charis SIL Regular"/>
-          <w:b w:val="0"/>
-          <w:i w:val="0"/>
-          <w:color w:val="0000FF"/>
-          <w:sz w:val="24"/>
-          <w:u w:val="single"/>
-        </w:rPr>
-        <w:hyperlink r:id="rId10" w:history="1">
-          <w:r>
-            <w:rPr>
-              <w:rStyle w:val="Hyperlink"/>
-            </w:rPr>
-            <w:t>Du</w:t>
-          </w:r>
-        </w:hyperlink>
+        <w:t xml:space="preserve">were also active in other areas within the former </w:t>
       </w:r>
       <w:r>
         <w:rPr>
@@ -589,7 +553,7 @@
           <w:color w:val="0000FF"/>
           <w:sz w:val="24"/>
         </w:rPr>
-        <w:t>tch E</w:t>
+        <w:t>Dutch E</w:t>
       </w:r>
       <w:r>
         <w:rPr>
@@ -629,7 +593,7 @@
           <w:sz w:val="24"/>
           <w:u w:val="single"/>
         </w:rPr>
-        <w:hyperlink r:id="rId12" w:history="1">
+        <w:hyperlink r:id="rId11" w:history="1">
           <w:r>
             <w:rPr>
               <w:rStyle w:val="Hyperlink"/>
@@ -2003,7 +1967,7 @@
           <w:sz w:val="24"/>
           <w:u w:val="single"/>
         </w:rPr>
-        <w:hyperlink r:id="rId18" w:history="1">
+        <w:hyperlink r:id="rId17" w:history="1">
           <w:r>
             <w:rPr>
               <w:rStyle w:val="Hyperlink"/>
@@ -2624,7 +2588,7 @@
           <w:sz w:val="24"/>
           <w:u w:val="single"/>
         </w:rPr>
-        <w:hyperlink r:id="rId20" w:history="1">
+        <w:hyperlink r:id="rId22" w:history="1">
           <w:r>
             <w:rPr>
               <w:rStyle w:val="Hyperlink"/>
@@ -2822,7 +2786,7 @@
           <w:sz w:val="24"/>
           <w:u w:val="single"/>
         </w:rPr>
-        <w:hyperlink r:id="rId24" w:history="1">
+        <w:hyperlink r:id="rId23" w:history="1">
           <w:r>
             <w:rPr>
               <w:rStyle w:val="Hyperlink"/>
@@ -2840,7 +2804,7 @@
           <w:sz w:val="24"/>
           <w:u w:val="single"/>
         </w:rPr>
-        <w:hyperlink r:id="rId24" w:history="1">
+        <w:hyperlink r:id="rId23" w:history="1">
           <w:r>
             <w:rPr>
               <w:rStyle w:val="Hyperlink"/>
@@ -2923,7 +2887,7 @@
           <w:sz w:val="24"/>
           <w:u w:val="single"/>
         </w:rPr>
-        <w:hyperlink r:id="rId23" w:history="1">
+        <w:hyperlink r:id="rId25" w:history="1">
           <w:r>
             <w:rPr>
               <w:rStyle w:val="Hyperlink"/>

--- a/EXPORTS/DOCX/published/niveau3/English/NZG.docx
+++ b/EXPORTS/DOCX/published/niveau3/English/NZG.docx
@@ -543,7 +543,43 @@
           <w:color w:val="000000"/>
           <w:sz w:val="24"/>
         </w:rPr>
-        <w:t xml:space="preserve">were also active in other areas within the former </w:t>
+        <w:t>were also active in other areas within the forme</w:t>
+      </w:r>
+      <w:r>
+        <w:rPr>
+          <w:u w:val="single" w:color="0000ff"/>
+          <w:rFonts w:ascii="Charis SIL Regular" w:hAnsi="Charis SIL Regular" w:eastAsia="Charis SIL Regular"/>
+          <w:b w:val="0"/>
+          <w:i w:val="0"/>
+          <w:color w:val="000000"/>
+          <w:sz w:val="24"/>
+        </w:rPr>
+        <w:hyperlink r:id="rId10" w:history="1">
+          <w:r>
+            <w:rPr>
+              <w:rStyle w:val="Hyperlink"/>
+            </w:rPr>
+            <w:t xml:space="preserve">r </w:t>
+          </w:r>
+        </w:hyperlink>
+      </w:r>
+      <w:r>
+        <w:rPr>
+          <w:rFonts w:ascii="Charis SIL Regular" w:hAnsi="Charis SIL Regular" w:eastAsia="Charis SIL Regular"/>
+          <w:b w:val="0"/>
+          <w:i w:val="0"/>
+          <w:color w:val="0000FF"/>
+          <w:sz w:val="24"/>
+          <w:u w:val="single"/>
+        </w:rPr>
+        <w:hyperlink r:id="rId10" w:history="1">
+          <w:r>
+            <w:rPr>
+              <w:rStyle w:val="Hyperlink"/>
+            </w:rPr>
+            <w:t>Du</w:t>
+          </w:r>
+        </w:hyperlink>
       </w:r>
       <w:r>
         <w:rPr>
@@ -553,7 +589,7 @@
           <w:color w:val="0000FF"/>
           <w:sz w:val="24"/>
         </w:rPr>
-        <w:t>Dutch E</w:t>
+        <w:t>tch E</w:t>
       </w:r>
       <w:r>
         <w:rPr>
@@ -1967,7 +2003,7 @@
           <w:sz w:val="24"/>
           <w:u w:val="single"/>
         </w:rPr>
-        <w:hyperlink r:id="rId17" w:history="1">
+        <w:hyperlink r:id="rId18" w:history="1">
           <w:r>
             <w:rPr>
               <w:rStyle w:val="Hyperlink"/>
@@ -1985,7 +2021,7 @@
           <w:sz w:val="24"/>
           <w:u w:val="single"/>
         </w:rPr>
-        <w:hyperlink r:id="rId17" w:history="1">
+        <w:hyperlink r:id="rId18" w:history="1">
           <w:r>
             <w:rPr>
               <w:rStyle w:val="Hyperlink"/>
@@ -2516,21 +2552,13 @@
       </w:r>
       <w:r>
         <w:rPr>
-          <w:u w:val="single" w:color="0000ff"/>
           <w:rFonts w:ascii="Charis SIL Regular" w:hAnsi="Charis SIL Regular" w:eastAsia="Charis SIL Regular"/>
           <w:b w:val="0"/>
           <w:i w:val="0"/>
           <w:color w:val="000000"/>
           <w:sz w:val="24"/>
         </w:rPr>
-        <w:hyperlink r:id="rId20" w:history="1">
-          <w:r>
-            <w:rPr>
-              <w:rStyle w:val="Hyperlink"/>
-            </w:rPr>
-            <w:t xml:space="preserve">, </w:t>
-          </w:r>
-        </w:hyperlink>
+        <w:t xml:space="preserve">, </w:t>
       </w:r>
       <w:r>
         <w:rPr>
@@ -2786,7 +2814,7 @@
           <w:sz w:val="24"/>
           <w:u w:val="single"/>
         </w:rPr>
-        <w:hyperlink r:id="rId23" w:history="1">
+        <w:hyperlink r:id="rId24" w:history="1">
           <w:r>
             <w:rPr>
               <w:rStyle w:val="Hyperlink"/>
@@ -2804,7 +2832,7 @@
           <w:sz w:val="24"/>
           <w:u w:val="single"/>
         </w:rPr>
-        <w:hyperlink r:id="rId23" w:history="1">
+        <w:hyperlink r:id="rId24" w:history="1">
           <w:r>
             <w:rPr>
               <w:rStyle w:val="Hyperlink"/>
@@ -2815,21 +2843,13 @@
       </w:r>
       <w:r>
         <w:rPr>
-          <w:u w:val="single" w:color="0000ff"/>
           <w:rFonts w:ascii="Charis SIL Regular" w:hAnsi="Charis SIL Regular" w:eastAsia="Charis SIL Regular"/>
           <w:b w:val="0"/>
           <w:i w:val="0"/>
           <w:color w:val="000000"/>
           <w:sz w:val="24"/>
         </w:rPr>
-        <w:hyperlink r:id="rId23" w:history="1">
-          <w:r>
-            <w:rPr>
-              <w:rStyle w:val="Hyperlink"/>
-            </w:rPr>
-            <w:t xml:space="preserve">, </w:t>
-          </w:r>
-        </w:hyperlink>
+        <w:t xml:space="preserve">, </w:t>
       </w:r>
       <w:r>
         <w:rPr>

--- a/EXPORTS/DOCX/published/niveau3/English/NZG.docx
+++ b/EXPORTS/DOCX/published/niveau3/English/NZG.docx
@@ -572,7 +572,7 @@
           <w:sz w:val="24"/>
           <w:u w:val="single"/>
         </w:rPr>
-        <w:hyperlink r:id="rId10" w:history="1">
+        <w:hyperlink r:id="rId12" w:history="1">
           <w:r>
             <w:rPr>
               <w:rStyle w:val="Hyperlink"/>
@@ -588,8 +588,26 @@
           <w:i w:val="0"/>
           <w:color w:val="0000FF"/>
           <w:sz w:val="24"/>
+          <w:u w:val="single"/>
         </w:rPr>
-        <w:t>tch E</w:t>
+        <w:hyperlink r:id="rId12" w:history="1">
+          <w:r>
+            <w:rPr>
+              <w:rStyle w:val="Hyperlink"/>
+            </w:rPr>
+            <w:t>tch</w:t>
+          </w:r>
+        </w:hyperlink>
+      </w:r>
+      <w:r>
+        <w:rPr>
+          <w:rFonts w:ascii="Charis SIL Regular" w:hAnsi="Charis SIL Regular" w:eastAsia="Charis SIL Regular"/>
+          <w:b w:val="0"/>
+          <w:i w:val="0"/>
+          <w:color w:val="0000FF"/>
+          <w:sz w:val="24"/>
+        </w:rPr>
+        <w:t xml:space="preserve"> E</w:t>
       </w:r>
       <w:r>
         <w:rPr>
@@ -2021,7 +2039,7 @@
           <w:sz w:val="24"/>
           <w:u w:val="single"/>
         </w:rPr>
-        <w:hyperlink r:id="rId18" w:history="1">
+        <w:hyperlink r:id="rId17" w:history="1">
           <w:r>
             <w:rPr>
               <w:rStyle w:val="Hyperlink"/>
@@ -2541,7 +2559,7 @@
           <w:sz w:val="24"/>
           <w:u w:val="single"/>
         </w:rPr>
-        <w:hyperlink r:id="rId21" w:history="1">
+        <w:hyperlink r:id="rId20" w:history="1">
           <w:r>
             <w:rPr>
               <w:rStyle w:val="Hyperlink"/>
@@ -2558,7 +2576,14 @@
           <w:color w:val="000000"/>
           <w:sz w:val="24"/>
         </w:rPr>
-        <w:t xml:space="preserve">, </w:t>
+        <w:hyperlink r:id="rId20" w:history="1">
+          <w:r>
+            <w:rPr>
+              <w:rStyle w:val="Hyperlink"/>
+            </w:rPr>
+            <w:t xml:space="preserve">, </w:t>
+          </w:r>
+        </w:hyperlink>
       </w:r>
       <w:r>
         <w:rPr>
@@ -2569,7 +2594,7 @@
           <w:sz w:val="24"/>
           <w:u w:val="single"/>
         </w:rPr>
-        <w:hyperlink r:id="rId22" w:history="1">
+        <w:hyperlink r:id="rId20" w:history="1">
           <w:r>
             <w:rPr>
               <w:rStyle w:val="Hyperlink"/>
@@ -2598,7 +2623,7 @@
           <w:sz w:val="24"/>
           <w:u w:val="single"/>
         </w:rPr>
-        <w:hyperlink r:id="rId22" w:history="1">
+        <w:hyperlink r:id="rId20" w:history="1">
           <w:r>
             <w:rPr>
               <w:rStyle w:val="Hyperlink"/>
@@ -2616,7 +2641,7 @@
           <w:sz w:val="24"/>
           <w:u w:val="single"/>
         </w:rPr>
-        <w:hyperlink r:id="rId22" w:history="1">
+        <w:hyperlink r:id="rId20" w:history="1">
           <w:r>
             <w:rPr>
               <w:rStyle w:val="Hyperlink"/>
@@ -2714,7 +2739,7 @@
           <w:sz w:val="24"/>
           <w:u w:val="single"/>
         </w:rPr>
-        <w:hyperlink r:id="rId23" w:history="1">
+        <w:hyperlink r:id="rId22" w:history="1">
           <w:r>
             <w:rPr>
               <w:rStyle w:val="Hyperlink"/>
@@ -2732,7 +2757,7 @@
           <w:sz w:val="24"/>
           <w:u w:val="single"/>
         </w:rPr>
-        <w:hyperlink r:id="rId23" w:history="1">
+        <w:hyperlink r:id="rId22" w:history="1">
           <w:r>
             <w:rPr>
               <w:rStyle w:val="Hyperlink"/>
@@ -2750,7 +2775,7 @@
           <w:sz w:val="24"/>
           <w:u w:val="single"/>
         </w:rPr>
-        <w:hyperlink r:id="rId23" w:history="1">
+        <w:hyperlink r:id="rId22" w:history="1">
           <w:r>
             <w:rPr>
               <w:rStyle w:val="Hyperlink"/>
@@ -2768,7 +2793,7 @@
           <w:sz w:val="24"/>
           <w:u w:val="single"/>
         </w:rPr>
-        <w:hyperlink r:id="rId23" w:history="1">
+        <w:hyperlink r:id="rId22" w:history="1">
           <w:r>
             <w:rPr>
               <w:rStyle w:val="Hyperlink"/>
@@ -2796,7 +2821,7 @@
           <w:sz w:val="24"/>
           <w:u w:val="single"/>
         </w:rPr>
-        <w:hyperlink r:id="rId24" w:history="1">
+        <w:hyperlink r:id="rId23" w:history="1">
           <w:r>
             <w:rPr>
               <w:rStyle w:val="Hyperlink"/>
@@ -2814,7 +2839,7 @@
           <w:sz w:val="24"/>
           <w:u w:val="single"/>
         </w:rPr>
-        <w:hyperlink r:id="rId24" w:history="1">
+        <w:hyperlink r:id="rId23" w:history="1">
           <w:r>
             <w:rPr>
               <w:rStyle w:val="Hyperlink"/>
@@ -2832,7 +2857,7 @@
           <w:sz w:val="24"/>
           <w:u w:val="single"/>
         </w:rPr>
-        <w:hyperlink r:id="rId24" w:history="1">
+        <w:hyperlink r:id="rId23" w:history="1">
           <w:r>
             <w:rPr>
               <w:rStyle w:val="Hyperlink"/>
@@ -2860,7 +2885,7 @@
           <w:sz w:val="24"/>
           <w:u w:val="single"/>
         </w:rPr>
-        <w:hyperlink r:id="rId25" w:history="1">
+        <w:hyperlink r:id="rId24" w:history="1">
           <w:r>
             <w:rPr>
               <w:rStyle w:val="Hyperlink"/>
@@ -2889,7 +2914,7 @@
           <w:sz w:val="24"/>
           <w:u w:val="single"/>
         </w:rPr>
-        <w:hyperlink r:id="rId25" w:history="1">
+        <w:hyperlink r:id="rId24" w:history="1">
           <w:r>
             <w:rPr>
               <w:rStyle w:val="Hyperlink"/>
@@ -2907,7 +2932,7 @@
           <w:sz w:val="24"/>
           <w:u w:val="single"/>
         </w:rPr>
-        <w:hyperlink r:id="rId25" w:history="1">
+        <w:hyperlink r:id="rId22" w:history="1">
           <w:r>
             <w:rPr>
               <w:rStyle w:val="Hyperlink"/>
@@ -3015,7 +3040,7 @@
           <w:sz w:val="24"/>
           <w:u w:val="single"/>
         </w:rPr>
-        <w:hyperlink r:id="rId26" w:history="1">
+        <w:hyperlink r:id="rId25" w:history="1">
           <w:r>
             <w:rPr>
               <w:rStyle w:val="Hyperlink"/>
@@ -3033,7 +3058,7 @@
           <w:sz w:val="24"/>
           <w:u w:val="single"/>
         </w:rPr>
-        <w:hyperlink r:id="rId26" w:history="1">
+        <w:hyperlink r:id="rId25" w:history="1">
           <w:r>
             <w:rPr>
               <w:rStyle w:val="Hyperlink"/>
@@ -3051,7 +3076,7 @@
           <w:sz w:val="24"/>
           <w:u w:val="single"/>
         </w:rPr>
-        <w:hyperlink r:id="rId26" w:history="1">
+        <w:hyperlink r:id="rId25" w:history="1">
           <w:r>
             <w:rPr>
               <w:rStyle w:val="Hyperlink"/>
@@ -3069,7 +3094,7 @@
           <w:sz w:val="24"/>
           <w:u w:val="single"/>
         </w:rPr>
-        <w:hyperlink r:id="rId26" w:history="1">
+        <w:hyperlink r:id="rId25" w:history="1">
           <w:r>
             <w:rPr>
               <w:rStyle w:val="Hyperlink"/>
@@ -3090,7 +3115,7 @@
           <w:sz w:val="24"/>
           <w:u w:val="single"/>
         </w:rPr>
-        <w:hyperlink r:id="rId26" w:history="1">
+        <w:hyperlink r:id="rId25" w:history="1">
           <w:r>
             <w:rPr>
               <w:rStyle w:val="Hyperlink"/>
@@ -3108,7 +3133,7 @@
           <w:sz w:val="24"/>
           <w:u w:val="single"/>
         </w:rPr>
-        <w:hyperlink r:id="rId26" w:history="1">
+        <w:hyperlink r:id="rId25" w:history="1">
           <w:r>
             <w:rPr>
               <w:rStyle w:val="Hyperlink"/>
@@ -3126,7 +3151,7 @@
           <w:sz w:val="24"/>
           <w:u w:val="single"/>
         </w:rPr>
-        <w:hyperlink r:id="rId26" w:history="1">
+        <w:hyperlink r:id="rId25" w:history="1">
           <w:r>
             <w:rPr>
               <w:rStyle w:val="Hyperlink"/>
@@ -3144,7 +3169,7 @@
           <w:sz w:val="24"/>
           <w:u w:val="single"/>
         </w:rPr>
-        <w:hyperlink r:id="rId26" w:history="1">
+        <w:hyperlink r:id="rId25" w:history="1">
           <w:r>
             <w:rPr>
               <w:rStyle w:val="Hyperlink"/>
@@ -3162,7 +3187,7 @@
           <w:sz w:val="24"/>
           <w:u w:val="single"/>
         </w:rPr>
-        <w:hyperlink r:id="rId26" w:history="1">
+        <w:hyperlink r:id="rId25" w:history="1">
           <w:r>
             <w:rPr>
               <w:rStyle w:val="Hyperlink"/>
@@ -3190,7 +3215,7 @@
           <w:sz w:val="24"/>
           <w:u w:val="single"/>
         </w:rPr>
-        <w:hyperlink r:id="rId26" w:history="1">
+        <w:hyperlink r:id="rId25" w:history="1">
           <w:r>
             <w:rPr>
               <w:rStyle w:val="Hyperlink"/>
@@ -3291,7 +3316,7 @@
           <w:sz w:val="24"/>
           <w:u w:val="single"/>
         </w:rPr>
-        <w:hyperlink r:id="rId27" w:history="1">
+        <w:hyperlink r:id="rId26" w:history="1">
           <w:r>
             <w:rPr>
               <w:rStyle w:val="Hyperlink"/>
@@ -3309,7 +3334,7 @@
           <w:sz w:val="24"/>
           <w:u w:val="single"/>
         </w:rPr>
-        <w:hyperlink r:id="rId27" w:history="1">
+        <w:hyperlink r:id="rId26" w:history="1">
           <w:r>
             <w:rPr>
               <w:rStyle w:val="Hyperlink"/>
@@ -3327,7 +3352,7 @@
           <w:sz w:val="24"/>
           <w:u w:val="single"/>
         </w:rPr>
-        <w:hyperlink r:id="rId27" w:history="1">
+        <w:hyperlink r:id="rId26" w:history="1">
           <w:r>
             <w:rPr>
               <w:rStyle w:val="Hyperlink"/>
@@ -3345,7 +3370,7 @@
           <w:sz w:val="24"/>
           <w:u w:val="single"/>
         </w:rPr>
-        <w:hyperlink r:id="rId27" w:history="1">
+        <w:hyperlink r:id="rId26" w:history="1">
           <w:r>
             <w:rPr>
               <w:rStyle w:val="Hyperlink"/>
@@ -3363,7 +3388,7 @@
           <w:sz w:val="24"/>
           <w:u w:val="single"/>
         </w:rPr>
-        <w:hyperlink r:id="rId27" w:history="1">
+        <w:hyperlink r:id="rId26" w:history="1">
           <w:r>
             <w:rPr>
               <w:rStyle w:val="Hyperlink"/>
@@ -3381,7 +3406,7 @@
           <w:sz w:val="24"/>
           <w:u w:val="single"/>
         </w:rPr>
-        <w:hyperlink r:id="rId27" w:history="1">
+        <w:hyperlink r:id="rId26" w:history="1">
           <w:r>
             <w:rPr>
               <w:rStyle w:val="Hyperlink"/>

--- a/EXPORTS/DOCX/published/niveau3/English/NZG.docx
+++ b/EXPORTS/DOCX/published/niveau3/English/NZG.docx
@@ -572,7 +572,7 @@
           <w:sz w:val="24"/>
           <w:u w:val="single"/>
         </w:rPr>
-        <w:hyperlink r:id="rId12" w:history="1">
+        <w:hyperlink r:id="rId10" w:history="1">
           <w:r>
             <w:rPr>
               <w:rStyle w:val="Hyperlink"/>
@@ -2039,7 +2039,7 @@
           <w:sz w:val="24"/>
           <w:u w:val="single"/>
         </w:rPr>
-        <w:hyperlink r:id="rId17" w:history="1">
+        <w:hyperlink r:id="rId18" w:history="1">
           <w:r>
             <w:rPr>
               <w:rStyle w:val="Hyperlink"/>
@@ -2570,6 +2570,7 @@
       </w:r>
       <w:r>
         <w:rPr>
+          <w:u w:val="single" w:color="0000ff"/>
           <w:rFonts w:ascii="Charis SIL Regular" w:hAnsi="Charis SIL Regular" w:eastAsia="Charis SIL Regular"/>
           <w:b w:val="0"/>
           <w:i w:val="0"/>
@@ -2857,7 +2858,7 @@
           <w:sz w:val="24"/>
           <w:u w:val="single"/>
         </w:rPr>
-        <w:hyperlink r:id="rId23" w:history="1">
+        <w:hyperlink r:id="rId22" w:history="1">
           <w:r>
             <w:rPr>
               <w:rStyle w:val="Hyperlink"/>
@@ -2874,7 +2875,14 @@
           <w:color w:val="000000"/>
           <w:sz w:val="24"/>
         </w:rPr>
-        <w:t xml:space="preserve">, </w:t>
+        <w:hyperlink r:id="rId22" w:history="1">
+          <w:r>
+            <w:rPr>
+              <w:rStyle w:val="Hyperlink"/>
+            </w:rPr>
+            <w:t xml:space="preserve">, </w:t>
+          </w:r>
+        </w:hyperlink>
       </w:r>
       <w:r>
         <w:rPr>
@@ -2885,7 +2893,7 @@
           <w:sz w:val="24"/>
           <w:u w:val="single"/>
         </w:rPr>
-        <w:hyperlink r:id="rId24" w:history="1">
+        <w:hyperlink r:id="rId22" w:history="1">
           <w:r>
             <w:rPr>
               <w:rStyle w:val="Hyperlink"/>
@@ -2914,7 +2922,7 @@
           <w:sz w:val="24"/>
           <w:u w:val="single"/>
         </w:rPr>
-        <w:hyperlink r:id="rId24" w:history="1">
+        <w:hyperlink r:id="rId22" w:history="1">
           <w:r>
             <w:rPr>
               <w:rStyle w:val="Hyperlink"/>
@@ -3040,7 +3048,7 @@
           <w:sz w:val="24"/>
           <w:u w:val="single"/>
         </w:rPr>
-        <w:hyperlink r:id="rId25" w:history="1">
+        <w:hyperlink r:id="rId24" w:history="1">
           <w:r>
             <w:rPr>
               <w:rStyle w:val="Hyperlink"/>
@@ -3058,7 +3066,7 @@
           <w:sz w:val="24"/>
           <w:u w:val="single"/>
         </w:rPr>
-        <w:hyperlink r:id="rId25" w:history="1">
+        <w:hyperlink r:id="rId24" w:history="1">
           <w:r>
             <w:rPr>
               <w:rStyle w:val="Hyperlink"/>
@@ -3076,7 +3084,7 @@
           <w:sz w:val="24"/>
           <w:u w:val="single"/>
         </w:rPr>
-        <w:hyperlink r:id="rId25" w:history="1">
+        <w:hyperlink r:id="rId24" w:history="1">
           <w:r>
             <w:rPr>
               <w:rStyle w:val="Hyperlink"/>
@@ -3094,7 +3102,7 @@
           <w:sz w:val="24"/>
           <w:u w:val="single"/>
         </w:rPr>
-        <w:hyperlink r:id="rId25" w:history="1">
+        <w:hyperlink r:id="rId24" w:history="1">
           <w:r>
             <w:rPr>
               <w:rStyle w:val="Hyperlink"/>
@@ -3115,7 +3123,7 @@
           <w:sz w:val="24"/>
           <w:u w:val="single"/>
         </w:rPr>
-        <w:hyperlink r:id="rId25" w:history="1">
+        <w:hyperlink r:id="rId24" w:history="1">
           <w:r>
             <w:rPr>
               <w:rStyle w:val="Hyperlink"/>
@@ -3133,7 +3141,7 @@
           <w:sz w:val="24"/>
           <w:u w:val="single"/>
         </w:rPr>
-        <w:hyperlink r:id="rId25" w:history="1">
+        <w:hyperlink r:id="rId24" w:history="1">
           <w:r>
             <w:rPr>
               <w:rStyle w:val="Hyperlink"/>
@@ -3151,7 +3159,7 @@
           <w:sz w:val="24"/>
           <w:u w:val="single"/>
         </w:rPr>
-        <w:hyperlink r:id="rId25" w:history="1">
+        <w:hyperlink r:id="rId24" w:history="1">
           <w:r>
             <w:rPr>
               <w:rStyle w:val="Hyperlink"/>
@@ -3169,7 +3177,7 @@
           <w:sz w:val="24"/>
           <w:u w:val="single"/>
         </w:rPr>
-        <w:hyperlink r:id="rId25" w:history="1">
+        <w:hyperlink r:id="rId24" w:history="1">
           <w:r>
             <w:rPr>
               <w:rStyle w:val="Hyperlink"/>
@@ -3187,7 +3195,7 @@
           <w:sz w:val="24"/>
           <w:u w:val="single"/>
         </w:rPr>
-        <w:hyperlink r:id="rId25" w:history="1">
+        <w:hyperlink r:id="rId24" w:history="1">
           <w:r>
             <w:rPr>
               <w:rStyle w:val="Hyperlink"/>
@@ -3215,7 +3223,7 @@
           <w:sz w:val="24"/>
           <w:u w:val="single"/>
         </w:rPr>
-        <w:hyperlink r:id="rId25" w:history="1">
+        <w:hyperlink r:id="rId24" w:history="1">
           <w:r>
             <w:rPr>
               <w:rStyle w:val="Hyperlink"/>
@@ -3316,7 +3324,7 @@
           <w:sz w:val="24"/>
           <w:u w:val="single"/>
         </w:rPr>
-        <w:hyperlink r:id="rId26" w:history="1">
+        <w:hyperlink r:id="rId25" w:history="1">
           <w:r>
             <w:rPr>
               <w:rStyle w:val="Hyperlink"/>
@@ -3334,7 +3342,7 @@
           <w:sz w:val="24"/>
           <w:u w:val="single"/>
         </w:rPr>
-        <w:hyperlink r:id="rId26" w:history="1">
+        <w:hyperlink r:id="rId25" w:history="1">
           <w:r>
             <w:rPr>
               <w:rStyle w:val="Hyperlink"/>
@@ -3352,7 +3360,7 @@
           <w:sz w:val="24"/>
           <w:u w:val="single"/>
         </w:rPr>
-        <w:hyperlink r:id="rId26" w:history="1">
+        <w:hyperlink r:id="rId25" w:history="1">
           <w:r>
             <w:rPr>
               <w:rStyle w:val="Hyperlink"/>
@@ -3370,7 +3378,7 @@
           <w:sz w:val="24"/>
           <w:u w:val="single"/>
         </w:rPr>
-        <w:hyperlink r:id="rId26" w:history="1">
+        <w:hyperlink r:id="rId25" w:history="1">
           <w:r>
             <w:rPr>
               <w:rStyle w:val="Hyperlink"/>
@@ -3388,7 +3396,7 @@
           <w:sz w:val="24"/>
           <w:u w:val="single"/>
         </w:rPr>
-        <w:hyperlink r:id="rId26" w:history="1">
+        <w:hyperlink r:id="rId25" w:history="1">
           <w:r>
             <w:rPr>
               <w:rStyle w:val="Hyperlink"/>
@@ -3406,7 +3414,7 @@
           <w:sz w:val="24"/>
           <w:u w:val="single"/>
         </w:rPr>
-        <w:hyperlink r:id="rId26" w:history="1">
+        <w:hyperlink r:id="rId25" w:history="1">
           <w:r>
             <w:rPr>
               <w:rStyle w:val="Hyperlink"/>

--- a/EXPORTS/DOCX/published/niveau3/English/NZG.docx
+++ b/EXPORTS/DOCX/published/niveau3/English/NZG.docx
@@ -2021,7 +2021,7 @@
           <w:sz w:val="24"/>
           <w:u w:val="single"/>
         </w:rPr>
-        <w:hyperlink r:id="rId18" w:history="1">
+        <w:hyperlink r:id="rId17" w:history="1">
           <w:r>
             <w:rPr>
               <w:rStyle w:val="Hyperlink"/>
@@ -2039,7 +2039,7 @@
           <w:sz w:val="24"/>
           <w:u w:val="single"/>
         </w:rPr>
-        <w:hyperlink r:id="rId18" w:history="1">
+        <w:hyperlink r:id="rId17" w:history="1">
           <w:r>
             <w:rPr>
               <w:rStyle w:val="Hyperlink"/>
@@ -2570,21 +2570,13 @@
       </w:r>
       <w:r>
         <w:rPr>
-          <w:u w:val="single" w:color="0000ff"/>
           <w:rFonts w:ascii="Charis SIL Regular" w:hAnsi="Charis SIL Regular" w:eastAsia="Charis SIL Regular"/>
           <w:b w:val="0"/>
           <w:i w:val="0"/>
           <w:color w:val="000000"/>
           <w:sz w:val="24"/>
         </w:rPr>
-        <w:hyperlink r:id="rId20" w:history="1">
-          <w:r>
-            <w:rPr>
-              <w:rStyle w:val="Hyperlink"/>
-            </w:rPr>
-            <w:t xml:space="preserve">, </w:t>
-          </w:r>
-        </w:hyperlink>
+        <w:t xml:space="preserve">, </w:t>
       </w:r>
       <w:r>
         <w:rPr>
@@ -2858,7 +2850,7 @@
           <w:sz w:val="24"/>
           <w:u w:val="single"/>
         </w:rPr>
-        <w:hyperlink r:id="rId22" w:history="1">
+        <w:hyperlink r:id="rId23" w:history="1">
           <w:r>
             <w:rPr>
               <w:rStyle w:val="Hyperlink"/>
@@ -2869,6 +2861,7 @@
       </w:r>
       <w:r>
         <w:rPr>
+          <w:u w:val="single" w:color="0000ff"/>
           <w:rFonts w:ascii="Charis SIL Regular" w:hAnsi="Charis SIL Regular" w:eastAsia="Charis SIL Regular"/>
           <w:b w:val="0"/>
           <w:i w:val="0"/>
@@ -2893,7 +2886,7 @@
           <w:sz w:val="24"/>
           <w:u w:val="single"/>
         </w:rPr>
-        <w:hyperlink r:id="rId22" w:history="1">
+        <w:hyperlink r:id="rId24" w:history="1">
           <w:r>
             <w:rPr>
               <w:rStyle w:val="Hyperlink"/>
@@ -2922,7 +2915,7 @@
           <w:sz w:val="24"/>
           <w:u w:val="single"/>
         </w:rPr>
-        <w:hyperlink r:id="rId22" w:history="1">
+        <w:hyperlink r:id="rId24" w:history="1">
           <w:r>
             <w:rPr>
               <w:rStyle w:val="Hyperlink"/>
@@ -3048,7 +3041,7 @@
           <w:sz w:val="24"/>
           <w:u w:val="single"/>
         </w:rPr>
-        <w:hyperlink r:id="rId24" w:history="1">
+        <w:hyperlink r:id="rId25" w:history="1">
           <w:r>
             <w:rPr>
               <w:rStyle w:val="Hyperlink"/>
@@ -3066,7 +3059,7 @@
           <w:sz w:val="24"/>
           <w:u w:val="single"/>
         </w:rPr>
-        <w:hyperlink r:id="rId24" w:history="1">
+        <w:hyperlink r:id="rId25" w:history="1">
           <w:r>
             <w:rPr>
               <w:rStyle w:val="Hyperlink"/>
@@ -3084,7 +3077,7 @@
           <w:sz w:val="24"/>
           <w:u w:val="single"/>
         </w:rPr>
-        <w:hyperlink r:id="rId24" w:history="1">
+        <w:hyperlink r:id="rId25" w:history="1">
           <w:r>
             <w:rPr>
               <w:rStyle w:val="Hyperlink"/>
@@ -3102,7 +3095,7 @@
           <w:sz w:val="24"/>
           <w:u w:val="single"/>
         </w:rPr>
-        <w:hyperlink r:id="rId24" w:history="1">
+        <w:hyperlink r:id="rId25" w:history="1">
           <w:r>
             <w:rPr>
               <w:rStyle w:val="Hyperlink"/>
@@ -3123,7 +3116,7 @@
           <w:sz w:val="24"/>
           <w:u w:val="single"/>
         </w:rPr>
-        <w:hyperlink r:id="rId24" w:history="1">
+        <w:hyperlink r:id="rId25" w:history="1">
           <w:r>
             <w:rPr>
               <w:rStyle w:val="Hyperlink"/>
@@ -3141,7 +3134,7 @@
           <w:sz w:val="24"/>
           <w:u w:val="single"/>
         </w:rPr>
-        <w:hyperlink r:id="rId24" w:history="1">
+        <w:hyperlink r:id="rId25" w:history="1">
           <w:r>
             <w:rPr>
               <w:rStyle w:val="Hyperlink"/>
@@ -3159,7 +3152,7 @@
           <w:sz w:val="24"/>
           <w:u w:val="single"/>
         </w:rPr>
-        <w:hyperlink r:id="rId24" w:history="1">
+        <w:hyperlink r:id="rId25" w:history="1">
           <w:r>
             <w:rPr>
               <w:rStyle w:val="Hyperlink"/>
@@ -3177,7 +3170,7 @@
           <w:sz w:val="24"/>
           <w:u w:val="single"/>
         </w:rPr>
-        <w:hyperlink r:id="rId24" w:history="1">
+        <w:hyperlink r:id="rId25" w:history="1">
           <w:r>
             <w:rPr>
               <w:rStyle w:val="Hyperlink"/>
@@ -3195,7 +3188,7 @@
           <w:sz w:val="24"/>
           <w:u w:val="single"/>
         </w:rPr>
-        <w:hyperlink r:id="rId24" w:history="1">
+        <w:hyperlink r:id="rId25" w:history="1">
           <w:r>
             <w:rPr>
               <w:rStyle w:val="Hyperlink"/>
@@ -3223,7 +3216,7 @@
           <w:sz w:val="24"/>
           <w:u w:val="single"/>
         </w:rPr>
-        <w:hyperlink r:id="rId24" w:history="1">
+        <w:hyperlink r:id="rId25" w:history="1">
           <w:r>
             <w:rPr>
               <w:rStyle w:val="Hyperlink"/>
@@ -3324,7 +3317,7 @@
           <w:sz w:val="24"/>
           <w:u w:val="single"/>
         </w:rPr>
-        <w:hyperlink r:id="rId25" w:history="1">
+        <w:hyperlink r:id="rId26" w:history="1">
           <w:r>
             <w:rPr>
               <w:rStyle w:val="Hyperlink"/>
@@ -3342,7 +3335,7 @@
           <w:sz w:val="24"/>
           <w:u w:val="single"/>
         </w:rPr>
-        <w:hyperlink r:id="rId25" w:history="1">
+        <w:hyperlink r:id="rId26" w:history="1">
           <w:r>
             <w:rPr>
               <w:rStyle w:val="Hyperlink"/>
@@ -3360,7 +3353,7 @@
           <w:sz w:val="24"/>
           <w:u w:val="single"/>
         </w:rPr>
-        <w:hyperlink r:id="rId25" w:history="1">
+        <w:hyperlink r:id="rId26" w:history="1">
           <w:r>
             <w:rPr>
               <w:rStyle w:val="Hyperlink"/>
@@ -3378,7 +3371,7 @@
           <w:sz w:val="24"/>
           <w:u w:val="single"/>
         </w:rPr>
-        <w:hyperlink r:id="rId25" w:history="1">
+        <w:hyperlink r:id="rId26" w:history="1">
           <w:r>
             <w:rPr>
               <w:rStyle w:val="Hyperlink"/>
@@ -3396,7 +3389,7 @@
           <w:sz w:val="24"/>
           <w:u w:val="single"/>
         </w:rPr>
-        <w:hyperlink r:id="rId25" w:history="1">
+        <w:hyperlink r:id="rId26" w:history="1">
           <w:r>
             <w:rPr>
               <w:rStyle w:val="Hyperlink"/>
@@ -3414,7 +3407,7 @@
           <w:sz w:val="24"/>
           <w:u w:val="single"/>
         </w:rPr>
-        <w:hyperlink r:id="rId25" w:history="1">
+        <w:hyperlink r:id="rId26" w:history="1">
           <w:r>
             <w:rPr>
               <w:rStyle w:val="Hyperlink"/>

--- a/EXPORTS/DOCX/published/niveau3/English/NZG.docx
+++ b/EXPORTS/DOCX/published/niveau3/English/NZG.docx
@@ -543,25 +543,7 @@
           <w:color w:val="000000"/>
           <w:sz w:val="24"/>
         </w:rPr>
-        <w:t>were also active in other areas within the forme</w:t>
-      </w:r>
-      <w:r>
-        <w:rPr>
-          <w:u w:val="single" w:color="0000ff"/>
-          <w:rFonts w:ascii="Charis SIL Regular" w:hAnsi="Charis SIL Regular" w:eastAsia="Charis SIL Regular"/>
-          <w:b w:val="0"/>
-          <w:i w:val="0"/>
-          <w:color w:val="000000"/>
-          <w:sz w:val="24"/>
-        </w:rPr>
-        <w:hyperlink r:id="rId10" w:history="1">
-          <w:r>
-            <w:rPr>
-              <w:rStyle w:val="Hyperlink"/>
-            </w:rPr>
-            <w:t xml:space="preserve">r </w:t>
-          </w:r>
-        </w:hyperlink>
+        <w:t xml:space="preserve">were also active in other areas within the former </w:t>
       </w:r>
       <w:r>
         <w:rPr>
@@ -606,8 +588,27 @@
           <w:i w:val="0"/>
           <w:color w:val="0000FF"/>
           <w:sz w:val="24"/>
+          <w:u w:val="single"/>
         </w:rPr>
-        <w:t xml:space="preserve"> E</w:t>
+        <w:t xml:space="preserve"> </w:t>
+      </w:r>
+      <w:r>
+        <w:rPr>
+          <w:rFonts w:ascii="Charis SIL Regular" w:hAnsi="Charis SIL Regular" w:eastAsia="Charis SIL Regular"/>
+          <w:b w:val="0"/>
+          <w:i w:val="0"/>
+          <w:color w:val="0000FF"/>
+          <w:sz w:val="24"/>
+          <w:u w:val="single"/>
+        </w:rPr>
+        <w:hyperlink r:id="rId12" w:history="1">
+          <w:r>
+            <w:rPr>
+              <w:rStyle w:val="Hyperlink"/>
+            </w:rPr>
+            <w:t>E</w:t>
+          </w:r>
+        </w:hyperlink>
       </w:r>
       <w:r>
         <w:rPr>
@@ -2021,7 +2022,7 @@
           <w:sz w:val="24"/>
           <w:u w:val="single"/>
         </w:rPr>
-        <w:hyperlink r:id="rId17" w:history="1">
+        <w:hyperlink r:id="rId18" w:history="1">
           <w:r>
             <w:rPr>
               <w:rStyle w:val="Hyperlink"/>
@@ -2559,7 +2560,7 @@
           <w:sz w:val="24"/>
           <w:u w:val="single"/>
         </w:rPr>
-        <w:hyperlink r:id="rId20" w:history="1">
+        <w:hyperlink r:id="rId21" w:history="1">
           <w:r>
             <w:rPr>
               <w:rStyle w:val="Hyperlink"/>
@@ -2570,13 +2571,21 @@
       </w:r>
       <w:r>
         <w:rPr>
+          <w:u w:val="single" w:color="0000ff"/>
           <w:rFonts w:ascii="Charis SIL Regular" w:hAnsi="Charis SIL Regular" w:eastAsia="Charis SIL Regular"/>
           <w:b w:val="0"/>
           <w:i w:val="0"/>
           <w:color w:val="000000"/>
           <w:sz w:val="24"/>
         </w:rPr>
-        <w:t xml:space="preserve">, </w:t>
+        <w:hyperlink r:id="rId20" w:history="1">
+          <w:r>
+            <w:rPr>
+              <w:rStyle w:val="Hyperlink"/>
+            </w:rPr>
+            <w:t xml:space="preserve">, </w:t>
+          </w:r>
+        </w:hyperlink>
       </w:r>
       <w:r>
         <w:rPr>
@@ -2587,7 +2596,7 @@
           <w:sz w:val="24"/>
           <w:u w:val="single"/>
         </w:rPr>
-        <w:hyperlink r:id="rId20" w:history="1">
+        <w:hyperlink r:id="rId22" w:history="1">
           <w:r>
             <w:rPr>
               <w:rStyle w:val="Hyperlink"/>
@@ -2616,7 +2625,7 @@
           <w:sz w:val="24"/>
           <w:u w:val="single"/>
         </w:rPr>
-        <w:hyperlink r:id="rId20" w:history="1">
+        <w:hyperlink r:id="rId22" w:history="1">
           <w:r>
             <w:rPr>
               <w:rStyle w:val="Hyperlink"/>
@@ -2634,7 +2643,7 @@
           <w:sz w:val="24"/>
           <w:u w:val="single"/>
         </w:rPr>
-        <w:hyperlink r:id="rId20" w:history="1">
+        <w:hyperlink r:id="rId22" w:history="1">
           <w:r>
             <w:rPr>
               <w:rStyle w:val="Hyperlink"/>
@@ -2732,7 +2741,7 @@
           <w:sz w:val="24"/>
           <w:u w:val="single"/>
         </w:rPr>
-        <w:hyperlink r:id="rId22" w:history="1">
+        <w:hyperlink r:id="rId23" w:history="1">
           <w:r>
             <w:rPr>
               <w:rStyle w:val="Hyperlink"/>
@@ -2750,7 +2759,7 @@
           <w:sz w:val="24"/>
           <w:u w:val="single"/>
         </w:rPr>
-        <w:hyperlink r:id="rId22" w:history="1">
+        <w:hyperlink r:id="rId23" w:history="1">
           <w:r>
             <w:rPr>
               <w:rStyle w:val="Hyperlink"/>
@@ -2768,7 +2777,7 @@
           <w:sz w:val="24"/>
           <w:u w:val="single"/>
         </w:rPr>
-        <w:hyperlink r:id="rId22" w:history="1">
+        <w:hyperlink r:id="rId23" w:history="1">
           <w:r>
             <w:rPr>
               <w:rStyle w:val="Hyperlink"/>
@@ -2786,7 +2795,7 @@
           <w:sz w:val="24"/>
           <w:u w:val="single"/>
         </w:rPr>
-        <w:hyperlink r:id="rId22" w:history="1">
+        <w:hyperlink r:id="rId23" w:history="1">
           <w:r>
             <w:rPr>
               <w:rStyle w:val="Hyperlink"/>
@@ -2814,7 +2823,7 @@
           <w:sz w:val="24"/>
           <w:u w:val="single"/>
         </w:rPr>
-        <w:hyperlink r:id="rId23" w:history="1">
+        <w:hyperlink r:id="rId24" w:history="1">
           <w:r>
             <w:rPr>
               <w:rStyle w:val="Hyperlink"/>
@@ -2832,7 +2841,7 @@
           <w:sz w:val="24"/>
           <w:u w:val="single"/>
         </w:rPr>
-        <w:hyperlink r:id="rId23" w:history="1">
+        <w:hyperlink r:id="rId24" w:history="1">
           <w:r>
             <w:rPr>
               <w:rStyle w:val="Hyperlink"/>
@@ -2850,7 +2859,7 @@
           <w:sz w:val="24"/>
           <w:u w:val="single"/>
         </w:rPr>
-        <w:hyperlink r:id="rId23" w:history="1">
+        <w:hyperlink r:id="rId24" w:history="1">
           <w:r>
             <w:rPr>
               <w:rStyle w:val="Hyperlink"/>
@@ -2861,14 +2870,13 @@
       </w:r>
       <w:r>
         <w:rPr>
-          <w:u w:val="single" w:color="0000ff"/>
           <w:rFonts w:ascii="Charis SIL Regular" w:hAnsi="Charis SIL Regular" w:eastAsia="Charis SIL Regular"/>
           <w:b w:val="0"/>
           <w:i w:val="0"/>
           <w:color w:val="000000"/>
           <w:sz w:val="24"/>
         </w:rPr>
-        <w:hyperlink r:id="rId22" w:history="1">
+        <w:hyperlink r:id="rId23" w:history="1">
           <w:r>
             <w:rPr>
               <w:rStyle w:val="Hyperlink"/>
@@ -2886,7 +2894,7 @@
           <w:sz w:val="24"/>
           <w:u w:val="single"/>
         </w:rPr>
-        <w:hyperlink r:id="rId24" w:history="1">
+        <w:hyperlink r:id="rId25" w:history="1">
           <w:r>
             <w:rPr>
               <w:rStyle w:val="Hyperlink"/>
@@ -2915,7 +2923,7 @@
           <w:sz w:val="24"/>
           <w:u w:val="single"/>
         </w:rPr>
-        <w:hyperlink r:id="rId24" w:history="1">
+        <w:hyperlink r:id="rId25" w:history="1">
           <w:r>
             <w:rPr>
               <w:rStyle w:val="Hyperlink"/>
@@ -2933,7 +2941,7 @@
           <w:sz w:val="24"/>
           <w:u w:val="single"/>
         </w:rPr>
-        <w:hyperlink r:id="rId22" w:history="1">
+        <w:hyperlink r:id="rId25" w:history="1">
           <w:r>
             <w:rPr>
               <w:rStyle w:val="Hyperlink"/>
@@ -3041,7 +3049,7 @@
           <w:sz w:val="24"/>
           <w:u w:val="single"/>
         </w:rPr>
-        <w:hyperlink r:id="rId25" w:history="1">
+        <w:hyperlink r:id="rId26" w:history="1">
           <w:r>
             <w:rPr>
               <w:rStyle w:val="Hyperlink"/>
@@ -3059,7 +3067,7 @@
           <w:sz w:val="24"/>
           <w:u w:val="single"/>
         </w:rPr>
-        <w:hyperlink r:id="rId25" w:history="1">
+        <w:hyperlink r:id="rId26" w:history="1">
           <w:r>
             <w:rPr>
               <w:rStyle w:val="Hyperlink"/>
@@ -3077,7 +3085,7 @@
           <w:sz w:val="24"/>
           <w:u w:val="single"/>
         </w:rPr>
-        <w:hyperlink r:id="rId25" w:history="1">
+        <w:hyperlink r:id="rId26" w:history="1">
           <w:r>
             <w:rPr>
               <w:rStyle w:val="Hyperlink"/>
@@ -3095,7 +3103,7 @@
           <w:sz w:val="24"/>
           <w:u w:val="single"/>
         </w:rPr>
-        <w:hyperlink r:id="rId25" w:history="1">
+        <w:hyperlink r:id="rId26" w:history="1">
           <w:r>
             <w:rPr>
               <w:rStyle w:val="Hyperlink"/>
@@ -3116,7 +3124,7 @@
           <w:sz w:val="24"/>
           <w:u w:val="single"/>
         </w:rPr>
-        <w:hyperlink r:id="rId25" w:history="1">
+        <w:hyperlink r:id="rId26" w:history="1">
           <w:r>
             <w:rPr>
               <w:rStyle w:val="Hyperlink"/>
@@ -3134,7 +3142,7 @@
           <w:sz w:val="24"/>
           <w:u w:val="single"/>
         </w:rPr>
-        <w:hyperlink r:id="rId25" w:history="1">
+        <w:hyperlink r:id="rId26" w:history="1">
           <w:r>
             <w:rPr>
               <w:rStyle w:val="Hyperlink"/>
@@ -3152,7 +3160,7 @@
           <w:sz w:val="24"/>
           <w:u w:val="single"/>
         </w:rPr>
-        <w:hyperlink r:id="rId25" w:history="1">
+        <w:hyperlink r:id="rId26" w:history="1">
           <w:r>
             <w:rPr>
               <w:rStyle w:val="Hyperlink"/>
@@ -3170,7 +3178,7 @@
           <w:sz w:val="24"/>
           <w:u w:val="single"/>
         </w:rPr>
-        <w:hyperlink r:id="rId25" w:history="1">
+        <w:hyperlink r:id="rId26" w:history="1">
           <w:r>
             <w:rPr>
               <w:rStyle w:val="Hyperlink"/>
@@ -3188,7 +3196,7 @@
           <w:sz w:val="24"/>
           <w:u w:val="single"/>
         </w:rPr>
-        <w:hyperlink r:id="rId25" w:history="1">
+        <w:hyperlink r:id="rId26" w:history="1">
           <w:r>
             <w:rPr>
               <w:rStyle w:val="Hyperlink"/>
@@ -3216,7 +3224,7 @@
           <w:sz w:val="24"/>
           <w:u w:val="single"/>
         </w:rPr>
-        <w:hyperlink r:id="rId25" w:history="1">
+        <w:hyperlink r:id="rId26" w:history="1">
           <w:r>
             <w:rPr>
               <w:rStyle w:val="Hyperlink"/>
@@ -3317,7 +3325,7 @@
           <w:sz w:val="24"/>
           <w:u w:val="single"/>
         </w:rPr>
-        <w:hyperlink r:id="rId26" w:history="1">
+        <w:hyperlink r:id="rId27" w:history="1">
           <w:r>
             <w:rPr>
               <w:rStyle w:val="Hyperlink"/>
@@ -3335,7 +3343,7 @@
           <w:sz w:val="24"/>
           <w:u w:val="single"/>
         </w:rPr>
-        <w:hyperlink r:id="rId26" w:history="1">
+        <w:hyperlink r:id="rId27" w:history="1">
           <w:r>
             <w:rPr>
               <w:rStyle w:val="Hyperlink"/>
@@ -3353,7 +3361,7 @@
           <w:sz w:val="24"/>
           <w:u w:val="single"/>
         </w:rPr>
-        <w:hyperlink r:id="rId26" w:history="1">
+        <w:hyperlink r:id="rId27" w:history="1">
           <w:r>
             <w:rPr>
               <w:rStyle w:val="Hyperlink"/>
@@ -3371,7 +3379,7 @@
           <w:sz w:val="24"/>
           <w:u w:val="single"/>
         </w:rPr>
-        <w:hyperlink r:id="rId26" w:history="1">
+        <w:hyperlink r:id="rId27" w:history="1">
           <w:r>
             <w:rPr>
               <w:rStyle w:val="Hyperlink"/>
@@ -3389,7 +3397,7 @@
           <w:sz w:val="24"/>
           <w:u w:val="single"/>
         </w:rPr>
-        <w:hyperlink r:id="rId26" w:history="1">
+        <w:hyperlink r:id="rId27" w:history="1">
           <w:r>
             <w:rPr>
               <w:rStyle w:val="Hyperlink"/>
@@ -3407,7 +3415,7 @@
           <w:sz w:val="24"/>
           <w:u w:val="single"/>
         </w:rPr>
-        <w:hyperlink r:id="rId26" w:history="1">
+        <w:hyperlink r:id="rId27" w:history="1">
           <w:r>
             <w:rPr>
               <w:rStyle w:val="Hyperlink"/>

--- a/EXPORTS/DOCX/published/niveau3/English/NZG.docx
+++ b/EXPORTS/DOCX/published/niveau3/English/NZG.docx
@@ -543,7 +543,25 @@
           <w:color w:val="000000"/>
           <w:sz w:val="24"/>
         </w:rPr>
-        <w:t xml:space="preserve">were also active in other areas within the former </w:t>
+        <w:t>were also active in other areas within the forme</w:t>
+      </w:r>
+      <w:r>
+        <w:rPr>
+          <w:u w:val="single" w:color="0000ff"/>
+          <w:rFonts w:ascii="Charis SIL Regular" w:hAnsi="Charis SIL Regular" w:eastAsia="Charis SIL Regular"/>
+          <w:b w:val="0"/>
+          <w:i w:val="0"/>
+          <w:color w:val="000000"/>
+          <w:sz w:val="24"/>
+        </w:rPr>
+        <w:hyperlink r:id="rId10" w:history="1">
+          <w:r>
+            <w:rPr>
+              <w:rStyle w:val="Hyperlink"/>
+            </w:rPr>
+            <w:t xml:space="preserve">r </w:t>
+          </w:r>
+        </w:hyperlink>
       </w:r>
       <w:r>
         <w:rPr>
@@ -588,27 +606,8 @@
           <w:i w:val="0"/>
           <w:color w:val="0000FF"/>
           <w:sz w:val="24"/>
-          <w:u w:val="single"/>
         </w:rPr>
-        <w:t xml:space="preserve"> </w:t>
-      </w:r>
-      <w:r>
-        <w:rPr>
-          <w:rFonts w:ascii="Charis SIL Regular" w:hAnsi="Charis SIL Regular" w:eastAsia="Charis SIL Regular"/>
-          <w:b w:val="0"/>
-          <w:i w:val="0"/>
-          <w:color w:val="0000FF"/>
-          <w:sz w:val="24"/>
-          <w:u w:val="single"/>
-        </w:rPr>
-        <w:hyperlink r:id="rId12" w:history="1">
-          <w:r>
-            <w:rPr>
-              <w:rStyle w:val="Hyperlink"/>
-            </w:rPr>
-            <w:t>E</w:t>
-          </w:r>
-        </w:hyperlink>
+        <w:t xml:space="preserve"> E</w:t>
       </w:r>
       <w:r>
         <w:rPr>
@@ -2040,7 +2039,7 @@
           <w:sz w:val="24"/>
           <w:u w:val="single"/>
         </w:rPr>
-        <w:hyperlink r:id="rId17" w:history="1">
+        <w:hyperlink r:id="rId18" w:history="1">
           <w:r>
             <w:rPr>
               <w:rStyle w:val="Hyperlink"/>
@@ -2542,7 +2541,7 @@
           <w:sz w:val="24"/>
           <w:u w:val="single"/>
         </w:rPr>
-        <w:hyperlink r:id="rId21" w:history="1">
+        <w:hyperlink r:id="rId20" w:history="1">
           <w:r>
             <w:rPr>
               <w:rStyle w:val="Hyperlink"/>
@@ -2560,7 +2559,7 @@
           <w:sz w:val="24"/>
           <w:u w:val="single"/>
         </w:rPr>
-        <w:hyperlink r:id="rId21" w:history="1">
+        <w:hyperlink r:id="rId20" w:history="1">
           <w:r>
             <w:rPr>
               <w:rStyle w:val="Hyperlink"/>
@@ -2571,21 +2570,13 @@
       </w:r>
       <w:r>
         <w:rPr>
-          <w:u w:val="single" w:color="0000ff"/>
           <w:rFonts w:ascii="Charis SIL Regular" w:hAnsi="Charis SIL Regular" w:eastAsia="Charis SIL Regular"/>
           <w:b w:val="0"/>
           <w:i w:val="0"/>
           <w:color w:val="000000"/>
           <w:sz w:val="24"/>
         </w:rPr>
-        <w:hyperlink r:id="rId20" w:history="1">
-          <w:r>
-            <w:rPr>
-              <w:rStyle w:val="Hyperlink"/>
-            </w:rPr>
-            <w:t xml:space="preserve">, </w:t>
-          </w:r>
-        </w:hyperlink>
+        <w:t xml:space="preserve">, </w:t>
       </w:r>
       <w:r>
         <w:rPr>
@@ -2596,7 +2587,7 @@
           <w:sz w:val="24"/>
           <w:u w:val="single"/>
         </w:rPr>
-        <w:hyperlink r:id="rId22" w:history="1">
+        <w:hyperlink r:id="rId20" w:history="1">
           <w:r>
             <w:rPr>
               <w:rStyle w:val="Hyperlink"/>
@@ -2625,7 +2616,7 @@
           <w:sz w:val="24"/>
           <w:u w:val="single"/>
         </w:rPr>
-        <w:hyperlink r:id="rId22" w:history="1">
+        <w:hyperlink r:id="rId20" w:history="1">
           <w:r>
             <w:rPr>
               <w:rStyle w:val="Hyperlink"/>
@@ -2643,7 +2634,7 @@
           <w:sz w:val="24"/>
           <w:u w:val="single"/>
         </w:rPr>
-        <w:hyperlink r:id="rId22" w:history="1">
+        <w:hyperlink r:id="rId20" w:history="1">
           <w:r>
             <w:rPr>
               <w:rStyle w:val="Hyperlink"/>
@@ -2741,7 +2732,7 @@
           <w:sz w:val="24"/>
           <w:u w:val="single"/>
         </w:rPr>
-        <w:hyperlink r:id="rId23" w:history="1">
+        <w:hyperlink r:id="rId22" w:history="1">
           <w:r>
             <w:rPr>
               <w:rStyle w:val="Hyperlink"/>
@@ -2759,7 +2750,7 @@
           <w:sz w:val="24"/>
           <w:u w:val="single"/>
         </w:rPr>
-        <w:hyperlink r:id="rId23" w:history="1">
+        <w:hyperlink r:id="rId22" w:history="1">
           <w:r>
             <w:rPr>
               <w:rStyle w:val="Hyperlink"/>
@@ -2777,7 +2768,7 @@
           <w:sz w:val="24"/>
           <w:u w:val="single"/>
         </w:rPr>
-        <w:hyperlink r:id="rId23" w:history="1">
+        <w:hyperlink r:id="rId22" w:history="1">
           <w:r>
             <w:rPr>
               <w:rStyle w:val="Hyperlink"/>
@@ -2795,7 +2786,7 @@
           <w:sz w:val="24"/>
           <w:u w:val="single"/>
         </w:rPr>
-        <w:hyperlink r:id="rId23" w:history="1">
+        <w:hyperlink r:id="rId22" w:history="1">
           <w:r>
             <w:rPr>
               <w:rStyle w:val="Hyperlink"/>
@@ -2823,7 +2814,7 @@
           <w:sz w:val="24"/>
           <w:u w:val="single"/>
         </w:rPr>
-        <w:hyperlink r:id="rId24" w:history="1">
+        <w:hyperlink r:id="rId23" w:history="1">
           <w:r>
             <w:rPr>
               <w:rStyle w:val="Hyperlink"/>
@@ -2841,7 +2832,7 @@
           <w:sz w:val="24"/>
           <w:u w:val="single"/>
         </w:rPr>
-        <w:hyperlink r:id="rId24" w:history="1">
+        <w:hyperlink r:id="rId22" w:history="1">
           <w:r>
             <w:rPr>
               <w:rStyle w:val="Hyperlink"/>
@@ -2859,7 +2850,7 @@
           <w:sz w:val="24"/>
           <w:u w:val="single"/>
         </w:rPr>
-        <w:hyperlink r:id="rId24" w:history="1">
+        <w:hyperlink r:id="rId22" w:history="1">
           <w:r>
             <w:rPr>
               <w:rStyle w:val="Hyperlink"/>
@@ -2870,20 +2861,14 @@
       </w:r>
       <w:r>
         <w:rPr>
+          <w:u w:val="single" w:color="0000ff"/>
           <w:rFonts w:ascii="Charis SIL Regular" w:hAnsi="Charis SIL Regular" w:eastAsia="Charis SIL Regular"/>
           <w:b w:val="0"/>
           <w:i w:val="0"/>
           <w:color w:val="000000"/>
           <w:sz w:val="24"/>
         </w:rPr>
-        <w:hyperlink r:id="rId23" w:history="1">
-          <w:r>
-            <w:rPr>
-              <w:rStyle w:val="Hyperlink"/>
-            </w:rPr>
-            <w:t xml:space="preserve">, </w:t>
-          </w:r>
-        </w:hyperlink>
+        <w:t xml:space="preserve">, </w:t>
       </w:r>
       <w:r>
         <w:rPr>
@@ -2894,7 +2879,7 @@
           <w:sz w:val="24"/>
           <w:u w:val="single"/>
         </w:rPr>
-        <w:hyperlink r:id="rId25" w:history="1">
+        <w:hyperlink r:id="rId22" w:history="1">
           <w:r>
             <w:rPr>
               <w:rStyle w:val="Hyperlink"/>
@@ -2923,7 +2908,7 @@
           <w:sz w:val="24"/>
           <w:u w:val="single"/>
         </w:rPr>
-        <w:hyperlink r:id="rId25" w:history="1">
+        <w:hyperlink r:id="rId22" w:history="1">
           <w:r>
             <w:rPr>
               <w:rStyle w:val="Hyperlink"/>
@@ -2941,7 +2926,7 @@
           <w:sz w:val="24"/>
           <w:u w:val="single"/>
         </w:rPr>
-        <w:hyperlink r:id="rId25" w:history="1">
+        <w:hyperlink r:id="rId22" w:history="1">
           <w:r>
             <w:rPr>
               <w:rStyle w:val="Hyperlink"/>
@@ -3049,7 +3034,7 @@
           <w:sz w:val="24"/>
           <w:u w:val="single"/>
         </w:rPr>
-        <w:hyperlink r:id="rId26" w:history="1">
+        <w:hyperlink r:id="rId24" w:history="1">
           <w:r>
             <w:rPr>
               <w:rStyle w:val="Hyperlink"/>
@@ -3067,7 +3052,7 @@
           <w:sz w:val="24"/>
           <w:u w:val="single"/>
         </w:rPr>
-        <w:hyperlink r:id="rId26" w:history="1">
+        <w:hyperlink r:id="rId24" w:history="1">
           <w:r>
             <w:rPr>
               <w:rStyle w:val="Hyperlink"/>
@@ -3085,7 +3070,7 @@
           <w:sz w:val="24"/>
           <w:u w:val="single"/>
         </w:rPr>
-        <w:hyperlink r:id="rId26" w:history="1">
+        <w:hyperlink r:id="rId24" w:history="1">
           <w:r>
             <w:rPr>
               <w:rStyle w:val="Hyperlink"/>
@@ -3103,7 +3088,7 @@
           <w:sz w:val="24"/>
           <w:u w:val="single"/>
         </w:rPr>
-        <w:hyperlink r:id="rId26" w:history="1">
+        <w:hyperlink r:id="rId24" w:history="1">
           <w:r>
             <w:rPr>
               <w:rStyle w:val="Hyperlink"/>
@@ -3124,7 +3109,7 @@
           <w:sz w:val="24"/>
           <w:u w:val="single"/>
         </w:rPr>
-        <w:hyperlink r:id="rId26" w:history="1">
+        <w:hyperlink r:id="rId24" w:history="1">
           <w:r>
             <w:rPr>
               <w:rStyle w:val="Hyperlink"/>
@@ -3142,7 +3127,7 @@
           <w:sz w:val="24"/>
           <w:u w:val="single"/>
         </w:rPr>
-        <w:hyperlink r:id="rId26" w:history="1">
+        <w:hyperlink r:id="rId24" w:history="1">
           <w:r>
             <w:rPr>
               <w:rStyle w:val="Hyperlink"/>
@@ -3160,7 +3145,7 @@
           <w:sz w:val="24"/>
           <w:u w:val="single"/>
         </w:rPr>
-        <w:hyperlink r:id="rId26" w:history="1">
+        <w:hyperlink r:id="rId24" w:history="1">
           <w:r>
             <w:rPr>
               <w:rStyle w:val="Hyperlink"/>
@@ -3178,7 +3163,7 @@
           <w:sz w:val="24"/>
           <w:u w:val="single"/>
         </w:rPr>
-        <w:hyperlink r:id="rId26" w:history="1">
+        <w:hyperlink r:id="rId24" w:history="1">
           <w:r>
             <w:rPr>
               <w:rStyle w:val="Hyperlink"/>
@@ -3196,7 +3181,7 @@
           <w:sz w:val="24"/>
           <w:u w:val="single"/>
         </w:rPr>
-        <w:hyperlink r:id="rId26" w:history="1">
+        <w:hyperlink r:id="rId24" w:history="1">
           <w:r>
             <w:rPr>
               <w:rStyle w:val="Hyperlink"/>
@@ -3224,7 +3209,7 @@
           <w:sz w:val="24"/>
           <w:u w:val="single"/>
         </w:rPr>
-        <w:hyperlink r:id="rId26" w:history="1">
+        <w:hyperlink r:id="rId24" w:history="1">
           <w:r>
             <w:rPr>
               <w:rStyle w:val="Hyperlink"/>
@@ -3325,7 +3310,7 @@
           <w:sz w:val="24"/>
           <w:u w:val="single"/>
         </w:rPr>
-        <w:hyperlink r:id="rId27" w:history="1">
+        <w:hyperlink r:id="rId25" w:history="1">
           <w:r>
             <w:rPr>
               <w:rStyle w:val="Hyperlink"/>
@@ -3343,7 +3328,7 @@
           <w:sz w:val="24"/>
           <w:u w:val="single"/>
         </w:rPr>
-        <w:hyperlink r:id="rId27" w:history="1">
+        <w:hyperlink r:id="rId25" w:history="1">
           <w:r>
             <w:rPr>
               <w:rStyle w:val="Hyperlink"/>
@@ -3361,7 +3346,7 @@
           <w:sz w:val="24"/>
           <w:u w:val="single"/>
         </w:rPr>
-        <w:hyperlink r:id="rId27" w:history="1">
+        <w:hyperlink r:id="rId25" w:history="1">
           <w:r>
             <w:rPr>
               <w:rStyle w:val="Hyperlink"/>
@@ -3379,7 +3364,7 @@
           <w:sz w:val="24"/>
           <w:u w:val="single"/>
         </w:rPr>
-        <w:hyperlink r:id="rId27" w:history="1">
+        <w:hyperlink r:id="rId25" w:history="1">
           <w:r>
             <w:rPr>
               <w:rStyle w:val="Hyperlink"/>
@@ -3397,7 +3382,7 @@
           <w:sz w:val="24"/>
           <w:u w:val="single"/>
         </w:rPr>
-        <w:hyperlink r:id="rId27" w:history="1">
+        <w:hyperlink r:id="rId25" w:history="1">
           <w:r>
             <w:rPr>
               <w:rStyle w:val="Hyperlink"/>
@@ -3415,7 +3400,7 @@
           <w:sz w:val="24"/>
           <w:u w:val="single"/>
         </w:rPr>
-        <w:hyperlink r:id="rId27" w:history="1">
+        <w:hyperlink r:id="rId25" w:history="1">
           <w:r>
             <w:rPr>
               <w:rStyle w:val="Hyperlink"/>

--- a/EXPORTS/DOCX/published/niveau3/English/NZG.docx
+++ b/EXPORTS/DOCX/published/niveau3/English/NZG.docx
@@ -647,7 +647,7 @@
           <w:sz w:val="24"/>
           <w:u w:val="single"/>
         </w:rPr>
-        <w:hyperlink r:id="rId11" w:history="1">
+        <w:hyperlink r:id="rId12" w:history="1">
           <w:r>
             <w:rPr>
               <w:rStyle w:val="Hyperlink"/>
@@ -2019,16 +2019,8 @@
           <w:i w:val="0"/>
           <w:color w:val="0000FF"/>
           <w:sz w:val="24"/>
-          <w:u w:val="single"/>
         </w:rPr>
-        <w:hyperlink r:id="rId18" w:history="1">
-          <w:r>
-            <w:rPr>
-              <w:rStyle w:val="Hyperlink"/>
-            </w:rPr>
-            <w:t>id=zoOC</w:t>
-          </w:r>
-        </w:hyperlink>
+        <w:t>id=zoOC</w:t>
       </w:r>
       <w:r>
         <w:rPr>
@@ -2039,7 +2031,7 @@
           <w:sz w:val="24"/>
           <w:u w:val="single"/>
         </w:rPr>
-        <w:hyperlink r:id="rId18" w:history="1">
+        <w:hyperlink r:id="rId17" w:history="1">
           <w:r>
             <w:rPr>
               <w:rStyle w:val="Hyperlink"/>
@@ -2576,7 +2568,14 @@
           <w:color w:val="000000"/>
           <w:sz w:val="24"/>
         </w:rPr>
-        <w:t xml:space="preserve">, </w:t>
+        <w:hyperlink r:id="rId20" w:history="1">
+          <w:r>
+            <w:rPr>
+              <w:rStyle w:val="Hyperlink"/>
+            </w:rPr>
+            <w:t xml:space="preserve">, </w:t>
+          </w:r>
+        </w:hyperlink>
       </w:r>
       <w:r>
         <w:rPr>
@@ -2616,7 +2615,7 @@
           <w:sz w:val="24"/>
           <w:u w:val="single"/>
         </w:rPr>
-        <w:hyperlink r:id="rId20" w:history="1">
+        <w:hyperlink r:id="rId22" w:history="1">
           <w:r>
             <w:rPr>
               <w:rStyle w:val="Hyperlink"/>
@@ -2634,7 +2633,7 @@
           <w:sz w:val="24"/>
           <w:u w:val="single"/>
         </w:rPr>
-        <w:hyperlink r:id="rId20" w:history="1">
+        <w:hyperlink r:id="rId22" w:history="1">
           <w:r>
             <w:rPr>
               <w:rStyle w:val="Hyperlink"/>
@@ -2732,7 +2731,7 @@
           <w:sz w:val="24"/>
           <w:u w:val="single"/>
         </w:rPr>
-        <w:hyperlink r:id="rId22" w:history="1">
+        <w:hyperlink r:id="rId23" w:history="1">
           <w:r>
             <w:rPr>
               <w:rStyle w:val="Hyperlink"/>
@@ -2750,7 +2749,7 @@
           <w:sz w:val="24"/>
           <w:u w:val="single"/>
         </w:rPr>
-        <w:hyperlink r:id="rId22" w:history="1">
+        <w:hyperlink r:id="rId23" w:history="1">
           <w:r>
             <w:rPr>
               <w:rStyle w:val="Hyperlink"/>
@@ -2768,7 +2767,7 @@
           <w:sz w:val="24"/>
           <w:u w:val="single"/>
         </w:rPr>
-        <w:hyperlink r:id="rId22" w:history="1">
+        <w:hyperlink r:id="rId23" w:history="1">
           <w:r>
             <w:rPr>
               <w:rStyle w:val="Hyperlink"/>
@@ -2786,7 +2785,7 @@
           <w:sz w:val="24"/>
           <w:u w:val="single"/>
         </w:rPr>
-        <w:hyperlink r:id="rId22" w:history="1">
+        <w:hyperlink r:id="rId23" w:history="1">
           <w:r>
             <w:rPr>
               <w:rStyle w:val="Hyperlink"/>
@@ -2814,7 +2813,7 @@
           <w:sz w:val="24"/>
           <w:u w:val="single"/>
         </w:rPr>
-        <w:hyperlink r:id="rId23" w:history="1">
+        <w:hyperlink r:id="rId24" w:history="1">
           <w:r>
             <w:rPr>
               <w:rStyle w:val="Hyperlink"/>
@@ -2832,7 +2831,7 @@
           <w:sz w:val="24"/>
           <w:u w:val="single"/>
         </w:rPr>
-        <w:hyperlink r:id="rId22" w:history="1">
+        <w:hyperlink r:id="rId23" w:history="1">
           <w:r>
             <w:rPr>
               <w:rStyle w:val="Hyperlink"/>
@@ -2850,7 +2849,7 @@
           <w:sz w:val="24"/>
           <w:u w:val="single"/>
         </w:rPr>
-        <w:hyperlink r:id="rId22" w:history="1">
+        <w:hyperlink r:id="rId23" w:history="1">
           <w:r>
             <w:rPr>
               <w:rStyle w:val="Hyperlink"/>
@@ -2861,14 +2860,20 @@
       </w:r>
       <w:r>
         <w:rPr>
-          <w:u w:val="single" w:color="0000ff"/>
           <w:rFonts w:ascii="Charis SIL Regular" w:hAnsi="Charis SIL Regular" w:eastAsia="Charis SIL Regular"/>
           <w:b w:val="0"/>
           <w:i w:val="0"/>
           <w:color w:val="000000"/>
           <w:sz w:val="24"/>
         </w:rPr>
-        <w:t xml:space="preserve">, </w:t>
+        <w:hyperlink r:id="rId23" w:history="1">
+          <w:r>
+            <w:rPr>
+              <w:rStyle w:val="Hyperlink"/>
+            </w:rPr>
+            <w:t xml:space="preserve">, </w:t>
+          </w:r>
+        </w:hyperlink>
       </w:r>
       <w:r>
         <w:rPr>
@@ -2879,7 +2884,7 @@
           <w:sz w:val="24"/>
           <w:u w:val="single"/>
         </w:rPr>
-        <w:hyperlink r:id="rId22" w:history="1">
+        <w:hyperlink r:id="rId23" w:history="1">
           <w:r>
             <w:rPr>
               <w:rStyle w:val="Hyperlink"/>
@@ -2908,7 +2913,7 @@
           <w:sz w:val="24"/>
           <w:u w:val="single"/>
         </w:rPr>
-        <w:hyperlink r:id="rId22" w:history="1">
+        <w:hyperlink r:id="rId23" w:history="1">
           <w:r>
             <w:rPr>
               <w:rStyle w:val="Hyperlink"/>
@@ -2926,7 +2931,7 @@
           <w:sz w:val="24"/>
           <w:u w:val="single"/>
         </w:rPr>
-        <w:hyperlink r:id="rId22" w:history="1">
+        <w:hyperlink r:id="rId23" w:history="1">
           <w:r>
             <w:rPr>
               <w:rStyle w:val="Hyperlink"/>
@@ -3034,7 +3039,7 @@
           <w:sz w:val="24"/>
           <w:u w:val="single"/>
         </w:rPr>
-        <w:hyperlink r:id="rId24" w:history="1">
+        <w:hyperlink r:id="rId25" w:history="1">
           <w:r>
             <w:rPr>
               <w:rStyle w:val="Hyperlink"/>
@@ -3052,7 +3057,7 @@
           <w:sz w:val="24"/>
           <w:u w:val="single"/>
         </w:rPr>
-        <w:hyperlink r:id="rId24" w:history="1">
+        <w:hyperlink r:id="rId25" w:history="1">
           <w:r>
             <w:rPr>
               <w:rStyle w:val="Hyperlink"/>
@@ -3070,7 +3075,7 @@
           <w:sz w:val="24"/>
           <w:u w:val="single"/>
         </w:rPr>
-        <w:hyperlink r:id="rId24" w:history="1">
+        <w:hyperlink r:id="rId25" w:history="1">
           <w:r>
             <w:rPr>
               <w:rStyle w:val="Hyperlink"/>
@@ -3088,7 +3093,7 @@
           <w:sz w:val="24"/>
           <w:u w:val="single"/>
         </w:rPr>
-        <w:hyperlink r:id="rId24" w:history="1">
+        <w:hyperlink r:id="rId25" w:history="1">
           <w:r>
             <w:rPr>
               <w:rStyle w:val="Hyperlink"/>
@@ -3109,7 +3114,7 @@
           <w:sz w:val="24"/>
           <w:u w:val="single"/>
         </w:rPr>
-        <w:hyperlink r:id="rId24" w:history="1">
+        <w:hyperlink r:id="rId25" w:history="1">
           <w:r>
             <w:rPr>
               <w:rStyle w:val="Hyperlink"/>
@@ -3127,7 +3132,7 @@
           <w:sz w:val="24"/>
           <w:u w:val="single"/>
         </w:rPr>
-        <w:hyperlink r:id="rId24" w:history="1">
+        <w:hyperlink r:id="rId25" w:history="1">
           <w:r>
             <w:rPr>
               <w:rStyle w:val="Hyperlink"/>
@@ -3145,7 +3150,7 @@
           <w:sz w:val="24"/>
           <w:u w:val="single"/>
         </w:rPr>
-        <w:hyperlink r:id="rId24" w:history="1">
+        <w:hyperlink r:id="rId25" w:history="1">
           <w:r>
             <w:rPr>
               <w:rStyle w:val="Hyperlink"/>
@@ -3163,7 +3168,7 @@
           <w:sz w:val="24"/>
           <w:u w:val="single"/>
         </w:rPr>
-        <w:hyperlink r:id="rId24" w:history="1">
+        <w:hyperlink r:id="rId25" w:history="1">
           <w:r>
             <w:rPr>
               <w:rStyle w:val="Hyperlink"/>
@@ -3181,7 +3186,7 @@
           <w:sz w:val="24"/>
           <w:u w:val="single"/>
         </w:rPr>
-        <w:hyperlink r:id="rId24" w:history="1">
+        <w:hyperlink r:id="rId25" w:history="1">
           <w:r>
             <w:rPr>
               <w:rStyle w:val="Hyperlink"/>
@@ -3209,7 +3214,7 @@
           <w:sz w:val="24"/>
           <w:u w:val="single"/>
         </w:rPr>
-        <w:hyperlink r:id="rId24" w:history="1">
+        <w:hyperlink r:id="rId25" w:history="1">
           <w:r>
             <w:rPr>
               <w:rStyle w:val="Hyperlink"/>
@@ -3310,7 +3315,7 @@
           <w:sz w:val="24"/>
           <w:u w:val="single"/>
         </w:rPr>
-        <w:hyperlink r:id="rId25" w:history="1">
+        <w:hyperlink r:id="rId26" w:history="1">
           <w:r>
             <w:rPr>
               <w:rStyle w:val="Hyperlink"/>
@@ -3328,7 +3333,7 @@
           <w:sz w:val="24"/>
           <w:u w:val="single"/>
         </w:rPr>
-        <w:hyperlink r:id="rId25" w:history="1">
+        <w:hyperlink r:id="rId26" w:history="1">
           <w:r>
             <w:rPr>
               <w:rStyle w:val="Hyperlink"/>
@@ -3346,7 +3351,7 @@
           <w:sz w:val="24"/>
           <w:u w:val="single"/>
         </w:rPr>
-        <w:hyperlink r:id="rId25" w:history="1">
+        <w:hyperlink r:id="rId26" w:history="1">
           <w:r>
             <w:rPr>
               <w:rStyle w:val="Hyperlink"/>
@@ -3364,7 +3369,7 @@
           <w:sz w:val="24"/>
           <w:u w:val="single"/>
         </w:rPr>
-        <w:hyperlink r:id="rId25" w:history="1">
+        <w:hyperlink r:id="rId26" w:history="1">
           <w:r>
             <w:rPr>
               <w:rStyle w:val="Hyperlink"/>
@@ -3382,7 +3387,7 @@
           <w:sz w:val="24"/>
           <w:u w:val="single"/>
         </w:rPr>
-        <w:hyperlink r:id="rId25" w:history="1">
+        <w:hyperlink r:id="rId26" w:history="1">
           <w:r>
             <w:rPr>
               <w:rStyle w:val="Hyperlink"/>
@@ -3400,7 +3405,7 @@
           <w:sz w:val="24"/>
           <w:u w:val="single"/>
         </w:rPr>
-        <w:hyperlink r:id="rId25" w:history="1">
+        <w:hyperlink r:id="rId26" w:history="1">
           <w:r>
             <w:rPr>
               <w:rStyle w:val="Hyperlink"/>

--- a/EXPORTS/DOCX/published/niveau3/English/NZG.docx
+++ b/EXPORTS/DOCX/published/niveau3/English/NZG.docx
@@ -588,26 +588,8 @@
           <w:i w:val="0"/>
           <w:color w:val="0000FF"/>
           <w:sz w:val="24"/>
-          <w:u w:val="single"/>
         </w:rPr>
-        <w:hyperlink r:id="rId12" w:history="1">
-          <w:r>
-            <w:rPr>
-              <w:rStyle w:val="Hyperlink"/>
-            </w:rPr>
-            <w:t>tch</w:t>
-          </w:r>
-        </w:hyperlink>
-      </w:r>
-      <w:r>
-        <w:rPr>
-          <w:rFonts w:ascii="Charis SIL Regular" w:hAnsi="Charis SIL Regular" w:eastAsia="Charis SIL Regular"/>
-          <w:b w:val="0"/>
-          <w:i w:val="0"/>
-          <w:color w:val="0000FF"/>
-          <w:sz w:val="24"/>
-        </w:rPr>
-        <w:t xml:space="preserve"> E</w:t>
+        <w:t>tch E</w:t>
       </w:r>
       <w:r>
         <w:rPr>
@@ -647,7 +629,7 @@
           <w:sz w:val="24"/>
           <w:u w:val="single"/>
         </w:rPr>
-        <w:hyperlink r:id="rId12" w:history="1">
+        <w:hyperlink r:id="rId11" w:history="1">
           <w:r>
             <w:rPr>
               <w:rStyle w:val="Hyperlink"/>
@@ -2019,8 +2001,16 @@
           <w:i w:val="0"/>
           <w:color w:val="0000FF"/>
           <w:sz w:val="24"/>
+          <w:u w:val="single"/>
         </w:rPr>
-        <w:t>id=zoOC</w:t>
+        <w:hyperlink r:id="rId17" w:history="1">
+          <w:r>
+            <w:rPr>
+              <w:rStyle w:val="Hyperlink"/>
+            </w:rPr>
+            <w:t>id=zoOC</w:t>
+          </w:r>
+        </w:hyperlink>
       </w:r>
       <w:r>
         <w:rPr>
@@ -2533,7 +2523,7 @@
           <w:sz w:val="24"/>
           <w:u w:val="single"/>
         </w:rPr>
-        <w:hyperlink r:id="rId20" w:history="1">
+        <w:hyperlink r:id="rId21" w:history="1">
           <w:r>
             <w:rPr>
               <w:rStyle w:val="Hyperlink"/>
@@ -2568,14 +2558,7 @@
           <w:color w:val="000000"/>
           <w:sz w:val="24"/>
         </w:rPr>
-        <w:hyperlink r:id="rId20" w:history="1">
-          <w:r>
-            <w:rPr>
-              <w:rStyle w:val="Hyperlink"/>
-            </w:rPr>
-            <w:t xml:space="preserve">, </w:t>
-          </w:r>
-        </w:hyperlink>
+        <w:t xml:space="preserve">, </w:t>
       </w:r>
       <w:r>
         <w:rPr>
@@ -2615,7 +2598,7 @@
           <w:sz w:val="24"/>
           <w:u w:val="single"/>
         </w:rPr>
-        <w:hyperlink r:id="rId22" w:history="1">
+        <w:hyperlink r:id="rId20" w:history="1">
           <w:r>
             <w:rPr>
               <w:rStyle w:val="Hyperlink"/>
@@ -2849,7 +2832,7 @@
           <w:sz w:val="24"/>
           <w:u w:val="single"/>
         </w:rPr>
-        <w:hyperlink r:id="rId23" w:history="1">
+        <w:hyperlink r:id="rId24" w:history="1">
           <w:r>
             <w:rPr>
               <w:rStyle w:val="Hyperlink"/>
@@ -2860,6 +2843,7 @@
       </w:r>
       <w:r>
         <w:rPr>
+          <w:u w:val="single" w:color="0000ff"/>
           <w:rFonts w:ascii="Charis SIL Regular" w:hAnsi="Charis SIL Regular" w:eastAsia="Charis SIL Regular"/>
           <w:b w:val="0"/>
           <w:i w:val="0"/>
@@ -2884,7 +2868,7 @@
           <w:sz w:val="24"/>
           <w:u w:val="single"/>
         </w:rPr>
-        <w:hyperlink r:id="rId23" w:history="1">
+        <w:hyperlink r:id="rId25" w:history="1">
           <w:r>
             <w:rPr>
               <w:rStyle w:val="Hyperlink"/>
@@ -2913,7 +2897,7 @@
           <w:sz w:val="24"/>
           <w:u w:val="single"/>
         </w:rPr>
-        <w:hyperlink r:id="rId23" w:history="1">
+        <w:hyperlink r:id="rId25" w:history="1">
           <w:r>
             <w:rPr>
               <w:rStyle w:val="Hyperlink"/>
@@ -3039,7 +3023,7 @@
           <w:sz w:val="24"/>
           <w:u w:val="single"/>
         </w:rPr>
-        <w:hyperlink r:id="rId25" w:history="1">
+        <w:hyperlink r:id="rId26" w:history="1">
           <w:r>
             <w:rPr>
               <w:rStyle w:val="Hyperlink"/>
@@ -3057,7 +3041,7 @@
           <w:sz w:val="24"/>
           <w:u w:val="single"/>
         </w:rPr>
-        <w:hyperlink r:id="rId25" w:history="1">
+        <w:hyperlink r:id="rId26" w:history="1">
           <w:r>
             <w:rPr>
               <w:rStyle w:val="Hyperlink"/>
@@ -3075,7 +3059,7 @@
           <w:sz w:val="24"/>
           <w:u w:val="single"/>
         </w:rPr>
-        <w:hyperlink r:id="rId25" w:history="1">
+        <w:hyperlink r:id="rId26" w:history="1">
           <w:r>
             <w:rPr>
               <w:rStyle w:val="Hyperlink"/>
@@ -3093,7 +3077,7 @@
           <w:sz w:val="24"/>
           <w:u w:val="single"/>
         </w:rPr>
-        <w:hyperlink r:id="rId25" w:history="1">
+        <w:hyperlink r:id="rId26" w:history="1">
           <w:r>
             <w:rPr>
               <w:rStyle w:val="Hyperlink"/>
@@ -3114,7 +3098,7 @@
           <w:sz w:val="24"/>
           <w:u w:val="single"/>
         </w:rPr>
-        <w:hyperlink r:id="rId25" w:history="1">
+        <w:hyperlink r:id="rId26" w:history="1">
           <w:r>
             <w:rPr>
               <w:rStyle w:val="Hyperlink"/>
@@ -3132,7 +3116,7 @@
           <w:sz w:val="24"/>
           <w:u w:val="single"/>
         </w:rPr>
-        <w:hyperlink r:id="rId25" w:history="1">
+        <w:hyperlink r:id="rId26" w:history="1">
           <w:r>
             <w:rPr>
               <w:rStyle w:val="Hyperlink"/>
@@ -3150,7 +3134,7 @@
           <w:sz w:val="24"/>
           <w:u w:val="single"/>
         </w:rPr>
-        <w:hyperlink r:id="rId25" w:history="1">
+        <w:hyperlink r:id="rId26" w:history="1">
           <w:r>
             <w:rPr>
               <w:rStyle w:val="Hyperlink"/>
@@ -3168,7 +3152,7 @@
           <w:sz w:val="24"/>
           <w:u w:val="single"/>
         </w:rPr>
-        <w:hyperlink r:id="rId25" w:history="1">
+        <w:hyperlink r:id="rId26" w:history="1">
           <w:r>
             <w:rPr>
               <w:rStyle w:val="Hyperlink"/>
@@ -3186,7 +3170,7 @@
           <w:sz w:val="24"/>
           <w:u w:val="single"/>
         </w:rPr>
-        <w:hyperlink r:id="rId25" w:history="1">
+        <w:hyperlink r:id="rId26" w:history="1">
           <w:r>
             <w:rPr>
               <w:rStyle w:val="Hyperlink"/>
@@ -3214,7 +3198,7 @@
           <w:sz w:val="24"/>
           <w:u w:val="single"/>
         </w:rPr>
-        <w:hyperlink r:id="rId25" w:history="1">
+        <w:hyperlink r:id="rId26" w:history="1">
           <w:r>
             <w:rPr>
               <w:rStyle w:val="Hyperlink"/>
@@ -3315,7 +3299,7 @@
           <w:sz w:val="24"/>
           <w:u w:val="single"/>
         </w:rPr>
-        <w:hyperlink r:id="rId26" w:history="1">
+        <w:hyperlink r:id="rId27" w:history="1">
           <w:r>
             <w:rPr>
               <w:rStyle w:val="Hyperlink"/>
@@ -3333,7 +3317,7 @@
           <w:sz w:val="24"/>
           <w:u w:val="single"/>
         </w:rPr>
-        <w:hyperlink r:id="rId26" w:history="1">
+        <w:hyperlink r:id="rId27" w:history="1">
           <w:r>
             <w:rPr>
               <w:rStyle w:val="Hyperlink"/>
@@ -3351,7 +3335,7 @@
           <w:sz w:val="24"/>
           <w:u w:val="single"/>
         </w:rPr>
-        <w:hyperlink r:id="rId26" w:history="1">
+        <w:hyperlink r:id="rId27" w:history="1">
           <w:r>
             <w:rPr>
               <w:rStyle w:val="Hyperlink"/>
@@ -3369,7 +3353,7 @@
           <w:sz w:val="24"/>
           <w:u w:val="single"/>
         </w:rPr>
-        <w:hyperlink r:id="rId26" w:history="1">
+        <w:hyperlink r:id="rId27" w:history="1">
           <w:r>
             <w:rPr>
               <w:rStyle w:val="Hyperlink"/>
@@ -3387,7 +3371,7 @@
           <w:sz w:val="24"/>
           <w:u w:val="single"/>
         </w:rPr>
-        <w:hyperlink r:id="rId26" w:history="1">
+        <w:hyperlink r:id="rId27" w:history="1">
           <w:r>
             <w:rPr>
               <w:rStyle w:val="Hyperlink"/>
@@ -3405,7 +3389,7 @@
           <w:sz w:val="24"/>
           <w:u w:val="single"/>
         </w:rPr>
-        <w:hyperlink r:id="rId26" w:history="1">
+        <w:hyperlink r:id="rId27" w:history="1">
           <w:r>
             <w:rPr>
               <w:rStyle w:val="Hyperlink"/>

--- a/EXPORTS/DOCX/published/niveau3/English/NZG.docx
+++ b/EXPORTS/DOCX/published/niveau3/English/NZG.docx
@@ -543,25 +543,7 @@
           <w:color w:val="000000"/>
           <w:sz w:val="24"/>
         </w:rPr>
-        <w:t>were also active in other areas within the forme</w:t>
-      </w:r>
-      <w:r>
-        <w:rPr>
-          <w:u w:val="single" w:color="0000ff"/>
-          <w:rFonts w:ascii="Charis SIL Regular" w:hAnsi="Charis SIL Regular" w:eastAsia="Charis SIL Regular"/>
-          <w:b w:val="0"/>
-          <w:i w:val="0"/>
-          <w:color w:val="000000"/>
-          <w:sz w:val="24"/>
-        </w:rPr>
-        <w:hyperlink r:id="rId10" w:history="1">
-          <w:r>
-            <w:rPr>
-              <w:rStyle w:val="Hyperlink"/>
-            </w:rPr>
-            <w:t xml:space="preserve">r </w:t>
-          </w:r>
-        </w:hyperlink>
+        <w:t xml:space="preserve">were also active in other areas within the former </w:t>
       </w:r>
       <w:r>
         <w:rPr>
@@ -588,8 +570,16 @@
           <w:i w:val="0"/>
           <w:color w:val="0000FF"/>
           <w:sz w:val="24"/>
+          <w:u w:val="single"/>
         </w:rPr>
-        <w:t>tch E</w:t>
+        <w:hyperlink r:id="rId12" w:history="1">
+          <w:r>
+            <w:rPr>
+              <w:rStyle w:val="Hyperlink"/>
+            </w:rPr>
+            <w:t>tch</w:t>
+          </w:r>
+        </w:hyperlink>
       </w:r>
       <w:r>
         <w:rPr>
@@ -600,7 +590,36 @@
           <w:sz w:val="24"/>
           <w:u w:val="single"/>
         </w:rPr>
-        <w:hyperlink r:id="rId11" w:history="1">
+        <w:t xml:space="preserve"> </w:t>
+      </w:r>
+      <w:r>
+        <w:rPr>
+          <w:rFonts w:ascii="Charis SIL Regular" w:hAnsi="Charis SIL Regular" w:eastAsia="Charis SIL Regular"/>
+          <w:b w:val="0"/>
+          <w:i w:val="0"/>
+          <w:color w:val="0000FF"/>
+          <w:sz w:val="24"/>
+          <w:u w:val="single"/>
+        </w:rPr>
+        <w:hyperlink r:id="rId12" w:history="1">
+          <w:r>
+            <w:rPr>
+              <w:rStyle w:val="Hyperlink"/>
+            </w:rPr>
+            <w:t>E</w:t>
+          </w:r>
+        </w:hyperlink>
+      </w:r>
+      <w:r>
+        <w:rPr>
+          <w:rFonts w:ascii="Charis SIL Regular" w:hAnsi="Charis SIL Regular" w:eastAsia="Charis SIL Regular"/>
+          <w:b w:val="0"/>
+          <w:i w:val="0"/>
+          <w:color w:val="0000FF"/>
+          <w:sz w:val="24"/>
+          <w:u w:val="single"/>
+        </w:rPr>
+        <w:hyperlink r:id="rId12" w:history="1">
           <w:r>
             <w:rPr>
               <w:rStyle w:val="Hyperlink"/>
@@ -629,7 +648,7 @@
           <w:sz w:val="24"/>
           <w:u w:val="single"/>
         </w:rPr>
-        <w:hyperlink r:id="rId11" w:history="1">
+        <w:hyperlink r:id="rId12" w:history="1">
           <w:r>
             <w:rPr>
               <w:rStyle w:val="Hyperlink"/>
@@ -2003,7 +2022,7 @@
           <w:sz w:val="24"/>
           <w:u w:val="single"/>
         </w:rPr>
-        <w:hyperlink r:id="rId17" w:history="1">
+        <w:hyperlink r:id="rId18" w:history="1">
           <w:r>
             <w:rPr>
               <w:rStyle w:val="Hyperlink"/>
@@ -2021,7 +2040,7 @@
           <w:sz w:val="24"/>
           <w:u w:val="single"/>
         </w:rPr>
-        <w:hyperlink r:id="rId17" w:history="1">
+        <w:hyperlink r:id="rId18" w:history="1">
           <w:r>
             <w:rPr>
               <w:rStyle w:val="Hyperlink"/>
@@ -2541,7 +2560,7 @@
           <w:sz w:val="24"/>
           <w:u w:val="single"/>
         </w:rPr>
-        <w:hyperlink r:id="rId20" w:history="1">
+        <w:hyperlink r:id="rId21" w:history="1">
           <w:r>
             <w:rPr>
               <w:rStyle w:val="Hyperlink"/>
@@ -2569,7 +2588,7 @@
           <w:sz w:val="24"/>
           <w:u w:val="single"/>
         </w:rPr>
-        <w:hyperlink r:id="rId20" w:history="1">
+        <w:hyperlink r:id="rId22" w:history="1">
           <w:r>
             <w:rPr>
               <w:rStyle w:val="Hyperlink"/>
@@ -2598,7 +2617,7 @@
           <w:sz w:val="24"/>
           <w:u w:val="single"/>
         </w:rPr>
-        <w:hyperlink r:id="rId20" w:history="1">
+        <w:hyperlink r:id="rId22" w:history="1">
           <w:r>
             <w:rPr>
               <w:rStyle w:val="Hyperlink"/>
@@ -2814,7 +2833,7 @@
           <w:sz w:val="24"/>
           <w:u w:val="single"/>
         </w:rPr>
-        <w:hyperlink r:id="rId23" w:history="1">
+        <w:hyperlink r:id="rId24" w:history="1">
           <w:r>
             <w:rPr>
               <w:rStyle w:val="Hyperlink"/>
@@ -2843,7 +2862,6 @@
       </w:r>
       <w:r>
         <w:rPr>
-          <w:u w:val="single" w:color="0000ff"/>
           <w:rFonts w:ascii="Charis SIL Regular" w:hAnsi="Charis SIL Regular" w:eastAsia="Charis SIL Regular"/>
           <w:b w:val="0"/>
           <w:i w:val="0"/>
@@ -2915,7 +2933,7 @@
           <w:sz w:val="24"/>
           <w:u w:val="single"/>
         </w:rPr>
-        <w:hyperlink r:id="rId23" w:history="1">
+        <w:hyperlink r:id="rId25" w:history="1">
           <w:r>
             <w:rPr>
               <w:rStyle w:val="Hyperlink"/>

--- a/EXPORTS/DOCX/published/niveau3/English/NZG.docx
+++ b/EXPORTS/DOCX/published/niveau3/English/NZG.docx
@@ -543,7 +543,25 @@
           <w:color w:val="000000"/>
           <w:sz w:val="24"/>
         </w:rPr>
-        <w:t xml:space="preserve">were also active in other areas within the former </w:t>
+        <w:t>were also active in other areas within the forme</w:t>
+      </w:r>
+      <w:r>
+        <w:rPr>
+          <w:u w:val="single" w:color="0000ff"/>
+          <w:rFonts w:ascii="Charis SIL Regular" w:hAnsi="Charis SIL Regular" w:eastAsia="Charis SIL Regular"/>
+          <w:b w:val="0"/>
+          <w:i w:val="0"/>
+          <w:color w:val="000000"/>
+          <w:sz w:val="24"/>
+        </w:rPr>
+        <w:hyperlink r:id="rId10" w:history="1">
+          <w:r>
+            <w:rPr>
+              <w:rStyle w:val="Hyperlink"/>
+            </w:rPr>
+            <w:t xml:space="preserve">r </w:t>
+          </w:r>
+        </w:hyperlink>
       </w:r>
       <w:r>
         <w:rPr>
@@ -570,16 +588,8 @@
           <w:i w:val="0"/>
           <w:color w:val="0000FF"/>
           <w:sz w:val="24"/>
-          <w:u w:val="single"/>
         </w:rPr>
-        <w:hyperlink r:id="rId12" w:history="1">
-          <w:r>
-            <w:rPr>
-              <w:rStyle w:val="Hyperlink"/>
-            </w:rPr>
-            <w:t>tch</w:t>
-          </w:r>
-        </w:hyperlink>
+        <w:t>tch E</w:t>
       </w:r>
       <w:r>
         <w:rPr>
@@ -590,36 +600,7 @@
           <w:sz w:val="24"/>
           <w:u w:val="single"/>
         </w:rPr>
-        <w:t xml:space="preserve"> </w:t>
-      </w:r>
-      <w:r>
-        <w:rPr>
-          <w:rFonts w:ascii="Charis SIL Regular" w:hAnsi="Charis SIL Regular" w:eastAsia="Charis SIL Regular"/>
-          <w:b w:val="0"/>
-          <w:i w:val="0"/>
-          <w:color w:val="0000FF"/>
-          <w:sz w:val="24"/>
-          <w:u w:val="single"/>
-        </w:rPr>
-        <w:hyperlink r:id="rId12" w:history="1">
-          <w:r>
-            <w:rPr>
-              <w:rStyle w:val="Hyperlink"/>
-            </w:rPr>
-            <w:t>E</w:t>
-          </w:r>
-        </w:hyperlink>
-      </w:r>
-      <w:r>
-        <w:rPr>
-          <w:rFonts w:ascii="Charis SIL Regular" w:hAnsi="Charis SIL Regular" w:eastAsia="Charis SIL Regular"/>
-          <w:b w:val="0"/>
-          <w:i w:val="0"/>
-          <w:color w:val="0000FF"/>
-          <w:sz w:val="24"/>
-          <w:u w:val="single"/>
-        </w:rPr>
-        <w:hyperlink r:id="rId12" w:history="1">
+        <w:hyperlink r:id="rId11" w:history="1">
           <w:r>
             <w:rPr>
               <w:rStyle w:val="Hyperlink"/>
@@ -648,7 +629,7 @@
           <w:sz w:val="24"/>
           <w:u w:val="single"/>
         </w:rPr>
-        <w:hyperlink r:id="rId12" w:history="1">
+        <w:hyperlink r:id="rId11" w:history="1">
           <w:r>
             <w:rPr>
               <w:rStyle w:val="Hyperlink"/>
@@ -2022,7 +2003,7 @@
           <w:sz w:val="24"/>
           <w:u w:val="single"/>
         </w:rPr>
-        <w:hyperlink r:id="rId18" w:history="1">
+        <w:hyperlink r:id="rId17" w:history="1">
           <w:r>
             <w:rPr>
               <w:rStyle w:val="Hyperlink"/>
@@ -2040,7 +2021,7 @@
           <w:sz w:val="24"/>
           <w:u w:val="single"/>
         </w:rPr>
-        <w:hyperlink r:id="rId18" w:history="1">
+        <w:hyperlink r:id="rId17" w:history="1">
           <w:r>
             <w:rPr>
               <w:rStyle w:val="Hyperlink"/>
@@ -2560,7 +2541,7 @@
           <w:sz w:val="24"/>
           <w:u w:val="single"/>
         </w:rPr>
-        <w:hyperlink r:id="rId21" w:history="1">
+        <w:hyperlink r:id="rId20" w:history="1">
           <w:r>
             <w:rPr>
               <w:rStyle w:val="Hyperlink"/>
@@ -2577,7 +2558,14 @@
           <w:color w:val="000000"/>
           <w:sz w:val="24"/>
         </w:rPr>
-        <w:t xml:space="preserve">, </w:t>
+        <w:hyperlink r:id="rId20" w:history="1">
+          <w:r>
+            <w:rPr>
+              <w:rStyle w:val="Hyperlink"/>
+            </w:rPr>
+            <w:t xml:space="preserve">, </w:t>
+          </w:r>
+        </w:hyperlink>
       </w:r>
       <w:r>
         <w:rPr>
@@ -2588,7 +2576,7 @@
           <w:sz w:val="24"/>
           <w:u w:val="single"/>
         </w:rPr>
-        <w:hyperlink r:id="rId22" w:history="1">
+        <w:hyperlink r:id="rId20" w:history="1">
           <w:r>
             <w:rPr>
               <w:rStyle w:val="Hyperlink"/>
@@ -2617,7 +2605,7 @@
           <w:sz w:val="24"/>
           <w:u w:val="single"/>
         </w:rPr>
-        <w:hyperlink r:id="rId22" w:history="1">
+        <w:hyperlink r:id="rId20" w:history="1">
           <w:r>
             <w:rPr>
               <w:rStyle w:val="Hyperlink"/>
@@ -2635,7 +2623,7 @@
           <w:sz w:val="24"/>
           <w:u w:val="single"/>
         </w:rPr>
-        <w:hyperlink r:id="rId22" w:history="1">
+        <w:hyperlink r:id="rId20" w:history="1">
           <w:r>
             <w:rPr>
               <w:rStyle w:val="Hyperlink"/>
@@ -2733,7 +2721,7 @@
           <w:sz w:val="24"/>
           <w:u w:val="single"/>
         </w:rPr>
-        <w:hyperlink r:id="rId23" w:history="1">
+        <w:hyperlink r:id="rId22" w:history="1">
           <w:r>
             <w:rPr>
               <w:rStyle w:val="Hyperlink"/>
@@ -2751,7 +2739,7 @@
           <w:sz w:val="24"/>
           <w:u w:val="single"/>
         </w:rPr>
-        <w:hyperlink r:id="rId23" w:history="1">
+        <w:hyperlink r:id="rId22" w:history="1">
           <w:r>
             <w:rPr>
               <w:rStyle w:val="Hyperlink"/>
@@ -2769,7 +2757,7 @@
           <w:sz w:val="24"/>
           <w:u w:val="single"/>
         </w:rPr>
-        <w:hyperlink r:id="rId23" w:history="1">
+        <w:hyperlink r:id="rId22" w:history="1">
           <w:r>
             <w:rPr>
               <w:rStyle w:val="Hyperlink"/>
@@ -2787,7 +2775,7 @@
           <w:sz w:val="24"/>
           <w:u w:val="single"/>
         </w:rPr>
-        <w:hyperlink r:id="rId23" w:history="1">
+        <w:hyperlink r:id="rId22" w:history="1">
           <w:r>
             <w:rPr>
               <w:rStyle w:val="Hyperlink"/>
@@ -2815,7 +2803,7 @@
           <w:sz w:val="24"/>
           <w:u w:val="single"/>
         </w:rPr>
-        <w:hyperlink r:id="rId24" w:history="1">
+        <w:hyperlink r:id="rId23" w:history="1">
           <w:r>
             <w:rPr>
               <w:rStyle w:val="Hyperlink"/>
@@ -2833,7 +2821,7 @@
           <w:sz w:val="24"/>
           <w:u w:val="single"/>
         </w:rPr>
-        <w:hyperlink r:id="rId24" w:history="1">
+        <w:hyperlink r:id="rId23" w:history="1">
           <w:r>
             <w:rPr>
               <w:rStyle w:val="Hyperlink"/>
@@ -2851,7 +2839,7 @@
           <w:sz w:val="24"/>
           <w:u w:val="single"/>
         </w:rPr>
-        <w:hyperlink r:id="rId24" w:history="1">
+        <w:hyperlink r:id="rId23" w:history="1">
           <w:r>
             <w:rPr>
               <w:rStyle w:val="Hyperlink"/>
@@ -2868,14 +2856,7 @@
           <w:color w:val="000000"/>
           <w:sz w:val="24"/>
         </w:rPr>
-        <w:hyperlink r:id="rId23" w:history="1">
-          <w:r>
-            <w:rPr>
-              <w:rStyle w:val="Hyperlink"/>
-            </w:rPr>
-            <w:t xml:space="preserve">, </w:t>
-          </w:r>
-        </w:hyperlink>
+        <w:t xml:space="preserve">, </w:t>
       </w:r>
       <w:r>
         <w:rPr>
@@ -2886,7 +2867,7 @@
           <w:sz w:val="24"/>
           <w:u w:val="single"/>
         </w:rPr>
-        <w:hyperlink r:id="rId25" w:history="1">
+        <w:hyperlink r:id="rId24" w:history="1">
           <w:r>
             <w:rPr>
               <w:rStyle w:val="Hyperlink"/>
@@ -2915,7 +2896,7 @@
           <w:sz w:val="24"/>
           <w:u w:val="single"/>
         </w:rPr>
-        <w:hyperlink r:id="rId25" w:history="1">
+        <w:hyperlink r:id="rId24" w:history="1">
           <w:r>
             <w:rPr>
               <w:rStyle w:val="Hyperlink"/>
@@ -2933,7 +2914,7 @@
           <w:sz w:val="24"/>
           <w:u w:val="single"/>
         </w:rPr>
-        <w:hyperlink r:id="rId25" w:history="1">
+        <w:hyperlink r:id="rId22" w:history="1">
           <w:r>
             <w:rPr>
               <w:rStyle w:val="Hyperlink"/>
@@ -3041,7 +3022,7 @@
           <w:sz w:val="24"/>
           <w:u w:val="single"/>
         </w:rPr>
-        <w:hyperlink r:id="rId26" w:history="1">
+        <w:hyperlink r:id="rId25" w:history="1">
           <w:r>
             <w:rPr>
               <w:rStyle w:val="Hyperlink"/>
@@ -3059,7 +3040,7 @@
           <w:sz w:val="24"/>
           <w:u w:val="single"/>
         </w:rPr>
-        <w:hyperlink r:id="rId26" w:history="1">
+        <w:hyperlink r:id="rId25" w:history="1">
           <w:r>
             <w:rPr>
               <w:rStyle w:val="Hyperlink"/>
@@ -3077,7 +3058,7 @@
           <w:sz w:val="24"/>
           <w:u w:val="single"/>
         </w:rPr>
-        <w:hyperlink r:id="rId26" w:history="1">
+        <w:hyperlink r:id="rId25" w:history="1">
           <w:r>
             <w:rPr>
               <w:rStyle w:val="Hyperlink"/>
@@ -3095,7 +3076,7 @@
           <w:sz w:val="24"/>
           <w:u w:val="single"/>
         </w:rPr>
-        <w:hyperlink r:id="rId26" w:history="1">
+        <w:hyperlink r:id="rId25" w:history="1">
           <w:r>
             <w:rPr>
               <w:rStyle w:val="Hyperlink"/>
@@ -3116,7 +3097,7 @@
           <w:sz w:val="24"/>
           <w:u w:val="single"/>
         </w:rPr>
-        <w:hyperlink r:id="rId26" w:history="1">
+        <w:hyperlink r:id="rId25" w:history="1">
           <w:r>
             <w:rPr>
               <w:rStyle w:val="Hyperlink"/>
@@ -3134,7 +3115,7 @@
           <w:sz w:val="24"/>
           <w:u w:val="single"/>
         </w:rPr>
-        <w:hyperlink r:id="rId26" w:history="1">
+        <w:hyperlink r:id="rId25" w:history="1">
           <w:r>
             <w:rPr>
               <w:rStyle w:val="Hyperlink"/>
@@ -3152,7 +3133,7 @@
           <w:sz w:val="24"/>
           <w:u w:val="single"/>
         </w:rPr>
-        <w:hyperlink r:id="rId26" w:history="1">
+        <w:hyperlink r:id="rId25" w:history="1">
           <w:r>
             <w:rPr>
               <w:rStyle w:val="Hyperlink"/>
@@ -3170,7 +3151,7 @@
           <w:sz w:val="24"/>
           <w:u w:val="single"/>
         </w:rPr>
-        <w:hyperlink r:id="rId26" w:history="1">
+        <w:hyperlink r:id="rId25" w:history="1">
           <w:r>
             <w:rPr>
               <w:rStyle w:val="Hyperlink"/>
@@ -3188,7 +3169,7 @@
           <w:sz w:val="24"/>
           <w:u w:val="single"/>
         </w:rPr>
-        <w:hyperlink r:id="rId26" w:history="1">
+        <w:hyperlink r:id="rId25" w:history="1">
           <w:r>
             <w:rPr>
               <w:rStyle w:val="Hyperlink"/>
@@ -3216,7 +3197,7 @@
           <w:sz w:val="24"/>
           <w:u w:val="single"/>
         </w:rPr>
-        <w:hyperlink r:id="rId26" w:history="1">
+        <w:hyperlink r:id="rId25" w:history="1">
           <w:r>
             <w:rPr>
               <w:rStyle w:val="Hyperlink"/>
@@ -3317,7 +3298,7 @@
           <w:sz w:val="24"/>
           <w:u w:val="single"/>
         </w:rPr>
-        <w:hyperlink r:id="rId27" w:history="1">
+        <w:hyperlink r:id="rId26" w:history="1">
           <w:r>
             <w:rPr>
               <w:rStyle w:val="Hyperlink"/>
@@ -3335,7 +3316,7 @@
           <w:sz w:val="24"/>
           <w:u w:val="single"/>
         </w:rPr>
-        <w:hyperlink r:id="rId27" w:history="1">
+        <w:hyperlink r:id="rId26" w:history="1">
           <w:r>
             <w:rPr>
               <w:rStyle w:val="Hyperlink"/>
@@ -3353,7 +3334,7 @@
           <w:sz w:val="24"/>
           <w:u w:val="single"/>
         </w:rPr>
-        <w:hyperlink r:id="rId27" w:history="1">
+        <w:hyperlink r:id="rId26" w:history="1">
           <w:r>
             <w:rPr>
               <w:rStyle w:val="Hyperlink"/>
@@ -3371,7 +3352,7 @@
           <w:sz w:val="24"/>
           <w:u w:val="single"/>
         </w:rPr>
-        <w:hyperlink r:id="rId27" w:history="1">
+        <w:hyperlink r:id="rId26" w:history="1">
           <w:r>
             <w:rPr>
               <w:rStyle w:val="Hyperlink"/>
@@ -3389,7 +3370,7 @@
           <w:sz w:val="24"/>
           <w:u w:val="single"/>
         </w:rPr>
-        <w:hyperlink r:id="rId27" w:history="1">
+        <w:hyperlink r:id="rId26" w:history="1">
           <w:r>
             <w:rPr>
               <w:rStyle w:val="Hyperlink"/>
@@ -3407,7 +3388,7 @@
           <w:sz w:val="24"/>
           <w:u w:val="single"/>
         </w:rPr>
-        <w:hyperlink r:id="rId27" w:history="1">
+        <w:hyperlink r:id="rId26" w:history="1">
           <w:r>
             <w:rPr>
               <w:rStyle w:val="Hyperlink"/>

--- a/EXPORTS/DOCX/published/niveau3/English/NZG.docx
+++ b/EXPORTS/DOCX/published/niveau3/English/NZG.docx
@@ -554,14 +554,7 @@
           <w:color w:val="000000"/>
           <w:sz w:val="24"/>
         </w:rPr>
-        <w:hyperlink r:id="rId10" w:history="1">
-          <w:r>
-            <w:rPr>
-              <w:rStyle w:val="Hyperlink"/>
-            </w:rPr>
-            <w:t xml:space="preserve">r </w:t>
-          </w:r>
-        </w:hyperlink>
+        <w:t xml:space="preserve">r </w:t>
       </w:r>
       <w:r>
         <w:rPr>
@@ -572,7 +565,7 @@
           <w:sz w:val="24"/>
           <w:u w:val="single"/>
         </w:rPr>
-        <w:hyperlink r:id="rId10" w:history="1">
+        <w:hyperlink r:id="rId12" w:history="1">
           <w:r>
             <w:rPr>
               <w:rStyle w:val="Hyperlink"/>
@@ -588,8 +581,26 @@
           <w:i w:val="0"/>
           <w:color w:val="0000FF"/>
           <w:sz w:val="24"/>
+          <w:u w:val="single"/>
         </w:rPr>
-        <w:t>tch E</w:t>
+        <w:hyperlink r:id="rId12" w:history="1">
+          <w:r>
+            <w:rPr>
+              <w:rStyle w:val="Hyperlink"/>
+            </w:rPr>
+            <w:t>tch</w:t>
+          </w:r>
+        </w:hyperlink>
+      </w:r>
+      <w:r>
+        <w:rPr>
+          <w:rFonts w:ascii="Charis SIL Regular" w:hAnsi="Charis SIL Regular" w:eastAsia="Charis SIL Regular"/>
+          <w:b w:val="0"/>
+          <w:i w:val="0"/>
+          <w:color w:val="0000FF"/>
+          <w:sz w:val="24"/>
+        </w:rPr>
+        <w:t xml:space="preserve"> E</w:t>
       </w:r>
       <w:r>
         <w:rPr>
@@ -2541,7 +2552,7 @@
           <w:sz w:val="24"/>
           <w:u w:val="single"/>
         </w:rPr>
-        <w:hyperlink r:id="rId20" w:history="1">
+        <w:hyperlink r:id="rId21" w:history="1">
           <w:r>
             <w:rPr>
               <w:rStyle w:val="Hyperlink"/>
@@ -2558,14 +2569,7 @@
           <w:color w:val="000000"/>
           <w:sz w:val="24"/>
         </w:rPr>
-        <w:hyperlink r:id="rId20" w:history="1">
-          <w:r>
-            <w:rPr>
-              <w:rStyle w:val="Hyperlink"/>
-            </w:rPr>
-            <w:t xml:space="preserve">, </w:t>
-          </w:r>
-        </w:hyperlink>
+        <w:t xml:space="preserve">, </w:t>
       </w:r>
       <w:r>
         <w:rPr>
@@ -2576,7 +2580,7 @@
           <w:sz w:val="24"/>
           <w:u w:val="single"/>
         </w:rPr>
-        <w:hyperlink r:id="rId20" w:history="1">
+        <w:hyperlink r:id="rId22" w:history="1">
           <w:r>
             <w:rPr>
               <w:rStyle w:val="Hyperlink"/>
@@ -2605,7 +2609,7 @@
           <w:sz w:val="24"/>
           <w:u w:val="single"/>
         </w:rPr>
-        <w:hyperlink r:id="rId20" w:history="1">
+        <w:hyperlink r:id="rId22" w:history="1">
           <w:r>
             <w:rPr>
               <w:rStyle w:val="Hyperlink"/>
@@ -2623,7 +2627,7 @@
           <w:sz w:val="24"/>
           <w:u w:val="single"/>
         </w:rPr>
-        <w:hyperlink r:id="rId20" w:history="1">
+        <w:hyperlink r:id="rId22" w:history="1">
           <w:r>
             <w:rPr>
               <w:rStyle w:val="Hyperlink"/>
@@ -2721,7 +2725,7 @@
           <w:sz w:val="24"/>
           <w:u w:val="single"/>
         </w:rPr>
-        <w:hyperlink r:id="rId22" w:history="1">
+        <w:hyperlink r:id="rId23" w:history="1">
           <w:r>
             <w:rPr>
               <w:rStyle w:val="Hyperlink"/>
@@ -2739,7 +2743,7 @@
           <w:sz w:val="24"/>
           <w:u w:val="single"/>
         </w:rPr>
-        <w:hyperlink r:id="rId22" w:history="1">
+        <w:hyperlink r:id="rId23" w:history="1">
           <w:r>
             <w:rPr>
               <w:rStyle w:val="Hyperlink"/>
@@ -2757,7 +2761,7 @@
           <w:sz w:val="24"/>
           <w:u w:val="single"/>
         </w:rPr>
-        <w:hyperlink r:id="rId22" w:history="1">
+        <w:hyperlink r:id="rId23" w:history="1">
           <w:r>
             <w:rPr>
               <w:rStyle w:val="Hyperlink"/>
@@ -2775,7 +2779,7 @@
           <w:sz w:val="24"/>
           <w:u w:val="single"/>
         </w:rPr>
-        <w:hyperlink r:id="rId22" w:history="1">
+        <w:hyperlink r:id="rId23" w:history="1">
           <w:r>
             <w:rPr>
               <w:rStyle w:val="Hyperlink"/>
@@ -2803,7 +2807,7 @@
           <w:sz w:val="24"/>
           <w:u w:val="single"/>
         </w:rPr>
-        <w:hyperlink r:id="rId23" w:history="1">
+        <w:hyperlink r:id="rId24" w:history="1">
           <w:r>
             <w:rPr>
               <w:rStyle w:val="Hyperlink"/>
@@ -2856,7 +2860,14 @@
           <w:color w:val="000000"/>
           <w:sz w:val="24"/>
         </w:rPr>
-        <w:t xml:space="preserve">, </w:t>
+        <w:hyperlink r:id="rId23" w:history="1">
+          <w:r>
+            <w:rPr>
+              <w:rStyle w:val="Hyperlink"/>
+            </w:rPr>
+            <w:t xml:space="preserve">, </w:t>
+          </w:r>
+        </w:hyperlink>
       </w:r>
       <w:r>
         <w:rPr>
@@ -2867,7 +2878,7 @@
           <w:sz w:val="24"/>
           <w:u w:val="single"/>
         </w:rPr>
-        <w:hyperlink r:id="rId24" w:history="1">
+        <w:hyperlink r:id="rId25" w:history="1">
           <w:r>
             <w:rPr>
               <w:rStyle w:val="Hyperlink"/>
@@ -2896,7 +2907,7 @@
           <w:sz w:val="24"/>
           <w:u w:val="single"/>
         </w:rPr>
-        <w:hyperlink r:id="rId24" w:history="1">
+        <w:hyperlink r:id="rId25" w:history="1">
           <w:r>
             <w:rPr>
               <w:rStyle w:val="Hyperlink"/>
@@ -2914,7 +2925,7 @@
           <w:sz w:val="24"/>
           <w:u w:val="single"/>
         </w:rPr>
-        <w:hyperlink r:id="rId22" w:history="1">
+        <w:hyperlink r:id="rId25" w:history="1">
           <w:r>
             <w:rPr>
               <w:rStyle w:val="Hyperlink"/>
@@ -3022,7 +3033,7 @@
           <w:sz w:val="24"/>
           <w:u w:val="single"/>
         </w:rPr>
-        <w:hyperlink r:id="rId25" w:history="1">
+        <w:hyperlink r:id="rId26" w:history="1">
           <w:r>
             <w:rPr>
               <w:rStyle w:val="Hyperlink"/>
@@ -3040,7 +3051,7 @@
           <w:sz w:val="24"/>
           <w:u w:val="single"/>
         </w:rPr>
-        <w:hyperlink r:id="rId25" w:history="1">
+        <w:hyperlink r:id="rId26" w:history="1">
           <w:r>
             <w:rPr>
               <w:rStyle w:val="Hyperlink"/>
@@ -3058,7 +3069,7 @@
           <w:sz w:val="24"/>
           <w:u w:val="single"/>
         </w:rPr>
-        <w:hyperlink r:id="rId25" w:history="1">
+        <w:hyperlink r:id="rId26" w:history="1">
           <w:r>
             <w:rPr>
               <w:rStyle w:val="Hyperlink"/>
@@ -3076,7 +3087,7 @@
           <w:sz w:val="24"/>
           <w:u w:val="single"/>
         </w:rPr>
-        <w:hyperlink r:id="rId25" w:history="1">
+        <w:hyperlink r:id="rId26" w:history="1">
           <w:r>
             <w:rPr>
               <w:rStyle w:val="Hyperlink"/>
@@ -3097,7 +3108,7 @@
           <w:sz w:val="24"/>
           <w:u w:val="single"/>
         </w:rPr>
-        <w:hyperlink r:id="rId25" w:history="1">
+        <w:hyperlink r:id="rId26" w:history="1">
           <w:r>
             <w:rPr>
               <w:rStyle w:val="Hyperlink"/>
@@ -3115,7 +3126,7 @@
           <w:sz w:val="24"/>
           <w:u w:val="single"/>
         </w:rPr>
-        <w:hyperlink r:id="rId25" w:history="1">
+        <w:hyperlink r:id="rId26" w:history="1">
           <w:r>
             <w:rPr>
               <w:rStyle w:val="Hyperlink"/>
@@ -3133,7 +3144,7 @@
           <w:sz w:val="24"/>
           <w:u w:val="single"/>
         </w:rPr>
-        <w:hyperlink r:id="rId25" w:history="1">
+        <w:hyperlink r:id="rId26" w:history="1">
           <w:r>
             <w:rPr>
               <w:rStyle w:val="Hyperlink"/>
@@ -3151,7 +3162,7 @@
           <w:sz w:val="24"/>
           <w:u w:val="single"/>
         </w:rPr>
-        <w:hyperlink r:id="rId25" w:history="1">
+        <w:hyperlink r:id="rId26" w:history="1">
           <w:r>
             <w:rPr>
               <w:rStyle w:val="Hyperlink"/>
@@ -3169,7 +3180,7 @@
           <w:sz w:val="24"/>
           <w:u w:val="single"/>
         </w:rPr>
-        <w:hyperlink r:id="rId25" w:history="1">
+        <w:hyperlink r:id="rId26" w:history="1">
           <w:r>
             <w:rPr>
               <w:rStyle w:val="Hyperlink"/>
@@ -3197,7 +3208,7 @@
           <w:sz w:val="24"/>
           <w:u w:val="single"/>
         </w:rPr>
-        <w:hyperlink r:id="rId25" w:history="1">
+        <w:hyperlink r:id="rId26" w:history="1">
           <w:r>
             <w:rPr>
               <w:rStyle w:val="Hyperlink"/>
@@ -3298,7 +3309,7 @@
           <w:sz w:val="24"/>
           <w:u w:val="single"/>
         </w:rPr>
-        <w:hyperlink r:id="rId26" w:history="1">
+        <w:hyperlink r:id="rId27" w:history="1">
           <w:r>
             <w:rPr>
               <w:rStyle w:val="Hyperlink"/>
@@ -3316,7 +3327,7 @@
           <w:sz w:val="24"/>
           <w:u w:val="single"/>
         </w:rPr>
-        <w:hyperlink r:id="rId26" w:history="1">
+        <w:hyperlink r:id="rId27" w:history="1">
           <w:r>
             <w:rPr>
               <w:rStyle w:val="Hyperlink"/>
@@ -3334,7 +3345,7 @@
           <w:sz w:val="24"/>
           <w:u w:val="single"/>
         </w:rPr>
-        <w:hyperlink r:id="rId26" w:history="1">
+        <w:hyperlink r:id="rId27" w:history="1">
           <w:r>
             <w:rPr>
               <w:rStyle w:val="Hyperlink"/>
@@ -3352,7 +3363,7 @@
           <w:sz w:val="24"/>
           <w:u w:val="single"/>
         </w:rPr>
-        <w:hyperlink r:id="rId26" w:history="1">
+        <w:hyperlink r:id="rId27" w:history="1">
           <w:r>
             <w:rPr>
               <w:rStyle w:val="Hyperlink"/>
@@ -3370,7 +3381,7 @@
           <w:sz w:val="24"/>
           <w:u w:val="single"/>
         </w:rPr>
-        <w:hyperlink r:id="rId26" w:history="1">
+        <w:hyperlink r:id="rId27" w:history="1">
           <w:r>
             <w:rPr>
               <w:rStyle w:val="Hyperlink"/>
@@ -3388,7 +3399,7 @@
           <w:sz w:val="24"/>
           <w:u w:val="single"/>
         </w:rPr>
-        <w:hyperlink r:id="rId26" w:history="1">
+        <w:hyperlink r:id="rId27" w:history="1">
           <w:r>
             <w:rPr>
               <w:rStyle w:val="Hyperlink"/>

--- a/EXPORTS/DOCX/published/niveau3/English/NZG.docx
+++ b/EXPORTS/DOCX/published/niveau3/English/NZG.docx
@@ -554,7 +554,14 @@
           <w:color w:val="000000"/>
           <w:sz w:val="24"/>
         </w:rPr>
-        <w:t xml:space="preserve">r </w:t>
+        <w:hyperlink r:id="rId10" w:history="1">
+          <w:r>
+            <w:rPr>
+              <w:rStyle w:val="Hyperlink"/>
+            </w:rPr>
+            <w:t xml:space="preserve">r </w:t>
+          </w:r>
+        </w:hyperlink>
       </w:r>
       <w:r>
         <w:rPr>
@@ -565,7 +572,7 @@
           <w:sz w:val="24"/>
           <w:u w:val="single"/>
         </w:rPr>
-        <w:hyperlink r:id="rId12" w:history="1">
+        <w:hyperlink r:id="rId10" w:history="1">
           <w:r>
             <w:rPr>
               <w:rStyle w:val="Hyperlink"/>
@@ -2014,7 +2021,7 @@
           <w:sz w:val="24"/>
           <w:u w:val="single"/>
         </w:rPr>
-        <w:hyperlink r:id="rId17" w:history="1">
+        <w:hyperlink r:id="rId18" w:history="1">
           <w:r>
             <w:rPr>
               <w:rStyle w:val="Hyperlink"/>
@@ -2032,7 +2039,7 @@
           <w:sz w:val="24"/>
           <w:u w:val="single"/>
         </w:rPr>
-        <w:hyperlink r:id="rId17" w:history="1">
+        <w:hyperlink r:id="rId18" w:history="1">
           <w:r>
             <w:rPr>
               <w:rStyle w:val="Hyperlink"/>
@@ -2534,7 +2541,7 @@
           <w:sz w:val="24"/>
           <w:u w:val="single"/>
         </w:rPr>
-        <w:hyperlink r:id="rId21" w:history="1">
+        <w:hyperlink r:id="rId20" w:history="1">
           <w:r>
             <w:rPr>
               <w:rStyle w:val="Hyperlink"/>
@@ -2552,7 +2559,7 @@
           <w:sz w:val="24"/>
           <w:u w:val="single"/>
         </w:rPr>
-        <w:hyperlink r:id="rId21" w:history="1">
+        <w:hyperlink r:id="rId20" w:history="1">
           <w:r>
             <w:rPr>
               <w:rStyle w:val="Hyperlink"/>
@@ -2569,7 +2576,14 @@
           <w:color w:val="000000"/>
           <w:sz w:val="24"/>
         </w:rPr>
-        <w:t xml:space="preserve">, </w:t>
+        <w:hyperlink r:id="rId20" w:history="1">
+          <w:r>
+            <w:rPr>
+              <w:rStyle w:val="Hyperlink"/>
+            </w:rPr>
+            <w:t xml:space="preserve">, </w:t>
+          </w:r>
+        </w:hyperlink>
       </w:r>
       <w:r>
         <w:rPr>
@@ -2878,7 +2892,7 @@
           <w:sz w:val="24"/>
           <w:u w:val="single"/>
         </w:rPr>
-        <w:hyperlink r:id="rId25" w:history="1">
+        <w:hyperlink r:id="rId23" w:history="1">
           <w:r>
             <w:rPr>
               <w:rStyle w:val="Hyperlink"/>

--- a/EXPORTS/DOCX/published/niveau3/English/NZG.docx
+++ b/EXPORTS/DOCX/published/niveau3/English/NZG.docx
@@ -543,25 +543,7 @@
           <w:color w:val="000000"/>
           <w:sz w:val="24"/>
         </w:rPr>
-        <w:t>were also active in other areas within the forme</w:t>
-      </w:r>
-      <w:r>
-        <w:rPr>
-          <w:u w:val="single" w:color="0000ff"/>
-          <w:rFonts w:ascii="Charis SIL Regular" w:hAnsi="Charis SIL Regular" w:eastAsia="Charis SIL Regular"/>
-          <w:b w:val="0"/>
-          <w:i w:val="0"/>
-          <w:color w:val="000000"/>
-          <w:sz w:val="24"/>
-        </w:rPr>
-        <w:hyperlink r:id="rId10" w:history="1">
-          <w:r>
-            <w:rPr>
-              <w:rStyle w:val="Hyperlink"/>
-            </w:rPr>
-            <w:t xml:space="preserve">r </w:t>
-          </w:r>
-        </w:hyperlink>
+        <w:t xml:space="preserve">were also active in other areas within the former </w:t>
       </w:r>
       <w:r>
         <w:rPr>
@@ -572,7 +554,7 @@
           <w:sz w:val="24"/>
           <w:u w:val="single"/>
         </w:rPr>
-        <w:hyperlink r:id="rId10" w:history="1">
+        <w:hyperlink r:id="rId12" w:history="1">
           <w:r>
             <w:rPr>
               <w:rStyle w:val="Hyperlink"/>
@@ -606,27 +588,8 @@
           <w:i w:val="0"/>
           <w:color w:val="0000FF"/>
           <w:sz w:val="24"/>
-          <w:u w:val="single"/>
         </w:rPr>
-        <w:t xml:space="preserve"> </w:t>
-      </w:r>
-      <w:r>
-        <w:rPr>
-          <w:rFonts w:ascii="Charis SIL Regular" w:hAnsi="Charis SIL Regular" w:eastAsia="Charis SIL Regular"/>
-          <w:b w:val="0"/>
-          <w:i w:val="0"/>
-          <w:color w:val="0000FF"/>
-          <w:sz w:val="24"/>
-          <w:u w:val="single"/>
-        </w:rPr>
-        <w:hyperlink r:id="rId12" w:history="1">
-          <w:r>
-            <w:rPr>
-              <w:rStyle w:val="Hyperlink"/>
-            </w:rPr>
-            <w:t>E</w:t>
-          </w:r>
-        </w:hyperlink>
+        <w:t xml:space="preserve"> E</w:t>
       </w:r>
       <w:r>
         <w:rPr>
@@ -666,7 +629,7 @@
           <w:sz w:val="24"/>
           <w:u w:val="single"/>
         </w:rPr>
-        <w:hyperlink r:id="rId12" w:history="1">
+        <w:hyperlink r:id="rId11" w:history="1">
           <w:r>
             <w:rPr>
               <w:rStyle w:val="Hyperlink"/>
@@ -2058,7 +2021,7 @@
           <w:sz w:val="24"/>
           <w:u w:val="single"/>
         </w:rPr>
-        <w:hyperlink r:id="rId18" w:history="1">
+        <w:hyperlink r:id="rId17" w:history="1">
           <w:r>
             <w:rPr>
               <w:rStyle w:val="Hyperlink"/>
@@ -2595,14 +2558,7 @@
           <w:color w:val="000000"/>
           <w:sz w:val="24"/>
         </w:rPr>
-        <w:hyperlink r:id="rId20" w:history="1">
-          <w:r>
-            <w:rPr>
-              <w:rStyle w:val="Hyperlink"/>
-            </w:rPr>
-            <w:t xml:space="preserve">, </w:t>
-          </w:r>
-        </w:hyperlink>
+        <w:t xml:space="preserve">, </w:t>
       </w:r>
       <w:r>
         <w:rPr>
@@ -2858,7 +2814,7 @@
           <w:sz w:val="24"/>
           <w:u w:val="single"/>
         </w:rPr>
-        <w:hyperlink r:id="rId23" w:history="1">
+        <w:hyperlink r:id="rId22" w:history="1">
           <w:r>
             <w:rPr>
               <w:rStyle w:val="Hyperlink"/>

--- a/EXPORTS/DOCX/published/niveau3/English/NZG.docx
+++ b/EXPORTS/DOCX/published/niveau3/English/NZG.docx
@@ -617,7 +617,6 @@
           <w:i w:val="0"/>
           <w:color w:val="0000FF"/>
           <w:sz w:val="24"/>
-          <w:u w:val="single"/>
         </w:rPr>
         <w:hyperlink r:id="rId12" w:history="1">
           <w:r>
@@ -637,7 +636,7 @@
           <w:sz w:val="24"/>
           <w:u w:val="single"/>
         </w:rPr>
-        <w:hyperlink r:id="rId12" w:history="1">
+        <w:hyperlink r:id="rId11" w:history="1">
           <w:r>
             <w:rPr>
               <w:rStyle w:val="Hyperlink"/>
@@ -666,7 +665,7 @@
           <w:sz w:val="24"/>
           <w:u w:val="single"/>
         </w:rPr>
-        <w:hyperlink r:id="rId12" w:history="1">
+        <w:hyperlink r:id="rId11" w:history="1">
           <w:r>
             <w:rPr>
               <w:rStyle w:val="Hyperlink"/>
@@ -2058,7 +2057,7 @@
           <w:sz w:val="24"/>
           <w:u w:val="single"/>
         </w:rPr>
-        <w:hyperlink r:id="rId18" w:history="1">
+        <w:hyperlink r:id="rId17" w:history="1">
           <w:r>
             <w:rPr>
               <w:rStyle w:val="Hyperlink"/>
@@ -2578,7 +2577,7 @@
           <w:sz w:val="24"/>
           <w:u w:val="single"/>
         </w:rPr>
-        <w:hyperlink r:id="rId21" w:history="1">
+        <w:hyperlink r:id="rId20" w:history="1">
           <w:r>
             <w:rPr>
               <w:rStyle w:val="Hyperlink"/>
@@ -2589,14 +2588,20 @@
       </w:r>
       <w:r>
         <w:rPr>
-          <w:u w:val="single" w:color="0000ff"/>
           <w:rFonts w:ascii="Charis SIL Regular" w:hAnsi="Charis SIL Regular" w:eastAsia="Charis SIL Regular"/>
           <w:b w:val="0"/>
           <w:i w:val="0"/>
           <w:color w:val="000000"/>
           <w:sz w:val="24"/>
         </w:rPr>
-        <w:t xml:space="preserve">, </w:t>
+        <w:hyperlink r:id="rId20" w:history="1">
+          <w:r>
+            <w:rPr>
+              <w:rStyle w:val="Hyperlink"/>
+            </w:rPr>
+            <w:t xml:space="preserve">, </w:t>
+          </w:r>
+        </w:hyperlink>
       </w:r>
       <w:r>
         <w:rPr>
@@ -2607,7 +2612,7 @@
           <w:sz w:val="24"/>
           <w:u w:val="single"/>
         </w:rPr>
-        <w:hyperlink r:id="rId22" w:history="1">
+        <w:hyperlink r:id="rId20" w:history="1">
           <w:r>
             <w:rPr>
               <w:rStyle w:val="Hyperlink"/>
@@ -2636,7 +2641,7 @@
           <w:sz w:val="24"/>
           <w:u w:val="single"/>
         </w:rPr>
-        <w:hyperlink r:id="rId22" w:history="1">
+        <w:hyperlink r:id="rId20" w:history="1">
           <w:r>
             <w:rPr>
               <w:rStyle w:val="Hyperlink"/>
@@ -2654,7 +2659,7 @@
           <w:sz w:val="24"/>
           <w:u w:val="single"/>
         </w:rPr>
-        <w:hyperlink r:id="rId22" w:history="1">
+        <w:hyperlink r:id="rId20" w:history="1">
           <w:r>
             <w:rPr>
               <w:rStyle w:val="Hyperlink"/>
@@ -2752,7 +2757,7 @@
           <w:sz w:val="24"/>
           <w:u w:val="single"/>
         </w:rPr>
-        <w:hyperlink r:id="rId23" w:history="1">
+        <w:hyperlink r:id="rId22" w:history="1">
           <w:r>
             <w:rPr>
               <w:rStyle w:val="Hyperlink"/>
@@ -2770,7 +2775,7 @@
           <w:sz w:val="24"/>
           <w:u w:val="single"/>
         </w:rPr>
-        <w:hyperlink r:id="rId23" w:history="1">
+        <w:hyperlink r:id="rId22" w:history="1">
           <w:r>
             <w:rPr>
               <w:rStyle w:val="Hyperlink"/>
@@ -2788,7 +2793,7 @@
           <w:sz w:val="24"/>
           <w:u w:val="single"/>
         </w:rPr>
-        <w:hyperlink r:id="rId23" w:history="1">
+        <w:hyperlink r:id="rId22" w:history="1">
           <w:r>
             <w:rPr>
               <w:rStyle w:val="Hyperlink"/>
@@ -2806,7 +2811,7 @@
           <w:sz w:val="24"/>
           <w:u w:val="single"/>
         </w:rPr>
-        <w:hyperlink r:id="rId23" w:history="1">
+        <w:hyperlink r:id="rId22" w:history="1">
           <w:r>
             <w:rPr>
               <w:rStyle w:val="Hyperlink"/>
@@ -2834,7 +2839,7 @@
           <w:sz w:val="24"/>
           <w:u w:val="single"/>
         </w:rPr>
-        <w:hyperlink r:id="rId24" w:history="1">
+        <w:hyperlink r:id="rId23" w:history="1">
           <w:r>
             <w:rPr>
               <w:rStyle w:val="Hyperlink"/>
@@ -2887,14 +2892,7 @@
           <w:color w:val="000000"/>
           <w:sz w:val="24"/>
         </w:rPr>
-        <w:hyperlink r:id="rId23" w:history="1">
-          <w:r>
-            <w:rPr>
-              <w:rStyle w:val="Hyperlink"/>
-            </w:rPr>
-            <w:t xml:space="preserve">, </w:t>
-          </w:r>
-        </w:hyperlink>
+        <w:t xml:space="preserve">, </w:t>
       </w:r>
       <w:r>
         <w:rPr>
@@ -2905,7 +2903,7 @@
           <w:sz w:val="24"/>
           <w:u w:val="single"/>
         </w:rPr>
-        <w:hyperlink r:id="rId25" w:history="1">
+        <w:hyperlink r:id="rId24" w:history="1">
           <w:r>
             <w:rPr>
               <w:rStyle w:val="Hyperlink"/>
@@ -2934,7 +2932,7 @@
           <w:sz w:val="24"/>
           <w:u w:val="single"/>
         </w:rPr>
-        <w:hyperlink r:id="rId25" w:history="1">
+        <w:hyperlink r:id="rId24" w:history="1">
           <w:r>
             <w:rPr>
               <w:rStyle w:val="Hyperlink"/>
@@ -2952,7 +2950,7 @@
           <w:sz w:val="24"/>
           <w:u w:val="single"/>
         </w:rPr>
-        <w:hyperlink r:id="rId25" w:history="1">
+        <w:hyperlink r:id="rId22" w:history="1">
           <w:r>
             <w:rPr>
               <w:rStyle w:val="Hyperlink"/>
@@ -3060,7 +3058,7 @@
           <w:sz w:val="24"/>
           <w:u w:val="single"/>
         </w:rPr>
-        <w:hyperlink r:id="rId26" w:history="1">
+        <w:hyperlink r:id="rId25" w:history="1">
           <w:r>
             <w:rPr>
               <w:rStyle w:val="Hyperlink"/>
@@ -3078,7 +3076,7 @@
           <w:sz w:val="24"/>
           <w:u w:val="single"/>
         </w:rPr>
-        <w:hyperlink r:id="rId26" w:history="1">
+        <w:hyperlink r:id="rId25" w:history="1">
           <w:r>
             <w:rPr>
               <w:rStyle w:val="Hyperlink"/>
@@ -3096,7 +3094,7 @@
           <w:sz w:val="24"/>
           <w:u w:val="single"/>
         </w:rPr>
-        <w:hyperlink r:id="rId26" w:history="1">
+        <w:hyperlink r:id="rId25" w:history="1">
           <w:r>
             <w:rPr>
               <w:rStyle w:val="Hyperlink"/>
@@ -3114,7 +3112,7 @@
           <w:sz w:val="24"/>
           <w:u w:val="single"/>
         </w:rPr>
-        <w:hyperlink r:id="rId26" w:history="1">
+        <w:hyperlink r:id="rId25" w:history="1">
           <w:r>
             <w:rPr>
               <w:rStyle w:val="Hyperlink"/>
@@ -3135,7 +3133,7 @@
           <w:sz w:val="24"/>
           <w:u w:val="single"/>
         </w:rPr>
-        <w:hyperlink r:id="rId26" w:history="1">
+        <w:hyperlink r:id="rId25" w:history="1">
           <w:r>
             <w:rPr>
               <w:rStyle w:val="Hyperlink"/>
@@ -3153,7 +3151,7 @@
           <w:sz w:val="24"/>
           <w:u w:val="single"/>
         </w:rPr>
-        <w:hyperlink r:id="rId26" w:history="1">
+        <w:hyperlink r:id="rId25" w:history="1">
           <w:r>
             <w:rPr>
               <w:rStyle w:val="Hyperlink"/>
@@ -3171,7 +3169,7 @@
           <w:sz w:val="24"/>
           <w:u w:val="single"/>
         </w:rPr>
-        <w:hyperlink r:id="rId26" w:history="1">
+        <w:hyperlink r:id="rId25" w:history="1">
           <w:r>
             <w:rPr>
               <w:rStyle w:val="Hyperlink"/>
@@ -3189,7 +3187,7 @@
           <w:sz w:val="24"/>
           <w:u w:val="single"/>
         </w:rPr>
-        <w:hyperlink r:id="rId26" w:history="1">
+        <w:hyperlink r:id="rId25" w:history="1">
           <w:r>
             <w:rPr>
               <w:rStyle w:val="Hyperlink"/>
@@ -3207,7 +3205,7 @@
           <w:sz w:val="24"/>
           <w:u w:val="single"/>
         </w:rPr>
-        <w:hyperlink r:id="rId26" w:history="1">
+        <w:hyperlink r:id="rId25" w:history="1">
           <w:r>
             <w:rPr>
               <w:rStyle w:val="Hyperlink"/>
@@ -3235,7 +3233,7 @@
           <w:sz w:val="24"/>
           <w:u w:val="single"/>
         </w:rPr>
-        <w:hyperlink r:id="rId26" w:history="1">
+        <w:hyperlink r:id="rId25" w:history="1">
           <w:r>
             <w:rPr>
               <w:rStyle w:val="Hyperlink"/>
@@ -3336,7 +3334,7 @@
           <w:sz w:val="24"/>
           <w:u w:val="single"/>
         </w:rPr>
-        <w:hyperlink r:id="rId27" w:history="1">
+        <w:hyperlink r:id="rId26" w:history="1">
           <w:r>
             <w:rPr>
               <w:rStyle w:val="Hyperlink"/>
@@ -3354,7 +3352,7 @@
           <w:sz w:val="24"/>
           <w:u w:val="single"/>
         </w:rPr>
-        <w:hyperlink r:id="rId27" w:history="1">
+        <w:hyperlink r:id="rId26" w:history="1">
           <w:r>
             <w:rPr>
               <w:rStyle w:val="Hyperlink"/>
@@ -3372,7 +3370,7 @@
           <w:sz w:val="24"/>
           <w:u w:val="single"/>
         </w:rPr>
-        <w:hyperlink r:id="rId27" w:history="1">
+        <w:hyperlink r:id="rId26" w:history="1">
           <w:r>
             <w:rPr>
               <w:rStyle w:val="Hyperlink"/>
@@ -3390,7 +3388,7 @@
           <w:sz w:val="24"/>
           <w:u w:val="single"/>
         </w:rPr>
-        <w:hyperlink r:id="rId27" w:history="1">
+        <w:hyperlink r:id="rId26" w:history="1">
           <w:r>
             <w:rPr>
               <w:rStyle w:val="Hyperlink"/>
@@ -3408,7 +3406,7 @@
           <w:sz w:val="24"/>
           <w:u w:val="single"/>
         </w:rPr>
-        <w:hyperlink r:id="rId27" w:history="1">
+        <w:hyperlink r:id="rId26" w:history="1">
           <w:r>
             <w:rPr>
               <w:rStyle w:val="Hyperlink"/>
@@ -3426,7 +3424,7 @@
           <w:sz w:val="24"/>
           <w:u w:val="single"/>
         </w:rPr>
-        <w:hyperlink r:id="rId27" w:history="1">
+        <w:hyperlink r:id="rId26" w:history="1">
           <w:r>
             <w:rPr>
               <w:rStyle w:val="Hyperlink"/>

--- a/EXPORTS/DOCX/published/niveau3/English/NZG.docx
+++ b/EXPORTS/DOCX/published/niveau3/English/NZG.docx
@@ -636,7 +636,7 @@
           <w:sz w:val="24"/>
           <w:u w:val="single"/>
         </w:rPr>
-        <w:hyperlink r:id="rId11" w:history="1">
+        <w:hyperlink r:id="rId12" w:history="1">
           <w:r>
             <w:rPr>
               <w:rStyle w:val="Hyperlink"/>
@@ -665,7 +665,7 @@
           <w:sz w:val="24"/>
           <w:u w:val="single"/>
         </w:rPr>
-        <w:hyperlink r:id="rId11" w:history="1">
+        <w:hyperlink r:id="rId12" w:history="1">
           <w:r>
             <w:rPr>
               <w:rStyle w:val="Hyperlink"/>
@@ -2559,7 +2559,7 @@
           <w:sz w:val="24"/>
           <w:u w:val="single"/>
         </w:rPr>
-        <w:hyperlink r:id="rId21" w:history="1">
+        <w:hyperlink r:id="rId20" w:history="1">
           <w:r>
             <w:rPr>
               <w:rStyle w:val="Hyperlink"/>
@@ -2875,7 +2875,7 @@
           <w:sz w:val="24"/>
           <w:u w:val="single"/>
         </w:rPr>
-        <w:hyperlink r:id="rId23" w:history="1">
+        <w:hyperlink r:id="rId22" w:history="1">
           <w:r>
             <w:rPr>
               <w:rStyle w:val="Hyperlink"/>
@@ -2892,7 +2892,14 @@
           <w:color w:val="000000"/>
           <w:sz w:val="24"/>
         </w:rPr>
-        <w:t xml:space="preserve">, </w:t>
+        <w:hyperlink r:id="rId22" w:history="1">
+          <w:r>
+            <w:rPr>
+              <w:rStyle w:val="Hyperlink"/>
+            </w:rPr>
+            <w:t xml:space="preserve">, </w:t>
+          </w:r>
+        </w:hyperlink>
       </w:r>
       <w:r>
         <w:rPr>
@@ -2950,7 +2957,7 @@
           <w:sz w:val="24"/>
           <w:u w:val="single"/>
         </w:rPr>
-        <w:hyperlink r:id="rId22" w:history="1">
+        <w:hyperlink r:id="rId24" w:history="1">
           <w:r>
             <w:rPr>
               <w:rStyle w:val="Hyperlink"/>
@@ -3439,7 +3446,7 @@
         <w:autoSpaceDN w:val="0"/>
         <w:autoSpaceDE w:val="0"/>
         <w:widowControl/>
-        <w:spacing w:line="538" w:lineRule="exact" w:before="478" w:after="0"/>
+        <w:spacing w:line="538" w:lineRule="exact" w:before="458" w:after="0"/>
         <w:ind w:left="0" w:right="0" w:firstLine="0"/>
         <w:jc w:val="left"/>
       </w:pPr>

--- a/EXPORTS/DOCX/published/niveau3/English/NZG.docx
+++ b/EXPORTS/DOCX/published/niveau3/English/NZG.docx
@@ -606,26 +606,8 @@
           <w:i w:val="0"/>
           <w:color w:val="0000FF"/>
           <w:sz w:val="24"/>
-          <w:u w:val="single"/>
         </w:rPr>
-        <w:t xml:space="preserve"> </w:t>
-      </w:r>
-      <w:r>
-        <w:rPr>
-          <w:rFonts w:ascii="Charis SIL Regular" w:hAnsi="Charis SIL Regular" w:eastAsia="Charis SIL Regular"/>
-          <w:b w:val="0"/>
-          <w:i w:val="0"/>
-          <w:color w:val="0000FF"/>
-          <w:sz w:val="24"/>
-        </w:rPr>
-        <w:hyperlink r:id="rId12" w:history="1">
-          <w:r>
-            <w:rPr>
-              <w:rStyle w:val="Hyperlink"/>
-            </w:rPr>
-            <w:t>E</w:t>
-          </w:r>
-        </w:hyperlink>
+        <w:t xml:space="preserve"> E</w:t>
       </w:r>
       <w:r>
         <w:rPr>
@@ -636,7 +618,7 @@
           <w:sz w:val="24"/>
           <w:u w:val="single"/>
         </w:rPr>
-        <w:hyperlink r:id="rId12" w:history="1">
+        <w:hyperlink r:id="rId11" w:history="1">
           <w:r>
             <w:rPr>
               <w:rStyle w:val="Hyperlink"/>
@@ -2057,7 +2039,7 @@
           <w:sz w:val="24"/>
           <w:u w:val="single"/>
         </w:rPr>
-        <w:hyperlink r:id="rId17" w:history="1">
+        <w:hyperlink r:id="rId18" w:history="1">
           <w:r>
             <w:rPr>
               <w:rStyle w:val="Hyperlink"/>
@@ -2857,7 +2839,7 @@
           <w:sz w:val="24"/>
           <w:u w:val="single"/>
         </w:rPr>
-        <w:hyperlink r:id="rId23" w:history="1">
+        <w:hyperlink r:id="rId22" w:history="1">
           <w:r>
             <w:rPr>
               <w:rStyle w:val="Hyperlink"/>
@@ -2910,7 +2892,7 @@
           <w:sz w:val="24"/>
           <w:u w:val="single"/>
         </w:rPr>
-        <w:hyperlink r:id="rId24" w:history="1">
+        <w:hyperlink r:id="rId22" w:history="1">
           <w:r>
             <w:rPr>
               <w:rStyle w:val="Hyperlink"/>
@@ -2939,7 +2921,7 @@
           <w:sz w:val="24"/>
           <w:u w:val="single"/>
         </w:rPr>
-        <w:hyperlink r:id="rId24" w:history="1">
+        <w:hyperlink r:id="rId22" w:history="1">
           <w:r>
             <w:rPr>
               <w:rStyle w:val="Hyperlink"/>
@@ -2957,7 +2939,7 @@
           <w:sz w:val="24"/>
           <w:u w:val="single"/>
         </w:rPr>
-        <w:hyperlink r:id="rId24" w:history="1">
+        <w:hyperlink r:id="rId22" w:history="1">
           <w:r>
             <w:rPr>
               <w:rStyle w:val="Hyperlink"/>
@@ -3065,7 +3047,7 @@
           <w:sz w:val="24"/>
           <w:u w:val="single"/>
         </w:rPr>
-        <w:hyperlink r:id="rId25" w:history="1">
+        <w:hyperlink r:id="rId24" w:history="1">
           <w:r>
             <w:rPr>
               <w:rStyle w:val="Hyperlink"/>
@@ -3083,7 +3065,7 @@
           <w:sz w:val="24"/>
           <w:u w:val="single"/>
         </w:rPr>
-        <w:hyperlink r:id="rId25" w:history="1">
+        <w:hyperlink r:id="rId24" w:history="1">
           <w:r>
             <w:rPr>
               <w:rStyle w:val="Hyperlink"/>
@@ -3101,7 +3083,7 @@
           <w:sz w:val="24"/>
           <w:u w:val="single"/>
         </w:rPr>
-        <w:hyperlink r:id="rId25" w:history="1">
+        <w:hyperlink r:id="rId24" w:history="1">
           <w:r>
             <w:rPr>
               <w:rStyle w:val="Hyperlink"/>
@@ -3119,7 +3101,7 @@
           <w:sz w:val="24"/>
           <w:u w:val="single"/>
         </w:rPr>
-        <w:hyperlink r:id="rId25" w:history="1">
+        <w:hyperlink r:id="rId24" w:history="1">
           <w:r>
             <w:rPr>
               <w:rStyle w:val="Hyperlink"/>
@@ -3140,7 +3122,7 @@
           <w:sz w:val="24"/>
           <w:u w:val="single"/>
         </w:rPr>
-        <w:hyperlink r:id="rId25" w:history="1">
+        <w:hyperlink r:id="rId24" w:history="1">
           <w:r>
             <w:rPr>
               <w:rStyle w:val="Hyperlink"/>
@@ -3158,7 +3140,7 @@
           <w:sz w:val="24"/>
           <w:u w:val="single"/>
         </w:rPr>
-        <w:hyperlink r:id="rId25" w:history="1">
+        <w:hyperlink r:id="rId24" w:history="1">
           <w:r>
             <w:rPr>
               <w:rStyle w:val="Hyperlink"/>
@@ -3176,7 +3158,7 @@
           <w:sz w:val="24"/>
           <w:u w:val="single"/>
         </w:rPr>
-        <w:hyperlink r:id="rId25" w:history="1">
+        <w:hyperlink r:id="rId24" w:history="1">
           <w:r>
             <w:rPr>
               <w:rStyle w:val="Hyperlink"/>
@@ -3194,7 +3176,7 @@
           <w:sz w:val="24"/>
           <w:u w:val="single"/>
         </w:rPr>
-        <w:hyperlink r:id="rId25" w:history="1">
+        <w:hyperlink r:id="rId24" w:history="1">
           <w:r>
             <w:rPr>
               <w:rStyle w:val="Hyperlink"/>
@@ -3212,7 +3194,7 @@
           <w:sz w:val="24"/>
           <w:u w:val="single"/>
         </w:rPr>
-        <w:hyperlink r:id="rId25" w:history="1">
+        <w:hyperlink r:id="rId24" w:history="1">
           <w:r>
             <w:rPr>
               <w:rStyle w:val="Hyperlink"/>
@@ -3240,7 +3222,7 @@
           <w:sz w:val="24"/>
           <w:u w:val="single"/>
         </w:rPr>
-        <w:hyperlink r:id="rId25" w:history="1">
+        <w:hyperlink r:id="rId24" w:history="1">
           <w:r>
             <w:rPr>
               <w:rStyle w:val="Hyperlink"/>
@@ -3341,7 +3323,7 @@
           <w:sz w:val="24"/>
           <w:u w:val="single"/>
         </w:rPr>
-        <w:hyperlink r:id="rId26" w:history="1">
+        <w:hyperlink r:id="rId25" w:history="1">
           <w:r>
             <w:rPr>
               <w:rStyle w:val="Hyperlink"/>
@@ -3359,7 +3341,7 @@
           <w:sz w:val="24"/>
           <w:u w:val="single"/>
         </w:rPr>
-        <w:hyperlink r:id="rId26" w:history="1">
+        <w:hyperlink r:id="rId25" w:history="1">
           <w:r>
             <w:rPr>
               <w:rStyle w:val="Hyperlink"/>
@@ -3377,7 +3359,7 @@
           <w:sz w:val="24"/>
           <w:u w:val="single"/>
         </w:rPr>
-        <w:hyperlink r:id="rId26" w:history="1">
+        <w:hyperlink r:id="rId25" w:history="1">
           <w:r>
             <w:rPr>
               <w:rStyle w:val="Hyperlink"/>
@@ -3395,7 +3377,7 @@
           <w:sz w:val="24"/>
           <w:u w:val="single"/>
         </w:rPr>
-        <w:hyperlink r:id="rId26" w:history="1">
+        <w:hyperlink r:id="rId25" w:history="1">
           <w:r>
             <w:rPr>
               <w:rStyle w:val="Hyperlink"/>
@@ -3413,7 +3395,7 @@
           <w:sz w:val="24"/>
           <w:u w:val="single"/>
         </w:rPr>
-        <w:hyperlink r:id="rId26" w:history="1">
+        <w:hyperlink r:id="rId25" w:history="1">
           <w:r>
             <w:rPr>
               <w:rStyle w:val="Hyperlink"/>
@@ -3431,7 +3413,7 @@
           <w:sz w:val="24"/>
           <w:u w:val="single"/>
         </w:rPr>
-        <w:hyperlink r:id="rId26" w:history="1">
+        <w:hyperlink r:id="rId25" w:history="1">
           <w:r>
             <w:rPr>
               <w:rStyle w:val="Hyperlink"/>

--- a/EXPORTS/DOCX/published/niveau3/English/NZG.docx
+++ b/EXPORTS/DOCX/published/niveau3/English/NZG.docx
@@ -606,8 +606,26 @@
           <w:i w:val="0"/>
           <w:color w:val="0000FF"/>
           <w:sz w:val="24"/>
+          <w:u w:val="single"/>
         </w:rPr>
-        <w:t xml:space="preserve"> E</w:t>
+        <w:t xml:space="preserve"> </w:t>
+      </w:r>
+      <w:r>
+        <w:rPr>
+          <w:rFonts w:ascii="Charis SIL Regular" w:hAnsi="Charis SIL Regular" w:eastAsia="Charis SIL Regular"/>
+          <w:b w:val="0"/>
+          <w:i w:val="0"/>
+          <w:color w:val="0000FF"/>
+          <w:sz w:val="24"/>
+        </w:rPr>
+        <w:hyperlink r:id="rId12" w:history="1">
+          <w:r>
+            <w:rPr>
+              <w:rStyle w:val="Hyperlink"/>
+            </w:rPr>
+            <w:t>E</w:t>
+          </w:r>
+        </w:hyperlink>
       </w:r>
       <w:r>
         <w:rPr>
@@ -618,7 +636,7 @@
           <w:sz w:val="24"/>
           <w:u w:val="single"/>
         </w:rPr>
-        <w:hyperlink r:id="rId11" w:history="1">
+        <w:hyperlink r:id="rId12" w:history="1">
           <w:r>
             <w:rPr>
               <w:rStyle w:val="Hyperlink"/>
@@ -647,7 +665,7 @@
           <w:sz w:val="24"/>
           <w:u w:val="single"/>
         </w:rPr>
-        <w:hyperlink r:id="rId12" w:history="1">
+        <w:hyperlink r:id="rId11" w:history="1">
           <w:r>
             <w:rPr>
               <w:rStyle w:val="Hyperlink"/>
@@ -2021,7 +2039,7 @@
           <w:sz w:val="24"/>
           <w:u w:val="single"/>
         </w:rPr>
-        <w:hyperlink r:id="rId18" w:history="1">
+        <w:hyperlink r:id="rId17" w:history="1">
           <w:r>
             <w:rPr>
               <w:rStyle w:val="Hyperlink"/>
@@ -2594,7 +2612,7 @@
           <w:sz w:val="24"/>
           <w:u w:val="single"/>
         </w:rPr>
-        <w:hyperlink r:id="rId20" w:history="1">
+        <w:hyperlink r:id="rId22" w:history="1">
           <w:r>
             <w:rPr>
               <w:rStyle w:val="Hyperlink"/>
@@ -2623,7 +2641,7 @@
           <w:sz w:val="24"/>
           <w:u w:val="single"/>
         </w:rPr>
-        <w:hyperlink r:id="rId20" w:history="1">
+        <w:hyperlink r:id="rId22" w:history="1">
           <w:r>
             <w:rPr>
               <w:rStyle w:val="Hyperlink"/>
@@ -2641,7 +2659,7 @@
           <w:sz w:val="24"/>
           <w:u w:val="single"/>
         </w:rPr>
-        <w:hyperlink r:id="rId20" w:history="1">
+        <w:hyperlink r:id="rId22" w:history="1">
           <w:r>
             <w:rPr>
               <w:rStyle w:val="Hyperlink"/>
@@ -2739,7 +2757,7 @@
           <w:sz w:val="24"/>
           <w:u w:val="single"/>
         </w:rPr>
-        <w:hyperlink r:id="rId22" w:history="1">
+        <w:hyperlink r:id="rId23" w:history="1">
           <w:r>
             <w:rPr>
               <w:rStyle w:val="Hyperlink"/>
@@ -2757,7 +2775,7 @@
           <w:sz w:val="24"/>
           <w:u w:val="single"/>
         </w:rPr>
-        <w:hyperlink r:id="rId22" w:history="1">
+        <w:hyperlink r:id="rId23" w:history="1">
           <w:r>
             <w:rPr>
               <w:rStyle w:val="Hyperlink"/>
@@ -2775,7 +2793,7 @@
           <w:sz w:val="24"/>
           <w:u w:val="single"/>
         </w:rPr>
-        <w:hyperlink r:id="rId22" w:history="1">
+        <w:hyperlink r:id="rId23" w:history="1">
           <w:r>
             <w:rPr>
               <w:rStyle w:val="Hyperlink"/>
@@ -2793,7 +2811,7 @@
           <w:sz w:val="24"/>
           <w:u w:val="single"/>
         </w:rPr>
-        <w:hyperlink r:id="rId22" w:history="1">
+        <w:hyperlink r:id="rId23" w:history="1">
           <w:r>
             <w:rPr>
               <w:rStyle w:val="Hyperlink"/>
@@ -2821,7 +2839,7 @@
           <w:sz w:val="24"/>
           <w:u w:val="single"/>
         </w:rPr>
-        <w:hyperlink r:id="rId23" w:history="1">
+        <w:hyperlink r:id="rId24" w:history="1">
           <w:r>
             <w:rPr>
               <w:rStyle w:val="Hyperlink"/>
@@ -2839,7 +2857,7 @@
           <w:sz w:val="24"/>
           <w:u w:val="single"/>
         </w:rPr>
-        <w:hyperlink r:id="rId22" w:history="1">
+        <w:hyperlink r:id="rId23" w:history="1">
           <w:r>
             <w:rPr>
               <w:rStyle w:val="Hyperlink"/>
@@ -2857,7 +2875,7 @@
           <w:sz w:val="24"/>
           <w:u w:val="single"/>
         </w:rPr>
-        <w:hyperlink r:id="rId22" w:history="1">
+        <w:hyperlink r:id="rId23" w:history="1">
           <w:r>
             <w:rPr>
               <w:rStyle w:val="Hyperlink"/>
@@ -2874,7 +2892,7 @@
           <w:color w:val="000000"/>
           <w:sz w:val="24"/>
         </w:rPr>
-        <w:hyperlink r:id="rId22" w:history="1">
+        <w:hyperlink r:id="rId23" w:history="1">
           <w:r>
             <w:rPr>
               <w:rStyle w:val="Hyperlink"/>
@@ -2892,7 +2910,7 @@
           <w:sz w:val="24"/>
           <w:u w:val="single"/>
         </w:rPr>
-        <w:hyperlink r:id="rId22" w:history="1">
+        <w:hyperlink r:id="rId23" w:history="1">
           <w:r>
             <w:rPr>
               <w:rStyle w:val="Hyperlink"/>
@@ -2921,7 +2939,7 @@
           <w:sz w:val="24"/>
           <w:u w:val="single"/>
         </w:rPr>
-        <w:hyperlink r:id="rId22" w:history="1">
+        <w:hyperlink r:id="rId25" w:history="1">
           <w:r>
             <w:rPr>
               <w:rStyle w:val="Hyperlink"/>
@@ -2939,7 +2957,7 @@
           <w:sz w:val="24"/>
           <w:u w:val="single"/>
         </w:rPr>
-        <w:hyperlink r:id="rId22" w:history="1">
+        <w:hyperlink r:id="rId25" w:history="1">
           <w:r>
             <w:rPr>
               <w:rStyle w:val="Hyperlink"/>
@@ -3047,7 +3065,7 @@
           <w:sz w:val="24"/>
           <w:u w:val="single"/>
         </w:rPr>
-        <w:hyperlink r:id="rId24" w:history="1">
+        <w:hyperlink r:id="rId26" w:history="1">
           <w:r>
             <w:rPr>
               <w:rStyle w:val="Hyperlink"/>
@@ -3065,7 +3083,7 @@
           <w:sz w:val="24"/>
           <w:u w:val="single"/>
         </w:rPr>
-        <w:hyperlink r:id="rId24" w:history="1">
+        <w:hyperlink r:id="rId26" w:history="1">
           <w:r>
             <w:rPr>
               <w:rStyle w:val="Hyperlink"/>
@@ -3083,7 +3101,7 @@
           <w:sz w:val="24"/>
           <w:u w:val="single"/>
         </w:rPr>
-        <w:hyperlink r:id="rId24" w:history="1">
+        <w:hyperlink r:id="rId26" w:history="1">
           <w:r>
             <w:rPr>
               <w:rStyle w:val="Hyperlink"/>
@@ -3101,7 +3119,7 @@
           <w:sz w:val="24"/>
           <w:u w:val="single"/>
         </w:rPr>
-        <w:hyperlink r:id="rId24" w:history="1">
+        <w:hyperlink r:id="rId26" w:history="1">
           <w:r>
             <w:rPr>
               <w:rStyle w:val="Hyperlink"/>
@@ -3122,7 +3140,7 @@
           <w:sz w:val="24"/>
           <w:u w:val="single"/>
         </w:rPr>
-        <w:hyperlink r:id="rId24" w:history="1">
+        <w:hyperlink r:id="rId26" w:history="1">
           <w:r>
             <w:rPr>
               <w:rStyle w:val="Hyperlink"/>
@@ -3140,7 +3158,7 @@
           <w:sz w:val="24"/>
           <w:u w:val="single"/>
         </w:rPr>
-        <w:hyperlink r:id="rId24" w:history="1">
+        <w:hyperlink r:id="rId26" w:history="1">
           <w:r>
             <w:rPr>
               <w:rStyle w:val="Hyperlink"/>
@@ -3158,7 +3176,7 @@
           <w:sz w:val="24"/>
           <w:u w:val="single"/>
         </w:rPr>
-        <w:hyperlink r:id="rId24" w:history="1">
+        <w:hyperlink r:id="rId26" w:history="1">
           <w:r>
             <w:rPr>
               <w:rStyle w:val="Hyperlink"/>
@@ -3176,7 +3194,7 @@
           <w:sz w:val="24"/>
           <w:u w:val="single"/>
         </w:rPr>
-        <w:hyperlink r:id="rId24" w:history="1">
+        <w:hyperlink r:id="rId26" w:history="1">
           <w:r>
             <w:rPr>
               <w:rStyle w:val="Hyperlink"/>
@@ -3194,7 +3212,7 @@
           <w:sz w:val="24"/>
           <w:u w:val="single"/>
         </w:rPr>
-        <w:hyperlink r:id="rId24" w:history="1">
+        <w:hyperlink r:id="rId26" w:history="1">
           <w:r>
             <w:rPr>
               <w:rStyle w:val="Hyperlink"/>
@@ -3222,7 +3240,7 @@
           <w:sz w:val="24"/>
           <w:u w:val="single"/>
         </w:rPr>
-        <w:hyperlink r:id="rId24" w:history="1">
+        <w:hyperlink r:id="rId26" w:history="1">
           <w:r>
             <w:rPr>
               <w:rStyle w:val="Hyperlink"/>
@@ -3323,7 +3341,7 @@
           <w:sz w:val="24"/>
           <w:u w:val="single"/>
         </w:rPr>
-        <w:hyperlink r:id="rId25" w:history="1">
+        <w:hyperlink r:id="rId27" w:history="1">
           <w:r>
             <w:rPr>
               <w:rStyle w:val="Hyperlink"/>
@@ -3341,7 +3359,7 @@
           <w:sz w:val="24"/>
           <w:u w:val="single"/>
         </w:rPr>
-        <w:hyperlink r:id="rId25" w:history="1">
+        <w:hyperlink r:id="rId27" w:history="1">
           <w:r>
             <w:rPr>
               <w:rStyle w:val="Hyperlink"/>
@@ -3359,7 +3377,7 @@
           <w:sz w:val="24"/>
           <w:u w:val="single"/>
         </w:rPr>
-        <w:hyperlink r:id="rId25" w:history="1">
+        <w:hyperlink r:id="rId27" w:history="1">
           <w:r>
             <w:rPr>
               <w:rStyle w:val="Hyperlink"/>
@@ -3377,7 +3395,7 @@
           <w:sz w:val="24"/>
           <w:u w:val="single"/>
         </w:rPr>
-        <w:hyperlink r:id="rId25" w:history="1">
+        <w:hyperlink r:id="rId27" w:history="1">
           <w:r>
             <w:rPr>
               <w:rStyle w:val="Hyperlink"/>
@@ -3395,7 +3413,7 @@
           <w:sz w:val="24"/>
           <w:u w:val="single"/>
         </w:rPr>
-        <w:hyperlink r:id="rId25" w:history="1">
+        <w:hyperlink r:id="rId27" w:history="1">
           <w:r>
             <w:rPr>
               <w:rStyle w:val="Hyperlink"/>
@@ -3413,7 +3431,7 @@
           <w:sz w:val="24"/>
           <w:u w:val="single"/>
         </w:rPr>
-        <w:hyperlink r:id="rId25" w:history="1">
+        <w:hyperlink r:id="rId27" w:history="1">
           <w:r>
             <w:rPr>
               <w:rStyle w:val="Hyperlink"/>

--- a/EXPORTS/DOCX/published/niveau3/English/NZG.docx
+++ b/EXPORTS/DOCX/published/niveau3/English/NZG.docx
@@ -547,7 +547,6 @@
       </w:r>
       <w:r>
         <w:rPr>
-          <w:u w:val="single" w:color="0000ff"/>
           <w:rFonts w:ascii="Charis SIL Regular" w:hAnsi="Charis SIL Regular" w:eastAsia="Charis SIL Regular"/>
           <w:b w:val="0"/>
           <w:i w:val="0"/>
@@ -617,6 +616,7 @@
           <w:i w:val="0"/>
           <w:color w:val="0000FF"/>
           <w:sz w:val="24"/>
+          <w:u w:val="single"/>
         </w:rPr>
         <w:hyperlink r:id="rId12" w:history="1">
           <w:r>
@@ -636,7 +636,7 @@
           <w:sz w:val="24"/>
           <w:u w:val="single"/>
         </w:rPr>
-        <w:hyperlink r:id="rId12" w:history="1">
+        <w:hyperlink r:id="rId11" w:history="1">
           <w:r>
             <w:rPr>
               <w:rStyle w:val="Hyperlink"/>
@@ -2039,7 +2039,7 @@
           <w:sz w:val="24"/>
           <w:u w:val="single"/>
         </w:rPr>
-        <w:hyperlink r:id="rId17" w:history="1">
+        <w:hyperlink r:id="rId18" w:history="1">
           <w:r>
             <w:rPr>
               <w:rStyle w:val="Hyperlink"/>
@@ -2559,7 +2559,7 @@
           <w:sz w:val="24"/>
           <w:u w:val="single"/>
         </w:rPr>
-        <w:hyperlink r:id="rId20" w:history="1">
+        <w:hyperlink r:id="rId21" w:history="1">
           <w:r>
             <w:rPr>
               <w:rStyle w:val="Hyperlink"/>
@@ -2577,7 +2577,7 @@
           <w:sz w:val="24"/>
           <w:u w:val="single"/>
         </w:rPr>
-        <w:hyperlink r:id="rId20" w:history="1">
+        <w:hyperlink r:id="rId21" w:history="1">
           <w:r>
             <w:rPr>
               <w:rStyle w:val="Hyperlink"/>
@@ -2588,6 +2588,7 @@
       </w:r>
       <w:r>
         <w:rPr>
+          <w:u w:val="single" w:color="0000ff"/>
           <w:rFonts w:ascii="Charis SIL Regular" w:hAnsi="Charis SIL Regular" w:eastAsia="Charis SIL Regular"/>
           <w:b w:val="0"/>
           <w:i w:val="0"/>
@@ -2857,7 +2858,7 @@
           <w:sz w:val="24"/>
           <w:u w:val="single"/>
         </w:rPr>
-        <w:hyperlink r:id="rId23" w:history="1">
+        <w:hyperlink r:id="rId24" w:history="1">
           <w:r>
             <w:rPr>
               <w:rStyle w:val="Hyperlink"/>
@@ -2875,7 +2876,7 @@
           <w:sz w:val="24"/>
           <w:u w:val="single"/>
         </w:rPr>
-        <w:hyperlink r:id="rId23" w:history="1">
+        <w:hyperlink r:id="rId24" w:history="1">
           <w:r>
             <w:rPr>
               <w:rStyle w:val="Hyperlink"/>
@@ -2886,6 +2887,7 @@
       </w:r>
       <w:r>
         <w:rPr>
+          <w:u w:val="single" w:color="0000ff"/>
           <w:rFonts w:ascii="Charis SIL Regular" w:hAnsi="Charis SIL Regular" w:eastAsia="Charis SIL Regular"/>
           <w:b w:val="0"/>
           <w:i w:val="0"/>
@@ -2910,7 +2912,7 @@
           <w:sz w:val="24"/>
           <w:u w:val="single"/>
         </w:rPr>
-        <w:hyperlink r:id="rId23" w:history="1">
+        <w:hyperlink r:id="rId25" w:history="1">
           <w:r>
             <w:rPr>
               <w:rStyle w:val="Hyperlink"/>

--- a/EXPORTS/DOCX/published/niveau3/English/NZG.docx
+++ b/EXPORTS/DOCX/published/niveau3/English/NZG.docx
@@ -547,6 +547,7 @@
       </w:r>
       <w:r>
         <w:rPr>
+          <w:u w:val="single" w:color="0000ff"/>
           <w:rFonts w:ascii="Charis SIL Regular" w:hAnsi="Charis SIL Regular" w:eastAsia="Charis SIL Regular"/>
           <w:b w:val="0"/>
           <w:i w:val="0"/>
@@ -605,27 +606,8 @@
           <w:i w:val="0"/>
           <w:color w:val="0000FF"/>
           <w:sz w:val="24"/>
-          <w:u w:val="single"/>
         </w:rPr>
-        <w:t xml:space="preserve"> </w:t>
-      </w:r>
-      <w:r>
-        <w:rPr>
-          <w:rFonts w:ascii="Charis SIL Regular" w:hAnsi="Charis SIL Regular" w:eastAsia="Charis SIL Regular"/>
-          <w:b w:val="0"/>
-          <w:i w:val="0"/>
-          <w:color w:val="0000FF"/>
-          <w:sz w:val="24"/>
-          <w:u w:val="single"/>
-        </w:rPr>
-        <w:hyperlink r:id="rId12" w:history="1">
-          <w:r>
-            <w:rPr>
-              <w:rStyle w:val="Hyperlink"/>
-            </w:rPr>
-            <w:t>E</w:t>
-          </w:r>
-        </w:hyperlink>
+        <w:t xml:space="preserve"> E</w:t>
       </w:r>
       <w:r>
         <w:rPr>
@@ -2039,7 +2021,7 @@
           <w:sz w:val="24"/>
           <w:u w:val="single"/>
         </w:rPr>
-        <w:hyperlink r:id="rId18" w:history="1">
+        <w:hyperlink r:id="rId17" w:history="1">
           <w:r>
             <w:rPr>
               <w:rStyle w:val="Hyperlink"/>
@@ -2057,7 +2039,7 @@
           <w:sz w:val="24"/>
           <w:u w:val="single"/>
         </w:rPr>
-        <w:hyperlink r:id="rId18" w:history="1">
+        <w:hyperlink r:id="rId17" w:history="1">
           <w:r>
             <w:rPr>
               <w:rStyle w:val="Hyperlink"/>
@@ -2559,7 +2541,7 @@
           <w:sz w:val="24"/>
           <w:u w:val="single"/>
         </w:rPr>
-        <w:hyperlink r:id="rId21" w:history="1">
+        <w:hyperlink r:id="rId20" w:history="1">
           <w:r>
             <w:rPr>
               <w:rStyle w:val="Hyperlink"/>
@@ -2577,7 +2559,7 @@
           <w:sz w:val="24"/>
           <w:u w:val="single"/>
         </w:rPr>
-        <w:hyperlink r:id="rId21" w:history="1">
+        <w:hyperlink r:id="rId20" w:history="1">
           <w:r>
             <w:rPr>
               <w:rStyle w:val="Hyperlink"/>
@@ -2858,7 +2840,7 @@
           <w:sz w:val="24"/>
           <w:u w:val="single"/>
         </w:rPr>
-        <w:hyperlink r:id="rId24" w:history="1">
+        <w:hyperlink r:id="rId23" w:history="1">
           <w:r>
             <w:rPr>
               <w:rStyle w:val="Hyperlink"/>
@@ -2876,7 +2858,7 @@
           <w:sz w:val="24"/>
           <w:u w:val="single"/>
         </w:rPr>
-        <w:hyperlink r:id="rId24" w:history="1">
+        <w:hyperlink r:id="rId23" w:history="1">
           <w:r>
             <w:rPr>
               <w:rStyle w:val="Hyperlink"/>
@@ -2887,7 +2869,6 @@
       </w:r>
       <w:r>
         <w:rPr>
-          <w:u w:val="single" w:color="0000ff"/>
           <w:rFonts w:ascii="Charis SIL Regular" w:hAnsi="Charis SIL Regular" w:eastAsia="Charis SIL Regular"/>
           <w:b w:val="0"/>
           <w:i w:val="0"/>
@@ -2912,7 +2893,7 @@
           <w:sz w:val="24"/>
           <w:u w:val="single"/>
         </w:rPr>
-        <w:hyperlink r:id="rId25" w:history="1">
+        <w:hyperlink r:id="rId23" w:history="1">
           <w:r>
             <w:rPr>
               <w:rStyle w:val="Hyperlink"/>

--- a/EXPORTS/DOCX/published/niveau3/English/NZG.docx
+++ b/EXPORTS/DOCX/published/niveau3/English/NZG.docx
@@ -2021,7 +2021,7 @@
           <w:sz w:val="24"/>
           <w:u w:val="single"/>
         </w:rPr>
-        <w:hyperlink r:id="rId17" w:history="1">
+        <w:hyperlink r:id="rId18" w:history="1">
           <w:r>
             <w:rPr>
               <w:rStyle w:val="Hyperlink"/>
@@ -2039,7 +2039,7 @@
           <w:sz w:val="24"/>
           <w:u w:val="single"/>
         </w:rPr>
-        <w:hyperlink r:id="rId17" w:history="1">
+        <w:hyperlink r:id="rId18" w:history="1">
           <w:r>
             <w:rPr>
               <w:rStyle w:val="Hyperlink"/>
@@ -2570,7 +2570,6 @@
       </w:r>
       <w:r>
         <w:rPr>
-          <w:u w:val="single" w:color="0000ff"/>
           <w:rFonts w:ascii="Charis SIL Regular" w:hAnsi="Charis SIL Regular" w:eastAsia="Charis SIL Regular"/>
           <w:b w:val="0"/>
           <w:i w:val="0"/>
@@ -2595,7 +2594,7 @@
           <w:sz w:val="24"/>
           <w:u w:val="single"/>
         </w:rPr>
-        <w:hyperlink r:id="rId22" w:history="1">
+        <w:hyperlink r:id="rId20" w:history="1">
           <w:r>
             <w:rPr>
               <w:rStyle w:val="Hyperlink"/>
@@ -2624,7 +2623,7 @@
           <w:sz w:val="24"/>
           <w:u w:val="single"/>
         </w:rPr>
-        <w:hyperlink r:id="rId22" w:history="1">
+        <w:hyperlink r:id="rId20" w:history="1">
           <w:r>
             <w:rPr>
               <w:rStyle w:val="Hyperlink"/>
@@ -2642,7 +2641,7 @@
           <w:sz w:val="24"/>
           <w:u w:val="single"/>
         </w:rPr>
-        <w:hyperlink r:id="rId22" w:history="1">
+        <w:hyperlink r:id="rId20" w:history="1">
           <w:r>
             <w:rPr>
               <w:rStyle w:val="Hyperlink"/>
@@ -2740,7 +2739,7 @@
           <w:sz w:val="24"/>
           <w:u w:val="single"/>
         </w:rPr>
-        <w:hyperlink r:id="rId23" w:history="1">
+        <w:hyperlink r:id="rId22" w:history="1">
           <w:r>
             <w:rPr>
               <w:rStyle w:val="Hyperlink"/>
@@ -2758,7 +2757,7 @@
           <w:sz w:val="24"/>
           <w:u w:val="single"/>
         </w:rPr>
-        <w:hyperlink r:id="rId23" w:history="1">
+        <w:hyperlink r:id="rId22" w:history="1">
           <w:r>
             <w:rPr>
               <w:rStyle w:val="Hyperlink"/>
@@ -2776,7 +2775,7 @@
           <w:sz w:val="24"/>
           <w:u w:val="single"/>
         </w:rPr>
-        <w:hyperlink r:id="rId23" w:history="1">
+        <w:hyperlink r:id="rId22" w:history="1">
           <w:r>
             <w:rPr>
               <w:rStyle w:val="Hyperlink"/>
@@ -2794,7 +2793,7 @@
           <w:sz w:val="24"/>
           <w:u w:val="single"/>
         </w:rPr>
-        <w:hyperlink r:id="rId23" w:history="1">
+        <w:hyperlink r:id="rId22" w:history="1">
           <w:r>
             <w:rPr>
               <w:rStyle w:val="Hyperlink"/>
@@ -2822,7 +2821,7 @@
           <w:sz w:val="24"/>
           <w:u w:val="single"/>
         </w:rPr>
-        <w:hyperlink r:id="rId24" w:history="1">
+        <w:hyperlink r:id="rId23" w:history="1">
           <w:r>
             <w:rPr>
               <w:rStyle w:val="Hyperlink"/>
@@ -2840,7 +2839,7 @@
           <w:sz w:val="24"/>
           <w:u w:val="single"/>
         </w:rPr>
-        <w:hyperlink r:id="rId23" w:history="1">
+        <w:hyperlink r:id="rId22" w:history="1">
           <w:r>
             <w:rPr>
               <w:rStyle w:val="Hyperlink"/>
@@ -2858,7 +2857,7 @@
           <w:sz w:val="24"/>
           <w:u w:val="single"/>
         </w:rPr>
-        <w:hyperlink r:id="rId23" w:history="1">
+        <w:hyperlink r:id="rId22" w:history="1">
           <w:r>
             <w:rPr>
               <w:rStyle w:val="Hyperlink"/>
@@ -2875,7 +2874,7 @@
           <w:color w:val="000000"/>
           <w:sz w:val="24"/>
         </w:rPr>
-        <w:hyperlink r:id="rId23" w:history="1">
+        <w:hyperlink r:id="rId22" w:history="1">
           <w:r>
             <w:rPr>
               <w:rStyle w:val="Hyperlink"/>
@@ -2893,7 +2892,7 @@
           <w:sz w:val="24"/>
           <w:u w:val="single"/>
         </w:rPr>
-        <w:hyperlink r:id="rId23" w:history="1">
+        <w:hyperlink r:id="rId22" w:history="1">
           <w:r>
             <w:rPr>
               <w:rStyle w:val="Hyperlink"/>
@@ -2922,7 +2921,7 @@
           <w:sz w:val="24"/>
           <w:u w:val="single"/>
         </w:rPr>
-        <w:hyperlink r:id="rId25" w:history="1">
+        <w:hyperlink r:id="rId22" w:history="1">
           <w:r>
             <w:rPr>
               <w:rStyle w:val="Hyperlink"/>
@@ -2940,7 +2939,7 @@
           <w:sz w:val="24"/>
           <w:u w:val="single"/>
         </w:rPr>
-        <w:hyperlink r:id="rId25" w:history="1">
+        <w:hyperlink r:id="rId22" w:history="1">
           <w:r>
             <w:rPr>
               <w:rStyle w:val="Hyperlink"/>
@@ -3048,7 +3047,7 @@
           <w:sz w:val="24"/>
           <w:u w:val="single"/>
         </w:rPr>
-        <w:hyperlink r:id="rId26" w:history="1">
+        <w:hyperlink r:id="rId24" w:history="1">
           <w:r>
             <w:rPr>
               <w:rStyle w:val="Hyperlink"/>
@@ -3066,7 +3065,7 @@
           <w:sz w:val="24"/>
           <w:u w:val="single"/>
         </w:rPr>
-        <w:hyperlink r:id="rId26" w:history="1">
+        <w:hyperlink r:id="rId24" w:history="1">
           <w:r>
             <w:rPr>
               <w:rStyle w:val="Hyperlink"/>
@@ -3084,7 +3083,7 @@
           <w:sz w:val="24"/>
           <w:u w:val="single"/>
         </w:rPr>
-        <w:hyperlink r:id="rId26" w:history="1">
+        <w:hyperlink r:id="rId24" w:history="1">
           <w:r>
             <w:rPr>
               <w:rStyle w:val="Hyperlink"/>
@@ -3102,7 +3101,7 @@
           <w:sz w:val="24"/>
           <w:u w:val="single"/>
         </w:rPr>
-        <w:hyperlink r:id="rId26" w:history="1">
+        <w:hyperlink r:id="rId24" w:history="1">
           <w:r>
             <w:rPr>
               <w:rStyle w:val="Hyperlink"/>
@@ -3123,7 +3122,7 @@
           <w:sz w:val="24"/>
           <w:u w:val="single"/>
         </w:rPr>
-        <w:hyperlink r:id="rId26" w:history="1">
+        <w:hyperlink r:id="rId24" w:history="1">
           <w:r>
             <w:rPr>
               <w:rStyle w:val="Hyperlink"/>
@@ -3141,7 +3140,7 @@
           <w:sz w:val="24"/>
           <w:u w:val="single"/>
         </w:rPr>
-        <w:hyperlink r:id="rId26" w:history="1">
+        <w:hyperlink r:id="rId24" w:history="1">
           <w:r>
             <w:rPr>
               <w:rStyle w:val="Hyperlink"/>
@@ -3159,7 +3158,7 @@
           <w:sz w:val="24"/>
           <w:u w:val="single"/>
         </w:rPr>
-        <w:hyperlink r:id="rId26" w:history="1">
+        <w:hyperlink r:id="rId24" w:history="1">
           <w:r>
             <w:rPr>
               <w:rStyle w:val="Hyperlink"/>
@@ -3177,7 +3176,7 @@
           <w:sz w:val="24"/>
           <w:u w:val="single"/>
         </w:rPr>
-        <w:hyperlink r:id="rId26" w:history="1">
+        <w:hyperlink r:id="rId24" w:history="1">
           <w:r>
             <w:rPr>
               <w:rStyle w:val="Hyperlink"/>
@@ -3195,7 +3194,7 @@
           <w:sz w:val="24"/>
           <w:u w:val="single"/>
         </w:rPr>
-        <w:hyperlink r:id="rId26" w:history="1">
+        <w:hyperlink r:id="rId24" w:history="1">
           <w:r>
             <w:rPr>
               <w:rStyle w:val="Hyperlink"/>
@@ -3223,7 +3222,7 @@
           <w:sz w:val="24"/>
           <w:u w:val="single"/>
         </w:rPr>
-        <w:hyperlink r:id="rId26" w:history="1">
+        <w:hyperlink r:id="rId24" w:history="1">
           <w:r>
             <w:rPr>
               <w:rStyle w:val="Hyperlink"/>
@@ -3324,7 +3323,7 @@
           <w:sz w:val="24"/>
           <w:u w:val="single"/>
         </w:rPr>
-        <w:hyperlink r:id="rId27" w:history="1">
+        <w:hyperlink r:id="rId25" w:history="1">
           <w:r>
             <w:rPr>
               <w:rStyle w:val="Hyperlink"/>
@@ -3342,7 +3341,7 @@
           <w:sz w:val="24"/>
           <w:u w:val="single"/>
         </w:rPr>
-        <w:hyperlink r:id="rId27" w:history="1">
+        <w:hyperlink r:id="rId25" w:history="1">
           <w:r>
             <w:rPr>
               <w:rStyle w:val="Hyperlink"/>
@@ -3360,7 +3359,7 @@
           <w:sz w:val="24"/>
           <w:u w:val="single"/>
         </w:rPr>
-        <w:hyperlink r:id="rId27" w:history="1">
+        <w:hyperlink r:id="rId25" w:history="1">
           <w:r>
             <w:rPr>
               <w:rStyle w:val="Hyperlink"/>
@@ -3378,7 +3377,7 @@
           <w:sz w:val="24"/>
           <w:u w:val="single"/>
         </w:rPr>
-        <w:hyperlink r:id="rId27" w:history="1">
+        <w:hyperlink r:id="rId25" w:history="1">
           <w:r>
             <w:rPr>
               <w:rStyle w:val="Hyperlink"/>
@@ -3396,7 +3395,7 @@
           <w:sz w:val="24"/>
           <w:u w:val="single"/>
         </w:rPr>
-        <w:hyperlink r:id="rId27" w:history="1">
+        <w:hyperlink r:id="rId25" w:history="1">
           <w:r>
             <w:rPr>
               <w:rStyle w:val="Hyperlink"/>
@@ -3414,7 +3413,7 @@
           <w:sz w:val="24"/>
           <w:u w:val="single"/>
         </w:rPr>
-        <w:hyperlink r:id="rId27" w:history="1">
+        <w:hyperlink r:id="rId25" w:history="1">
           <w:r>
             <w:rPr>
               <w:rStyle w:val="Hyperlink"/>

--- a/EXPORTS/DOCX/published/niveau3/English/NZG.docx
+++ b/EXPORTS/DOCX/published/niveau3/English/NZG.docx
@@ -2570,6 +2570,7 @@
       </w:r>
       <w:r>
         <w:rPr>
+          <w:u w:val="single" w:color="0000ff"/>
           <w:rFonts w:ascii="Charis SIL Regular" w:hAnsi="Charis SIL Regular" w:eastAsia="Charis SIL Regular"/>
           <w:b w:val="0"/>
           <w:i w:val="0"/>

--- a/EXPORTS/DOCX/published/niveau3/English/NZG.docx
+++ b/EXPORTS/DOCX/published/niveau3/English/NZG.docx
@@ -647,7 +647,7 @@
           <w:sz w:val="24"/>
           <w:u w:val="single"/>
         </w:rPr>
-        <w:hyperlink r:id="rId11" w:history="1">
+        <w:hyperlink r:id="rId12" w:history="1">
           <w:r>
             <w:rPr>
               <w:rStyle w:val="Hyperlink"/>
@@ -2570,7 +2570,6 @@
       </w:r>
       <w:r>
         <w:rPr>
-          <w:u w:val="single" w:color="0000ff"/>
           <w:rFonts w:ascii="Charis SIL Regular" w:hAnsi="Charis SIL Regular" w:eastAsia="Charis SIL Regular"/>
           <w:b w:val="0"/>
           <w:i w:val="0"/>
@@ -2840,7 +2839,7 @@
           <w:sz w:val="24"/>
           <w:u w:val="single"/>
         </w:rPr>
-        <w:hyperlink r:id="rId22" w:history="1">
+        <w:hyperlink r:id="rId23" w:history="1">
           <w:r>
             <w:rPr>
               <w:rStyle w:val="Hyperlink"/>

--- a/EXPORTS/DOCX/published/niveau3/English/NZG.docx
+++ b/EXPORTS/DOCX/published/niveau3/English/NZG.docx
@@ -606,8 +606,27 @@
           <w:i w:val="0"/>
           <w:color w:val="0000FF"/>
           <w:sz w:val="24"/>
+          <w:u w:val="single"/>
         </w:rPr>
-        <w:t xml:space="preserve"> E</w:t>
+        <w:t xml:space="preserve"> </w:t>
+      </w:r>
+      <w:r>
+        <w:rPr>
+          <w:rFonts w:ascii="Charis SIL Regular" w:hAnsi="Charis SIL Regular" w:eastAsia="Charis SIL Regular"/>
+          <w:b w:val="0"/>
+          <w:i w:val="0"/>
+          <w:color w:val="0000FF"/>
+          <w:sz w:val="24"/>
+          <w:u w:val="single"/>
+        </w:rPr>
+        <w:hyperlink r:id="rId12" w:history="1">
+          <w:r>
+            <w:rPr>
+              <w:rStyle w:val="Hyperlink"/>
+            </w:rPr>
+            <w:t>E</w:t>
+          </w:r>
+        </w:hyperlink>
       </w:r>
       <w:r>
         <w:rPr>
@@ -647,7 +666,7 @@
           <w:sz w:val="24"/>
           <w:u w:val="single"/>
         </w:rPr>
-        <w:hyperlink r:id="rId12" w:history="1">
+        <w:hyperlink r:id="rId11" w:history="1">
           <w:r>
             <w:rPr>
               <w:rStyle w:val="Hyperlink"/>
@@ -2021,7 +2040,7 @@
           <w:sz w:val="24"/>
           <w:u w:val="single"/>
         </w:rPr>
-        <w:hyperlink r:id="rId18" w:history="1">
+        <w:hyperlink r:id="rId17" w:history="1">
           <w:r>
             <w:rPr>
               <w:rStyle w:val="Hyperlink"/>
@@ -2039,7 +2058,7 @@
           <w:sz w:val="24"/>
           <w:u w:val="single"/>
         </w:rPr>
-        <w:hyperlink r:id="rId18" w:history="1">
+        <w:hyperlink r:id="rId17" w:history="1">
           <w:r>
             <w:rPr>
               <w:rStyle w:val="Hyperlink"/>
@@ -2541,7 +2560,7 @@
           <w:sz w:val="24"/>
           <w:u w:val="single"/>
         </w:rPr>
-        <w:hyperlink r:id="rId20" w:history="1">
+        <w:hyperlink r:id="rId21" w:history="1">
           <w:r>
             <w:rPr>
               <w:rStyle w:val="Hyperlink"/>
@@ -2559,7 +2578,7 @@
           <w:sz w:val="24"/>
           <w:u w:val="single"/>
         </w:rPr>
-        <w:hyperlink r:id="rId20" w:history="1">
+        <w:hyperlink r:id="rId21" w:history="1">
           <w:r>
             <w:rPr>
               <w:rStyle w:val="Hyperlink"/>
@@ -2570,6 +2589,7 @@
       </w:r>
       <w:r>
         <w:rPr>
+          <w:u w:val="single" w:color="0000ff"/>
           <w:rFonts w:ascii="Charis SIL Regular" w:hAnsi="Charis SIL Regular" w:eastAsia="Charis SIL Regular"/>
           <w:b w:val="0"/>
           <w:i w:val="0"/>
@@ -2594,7 +2614,7 @@
           <w:sz w:val="24"/>
           <w:u w:val="single"/>
         </w:rPr>
-        <w:hyperlink r:id="rId20" w:history="1">
+        <w:hyperlink r:id="rId22" w:history="1">
           <w:r>
             <w:rPr>
               <w:rStyle w:val="Hyperlink"/>
@@ -2623,7 +2643,7 @@
           <w:sz w:val="24"/>
           <w:u w:val="single"/>
         </w:rPr>
-        <w:hyperlink r:id="rId20" w:history="1">
+        <w:hyperlink r:id="rId22" w:history="1">
           <w:r>
             <w:rPr>
               <w:rStyle w:val="Hyperlink"/>
@@ -2641,7 +2661,7 @@
           <w:sz w:val="24"/>
           <w:u w:val="single"/>
         </w:rPr>
-        <w:hyperlink r:id="rId20" w:history="1">
+        <w:hyperlink r:id="rId22" w:history="1">
           <w:r>
             <w:rPr>
               <w:rStyle w:val="Hyperlink"/>
@@ -2739,7 +2759,7 @@
           <w:sz w:val="24"/>
           <w:u w:val="single"/>
         </w:rPr>
-        <w:hyperlink r:id="rId22" w:history="1">
+        <w:hyperlink r:id="rId23" w:history="1">
           <w:r>
             <w:rPr>
               <w:rStyle w:val="Hyperlink"/>
@@ -2757,7 +2777,7 @@
           <w:sz w:val="24"/>
           <w:u w:val="single"/>
         </w:rPr>
-        <w:hyperlink r:id="rId22" w:history="1">
+        <w:hyperlink r:id="rId23" w:history="1">
           <w:r>
             <w:rPr>
               <w:rStyle w:val="Hyperlink"/>
@@ -2775,7 +2795,7 @@
           <w:sz w:val="24"/>
           <w:u w:val="single"/>
         </w:rPr>
-        <w:hyperlink r:id="rId22" w:history="1">
+        <w:hyperlink r:id="rId23" w:history="1">
           <w:r>
             <w:rPr>
               <w:rStyle w:val="Hyperlink"/>
@@ -2793,7 +2813,7 @@
           <w:sz w:val="24"/>
           <w:u w:val="single"/>
         </w:rPr>
-        <w:hyperlink r:id="rId22" w:history="1">
+        <w:hyperlink r:id="rId23" w:history="1">
           <w:r>
             <w:rPr>
               <w:rStyle w:val="Hyperlink"/>
@@ -2821,7 +2841,7 @@
           <w:sz w:val="24"/>
           <w:u w:val="single"/>
         </w:rPr>
-        <w:hyperlink r:id="rId23" w:history="1">
+        <w:hyperlink r:id="rId24" w:history="1">
           <w:r>
             <w:rPr>
               <w:rStyle w:val="Hyperlink"/>
@@ -2839,7 +2859,7 @@
           <w:sz w:val="24"/>
           <w:u w:val="single"/>
         </w:rPr>
-        <w:hyperlink r:id="rId23" w:history="1">
+        <w:hyperlink r:id="rId24" w:history="1">
           <w:r>
             <w:rPr>
               <w:rStyle w:val="Hyperlink"/>
@@ -2857,7 +2877,7 @@
           <w:sz w:val="24"/>
           <w:u w:val="single"/>
         </w:rPr>
-        <w:hyperlink r:id="rId22" w:history="1">
+        <w:hyperlink r:id="rId24" w:history="1">
           <w:r>
             <w:rPr>
               <w:rStyle w:val="Hyperlink"/>
@@ -2874,7 +2894,7 @@
           <w:color w:val="000000"/>
           <w:sz w:val="24"/>
         </w:rPr>
-        <w:hyperlink r:id="rId22" w:history="1">
+        <w:hyperlink r:id="rId23" w:history="1">
           <w:r>
             <w:rPr>
               <w:rStyle w:val="Hyperlink"/>
@@ -2892,7 +2912,7 @@
           <w:sz w:val="24"/>
           <w:u w:val="single"/>
         </w:rPr>
-        <w:hyperlink r:id="rId22" w:history="1">
+        <w:hyperlink r:id="rId25" w:history="1">
           <w:r>
             <w:rPr>
               <w:rStyle w:val="Hyperlink"/>
@@ -2921,7 +2941,7 @@
           <w:sz w:val="24"/>
           <w:u w:val="single"/>
         </w:rPr>
-        <w:hyperlink r:id="rId22" w:history="1">
+        <w:hyperlink r:id="rId25" w:history="1">
           <w:r>
             <w:rPr>
               <w:rStyle w:val="Hyperlink"/>
@@ -2939,7 +2959,7 @@
           <w:sz w:val="24"/>
           <w:u w:val="single"/>
         </w:rPr>
-        <w:hyperlink r:id="rId22" w:history="1">
+        <w:hyperlink r:id="rId25" w:history="1">
           <w:r>
             <w:rPr>
               <w:rStyle w:val="Hyperlink"/>
@@ -3047,7 +3067,7 @@
           <w:sz w:val="24"/>
           <w:u w:val="single"/>
         </w:rPr>
-        <w:hyperlink r:id="rId24" w:history="1">
+        <w:hyperlink r:id="rId26" w:history="1">
           <w:r>
             <w:rPr>
               <w:rStyle w:val="Hyperlink"/>
@@ -3065,7 +3085,7 @@
           <w:sz w:val="24"/>
           <w:u w:val="single"/>
         </w:rPr>
-        <w:hyperlink r:id="rId24" w:history="1">
+        <w:hyperlink r:id="rId26" w:history="1">
           <w:r>
             <w:rPr>
               <w:rStyle w:val="Hyperlink"/>
@@ -3083,7 +3103,7 @@
           <w:sz w:val="24"/>
           <w:u w:val="single"/>
         </w:rPr>
-        <w:hyperlink r:id="rId24" w:history="1">
+        <w:hyperlink r:id="rId26" w:history="1">
           <w:r>
             <w:rPr>
               <w:rStyle w:val="Hyperlink"/>
@@ -3101,7 +3121,7 @@
           <w:sz w:val="24"/>
           <w:u w:val="single"/>
         </w:rPr>
-        <w:hyperlink r:id="rId24" w:history="1">
+        <w:hyperlink r:id="rId26" w:history="1">
           <w:r>
             <w:rPr>
               <w:rStyle w:val="Hyperlink"/>
@@ -3122,7 +3142,7 @@
           <w:sz w:val="24"/>
           <w:u w:val="single"/>
         </w:rPr>
-        <w:hyperlink r:id="rId24" w:history="1">
+        <w:hyperlink r:id="rId26" w:history="1">
           <w:r>
             <w:rPr>
               <w:rStyle w:val="Hyperlink"/>
@@ -3140,7 +3160,7 @@
           <w:sz w:val="24"/>
           <w:u w:val="single"/>
         </w:rPr>
-        <w:hyperlink r:id="rId24" w:history="1">
+        <w:hyperlink r:id="rId26" w:history="1">
           <w:r>
             <w:rPr>
               <w:rStyle w:val="Hyperlink"/>
@@ -3158,7 +3178,7 @@
           <w:sz w:val="24"/>
           <w:u w:val="single"/>
         </w:rPr>
-        <w:hyperlink r:id="rId24" w:history="1">
+        <w:hyperlink r:id="rId26" w:history="1">
           <w:r>
             <w:rPr>
               <w:rStyle w:val="Hyperlink"/>
@@ -3176,7 +3196,7 @@
           <w:sz w:val="24"/>
           <w:u w:val="single"/>
         </w:rPr>
-        <w:hyperlink r:id="rId24" w:history="1">
+        <w:hyperlink r:id="rId26" w:history="1">
           <w:r>
             <w:rPr>
               <w:rStyle w:val="Hyperlink"/>
@@ -3194,7 +3214,7 @@
           <w:sz w:val="24"/>
           <w:u w:val="single"/>
         </w:rPr>
-        <w:hyperlink r:id="rId24" w:history="1">
+        <w:hyperlink r:id="rId26" w:history="1">
           <w:r>
             <w:rPr>
               <w:rStyle w:val="Hyperlink"/>
@@ -3222,7 +3242,7 @@
           <w:sz w:val="24"/>
           <w:u w:val="single"/>
         </w:rPr>
-        <w:hyperlink r:id="rId24" w:history="1">
+        <w:hyperlink r:id="rId26" w:history="1">
           <w:r>
             <w:rPr>
               <w:rStyle w:val="Hyperlink"/>
@@ -3323,7 +3343,7 @@
           <w:sz w:val="24"/>
           <w:u w:val="single"/>
         </w:rPr>
-        <w:hyperlink r:id="rId25" w:history="1">
+        <w:hyperlink r:id="rId27" w:history="1">
           <w:r>
             <w:rPr>
               <w:rStyle w:val="Hyperlink"/>
@@ -3341,7 +3361,7 @@
           <w:sz w:val="24"/>
           <w:u w:val="single"/>
         </w:rPr>
-        <w:hyperlink r:id="rId25" w:history="1">
+        <w:hyperlink r:id="rId27" w:history="1">
           <w:r>
             <w:rPr>
               <w:rStyle w:val="Hyperlink"/>
@@ -3359,7 +3379,7 @@
           <w:sz w:val="24"/>
           <w:u w:val="single"/>
         </w:rPr>
-        <w:hyperlink r:id="rId25" w:history="1">
+        <w:hyperlink r:id="rId27" w:history="1">
           <w:r>
             <w:rPr>
               <w:rStyle w:val="Hyperlink"/>
@@ -3377,7 +3397,7 @@
           <w:sz w:val="24"/>
           <w:u w:val="single"/>
         </w:rPr>
-        <w:hyperlink r:id="rId25" w:history="1">
+        <w:hyperlink r:id="rId27" w:history="1">
           <w:r>
             <w:rPr>
               <w:rStyle w:val="Hyperlink"/>
@@ -3395,7 +3415,7 @@
           <w:sz w:val="24"/>
           <w:u w:val="single"/>
         </w:rPr>
-        <w:hyperlink r:id="rId25" w:history="1">
+        <w:hyperlink r:id="rId27" w:history="1">
           <w:r>
             <w:rPr>
               <w:rStyle w:val="Hyperlink"/>
@@ -3413,7 +3433,7 @@
           <w:sz w:val="24"/>
           <w:u w:val="single"/>
         </w:rPr>
-        <w:hyperlink r:id="rId25" w:history="1">
+        <w:hyperlink r:id="rId27" w:history="1">
           <w:r>
             <w:rPr>
               <w:rStyle w:val="Hyperlink"/>

--- a/EXPORTS/DOCX/published/niveau3/English/NZG.docx
+++ b/EXPORTS/DOCX/published/niveau3/English/NZG.docx
@@ -606,27 +606,8 @@
           <w:i w:val="0"/>
           <w:color w:val="0000FF"/>
           <w:sz w:val="24"/>
-          <w:u w:val="single"/>
         </w:rPr>
-        <w:t xml:space="preserve"> </w:t>
-      </w:r>
-      <w:r>
-        <w:rPr>
-          <w:rFonts w:ascii="Charis SIL Regular" w:hAnsi="Charis SIL Regular" w:eastAsia="Charis SIL Regular"/>
-          <w:b w:val="0"/>
-          <w:i w:val="0"/>
-          <w:color w:val="0000FF"/>
-          <w:sz w:val="24"/>
-          <w:u w:val="single"/>
-        </w:rPr>
-        <w:hyperlink r:id="rId12" w:history="1">
-          <w:r>
-            <w:rPr>
-              <w:rStyle w:val="Hyperlink"/>
-            </w:rPr>
-            <w:t>E</w:t>
-          </w:r>
-        </w:hyperlink>
+        <w:t xml:space="preserve"> E</w:t>
       </w:r>
       <w:r>
         <w:rPr>
@@ -2038,16 +2019,8 @@
           <w:i w:val="0"/>
           <w:color w:val="0000FF"/>
           <w:sz w:val="24"/>
-          <w:u w:val="single"/>
         </w:rPr>
-        <w:hyperlink r:id="rId17" w:history="1">
-          <w:r>
-            <w:rPr>
-              <w:rStyle w:val="Hyperlink"/>
-            </w:rPr>
-            <w:t>id=zoOC</w:t>
-          </w:r>
-        </w:hyperlink>
+        <w:t>id=zoOC</w:t>
       </w:r>
       <w:r>
         <w:rPr>
@@ -2560,7 +2533,7 @@
           <w:sz w:val="24"/>
           <w:u w:val="single"/>
         </w:rPr>
-        <w:hyperlink r:id="rId21" w:history="1">
+        <w:hyperlink r:id="rId20" w:history="1">
           <w:r>
             <w:rPr>
               <w:rStyle w:val="Hyperlink"/>
@@ -2578,7 +2551,7 @@
           <w:sz w:val="24"/>
           <w:u w:val="single"/>
         </w:rPr>
-        <w:hyperlink r:id="rId21" w:history="1">
+        <w:hyperlink r:id="rId20" w:history="1">
           <w:r>
             <w:rPr>
               <w:rStyle w:val="Hyperlink"/>
@@ -2589,7 +2562,6 @@
       </w:r>
       <w:r>
         <w:rPr>
-          <w:u w:val="single" w:color="0000ff"/>
           <w:rFonts w:ascii="Charis SIL Regular" w:hAnsi="Charis SIL Regular" w:eastAsia="Charis SIL Regular"/>
           <w:b w:val="0"/>
           <w:i w:val="0"/>
@@ -2614,7 +2586,7 @@
           <w:sz w:val="24"/>
           <w:u w:val="single"/>
         </w:rPr>
-        <w:hyperlink r:id="rId22" w:history="1">
+        <w:hyperlink r:id="rId20" w:history="1">
           <w:r>
             <w:rPr>
               <w:rStyle w:val="Hyperlink"/>
@@ -2643,7 +2615,7 @@
           <w:sz w:val="24"/>
           <w:u w:val="single"/>
         </w:rPr>
-        <w:hyperlink r:id="rId22" w:history="1">
+        <w:hyperlink r:id="rId20" w:history="1">
           <w:r>
             <w:rPr>
               <w:rStyle w:val="Hyperlink"/>
@@ -2661,7 +2633,7 @@
           <w:sz w:val="24"/>
           <w:u w:val="single"/>
         </w:rPr>
-        <w:hyperlink r:id="rId22" w:history="1">
+        <w:hyperlink r:id="rId20" w:history="1">
           <w:r>
             <w:rPr>
               <w:rStyle w:val="Hyperlink"/>
@@ -2759,7 +2731,7 @@
           <w:sz w:val="24"/>
           <w:u w:val="single"/>
         </w:rPr>
-        <w:hyperlink r:id="rId23" w:history="1">
+        <w:hyperlink r:id="rId22" w:history="1">
           <w:r>
             <w:rPr>
               <w:rStyle w:val="Hyperlink"/>
@@ -2777,7 +2749,7 @@
           <w:sz w:val="24"/>
           <w:u w:val="single"/>
         </w:rPr>
-        <w:hyperlink r:id="rId23" w:history="1">
+        <w:hyperlink r:id="rId22" w:history="1">
           <w:r>
             <w:rPr>
               <w:rStyle w:val="Hyperlink"/>
@@ -2795,7 +2767,7 @@
           <w:sz w:val="24"/>
           <w:u w:val="single"/>
         </w:rPr>
-        <w:hyperlink r:id="rId23" w:history="1">
+        <w:hyperlink r:id="rId22" w:history="1">
           <w:r>
             <w:rPr>
               <w:rStyle w:val="Hyperlink"/>
@@ -2813,7 +2785,7 @@
           <w:sz w:val="24"/>
           <w:u w:val="single"/>
         </w:rPr>
-        <w:hyperlink r:id="rId23" w:history="1">
+        <w:hyperlink r:id="rId22" w:history="1">
           <w:r>
             <w:rPr>
               <w:rStyle w:val="Hyperlink"/>
@@ -2841,7 +2813,7 @@
           <w:sz w:val="24"/>
           <w:u w:val="single"/>
         </w:rPr>
-        <w:hyperlink r:id="rId24" w:history="1">
+        <w:hyperlink r:id="rId23" w:history="1">
           <w:r>
             <w:rPr>
               <w:rStyle w:val="Hyperlink"/>
@@ -2859,7 +2831,7 @@
           <w:sz w:val="24"/>
           <w:u w:val="single"/>
         </w:rPr>
-        <w:hyperlink r:id="rId24" w:history="1">
+        <w:hyperlink r:id="rId22" w:history="1">
           <w:r>
             <w:rPr>
               <w:rStyle w:val="Hyperlink"/>
@@ -2877,7 +2849,7 @@
           <w:sz w:val="24"/>
           <w:u w:val="single"/>
         </w:rPr>
-        <w:hyperlink r:id="rId24" w:history="1">
+        <w:hyperlink r:id="rId22" w:history="1">
           <w:r>
             <w:rPr>
               <w:rStyle w:val="Hyperlink"/>
@@ -2894,7 +2866,7 @@
           <w:color w:val="000000"/>
           <w:sz w:val="24"/>
         </w:rPr>
-        <w:hyperlink r:id="rId23" w:history="1">
+        <w:hyperlink r:id="rId22" w:history="1">
           <w:r>
             <w:rPr>
               <w:rStyle w:val="Hyperlink"/>
@@ -2912,7 +2884,7 @@
           <w:sz w:val="24"/>
           <w:u w:val="single"/>
         </w:rPr>
-        <w:hyperlink r:id="rId25" w:history="1">
+        <w:hyperlink r:id="rId22" w:history="1">
           <w:r>
             <w:rPr>
               <w:rStyle w:val="Hyperlink"/>
@@ -2941,7 +2913,7 @@
           <w:sz w:val="24"/>
           <w:u w:val="single"/>
         </w:rPr>
-        <w:hyperlink r:id="rId25" w:history="1">
+        <w:hyperlink r:id="rId22" w:history="1">
           <w:r>
             <w:rPr>
               <w:rStyle w:val="Hyperlink"/>
@@ -2959,7 +2931,7 @@
           <w:sz w:val="24"/>
           <w:u w:val="single"/>
         </w:rPr>
-        <w:hyperlink r:id="rId25" w:history="1">
+        <w:hyperlink r:id="rId22" w:history="1">
           <w:r>
             <w:rPr>
               <w:rStyle w:val="Hyperlink"/>
@@ -3067,7 +3039,7 @@
           <w:sz w:val="24"/>
           <w:u w:val="single"/>
         </w:rPr>
-        <w:hyperlink r:id="rId26" w:history="1">
+        <w:hyperlink r:id="rId24" w:history="1">
           <w:r>
             <w:rPr>
               <w:rStyle w:val="Hyperlink"/>
@@ -3085,7 +3057,7 @@
           <w:sz w:val="24"/>
           <w:u w:val="single"/>
         </w:rPr>
-        <w:hyperlink r:id="rId26" w:history="1">
+        <w:hyperlink r:id="rId24" w:history="1">
           <w:r>
             <w:rPr>
               <w:rStyle w:val="Hyperlink"/>
@@ -3103,7 +3075,7 @@
           <w:sz w:val="24"/>
           <w:u w:val="single"/>
         </w:rPr>
-        <w:hyperlink r:id="rId26" w:history="1">
+        <w:hyperlink r:id="rId24" w:history="1">
           <w:r>
             <w:rPr>
               <w:rStyle w:val="Hyperlink"/>
@@ -3121,7 +3093,7 @@
           <w:sz w:val="24"/>
           <w:u w:val="single"/>
         </w:rPr>
-        <w:hyperlink r:id="rId26" w:history="1">
+        <w:hyperlink r:id="rId24" w:history="1">
           <w:r>
             <w:rPr>
               <w:rStyle w:val="Hyperlink"/>
@@ -3142,7 +3114,7 @@
           <w:sz w:val="24"/>
           <w:u w:val="single"/>
         </w:rPr>
-        <w:hyperlink r:id="rId26" w:history="1">
+        <w:hyperlink r:id="rId24" w:history="1">
           <w:r>
             <w:rPr>
               <w:rStyle w:val="Hyperlink"/>
@@ -3160,7 +3132,7 @@
           <w:sz w:val="24"/>
           <w:u w:val="single"/>
         </w:rPr>
-        <w:hyperlink r:id="rId26" w:history="1">
+        <w:hyperlink r:id="rId24" w:history="1">
           <w:r>
             <w:rPr>
               <w:rStyle w:val="Hyperlink"/>
@@ -3178,7 +3150,7 @@
           <w:sz w:val="24"/>
           <w:u w:val="single"/>
         </w:rPr>
-        <w:hyperlink r:id="rId26" w:history="1">
+        <w:hyperlink r:id="rId24" w:history="1">
           <w:r>
             <w:rPr>
               <w:rStyle w:val="Hyperlink"/>
@@ -3196,7 +3168,7 @@
           <w:sz w:val="24"/>
           <w:u w:val="single"/>
         </w:rPr>
-        <w:hyperlink r:id="rId26" w:history="1">
+        <w:hyperlink r:id="rId24" w:history="1">
           <w:r>
             <w:rPr>
               <w:rStyle w:val="Hyperlink"/>
@@ -3214,7 +3186,7 @@
           <w:sz w:val="24"/>
           <w:u w:val="single"/>
         </w:rPr>
-        <w:hyperlink r:id="rId26" w:history="1">
+        <w:hyperlink r:id="rId24" w:history="1">
           <w:r>
             <w:rPr>
               <w:rStyle w:val="Hyperlink"/>
@@ -3242,7 +3214,7 @@
           <w:sz w:val="24"/>
           <w:u w:val="single"/>
         </w:rPr>
-        <w:hyperlink r:id="rId26" w:history="1">
+        <w:hyperlink r:id="rId24" w:history="1">
           <w:r>
             <w:rPr>
               <w:rStyle w:val="Hyperlink"/>
@@ -3343,7 +3315,7 @@
           <w:sz w:val="24"/>
           <w:u w:val="single"/>
         </w:rPr>
-        <w:hyperlink r:id="rId27" w:history="1">
+        <w:hyperlink r:id="rId25" w:history="1">
           <w:r>
             <w:rPr>
               <w:rStyle w:val="Hyperlink"/>
@@ -3361,7 +3333,7 @@
           <w:sz w:val="24"/>
           <w:u w:val="single"/>
         </w:rPr>
-        <w:hyperlink r:id="rId27" w:history="1">
+        <w:hyperlink r:id="rId25" w:history="1">
           <w:r>
             <w:rPr>
               <w:rStyle w:val="Hyperlink"/>
@@ -3379,7 +3351,7 @@
           <w:sz w:val="24"/>
           <w:u w:val="single"/>
         </w:rPr>
-        <w:hyperlink r:id="rId27" w:history="1">
+        <w:hyperlink r:id="rId25" w:history="1">
           <w:r>
             <w:rPr>
               <w:rStyle w:val="Hyperlink"/>
@@ -3397,7 +3369,7 @@
           <w:sz w:val="24"/>
           <w:u w:val="single"/>
         </w:rPr>
-        <w:hyperlink r:id="rId27" w:history="1">
+        <w:hyperlink r:id="rId25" w:history="1">
           <w:r>
             <w:rPr>
               <w:rStyle w:val="Hyperlink"/>
@@ -3415,7 +3387,7 @@
           <w:sz w:val="24"/>
           <w:u w:val="single"/>
         </w:rPr>
-        <w:hyperlink r:id="rId27" w:history="1">
+        <w:hyperlink r:id="rId25" w:history="1">
           <w:r>
             <w:rPr>
               <w:rStyle w:val="Hyperlink"/>
@@ -3433,7 +3405,7 @@
           <w:sz w:val="24"/>
           <w:u w:val="single"/>
         </w:rPr>
-        <w:hyperlink r:id="rId27" w:history="1">
+        <w:hyperlink r:id="rId25" w:history="1">
           <w:r>
             <w:rPr>
               <w:rStyle w:val="Hyperlink"/>

--- a/EXPORTS/DOCX/published/niveau3/English/NZG.docx
+++ b/EXPORTS/DOCX/published/niveau3/English/NZG.docx
@@ -572,7 +572,7 @@
           <w:sz w:val="24"/>
           <w:u w:val="single"/>
         </w:rPr>
-        <w:hyperlink r:id="rId10" w:history="1">
+        <w:hyperlink r:id="rId12" w:history="1">
           <w:r>
             <w:rPr>
               <w:rStyle w:val="Hyperlink"/>
@@ -606,8 +606,27 @@
           <w:i w:val="0"/>
           <w:color w:val="0000FF"/>
           <w:sz w:val="24"/>
+          <w:u w:val="single"/>
         </w:rPr>
-        <w:t xml:space="preserve"> E</w:t>
+        <w:t xml:space="preserve"> </w:t>
+      </w:r>
+      <w:r>
+        <w:rPr>
+          <w:rFonts w:ascii="Charis SIL Regular" w:hAnsi="Charis SIL Regular" w:eastAsia="Charis SIL Regular"/>
+          <w:b w:val="0"/>
+          <w:i w:val="0"/>
+          <w:color w:val="0000FF"/>
+          <w:sz w:val="24"/>
+          <w:u w:val="single"/>
+        </w:rPr>
+        <w:hyperlink r:id="rId12" w:history="1">
+          <w:r>
+            <w:rPr>
+              <w:rStyle w:val="Hyperlink"/>
+            </w:rPr>
+            <w:t>E</w:t>
+          </w:r>
+        </w:hyperlink>
       </w:r>
       <w:r>
         <w:rPr>
@@ -647,7 +666,7 @@
           <w:sz w:val="24"/>
           <w:u w:val="single"/>
         </w:rPr>
-        <w:hyperlink r:id="rId11" w:history="1">
+        <w:hyperlink r:id="rId12" w:history="1">
           <w:r>
             <w:rPr>
               <w:rStyle w:val="Hyperlink"/>
@@ -2019,8 +2038,16 @@
           <w:i w:val="0"/>
           <w:color w:val="0000FF"/>
           <w:sz w:val="24"/>
+          <w:u w:val="single"/>
         </w:rPr>
-        <w:t>id=zoOC</w:t>
+        <w:hyperlink r:id="rId17" w:history="1">
+          <w:r>
+            <w:rPr>
+              <w:rStyle w:val="Hyperlink"/>
+            </w:rPr>
+            <w:t>id=zoOC</w:t>
+          </w:r>
+        </w:hyperlink>
       </w:r>
       <w:r>
         <w:rPr>
@@ -2568,14 +2595,7 @@
           <w:color w:val="000000"/>
           <w:sz w:val="24"/>
         </w:rPr>
-        <w:hyperlink r:id="rId20" w:history="1">
-          <w:r>
-            <w:rPr>
-              <w:rStyle w:val="Hyperlink"/>
-            </w:rPr>
-            <w:t xml:space="preserve">, </w:t>
-          </w:r>
-        </w:hyperlink>
+        <w:t xml:space="preserve">, </w:t>
       </w:r>
       <w:r>
         <w:rPr>
@@ -2615,7 +2635,7 @@
           <w:sz w:val="24"/>
           <w:u w:val="single"/>
         </w:rPr>
-        <w:hyperlink r:id="rId20" w:history="1">
+        <w:hyperlink r:id="rId22" w:history="1">
           <w:r>
             <w:rPr>
               <w:rStyle w:val="Hyperlink"/>
@@ -2633,7 +2653,7 @@
           <w:sz w:val="24"/>
           <w:u w:val="single"/>
         </w:rPr>
-        <w:hyperlink r:id="rId20" w:history="1">
+        <w:hyperlink r:id="rId22" w:history="1">
           <w:r>
             <w:rPr>
               <w:rStyle w:val="Hyperlink"/>
@@ -2731,7 +2751,7 @@
           <w:sz w:val="24"/>
           <w:u w:val="single"/>
         </w:rPr>
-        <w:hyperlink r:id="rId22" w:history="1">
+        <w:hyperlink r:id="rId23" w:history="1">
           <w:r>
             <w:rPr>
               <w:rStyle w:val="Hyperlink"/>
@@ -2749,7 +2769,7 @@
           <w:sz w:val="24"/>
           <w:u w:val="single"/>
         </w:rPr>
-        <w:hyperlink r:id="rId22" w:history="1">
+        <w:hyperlink r:id="rId23" w:history="1">
           <w:r>
             <w:rPr>
               <w:rStyle w:val="Hyperlink"/>
@@ -2767,7 +2787,7 @@
           <w:sz w:val="24"/>
           <w:u w:val="single"/>
         </w:rPr>
-        <w:hyperlink r:id="rId22" w:history="1">
+        <w:hyperlink r:id="rId23" w:history="1">
           <w:r>
             <w:rPr>
               <w:rStyle w:val="Hyperlink"/>
@@ -2785,7 +2805,7 @@
           <w:sz w:val="24"/>
           <w:u w:val="single"/>
         </w:rPr>
-        <w:hyperlink r:id="rId22" w:history="1">
+        <w:hyperlink r:id="rId23" w:history="1">
           <w:r>
             <w:rPr>
               <w:rStyle w:val="Hyperlink"/>
@@ -2813,7 +2833,7 @@
           <w:sz w:val="24"/>
           <w:u w:val="single"/>
         </w:rPr>
-        <w:hyperlink r:id="rId23" w:history="1">
+        <w:hyperlink r:id="rId24" w:history="1">
           <w:r>
             <w:rPr>
               <w:rStyle w:val="Hyperlink"/>
@@ -2831,7 +2851,7 @@
           <w:sz w:val="24"/>
           <w:u w:val="single"/>
         </w:rPr>
-        <w:hyperlink r:id="rId22" w:history="1">
+        <w:hyperlink r:id="rId23" w:history="1">
           <w:r>
             <w:rPr>
               <w:rStyle w:val="Hyperlink"/>
@@ -2849,7 +2869,7 @@
           <w:sz w:val="24"/>
           <w:u w:val="single"/>
         </w:rPr>
-        <w:hyperlink r:id="rId22" w:history="1">
+        <w:hyperlink r:id="rId23" w:history="1">
           <w:r>
             <w:rPr>
               <w:rStyle w:val="Hyperlink"/>
@@ -2860,13 +2880,14 @@
       </w:r>
       <w:r>
         <w:rPr>
+          <w:u w:val="single" w:color="0000ff"/>
           <w:rFonts w:ascii="Charis SIL Regular" w:hAnsi="Charis SIL Regular" w:eastAsia="Charis SIL Regular"/>
           <w:b w:val="0"/>
           <w:i w:val="0"/>
           <w:color w:val="000000"/>
           <w:sz w:val="24"/>
         </w:rPr>
-        <w:hyperlink r:id="rId22" w:history="1">
+        <w:hyperlink r:id="rId23" w:history="1">
           <w:r>
             <w:rPr>
               <w:rStyle w:val="Hyperlink"/>
@@ -2884,7 +2905,7 @@
           <w:sz w:val="24"/>
           <w:u w:val="single"/>
         </w:rPr>
-        <w:hyperlink r:id="rId22" w:history="1">
+        <w:hyperlink r:id="rId25" w:history="1">
           <w:r>
             <w:rPr>
               <w:rStyle w:val="Hyperlink"/>
@@ -2913,7 +2934,7 @@
           <w:sz w:val="24"/>
           <w:u w:val="single"/>
         </w:rPr>
-        <w:hyperlink r:id="rId22" w:history="1">
+        <w:hyperlink r:id="rId25" w:history="1">
           <w:r>
             <w:rPr>
               <w:rStyle w:val="Hyperlink"/>
@@ -2931,7 +2952,7 @@
           <w:sz w:val="24"/>
           <w:u w:val="single"/>
         </w:rPr>
-        <w:hyperlink r:id="rId22" w:history="1">
+        <w:hyperlink r:id="rId25" w:history="1">
           <w:r>
             <w:rPr>
               <w:rStyle w:val="Hyperlink"/>
@@ -3039,7 +3060,7 @@
           <w:sz w:val="24"/>
           <w:u w:val="single"/>
         </w:rPr>
-        <w:hyperlink r:id="rId24" w:history="1">
+        <w:hyperlink r:id="rId26" w:history="1">
           <w:r>
             <w:rPr>
               <w:rStyle w:val="Hyperlink"/>
@@ -3057,7 +3078,7 @@
           <w:sz w:val="24"/>
           <w:u w:val="single"/>
         </w:rPr>
-        <w:hyperlink r:id="rId24" w:history="1">
+        <w:hyperlink r:id="rId26" w:history="1">
           <w:r>
             <w:rPr>
               <w:rStyle w:val="Hyperlink"/>
@@ -3075,7 +3096,7 @@
           <w:sz w:val="24"/>
           <w:u w:val="single"/>
         </w:rPr>
-        <w:hyperlink r:id="rId24" w:history="1">
+        <w:hyperlink r:id="rId26" w:history="1">
           <w:r>
             <w:rPr>
               <w:rStyle w:val="Hyperlink"/>
@@ -3093,7 +3114,7 @@
           <w:sz w:val="24"/>
           <w:u w:val="single"/>
         </w:rPr>
-        <w:hyperlink r:id="rId24" w:history="1">
+        <w:hyperlink r:id="rId26" w:history="1">
           <w:r>
             <w:rPr>
               <w:rStyle w:val="Hyperlink"/>
@@ -3114,7 +3135,7 @@
           <w:sz w:val="24"/>
           <w:u w:val="single"/>
         </w:rPr>
-        <w:hyperlink r:id="rId24" w:history="1">
+        <w:hyperlink r:id="rId26" w:history="1">
           <w:r>
             <w:rPr>
               <w:rStyle w:val="Hyperlink"/>
@@ -3132,7 +3153,7 @@
           <w:sz w:val="24"/>
           <w:u w:val="single"/>
         </w:rPr>
-        <w:hyperlink r:id="rId24" w:history="1">
+        <w:hyperlink r:id="rId26" w:history="1">
           <w:r>
             <w:rPr>
               <w:rStyle w:val="Hyperlink"/>
@@ -3150,7 +3171,7 @@
           <w:sz w:val="24"/>
           <w:u w:val="single"/>
         </w:rPr>
-        <w:hyperlink r:id="rId24" w:history="1">
+        <w:hyperlink r:id="rId26" w:history="1">
           <w:r>
             <w:rPr>
               <w:rStyle w:val="Hyperlink"/>
@@ -3168,7 +3189,7 @@
           <w:sz w:val="24"/>
           <w:u w:val="single"/>
         </w:rPr>
-        <w:hyperlink r:id="rId24" w:history="1">
+        <w:hyperlink r:id="rId26" w:history="1">
           <w:r>
             <w:rPr>
               <w:rStyle w:val="Hyperlink"/>
@@ -3186,7 +3207,7 @@
           <w:sz w:val="24"/>
           <w:u w:val="single"/>
         </w:rPr>
-        <w:hyperlink r:id="rId24" w:history="1">
+        <w:hyperlink r:id="rId26" w:history="1">
           <w:r>
             <w:rPr>
               <w:rStyle w:val="Hyperlink"/>
@@ -3214,7 +3235,7 @@
           <w:sz w:val="24"/>
           <w:u w:val="single"/>
         </w:rPr>
-        <w:hyperlink r:id="rId24" w:history="1">
+        <w:hyperlink r:id="rId26" w:history="1">
           <w:r>
             <w:rPr>
               <w:rStyle w:val="Hyperlink"/>
@@ -3315,7 +3336,7 @@
           <w:sz w:val="24"/>
           <w:u w:val="single"/>
         </w:rPr>
-        <w:hyperlink r:id="rId25" w:history="1">
+        <w:hyperlink r:id="rId27" w:history="1">
           <w:r>
             <w:rPr>
               <w:rStyle w:val="Hyperlink"/>
@@ -3333,7 +3354,7 @@
           <w:sz w:val="24"/>
           <w:u w:val="single"/>
         </w:rPr>
-        <w:hyperlink r:id="rId25" w:history="1">
+        <w:hyperlink r:id="rId27" w:history="1">
           <w:r>
             <w:rPr>
               <w:rStyle w:val="Hyperlink"/>
@@ -3351,7 +3372,7 @@
           <w:sz w:val="24"/>
           <w:u w:val="single"/>
         </w:rPr>
-        <w:hyperlink r:id="rId25" w:history="1">
+        <w:hyperlink r:id="rId27" w:history="1">
           <w:r>
             <w:rPr>
               <w:rStyle w:val="Hyperlink"/>
@@ -3369,7 +3390,7 @@
           <w:sz w:val="24"/>
           <w:u w:val="single"/>
         </w:rPr>
-        <w:hyperlink r:id="rId25" w:history="1">
+        <w:hyperlink r:id="rId27" w:history="1">
           <w:r>
             <w:rPr>
               <w:rStyle w:val="Hyperlink"/>
@@ -3387,7 +3408,7 @@
           <w:sz w:val="24"/>
           <w:u w:val="single"/>
         </w:rPr>
-        <w:hyperlink r:id="rId25" w:history="1">
+        <w:hyperlink r:id="rId27" w:history="1">
           <w:r>
             <w:rPr>
               <w:rStyle w:val="Hyperlink"/>
@@ -3405,7 +3426,7 @@
           <w:sz w:val="24"/>
           <w:u w:val="single"/>
         </w:rPr>
-        <w:hyperlink r:id="rId25" w:history="1">
+        <w:hyperlink r:id="rId27" w:history="1">
           <w:r>
             <w:rPr>
               <w:rStyle w:val="Hyperlink"/>

--- a/EXPORTS/DOCX/published/niveau3/English/NZG.docx
+++ b/EXPORTS/DOCX/published/niveau3/English/NZG.docx
@@ -617,7 +617,6 @@
           <w:i w:val="0"/>
           <w:color w:val="0000FF"/>
           <w:sz w:val="24"/>
-          <w:u w:val="single"/>
         </w:rPr>
         <w:hyperlink r:id="rId12" w:history="1">
           <w:r>
@@ -637,7 +636,7 @@
           <w:sz w:val="24"/>
           <w:u w:val="single"/>
         </w:rPr>
-        <w:hyperlink r:id="rId11" w:history="1">
+        <w:hyperlink r:id="rId12" w:history="1">
           <w:r>
             <w:rPr>
               <w:rStyle w:val="Hyperlink"/>
@@ -2040,7 +2039,7 @@
           <w:sz w:val="24"/>
           <w:u w:val="single"/>
         </w:rPr>
-        <w:hyperlink r:id="rId17" w:history="1">
+        <w:hyperlink r:id="rId18" w:history="1">
           <w:r>
             <w:rPr>
               <w:rStyle w:val="Hyperlink"/>
@@ -2058,7 +2057,7 @@
           <w:sz w:val="24"/>
           <w:u w:val="single"/>
         </w:rPr>
-        <w:hyperlink r:id="rId17" w:history="1">
+        <w:hyperlink r:id="rId18" w:history="1">
           <w:r>
             <w:rPr>
               <w:rStyle w:val="Hyperlink"/>
@@ -2595,7 +2594,14 @@
           <w:color w:val="000000"/>
           <w:sz w:val="24"/>
         </w:rPr>
-        <w:t xml:space="preserve">, </w:t>
+        <w:hyperlink r:id="rId20" w:history="1">
+          <w:r>
+            <w:rPr>
+              <w:rStyle w:val="Hyperlink"/>
+            </w:rPr>
+            <w:t xml:space="preserve">, </w:t>
+          </w:r>
+        </w:hyperlink>
       </w:r>
       <w:r>
         <w:rPr>
@@ -2635,7 +2641,7 @@
           <w:sz w:val="24"/>
           <w:u w:val="single"/>
         </w:rPr>
-        <w:hyperlink r:id="rId22" w:history="1">
+        <w:hyperlink r:id="rId20" w:history="1">
           <w:r>
             <w:rPr>
               <w:rStyle w:val="Hyperlink"/>
@@ -2653,7 +2659,7 @@
           <w:sz w:val="24"/>
           <w:u w:val="single"/>
         </w:rPr>
-        <w:hyperlink r:id="rId22" w:history="1">
+        <w:hyperlink r:id="rId20" w:history="1">
           <w:r>
             <w:rPr>
               <w:rStyle w:val="Hyperlink"/>
@@ -2751,7 +2757,7 @@
           <w:sz w:val="24"/>
           <w:u w:val="single"/>
         </w:rPr>
-        <w:hyperlink r:id="rId23" w:history="1">
+        <w:hyperlink r:id="rId22" w:history="1">
           <w:r>
             <w:rPr>
               <w:rStyle w:val="Hyperlink"/>
@@ -2769,7 +2775,7 @@
           <w:sz w:val="24"/>
           <w:u w:val="single"/>
         </w:rPr>
-        <w:hyperlink r:id="rId23" w:history="1">
+        <w:hyperlink r:id="rId22" w:history="1">
           <w:r>
             <w:rPr>
               <w:rStyle w:val="Hyperlink"/>
@@ -2787,7 +2793,7 @@
           <w:sz w:val="24"/>
           <w:u w:val="single"/>
         </w:rPr>
-        <w:hyperlink r:id="rId23" w:history="1">
+        <w:hyperlink r:id="rId22" w:history="1">
           <w:r>
             <w:rPr>
               <w:rStyle w:val="Hyperlink"/>
@@ -2805,7 +2811,7 @@
           <w:sz w:val="24"/>
           <w:u w:val="single"/>
         </w:rPr>
-        <w:hyperlink r:id="rId23" w:history="1">
+        <w:hyperlink r:id="rId22" w:history="1">
           <w:r>
             <w:rPr>
               <w:rStyle w:val="Hyperlink"/>
@@ -2833,7 +2839,7 @@
           <w:sz w:val="24"/>
           <w:u w:val="single"/>
         </w:rPr>
-        <w:hyperlink r:id="rId24" w:history="1">
+        <w:hyperlink r:id="rId23" w:history="1">
           <w:r>
             <w:rPr>
               <w:rStyle w:val="Hyperlink"/>
@@ -2851,7 +2857,7 @@
           <w:sz w:val="24"/>
           <w:u w:val="single"/>
         </w:rPr>
-        <w:hyperlink r:id="rId23" w:history="1">
+        <w:hyperlink r:id="rId22" w:history="1">
           <w:r>
             <w:rPr>
               <w:rStyle w:val="Hyperlink"/>
@@ -2869,7 +2875,7 @@
           <w:sz w:val="24"/>
           <w:u w:val="single"/>
         </w:rPr>
-        <w:hyperlink r:id="rId23" w:history="1">
+        <w:hyperlink r:id="rId22" w:history="1">
           <w:r>
             <w:rPr>
               <w:rStyle w:val="Hyperlink"/>
@@ -2880,14 +2886,13 @@
       </w:r>
       <w:r>
         <w:rPr>
-          <w:u w:val="single" w:color="0000ff"/>
           <w:rFonts w:ascii="Charis SIL Regular" w:hAnsi="Charis SIL Regular" w:eastAsia="Charis SIL Regular"/>
           <w:b w:val="0"/>
           <w:i w:val="0"/>
           <w:color w:val="000000"/>
           <w:sz w:val="24"/>
         </w:rPr>
-        <w:hyperlink r:id="rId23" w:history="1">
+        <w:hyperlink r:id="rId22" w:history="1">
           <w:r>
             <w:rPr>
               <w:rStyle w:val="Hyperlink"/>
@@ -2905,7 +2910,7 @@
           <w:sz w:val="24"/>
           <w:u w:val="single"/>
         </w:rPr>
-        <w:hyperlink r:id="rId25" w:history="1">
+        <w:hyperlink r:id="rId22" w:history="1">
           <w:r>
             <w:rPr>
               <w:rStyle w:val="Hyperlink"/>
@@ -2934,7 +2939,7 @@
           <w:sz w:val="24"/>
           <w:u w:val="single"/>
         </w:rPr>
-        <w:hyperlink r:id="rId25" w:history="1">
+        <w:hyperlink r:id="rId22" w:history="1">
           <w:r>
             <w:rPr>
               <w:rStyle w:val="Hyperlink"/>
@@ -2952,7 +2957,7 @@
           <w:sz w:val="24"/>
           <w:u w:val="single"/>
         </w:rPr>
-        <w:hyperlink r:id="rId25" w:history="1">
+        <w:hyperlink r:id="rId22" w:history="1">
           <w:r>
             <w:rPr>
               <w:rStyle w:val="Hyperlink"/>
@@ -3060,7 +3065,7 @@
           <w:sz w:val="24"/>
           <w:u w:val="single"/>
         </w:rPr>
-        <w:hyperlink r:id="rId26" w:history="1">
+        <w:hyperlink r:id="rId24" w:history="1">
           <w:r>
             <w:rPr>
               <w:rStyle w:val="Hyperlink"/>
@@ -3078,7 +3083,7 @@
           <w:sz w:val="24"/>
           <w:u w:val="single"/>
         </w:rPr>
-        <w:hyperlink r:id="rId26" w:history="1">
+        <w:hyperlink r:id="rId24" w:history="1">
           <w:r>
             <w:rPr>
               <w:rStyle w:val="Hyperlink"/>
@@ -3096,7 +3101,7 @@
           <w:sz w:val="24"/>
           <w:u w:val="single"/>
         </w:rPr>
-        <w:hyperlink r:id="rId26" w:history="1">
+        <w:hyperlink r:id="rId24" w:history="1">
           <w:r>
             <w:rPr>
               <w:rStyle w:val="Hyperlink"/>
@@ -3114,7 +3119,7 @@
           <w:sz w:val="24"/>
           <w:u w:val="single"/>
         </w:rPr>
-        <w:hyperlink r:id="rId26" w:history="1">
+        <w:hyperlink r:id="rId24" w:history="1">
           <w:r>
             <w:rPr>
               <w:rStyle w:val="Hyperlink"/>
@@ -3135,7 +3140,7 @@
           <w:sz w:val="24"/>
           <w:u w:val="single"/>
         </w:rPr>
-        <w:hyperlink r:id="rId26" w:history="1">
+        <w:hyperlink r:id="rId24" w:history="1">
           <w:r>
             <w:rPr>
               <w:rStyle w:val="Hyperlink"/>
@@ -3153,7 +3158,7 @@
           <w:sz w:val="24"/>
           <w:u w:val="single"/>
         </w:rPr>
-        <w:hyperlink r:id="rId26" w:history="1">
+        <w:hyperlink r:id="rId24" w:history="1">
           <w:r>
             <w:rPr>
               <w:rStyle w:val="Hyperlink"/>
@@ -3171,7 +3176,7 @@
           <w:sz w:val="24"/>
           <w:u w:val="single"/>
         </w:rPr>
-        <w:hyperlink r:id="rId26" w:history="1">
+        <w:hyperlink r:id="rId24" w:history="1">
           <w:r>
             <w:rPr>
               <w:rStyle w:val="Hyperlink"/>
@@ -3189,7 +3194,7 @@
           <w:sz w:val="24"/>
           <w:u w:val="single"/>
         </w:rPr>
-        <w:hyperlink r:id="rId26" w:history="1">
+        <w:hyperlink r:id="rId24" w:history="1">
           <w:r>
             <w:rPr>
               <w:rStyle w:val="Hyperlink"/>
@@ -3207,7 +3212,7 @@
           <w:sz w:val="24"/>
           <w:u w:val="single"/>
         </w:rPr>
-        <w:hyperlink r:id="rId26" w:history="1">
+        <w:hyperlink r:id="rId24" w:history="1">
           <w:r>
             <w:rPr>
               <w:rStyle w:val="Hyperlink"/>
@@ -3235,7 +3240,7 @@
           <w:sz w:val="24"/>
           <w:u w:val="single"/>
         </w:rPr>
-        <w:hyperlink r:id="rId26" w:history="1">
+        <w:hyperlink r:id="rId24" w:history="1">
           <w:r>
             <w:rPr>
               <w:rStyle w:val="Hyperlink"/>
@@ -3336,7 +3341,7 @@
           <w:sz w:val="24"/>
           <w:u w:val="single"/>
         </w:rPr>
-        <w:hyperlink r:id="rId27" w:history="1">
+        <w:hyperlink r:id="rId25" w:history="1">
           <w:r>
             <w:rPr>
               <w:rStyle w:val="Hyperlink"/>
@@ -3354,7 +3359,7 @@
           <w:sz w:val="24"/>
           <w:u w:val="single"/>
         </w:rPr>
-        <w:hyperlink r:id="rId27" w:history="1">
+        <w:hyperlink r:id="rId25" w:history="1">
           <w:r>
             <w:rPr>
               <w:rStyle w:val="Hyperlink"/>
@@ -3372,7 +3377,7 @@
           <w:sz w:val="24"/>
           <w:u w:val="single"/>
         </w:rPr>
-        <w:hyperlink r:id="rId27" w:history="1">
+        <w:hyperlink r:id="rId25" w:history="1">
           <w:r>
             <w:rPr>
               <w:rStyle w:val="Hyperlink"/>
@@ -3390,7 +3395,7 @@
           <w:sz w:val="24"/>
           <w:u w:val="single"/>
         </w:rPr>
-        <w:hyperlink r:id="rId27" w:history="1">
+        <w:hyperlink r:id="rId25" w:history="1">
           <w:r>
             <w:rPr>
               <w:rStyle w:val="Hyperlink"/>
@@ -3408,7 +3413,7 @@
           <w:sz w:val="24"/>
           <w:u w:val="single"/>
         </w:rPr>
-        <w:hyperlink r:id="rId27" w:history="1">
+        <w:hyperlink r:id="rId25" w:history="1">
           <w:r>
             <w:rPr>
               <w:rStyle w:val="Hyperlink"/>
@@ -3426,7 +3431,7 @@
           <w:sz w:val="24"/>
           <w:u w:val="single"/>
         </w:rPr>
-        <w:hyperlink r:id="rId27" w:history="1">
+        <w:hyperlink r:id="rId25" w:history="1">
           <w:r>
             <w:rPr>
               <w:rStyle w:val="Hyperlink"/>

--- a/EXPORTS/DOCX/published/niveau3/English/NZG.docx
+++ b/EXPORTS/DOCX/published/niveau3/English/NZG.docx
@@ -554,14 +554,7 @@
           <w:color w:val="000000"/>
           <w:sz w:val="24"/>
         </w:rPr>
-        <w:hyperlink r:id="rId10" w:history="1">
-          <w:r>
-            <w:rPr>
-              <w:rStyle w:val="Hyperlink"/>
-            </w:rPr>
-            <w:t xml:space="preserve">r </w:t>
-          </w:r>
-        </w:hyperlink>
+        <w:t xml:space="preserve">r </w:t>
       </w:r>
       <w:r>
         <w:rPr>
@@ -617,6 +610,7 @@
           <w:i w:val="0"/>
           <w:color w:val="0000FF"/>
           <w:sz w:val="24"/>
+          <w:u w:val="single"/>
         </w:rPr>
         <w:hyperlink r:id="rId12" w:history="1">
           <w:r>
@@ -2559,7 +2553,7 @@
           <w:sz w:val="24"/>
           <w:u w:val="single"/>
         </w:rPr>
-        <w:hyperlink r:id="rId20" w:history="1">
+        <w:hyperlink r:id="rId21" w:history="1">
           <w:r>
             <w:rPr>
               <w:rStyle w:val="Hyperlink"/>
@@ -2577,7 +2571,7 @@
           <w:sz w:val="24"/>
           <w:u w:val="single"/>
         </w:rPr>
-        <w:hyperlink r:id="rId20" w:history="1">
+        <w:hyperlink r:id="rId21" w:history="1">
           <w:r>
             <w:rPr>
               <w:rStyle w:val="Hyperlink"/>
@@ -2588,6 +2582,7 @@
       </w:r>
       <w:r>
         <w:rPr>
+          <w:u w:val="single" w:color="0000ff"/>
           <w:rFonts w:ascii="Charis SIL Regular" w:hAnsi="Charis SIL Regular" w:eastAsia="Charis SIL Regular"/>
           <w:b w:val="0"/>
           <w:i w:val="0"/>
@@ -2659,7 +2654,7 @@
           <w:sz w:val="24"/>
           <w:u w:val="single"/>
         </w:rPr>
-        <w:hyperlink r:id="rId20" w:history="1">
+        <w:hyperlink r:id="rId22" w:history="1">
           <w:r>
             <w:rPr>
               <w:rStyle w:val="Hyperlink"/>
@@ -2757,7 +2752,7 @@
           <w:sz w:val="24"/>
           <w:u w:val="single"/>
         </w:rPr>
-        <w:hyperlink r:id="rId22" w:history="1">
+        <w:hyperlink r:id="rId23" w:history="1">
           <w:r>
             <w:rPr>
               <w:rStyle w:val="Hyperlink"/>
@@ -2775,7 +2770,7 @@
           <w:sz w:val="24"/>
           <w:u w:val="single"/>
         </w:rPr>
-        <w:hyperlink r:id="rId22" w:history="1">
+        <w:hyperlink r:id="rId23" w:history="1">
           <w:r>
             <w:rPr>
               <w:rStyle w:val="Hyperlink"/>
@@ -2793,7 +2788,7 @@
           <w:sz w:val="24"/>
           <w:u w:val="single"/>
         </w:rPr>
-        <w:hyperlink r:id="rId22" w:history="1">
+        <w:hyperlink r:id="rId23" w:history="1">
           <w:r>
             <w:rPr>
               <w:rStyle w:val="Hyperlink"/>
@@ -2811,7 +2806,7 @@
           <w:sz w:val="24"/>
           <w:u w:val="single"/>
         </w:rPr>
-        <w:hyperlink r:id="rId22" w:history="1">
+        <w:hyperlink r:id="rId23" w:history="1">
           <w:r>
             <w:rPr>
               <w:rStyle w:val="Hyperlink"/>
@@ -2839,7 +2834,7 @@
           <w:sz w:val="24"/>
           <w:u w:val="single"/>
         </w:rPr>
-        <w:hyperlink r:id="rId23" w:history="1">
+        <w:hyperlink r:id="rId24" w:history="1">
           <w:r>
             <w:rPr>
               <w:rStyle w:val="Hyperlink"/>
@@ -2857,7 +2852,7 @@
           <w:sz w:val="24"/>
           <w:u w:val="single"/>
         </w:rPr>
-        <w:hyperlink r:id="rId22" w:history="1">
+        <w:hyperlink r:id="rId24" w:history="1">
           <w:r>
             <w:rPr>
               <w:rStyle w:val="Hyperlink"/>
@@ -2875,7 +2870,7 @@
           <w:sz w:val="24"/>
           <w:u w:val="single"/>
         </w:rPr>
-        <w:hyperlink r:id="rId22" w:history="1">
+        <w:hyperlink r:id="rId24" w:history="1">
           <w:r>
             <w:rPr>
               <w:rStyle w:val="Hyperlink"/>
@@ -2892,14 +2887,7 @@
           <w:color w:val="000000"/>
           <w:sz w:val="24"/>
         </w:rPr>
-        <w:hyperlink r:id="rId22" w:history="1">
-          <w:r>
-            <w:rPr>
-              <w:rStyle w:val="Hyperlink"/>
-            </w:rPr>
-            <w:t xml:space="preserve">, </w:t>
-          </w:r>
-        </w:hyperlink>
+        <w:t xml:space="preserve">, </w:t>
       </w:r>
       <w:r>
         <w:rPr>
@@ -2910,7 +2898,7 @@
           <w:sz w:val="24"/>
           <w:u w:val="single"/>
         </w:rPr>
-        <w:hyperlink r:id="rId22" w:history="1">
+        <w:hyperlink r:id="rId25" w:history="1">
           <w:r>
             <w:rPr>
               <w:rStyle w:val="Hyperlink"/>
@@ -2939,7 +2927,7 @@
           <w:sz w:val="24"/>
           <w:u w:val="single"/>
         </w:rPr>
-        <w:hyperlink r:id="rId22" w:history="1">
+        <w:hyperlink r:id="rId25" w:history="1">
           <w:r>
             <w:rPr>
               <w:rStyle w:val="Hyperlink"/>
@@ -2957,7 +2945,7 @@
           <w:sz w:val="24"/>
           <w:u w:val="single"/>
         </w:rPr>
-        <w:hyperlink r:id="rId22" w:history="1">
+        <w:hyperlink r:id="rId25" w:history="1">
           <w:r>
             <w:rPr>
               <w:rStyle w:val="Hyperlink"/>
@@ -3065,7 +3053,7 @@
           <w:sz w:val="24"/>
           <w:u w:val="single"/>
         </w:rPr>
-        <w:hyperlink r:id="rId24" w:history="1">
+        <w:hyperlink r:id="rId26" w:history="1">
           <w:r>
             <w:rPr>
               <w:rStyle w:val="Hyperlink"/>
@@ -3083,7 +3071,7 @@
           <w:sz w:val="24"/>
           <w:u w:val="single"/>
         </w:rPr>
-        <w:hyperlink r:id="rId24" w:history="1">
+        <w:hyperlink r:id="rId26" w:history="1">
           <w:r>
             <w:rPr>
               <w:rStyle w:val="Hyperlink"/>
@@ -3101,7 +3089,7 @@
           <w:sz w:val="24"/>
           <w:u w:val="single"/>
         </w:rPr>
-        <w:hyperlink r:id="rId24" w:history="1">
+        <w:hyperlink r:id="rId26" w:history="1">
           <w:r>
             <w:rPr>
               <w:rStyle w:val="Hyperlink"/>
@@ -3119,7 +3107,7 @@
           <w:sz w:val="24"/>
           <w:u w:val="single"/>
         </w:rPr>
-        <w:hyperlink r:id="rId24" w:history="1">
+        <w:hyperlink r:id="rId26" w:history="1">
           <w:r>
             <w:rPr>
               <w:rStyle w:val="Hyperlink"/>
@@ -3140,7 +3128,7 @@
           <w:sz w:val="24"/>
           <w:u w:val="single"/>
         </w:rPr>
-        <w:hyperlink r:id="rId24" w:history="1">
+        <w:hyperlink r:id="rId26" w:history="1">
           <w:r>
             <w:rPr>
               <w:rStyle w:val="Hyperlink"/>
@@ -3158,7 +3146,7 @@
           <w:sz w:val="24"/>
           <w:u w:val="single"/>
         </w:rPr>
-        <w:hyperlink r:id="rId24" w:history="1">
+        <w:hyperlink r:id="rId26" w:history="1">
           <w:r>
             <w:rPr>
               <w:rStyle w:val="Hyperlink"/>
@@ -3176,7 +3164,7 @@
           <w:sz w:val="24"/>
           <w:u w:val="single"/>
         </w:rPr>
-        <w:hyperlink r:id="rId24" w:history="1">
+        <w:hyperlink r:id="rId26" w:history="1">
           <w:r>
             <w:rPr>
               <w:rStyle w:val="Hyperlink"/>
@@ -3194,7 +3182,7 @@
           <w:sz w:val="24"/>
           <w:u w:val="single"/>
         </w:rPr>
-        <w:hyperlink r:id="rId24" w:history="1">
+        <w:hyperlink r:id="rId26" w:history="1">
           <w:r>
             <w:rPr>
               <w:rStyle w:val="Hyperlink"/>
@@ -3212,7 +3200,7 @@
           <w:sz w:val="24"/>
           <w:u w:val="single"/>
         </w:rPr>
-        <w:hyperlink r:id="rId24" w:history="1">
+        <w:hyperlink r:id="rId26" w:history="1">
           <w:r>
             <w:rPr>
               <w:rStyle w:val="Hyperlink"/>
@@ -3240,7 +3228,7 @@
           <w:sz w:val="24"/>
           <w:u w:val="single"/>
         </w:rPr>
-        <w:hyperlink r:id="rId24" w:history="1">
+        <w:hyperlink r:id="rId26" w:history="1">
           <w:r>
             <w:rPr>
               <w:rStyle w:val="Hyperlink"/>
@@ -3341,7 +3329,7 @@
           <w:sz w:val="24"/>
           <w:u w:val="single"/>
         </w:rPr>
-        <w:hyperlink r:id="rId25" w:history="1">
+        <w:hyperlink r:id="rId27" w:history="1">
           <w:r>
             <w:rPr>
               <w:rStyle w:val="Hyperlink"/>
@@ -3359,7 +3347,7 @@
           <w:sz w:val="24"/>
           <w:u w:val="single"/>
         </w:rPr>
-        <w:hyperlink r:id="rId25" w:history="1">
+        <w:hyperlink r:id="rId27" w:history="1">
           <w:r>
             <w:rPr>
               <w:rStyle w:val="Hyperlink"/>
@@ -3377,7 +3365,7 @@
           <w:sz w:val="24"/>
           <w:u w:val="single"/>
         </w:rPr>
-        <w:hyperlink r:id="rId25" w:history="1">
+        <w:hyperlink r:id="rId27" w:history="1">
           <w:r>
             <w:rPr>
               <w:rStyle w:val="Hyperlink"/>
@@ -3395,7 +3383,7 @@
           <w:sz w:val="24"/>
           <w:u w:val="single"/>
         </w:rPr>
-        <w:hyperlink r:id="rId25" w:history="1">
+        <w:hyperlink r:id="rId27" w:history="1">
           <w:r>
             <w:rPr>
               <w:rStyle w:val="Hyperlink"/>
@@ -3413,7 +3401,7 @@
           <w:sz w:val="24"/>
           <w:u w:val="single"/>
         </w:rPr>
-        <w:hyperlink r:id="rId25" w:history="1">
+        <w:hyperlink r:id="rId27" w:history="1">
           <w:r>
             <w:rPr>
               <w:rStyle w:val="Hyperlink"/>
@@ -3431,7 +3419,7 @@
           <w:sz w:val="24"/>
           <w:u w:val="single"/>
         </w:rPr>
-        <w:hyperlink r:id="rId25" w:history="1">
+        <w:hyperlink r:id="rId27" w:history="1">
           <w:r>
             <w:rPr>
               <w:rStyle w:val="Hyperlink"/>

--- a/EXPORTS/DOCX/published/niveau3/English/NZG.docx
+++ b/EXPORTS/DOCX/published/niveau3/English/NZG.docx
@@ -554,7 +554,14 @@
           <w:color w:val="000000"/>
           <w:sz w:val="24"/>
         </w:rPr>
-        <w:t xml:space="preserve">r </w:t>
+        <w:hyperlink r:id="rId10" w:history="1">
+          <w:r>
+            <w:rPr>
+              <w:rStyle w:val="Hyperlink"/>
+            </w:rPr>
+            <w:t xml:space="preserve">r </w:t>
+          </w:r>
+        </w:hyperlink>
       </w:r>
       <w:r>
         <w:rPr>
@@ -565,7 +572,7 @@
           <w:sz w:val="24"/>
           <w:u w:val="single"/>
         </w:rPr>
-        <w:hyperlink r:id="rId12" w:history="1">
+        <w:hyperlink r:id="rId10" w:history="1">
           <w:r>
             <w:rPr>
               <w:rStyle w:val="Hyperlink"/>
@@ -2033,7 +2040,7 @@
           <w:sz w:val="24"/>
           <w:u w:val="single"/>
         </w:rPr>
-        <w:hyperlink r:id="rId18" w:history="1">
+        <w:hyperlink r:id="rId17" w:history="1">
           <w:r>
             <w:rPr>
               <w:rStyle w:val="Hyperlink"/>
@@ -2051,7 +2058,7 @@
           <w:sz w:val="24"/>
           <w:u w:val="single"/>
         </w:rPr>
-        <w:hyperlink r:id="rId18" w:history="1">
+        <w:hyperlink r:id="rId17" w:history="1">
           <w:r>
             <w:rPr>
               <w:rStyle w:val="Hyperlink"/>
@@ -2607,7 +2614,7 @@
           <w:sz w:val="24"/>
           <w:u w:val="single"/>
         </w:rPr>
-        <w:hyperlink r:id="rId20" w:history="1">
+        <w:hyperlink r:id="rId22" w:history="1">
           <w:r>
             <w:rPr>
               <w:rStyle w:val="Hyperlink"/>
@@ -2636,7 +2643,7 @@
           <w:sz w:val="24"/>
           <w:u w:val="single"/>
         </w:rPr>
-        <w:hyperlink r:id="rId20" w:history="1">
+        <w:hyperlink r:id="rId22" w:history="1">
           <w:r>
             <w:rPr>
               <w:rStyle w:val="Hyperlink"/>
@@ -2881,13 +2888,21 @@
       </w:r>
       <w:r>
         <w:rPr>
+          <w:u w:val="single" w:color="0000ff"/>
           <w:rFonts w:ascii="Charis SIL Regular" w:hAnsi="Charis SIL Regular" w:eastAsia="Charis SIL Regular"/>
           <w:b w:val="0"/>
           <w:i w:val="0"/>
           <w:color w:val="000000"/>
           <w:sz w:val="24"/>
         </w:rPr>
-        <w:t xml:space="preserve">, </w:t>
+        <w:hyperlink r:id="rId23" w:history="1">
+          <w:r>
+            <w:rPr>
+              <w:rStyle w:val="Hyperlink"/>
+            </w:rPr>
+            <w:t xml:space="preserve">, </w:t>
+          </w:r>
+        </w:hyperlink>
       </w:r>
       <w:r>
         <w:rPr>

--- a/EXPORTS/DOCX/published/niveau3/English/NZG.docx
+++ b/EXPORTS/DOCX/published/niveau3/English/NZG.docx
@@ -554,14 +554,7 @@
           <w:color w:val="000000"/>
           <w:sz w:val="24"/>
         </w:rPr>
-        <w:hyperlink r:id="rId10" w:history="1">
-          <w:r>
-            <w:rPr>
-              <w:rStyle w:val="Hyperlink"/>
-            </w:rPr>
-            <w:t xml:space="preserve">r </w:t>
-          </w:r>
-        </w:hyperlink>
+        <w:t xml:space="preserve">r </w:t>
       </w:r>
       <w:r>
         <w:rPr>
@@ -572,7 +565,7 @@
           <w:sz w:val="24"/>
           <w:u w:val="single"/>
         </w:rPr>
-        <w:hyperlink r:id="rId10" w:history="1">
+        <w:hyperlink r:id="rId12" w:history="1">
           <w:r>
             <w:rPr>
               <w:rStyle w:val="Hyperlink"/>
@@ -606,9 +599,8 @@
           <w:i w:val="0"/>
           <w:color w:val="0000FF"/>
           <w:sz w:val="24"/>
-          <w:u w:val="single"/>
         </w:rPr>
-        <w:t xml:space="preserve"> </w:t>
+        <w:t xml:space="preserve"> E</w:t>
       </w:r>
       <w:r>
         <w:rPr>
@@ -619,25 +611,7 @@
           <w:sz w:val="24"/>
           <w:u w:val="single"/>
         </w:rPr>
-        <w:hyperlink r:id="rId12" w:history="1">
-          <w:r>
-            <w:rPr>
-              <w:rStyle w:val="Hyperlink"/>
-            </w:rPr>
-            <w:t>E</w:t>
-          </w:r>
-        </w:hyperlink>
-      </w:r>
-      <w:r>
-        <w:rPr>
-          <w:rFonts w:ascii="Charis SIL Regular" w:hAnsi="Charis SIL Regular" w:eastAsia="Charis SIL Regular"/>
-          <w:b w:val="0"/>
-          <w:i w:val="0"/>
-          <w:color w:val="0000FF"/>
-          <w:sz w:val="24"/>
-          <w:u w:val="single"/>
-        </w:rPr>
-        <w:hyperlink r:id="rId12" w:history="1">
+        <w:hyperlink r:id="rId11" w:history="1">
           <w:r>
             <w:rPr>
               <w:rStyle w:val="Hyperlink"/>
@@ -666,7 +640,7 @@
           <w:sz w:val="24"/>
           <w:u w:val="single"/>
         </w:rPr>
-        <w:hyperlink r:id="rId12" w:history="1">
+        <w:hyperlink r:id="rId11" w:history="1">
           <w:r>
             <w:rPr>
               <w:rStyle w:val="Hyperlink"/>
@@ -2040,7 +2014,7 @@
           <w:sz w:val="24"/>
           <w:u w:val="single"/>
         </w:rPr>
-        <w:hyperlink r:id="rId17" w:history="1">
+        <w:hyperlink r:id="rId18" w:history="1">
           <w:r>
             <w:rPr>
               <w:rStyle w:val="Hyperlink"/>
@@ -2058,7 +2032,7 @@
           <w:sz w:val="24"/>
           <w:u w:val="single"/>
         </w:rPr>
-        <w:hyperlink r:id="rId17" w:history="1">
+        <w:hyperlink r:id="rId18" w:history="1">
           <w:r>
             <w:rPr>
               <w:rStyle w:val="Hyperlink"/>
@@ -2560,7 +2534,7 @@
           <w:sz w:val="24"/>
           <w:u w:val="single"/>
         </w:rPr>
-        <w:hyperlink r:id="rId21" w:history="1">
+        <w:hyperlink r:id="rId20" w:history="1">
           <w:r>
             <w:rPr>
               <w:rStyle w:val="Hyperlink"/>
@@ -2578,7 +2552,7 @@
           <w:sz w:val="24"/>
           <w:u w:val="single"/>
         </w:rPr>
-        <w:hyperlink r:id="rId21" w:history="1">
+        <w:hyperlink r:id="rId20" w:history="1">
           <w:r>
             <w:rPr>
               <w:rStyle w:val="Hyperlink"/>
@@ -2614,7 +2588,7 @@
           <w:sz w:val="24"/>
           <w:u w:val="single"/>
         </w:rPr>
-        <w:hyperlink r:id="rId22" w:history="1">
+        <w:hyperlink r:id="rId20" w:history="1">
           <w:r>
             <w:rPr>
               <w:rStyle w:val="Hyperlink"/>
@@ -2643,7 +2617,7 @@
           <w:sz w:val="24"/>
           <w:u w:val="single"/>
         </w:rPr>
-        <w:hyperlink r:id="rId22" w:history="1">
+        <w:hyperlink r:id="rId20" w:history="1">
           <w:r>
             <w:rPr>
               <w:rStyle w:val="Hyperlink"/>
@@ -2661,7 +2635,7 @@
           <w:sz w:val="24"/>
           <w:u w:val="single"/>
         </w:rPr>
-        <w:hyperlink r:id="rId22" w:history="1">
+        <w:hyperlink r:id="rId20" w:history="1">
           <w:r>
             <w:rPr>
               <w:rStyle w:val="Hyperlink"/>
@@ -2759,7 +2733,7 @@
           <w:sz w:val="24"/>
           <w:u w:val="single"/>
         </w:rPr>
-        <w:hyperlink r:id="rId23" w:history="1">
+        <w:hyperlink r:id="rId22" w:history="1">
           <w:r>
             <w:rPr>
               <w:rStyle w:val="Hyperlink"/>
@@ -2777,7 +2751,7 @@
           <w:sz w:val="24"/>
           <w:u w:val="single"/>
         </w:rPr>
-        <w:hyperlink r:id="rId23" w:history="1">
+        <w:hyperlink r:id="rId22" w:history="1">
           <w:r>
             <w:rPr>
               <w:rStyle w:val="Hyperlink"/>
@@ -2795,7 +2769,7 @@
           <w:sz w:val="24"/>
           <w:u w:val="single"/>
         </w:rPr>
-        <w:hyperlink r:id="rId23" w:history="1">
+        <w:hyperlink r:id="rId22" w:history="1">
           <w:r>
             <w:rPr>
               <w:rStyle w:val="Hyperlink"/>
@@ -2813,7 +2787,7 @@
           <w:sz w:val="24"/>
           <w:u w:val="single"/>
         </w:rPr>
-        <w:hyperlink r:id="rId23" w:history="1">
+        <w:hyperlink r:id="rId22" w:history="1">
           <w:r>
             <w:rPr>
               <w:rStyle w:val="Hyperlink"/>
@@ -2841,7 +2815,7 @@
           <w:sz w:val="24"/>
           <w:u w:val="single"/>
         </w:rPr>
-        <w:hyperlink r:id="rId24" w:history="1">
+        <w:hyperlink r:id="rId23" w:history="1">
           <w:r>
             <w:rPr>
               <w:rStyle w:val="Hyperlink"/>
@@ -2859,7 +2833,7 @@
           <w:sz w:val="24"/>
           <w:u w:val="single"/>
         </w:rPr>
-        <w:hyperlink r:id="rId24" w:history="1">
+        <w:hyperlink r:id="rId23" w:history="1">
           <w:r>
             <w:rPr>
               <w:rStyle w:val="Hyperlink"/>
@@ -2877,7 +2851,7 @@
           <w:sz w:val="24"/>
           <w:u w:val="single"/>
         </w:rPr>
-        <w:hyperlink r:id="rId24" w:history="1">
+        <w:hyperlink r:id="rId22" w:history="1">
           <w:r>
             <w:rPr>
               <w:rStyle w:val="Hyperlink"/>
@@ -2888,14 +2862,13 @@
       </w:r>
       <w:r>
         <w:rPr>
-          <w:u w:val="single" w:color="0000ff"/>
           <w:rFonts w:ascii="Charis SIL Regular" w:hAnsi="Charis SIL Regular" w:eastAsia="Charis SIL Regular"/>
           <w:b w:val="0"/>
           <w:i w:val="0"/>
           <w:color w:val="000000"/>
           <w:sz w:val="24"/>
         </w:rPr>
-        <w:hyperlink r:id="rId23" w:history="1">
+        <w:hyperlink r:id="rId22" w:history="1">
           <w:r>
             <w:rPr>
               <w:rStyle w:val="Hyperlink"/>
@@ -2913,7 +2886,7 @@
           <w:sz w:val="24"/>
           <w:u w:val="single"/>
         </w:rPr>
-        <w:hyperlink r:id="rId25" w:history="1">
+        <w:hyperlink r:id="rId22" w:history="1">
           <w:r>
             <w:rPr>
               <w:rStyle w:val="Hyperlink"/>
@@ -2942,7 +2915,7 @@
           <w:sz w:val="24"/>
           <w:u w:val="single"/>
         </w:rPr>
-        <w:hyperlink r:id="rId25" w:history="1">
+        <w:hyperlink r:id="rId22" w:history="1">
           <w:r>
             <w:rPr>
               <w:rStyle w:val="Hyperlink"/>
@@ -2960,7 +2933,7 @@
           <w:sz w:val="24"/>
           <w:u w:val="single"/>
         </w:rPr>
-        <w:hyperlink r:id="rId25" w:history="1">
+        <w:hyperlink r:id="rId22" w:history="1">
           <w:r>
             <w:rPr>
               <w:rStyle w:val="Hyperlink"/>
@@ -3068,7 +3041,7 @@
           <w:sz w:val="24"/>
           <w:u w:val="single"/>
         </w:rPr>
-        <w:hyperlink r:id="rId26" w:history="1">
+        <w:hyperlink r:id="rId24" w:history="1">
           <w:r>
             <w:rPr>
               <w:rStyle w:val="Hyperlink"/>
@@ -3086,7 +3059,7 @@
           <w:sz w:val="24"/>
           <w:u w:val="single"/>
         </w:rPr>
-        <w:hyperlink r:id="rId26" w:history="1">
+        <w:hyperlink r:id="rId24" w:history="1">
           <w:r>
             <w:rPr>
               <w:rStyle w:val="Hyperlink"/>
@@ -3104,7 +3077,7 @@
           <w:sz w:val="24"/>
           <w:u w:val="single"/>
         </w:rPr>
-        <w:hyperlink r:id="rId26" w:history="1">
+        <w:hyperlink r:id="rId24" w:history="1">
           <w:r>
             <w:rPr>
               <w:rStyle w:val="Hyperlink"/>
@@ -3122,7 +3095,7 @@
           <w:sz w:val="24"/>
           <w:u w:val="single"/>
         </w:rPr>
-        <w:hyperlink r:id="rId26" w:history="1">
+        <w:hyperlink r:id="rId24" w:history="1">
           <w:r>
             <w:rPr>
               <w:rStyle w:val="Hyperlink"/>
@@ -3143,7 +3116,7 @@
           <w:sz w:val="24"/>
           <w:u w:val="single"/>
         </w:rPr>
-        <w:hyperlink r:id="rId26" w:history="1">
+        <w:hyperlink r:id="rId24" w:history="1">
           <w:r>
             <w:rPr>
               <w:rStyle w:val="Hyperlink"/>
@@ -3161,7 +3134,7 @@
           <w:sz w:val="24"/>
           <w:u w:val="single"/>
         </w:rPr>
-        <w:hyperlink r:id="rId26" w:history="1">
+        <w:hyperlink r:id="rId24" w:history="1">
           <w:r>
             <w:rPr>
               <w:rStyle w:val="Hyperlink"/>
@@ -3179,7 +3152,7 @@
           <w:sz w:val="24"/>
           <w:u w:val="single"/>
         </w:rPr>
-        <w:hyperlink r:id="rId26" w:history="1">
+        <w:hyperlink r:id="rId24" w:history="1">
           <w:r>
             <w:rPr>
               <w:rStyle w:val="Hyperlink"/>
@@ -3197,7 +3170,7 @@
           <w:sz w:val="24"/>
           <w:u w:val="single"/>
         </w:rPr>
-        <w:hyperlink r:id="rId26" w:history="1">
+        <w:hyperlink r:id="rId24" w:history="1">
           <w:r>
             <w:rPr>
               <w:rStyle w:val="Hyperlink"/>
@@ -3215,7 +3188,7 @@
           <w:sz w:val="24"/>
           <w:u w:val="single"/>
         </w:rPr>
-        <w:hyperlink r:id="rId26" w:history="1">
+        <w:hyperlink r:id="rId24" w:history="1">
           <w:r>
             <w:rPr>
               <w:rStyle w:val="Hyperlink"/>
@@ -3243,7 +3216,7 @@
           <w:sz w:val="24"/>
           <w:u w:val="single"/>
         </w:rPr>
-        <w:hyperlink r:id="rId26" w:history="1">
+        <w:hyperlink r:id="rId24" w:history="1">
           <w:r>
             <w:rPr>
               <w:rStyle w:val="Hyperlink"/>
@@ -3344,7 +3317,7 @@
           <w:sz w:val="24"/>
           <w:u w:val="single"/>
         </w:rPr>
-        <w:hyperlink r:id="rId27" w:history="1">
+        <w:hyperlink r:id="rId25" w:history="1">
           <w:r>
             <w:rPr>
               <w:rStyle w:val="Hyperlink"/>
@@ -3362,7 +3335,7 @@
           <w:sz w:val="24"/>
           <w:u w:val="single"/>
         </w:rPr>
-        <w:hyperlink r:id="rId27" w:history="1">
+        <w:hyperlink r:id="rId25" w:history="1">
           <w:r>
             <w:rPr>
               <w:rStyle w:val="Hyperlink"/>
@@ -3380,7 +3353,7 @@
           <w:sz w:val="24"/>
           <w:u w:val="single"/>
         </w:rPr>
-        <w:hyperlink r:id="rId27" w:history="1">
+        <w:hyperlink r:id="rId25" w:history="1">
           <w:r>
             <w:rPr>
               <w:rStyle w:val="Hyperlink"/>
@@ -3398,7 +3371,7 @@
           <w:sz w:val="24"/>
           <w:u w:val="single"/>
         </w:rPr>
-        <w:hyperlink r:id="rId27" w:history="1">
+        <w:hyperlink r:id="rId25" w:history="1">
           <w:r>
             <w:rPr>
               <w:rStyle w:val="Hyperlink"/>
@@ -3416,7 +3389,7 @@
           <w:sz w:val="24"/>
           <w:u w:val="single"/>
         </w:rPr>
-        <w:hyperlink r:id="rId27" w:history="1">
+        <w:hyperlink r:id="rId25" w:history="1">
           <w:r>
             <w:rPr>
               <w:rStyle w:val="Hyperlink"/>
@@ -3434,7 +3407,7 @@
           <w:sz w:val="24"/>
           <w:u w:val="single"/>
         </w:rPr>
-        <w:hyperlink r:id="rId27" w:history="1">
+        <w:hyperlink r:id="rId25" w:history="1">
           <w:r>
             <w:rPr>
               <w:rStyle w:val="Hyperlink"/>

--- a/EXPORTS/DOCX/published/niveau3/English/NZG.docx
+++ b/EXPORTS/DOCX/published/niveau3/English/NZG.docx
@@ -547,14 +547,20 @@
       </w:r>
       <w:r>
         <w:rPr>
-          <w:u w:val="single" w:color="0000ff"/>
           <w:rFonts w:ascii="Charis SIL Regular" w:hAnsi="Charis SIL Regular" w:eastAsia="Charis SIL Regular"/>
           <w:b w:val="0"/>
           <w:i w:val="0"/>
           <w:color w:val="000000"/>
           <w:sz w:val="24"/>
         </w:rPr>
-        <w:t xml:space="preserve">r </w:t>
+        <w:hyperlink r:id="rId10" w:history="1">
+          <w:r>
+            <w:rPr>
+              <w:rStyle w:val="Hyperlink"/>
+            </w:rPr>
+            <w:t xml:space="preserve">r </w:t>
+          </w:r>
+        </w:hyperlink>
       </w:r>
       <w:r>
         <w:rPr>
@@ -565,7 +571,7 @@
           <w:sz w:val="24"/>
           <w:u w:val="single"/>
         </w:rPr>
-        <w:hyperlink r:id="rId12" w:history="1">
+        <w:hyperlink r:id="rId10" w:history="1">
           <w:r>
             <w:rPr>
               <w:rStyle w:val="Hyperlink"/>
@@ -599,8 +605,27 @@
           <w:i w:val="0"/>
           <w:color w:val="0000FF"/>
           <w:sz w:val="24"/>
+          <w:u w:val="single"/>
         </w:rPr>
-        <w:t xml:space="preserve"> E</w:t>
+        <w:t xml:space="preserve"> </w:t>
+      </w:r>
+      <w:r>
+        <w:rPr>
+          <w:rFonts w:ascii="Charis SIL Regular" w:hAnsi="Charis SIL Regular" w:eastAsia="Charis SIL Regular"/>
+          <w:b w:val="0"/>
+          <w:i w:val="0"/>
+          <w:color w:val="0000FF"/>
+          <w:sz w:val="24"/>
+          <w:u w:val="single"/>
+        </w:rPr>
+        <w:hyperlink r:id="rId12" w:history="1">
+          <w:r>
+            <w:rPr>
+              <w:rStyle w:val="Hyperlink"/>
+            </w:rPr>
+            <w:t>E</w:t>
+          </w:r>
+        </w:hyperlink>
       </w:r>
       <w:r>
         <w:rPr>
@@ -2617,7 +2642,7 @@
           <w:sz w:val="24"/>
           <w:u w:val="single"/>
         </w:rPr>
-        <w:hyperlink r:id="rId20" w:history="1">
+        <w:hyperlink r:id="rId22" w:history="1">
           <w:r>
             <w:rPr>
               <w:rStyle w:val="Hyperlink"/>
@@ -2635,7 +2660,7 @@
           <w:sz w:val="24"/>
           <w:u w:val="single"/>
         </w:rPr>
-        <w:hyperlink r:id="rId20" w:history="1">
+        <w:hyperlink r:id="rId22" w:history="1">
           <w:r>
             <w:rPr>
               <w:rStyle w:val="Hyperlink"/>
@@ -2733,7 +2758,7 @@
           <w:sz w:val="24"/>
           <w:u w:val="single"/>
         </w:rPr>
-        <w:hyperlink r:id="rId22" w:history="1">
+        <w:hyperlink r:id="rId23" w:history="1">
           <w:r>
             <w:rPr>
               <w:rStyle w:val="Hyperlink"/>
@@ -2751,7 +2776,7 @@
           <w:sz w:val="24"/>
           <w:u w:val="single"/>
         </w:rPr>
-        <w:hyperlink r:id="rId22" w:history="1">
+        <w:hyperlink r:id="rId23" w:history="1">
           <w:r>
             <w:rPr>
               <w:rStyle w:val="Hyperlink"/>
@@ -2769,7 +2794,7 @@
           <w:sz w:val="24"/>
           <w:u w:val="single"/>
         </w:rPr>
-        <w:hyperlink r:id="rId22" w:history="1">
+        <w:hyperlink r:id="rId23" w:history="1">
           <w:r>
             <w:rPr>
               <w:rStyle w:val="Hyperlink"/>
@@ -2787,7 +2812,7 @@
           <w:sz w:val="24"/>
           <w:u w:val="single"/>
         </w:rPr>
-        <w:hyperlink r:id="rId22" w:history="1">
+        <w:hyperlink r:id="rId23" w:history="1">
           <w:r>
             <w:rPr>
               <w:rStyle w:val="Hyperlink"/>
@@ -2815,7 +2840,7 @@
           <w:sz w:val="24"/>
           <w:u w:val="single"/>
         </w:rPr>
-        <w:hyperlink r:id="rId23" w:history="1">
+        <w:hyperlink r:id="rId24" w:history="1">
           <w:r>
             <w:rPr>
               <w:rStyle w:val="Hyperlink"/>
@@ -2851,7 +2876,7 @@
           <w:sz w:val="24"/>
           <w:u w:val="single"/>
         </w:rPr>
-        <w:hyperlink r:id="rId22" w:history="1">
+        <w:hyperlink r:id="rId23" w:history="1">
           <w:r>
             <w:rPr>
               <w:rStyle w:val="Hyperlink"/>
@@ -2868,7 +2893,7 @@
           <w:color w:val="000000"/>
           <w:sz w:val="24"/>
         </w:rPr>
-        <w:hyperlink r:id="rId22" w:history="1">
+        <w:hyperlink r:id="rId23" w:history="1">
           <w:r>
             <w:rPr>
               <w:rStyle w:val="Hyperlink"/>
@@ -2886,7 +2911,7 @@
           <w:sz w:val="24"/>
           <w:u w:val="single"/>
         </w:rPr>
-        <w:hyperlink r:id="rId22" w:history="1">
+        <w:hyperlink r:id="rId23" w:history="1">
           <w:r>
             <w:rPr>
               <w:rStyle w:val="Hyperlink"/>
@@ -2915,7 +2940,7 @@
           <w:sz w:val="24"/>
           <w:u w:val="single"/>
         </w:rPr>
-        <w:hyperlink r:id="rId22" w:history="1">
+        <w:hyperlink r:id="rId23" w:history="1">
           <w:r>
             <w:rPr>
               <w:rStyle w:val="Hyperlink"/>
@@ -2933,7 +2958,7 @@
           <w:sz w:val="24"/>
           <w:u w:val="single"/>
         </w:rPr>
-        <w:hyperlink r:id="rId22" w:history="1">
+        <w:hyperlink r:id="rId23" w:history="1">
           <w:r>
             <w:rPr>
               <w:rStyle w:val="Hyperlink"/>
@@ -3041,7 +3066,7 @@
           <w:sz w:val="24"/>
           <w:u w:val="single"/>
         </w:rPr>
-        <w:hyperlink r:id="rId24" w:history="1">
+        <w:hyperlink r:id="rId25" w:history="1">
           <w:r>
             <w:rPr>
               <w:rStyle w:val="Hyperlink"/>
@@ -3059,7 +3084,7 @@
           <w:sz w:val="24"/>
           <w:u w:val="single"/>
         </w:rPr>
-        <w:hyperlink r:id="rId24" w:history="1">
+        <w:hyperlink r:id="rId25" w:history="1">
           <w:r>
             <w:rPr>
               <w:rStyle w:val="Hyperlink"/>
@@ -3077,7 +3102,7 @@
           <w:sz w:val="24"/>
           <w:u w:val="single"/>
         </w:rPr>
-        <w:hyperlink r:id="rId24" w:history="1">
+        <w:hyperlink r:id="rId25" w:history="1">
           <w:r>
             <w:rPr>
               <w:rStyle w:val="Hyperlink"/>
@@ -3095,7 +3120,7 @@
           <w:sz w:val="24"/>
           <w:u w:val="single"/>
         </w:rPr>
-        <w:hyperlink r:id="rId24" w:history="1">
+        <w:hyperlink r:id="rId25" w:history="1">
           <w:r>
             <w:rPr>
               <w:rStyle w:val="Hyperlink"/>
@@ -3116,7 +3141,7 @@
           <w:sz w:val="24"/>
           <w:u w:val="single"/>
         </w:rPr>
-        <w:hyperlink r:id="rId24" w:history="1">
+        <w:hyperlink r:id="rId25" w:history="1">
           <w:r>
             <w:rPr>
               <w:rStyle w:val="Hyperlink"/>
@@ -3134,7 +3159,7 @@
           <w:sz w:val="24"/>
           <w:u w:val="single"/>
         </w:rPr>
-        <w:hyperlink r:id="rId24" w:history="1">
+        <w:hyperlink r:id="rId25" w:history="1">
           <w:r>
             <w:rPr>
               <w:rStyle w:val="Hyperlink"/>
@@ -3152,7 +3177,7 @@
           <w:sz w:val="24"/>
           <w:u w:val="single"/>
         </w:rPr>
-        <w:hyperlink r:id="rId24" w:history="1">
+        <w:hyperlink r:id="rId25" w:history="1">
           <w:r>
             <w:rPr>
               <w:rStyle w:val="Hyperlink"/>
@@ -3170,7 +3195,7 @@
           <w:sz w:val="24"/>
           <w:u w:val="single"/>
         </w:rPr>
-        <w:hyperlink r:id="rId24" w:history="1">
+        <w:hyperlink r:id="rId25" w:history="1">
           <w:r>
             <w:rPr>
               <w:rStyle w:val="Hyperlink"/>
@@ -3188,7 +3213,7 @@
           <w:sz w:val="24"/>
           <w:u w:val="single"/>
         </w:rPr>
-        <w:hyperlink r:id="rId24" w:history="1">
+        <w:hyperlink r:id="rId25" w:history="1">
           <w:r>
             <w:rPr>
               <w:rStyle w:val="Hyperlink"/>
@@ -3216,7 +3241,7 @@
           <w:sz w:val="24"/>
           <w:u w:val="single"/>
         </w:rPr>
-        <w:hyperlink r:id="rId24" w:history="1">
+        <w:hyperlink r:id="rId25" w:history="1">
           <w:r>
             <w:rPr>
               <w:rStyle w:val="Hyperlink"/>
@@ -3317,7 +3342,7 @@
           <w:sz w:val="24"/>
           <w:u w:val="single"/>
         </w:rPr>
-        <w:hyperlink r:id="rId25" w:history="1">
+        <w:hyperlink r:id="rId26" w:history="1">
           <w:r>
             <w:rPr>
               <w:rStyle w:val="Hyperlink"/>
@@ -3335,7 +3360,7 @@
           <w:sz w:val="24"/>
           <w:u w:val="single"/>
         </w:rPr>
-        <w:hyperlink r:id="rId25" w:history="1">
+        <w:hyperlink r:id="rId26" w:history="1">
           <w:r>
             <w:rPr>
               <w:rStyle w:val="Hyperlink"/>
@@ -3353,7 +3378,7 @@
           <w:sz w:val="24"/>
           <w:u w:val="single"/>
         </w:rPr>
-        <w:hyperlink r:id="rId25" w:history="1">
+        <w:hyperlink r:id="rId26" w:history="1">
           <w:r>
             <w:rPr>
               <w:rStyle w:val="Hyperlink"/>
@@ -3371,7 +3396,7 @@
           <w:sz w:val="24"/>
           <w:u w:val="single"/>
         </w:rPr>
-        <w:hyperlink r:id="rId25" w:history="1">
+        <w:hyperlink r:id="rId26" w:history="1">
           <w:r>
             <w:rPr>
               <w:rStyle w:val="Hyperlink"/>
@@ -3389,7 +3414,7 @@
           <w:sz w:val="24"/>
           <w:u w:val="single"/>
         </w:rPr>
-        <w:hyperlink r:id="rId25" w:history="1">
+        <w:hyperlink r:id="rId26" w:history="1">
           <w:r>
             <w:rPr>
               <w:rStyle w:val="Hyperlink"/>
@@ -3407,7 +3432,7 @@
           <w:sz w:val="24"/>
           <w:u w:val="single"/>
         </w:rPr>
-        <w:hyperlink r:id="rId25" w:history="1">
+        <w:hyperlink r:id="rId26" w:history="1">
           <w:r>
             <w:rPr>
               <w:rStyle w:val="Hyperlink"/>

--- a/EXPORTS/DOCX/published/niveau3/English/NZG.docx
+++ b/EXPORTS/DOCX/published/niveau3/English/NZG.docx
@@ -543,24 +543,7 @@
           <w:color w:val="000000"/>
           <w:sz w:val="24"/>
         </w:rPr>
-        <w:t>were also active in other areas within the forme</w:t>
-      </w:r>
-      <w:r>
-        <w:rPr>
-          <w:rFonts w:ascii="Charis SIL Regular" w:hAnsi="Charis SIL Regular" w:eastAsia="Charis SIL Regular"/>
-          <w:b w:val="0"/>
-          <w:i w:val="0"/>
-          <w:color w:val="000000"/>
-          <w:sz w:val="24"/>
-        </w:rPr>
-        <w:hyperlink r:id="rId10" w:history="1">
-          <w:r>
-            <w:rPr>
-              <w:rStyle w:val="Hyperlink"/>
-            </w:rPr>
-            <w:t xml:space="preserve">r </w:t>
-          </w:r>
-        </w:hyperlink>
+        <w:t xml:space="preserve">were also active in other areas within the former </w:t>
       </w:r>
       <w:r>
         <w:rPr>
@@ -571,7 +554,7 @@
           <w:sz w:val="24"/>
           <w:u w:val="single"/>
         </w:rPr>
-        <w:hyperlink r:id="rId10" w:history="1">
+        <w:hyperlink r:id="rId12" w:history="1">
           <w:r>
             <w:rPr>
               <w:rStyle w:val="Hyperlink"/>
@@ -618,14 +601,7 @@
           <w:sz w:val="24"/>
           <w:u w:val="single"/>
         </w:rPr>
-        <w:hyperlink r:id="rId12" w:history="1">
-          <w:r>
-            <w:rPr>
-              <w:rStyle w:val="Hyperlink"/>
-            </w:rPr>
-            <w:t>E</w:t>
-          </w:r>
-        </w:hyperlink>
+        <w:t>E</w:t>
       </w:r>
       <w:r>
         <w:rPr>
@@ -2039,7 +2015,7 @@
           <w:sz w:val="24"/>
           <w:u w:val="single"/>
         </w:rPr>
-        <w:hyperlink r:id="rId18" w:history="1">
+        <w:hyperlink r:id="rId17" w:history="1">
           <w:r>
             <w:rPr>
               <w:rStyle w:val="Hyperlink"/>
@@ -2057,7 +2033,7 @@
           <w:sz w:val="24"/>
           <w:u w:val="single"/>
         </w:rPr>
-        <w:hyperlink r:id="rId18" w:history="1">
+        <w:hyperlink r:id="rId17" w:history="1">
           <w:r>
             <w:rPr>
               <w:rStyle w:val="Hyperlink"/>
@@ -2559,7 +2535,7 @@
           <w:sz w:val="24"/>
           <w:u w:val="single"/>
         </w:rPr>
-        <w:hyperlink r:id="rId20" w:history="1">
+        <w:hyperlink r:id="rId21" w:history="1">
           <w:r>
             <w:rPr>
               <w:rStyle w:val="Hyperlink"/>
@@ -2577,7 +2553,7 @@
           <w:sz w:val="24"/>
           <w:u w:val="single"/>
         </w:rPr>
-        <w:hyperlink r:id="rId20" w:history="1">
+        <w:hyperlink r:id="rId21" w:history="1">
           <w:r>
             <w:rPr>
               <w:rStyle w:val="Hyperlink"/>
@@ -2613,7 +2589,7 @@
           <w:sz w:val="24"/>
           <w:u w:val="single"/>
         </w:rPr>
-        <w:hyperlink r:id="rId20" w:history="1">
+        <w:hyperlink r:id="rId22" w:history="1">
           <w:r>
             <w:rPr>
               <w:rStyle w:val="Hyperlink"/>
@@ -2858,7 +2834,7 @@
           <w:sz w:val="24"/>
           <w:u w:val="single"/>
         </w:rPr>
-        <w:hyperlink r:id="rId23" w:history="1">
+        <w:hyperlink r:id="rId24" w:history="1">
           <w:r>
             <w:rPr>
               <w:rStyle w:val="Hyperlink"/>
@@ -2876,7 +2852,7 @@
           <w:sz w:val="24"/>
           <w:u w:val="single"/>
         </w:rPr>
-        <w:hyperlink r:id="rId23" w:history="1">
+        <w:hyperlink r:id="rId24" w:history="1">
           <w:r>
             <w:rPr>
               <w:rStyle w:val="Hyperlink"/>
@@ -2887,6 +2863,7 @@
       </w:r>
       <w:r>
         <w:rPr>
+          <w:u w:val="single" w:color="0000ff"/>
           <w:rFonts w:ascii="Charis SIL Regular" w:hAnsi="Charis SIL Regular" w:eastAsia="Charis SIL Regular"/>
           <w:b w:val="0"/>
           <w:i w:val="0"/>
@@ -2911,7 +2888,7 @@
           <w:sz w:val="24"/>
           <w:u w:val="single"/>
         </w:rPr>
-        <w:hyperlink r:id="rId23" w:history="1">
+        <w:hyperlink r:id="rId25" w:history="1">
           <w:r>
             <w:rPr>
               <w:rStyle w:val="Hyperlink"/>
@@ -2940,7 +2917,7 @@
           <w:sz w:val="24"/>
           <w:u w:val="single"/>
         </w:rPr>
-        <w:hyperlink r:id="rId23" w:history="1">
+        <w:hyperlink r:id="rId25" w:history="1">
           <w:r>
             <w:rPr>
               <w:rStyle w:val="Hyperlink"/>
@@ -2958,7 +2935,7 @@
           <w:sz w:val="24"/>
           <w:u w:val="single"/>
         </w:rPr>
-        <w:hyperlink r:id="rId23" w:history="1">
+        <w:hyperlink r:id="rId25" w:history="1">
           <w:r>
             <w:rPr>
               <w:rStyle w:val="Hyperlink"/>
@@ -3066,7 +3043,7 @@
           <w:sz w:val="24"/>
           <w:u w:val="single"/>
         </w:rPr>
-        <w:hyperlink r:id="rId25" w:history="1">
+        <w:hyperlink r:id="rId26" w:history="1">
           <w:r>
             <w:rPr>
               <w:rStyle w:val="Hyperlink"/>
@@ -3084,7 +3061,7 @@
           <w:sz w:val="24"/>
           <w:u w:val="single"/>
         </w:rPr>
-        <w:hyperlink r:id="rId25" w:history="1">
+        <w:hyperlink r:id="rId26" w:history="1">
           <w:r>
             <w:rPr>
               <w:rStyle w:val="Hyperlink"/>
@@ -3102,7 +3079,7 @@
           <w:sz w:val="24"/>
           <w:u w:val="single"/>
         </w:rPr>
-        <w:hyperlink r:id="rId25" w:history="1">
+        <w:hyperlink r:id="rId26" w:history="1">
           <w:r>
             <w:rPr>
               <w:rStyle w:val="Hyperlink"/>
@@ -3120,7 +3097,7 @@
           <w:sz w:val="24"/>
           <w:u w:val="single"/>
         </w:rPr>
-        <w:hyperlink r:id="rId25" w:history="1">
+        <w:hyperlink r:id="rId26" w:history="1">
           <w:r>
             <w:rPr>
               <w:rStyle w:val="Hyperlink"/>
@@ -3141,7 +3118,7 @@
           <w:sz w:val="24"/>
           <w:u w:val="single"/>
         </w:rPr>
-        <w:hyperlink r:id="rId25" w:history="1">
+        <w:hyperlink r:id="rId26" w:history="1">
           <w:r>
             <w:rPr>
               <w:rStyle w:val="Hyperlink"/>
@@ -3159,7 +3136,7 @@
           <w:sz w:val="24"/>
           <w:u w:val="single"/>
         </w:rPr>
-        <w:hyperlink r:id="rId25" w:history="1">
+        <w:hyperlink r:id="rId26" w:history="1">
           <w:r>
             <w:rPr>
               <w:rStyle w:val="Hyperlink"/>
@@ -3177,7 +3154,7 @@
           <w:sz w:val="24"/>
           <w:u w:val="single"/>
         </w:rPr>
-        <w:hyperlink r:id="rId25" w:history="1">
+        <w:hyperlink r:id="rId26" w:history="1">
           <w:r>
             <w:rPr>
               <w:rStyle w:val="Hyperlink"/>
@@ -3195,7 +3172,7 @@
           <w:sz w:val="24"/>
           <w:u w:val="single"/>
         </w:rPr>
-        <w:hyperlink r:id="rId25" w:history="1">
+        <w:hyperlink r:id="rId26" w:history="1">
           <w:r>
             <w:rPr>
               <w:rStyle w:val="Hyperlink"/>
@@ -3213,7 +3190,7 @@
           <w:sz w:val="24"/>
           <w:u w:val="single"/>
         </w:rPr>
-        <w:hyperlink r:id="rId25" w:history="1">
+        <w:hyperlink r:id="rId26" w:history="1">
           <w:r>
             <w:rPr>
               <w:rStyle w:val="Hyperlink"/>
@@ -3241,7 +3218,7 @@
           <w:sz w:val="24"/>
           <w:u w:val="single"/>
         </w:rPr>
-        <w:hyperlink r:id="rId25" w:history="1">
+        <w:hyperlink r:id="rId26" w:history="1">
           <w:r>
             <w:rPr>
               <w:rStyle w:val="Hyperlink"/>
@@ -3342,7 +3319,7 @@
           <w:sz w:val="24"/>
           <w:u w:val="single"/>
         </w:rPr>
-        <w:hyperlink r:id="rId26" w:history="1">
+        <w:hyperlink r:id="rId27" w:history="1">
           <w:r>
             <w:rPr>
               <w:rStyle w:val="Hyperlink"/>
@@ -3360,7 +3337,7 @@
           <w:sz w:val="24"/>
           <w:u w:val="single"/>
         </w:rPr>
-        <w:hyperlink r:id="rId26" w:history="1">
+        <w:hyperlink r:id="rId27" w:history="1">
           <w:r>
             <w:rPr>
               <w:rStyle w:val="Hyperlink"/>
@@ -3378,7 +3355,7 @@
           <w:sz w:val="24"/>
           <w:u w:val="single"/>
         </w:rPr>
-        <w:hyperlink r:id="rId26" w:history="1">
+        <w:hyperlink r:id="rId27" w:history="1">
           <w:r>
             <w:rPr>
               <w:rStyle w:val="Hyperlink"/>
@@ -3396,7 +3373,7 @@
           <w:sz w:val="24"/>
           <w:u w:val="single"/>
         </w:rPr>
-        <w:hyperlink r:id="rId26" w:history="1">
+        <w:hyperlink r:id="rId27" w:history="1">
           <w:r>
             <w:rPr>
               <w:rStyle w:val="Hyperlink"/>
@@ -3414,7 +3391,7 @@
           <w:sz w:val="24"/>
           <w:u w:val="single"/>
         </w:rPr>
-        <w:hyperlink r:id="rId26" w:history="1">
+        <w:hyperlink r:id="rId27" w:history="1">
           <w:r>
             <w:rPr>
               <w:rStyle w:val="Hyperlink"/>
@@ -3432,7 +3409,7 @@
           <w:sz w:val="24"/>
           <w:u w:val="single"/>
         </w:rPr>
-        <w:hyperlink r:id="rId26" w:history="1">
+        <w:hyperlink r:id="rId27" w:history="1">
           <w:r>
             <w:rPr>
               <w:rStyle w:val="Hyperlink"/>

--- a/EXPORTS/DOCX/published/niveau3/English/NZG.docx
+++ b/EXPORTS/DOCX/published/niveau3/English/NZG.docx
@@ -543,7 +543,25 @@
           <w:color w:val="000000"/>
           <w:sz w:val="24"/>
         </w:rPr>
-        <w:t xml:space="preserve">were also active in other areas within the former </w:t>
+        <w:t>were also active in other areas within the forme</w:t>
+      </w:r>
+      <w:r>
+        <w:rPr>
+          <w:u w:val="single" w:color="0000ff"/>
+          <w:rFonts w:ascii="Charis SIL Regular" w:hAnsi="Charis SIL Regular" w:eastAsia="Charis SIL Regular"/>
+          <w:b w:val="0"/>
+          <w:i w:val="0"/>
+          <w:color w:val="000000"/>
+          <w:sz w:val="24"/>
+        </w:rPr>
+        <w:hyperlink r:id="rId10" w:history="1">
+          <w:r>
+            <w:rPr>
+              <w:rStyle w:val="Hyperlink"/>
+            </w:rPr>
+            <w:t xml:space="preserve">r </w:t>
+          </w:r>
+        </w:hyperlink>
       </w:r>
       <w:r>
         <w:rPr>
@@ -554,7 +572,7 @@
           <w:sz w:val="24"/>
           <w:u w:val="single"/>
         </w:rPr>
-        <w:hyperlink r:id="rId12" w:history="1">
+        <w:hyperlink r:id="rId10" w:history="1">
           <w:r>
             <w:rPr>
               <w:rStyle w:val="Hyperlink"/>
@@ -588,20 +606,8 @@
           <w:i w:val="0"/>
           <w:color w:val="0000FF"/>
           <w:sz w:val="24"/>
-          <w:u w:val="single"/>
         </w:rPr>
-        <w:t xml:space="preserve"> </w:t>
-      </w:r>
-      <w:r>
-        <w:rPr>
-          <w:rFonts w:ascii="Charis SIL Regular" w:hAnsi="Charis SIL Regular" w:eastAsia="Charis SIL Regular"/>
-          <w:b w:val="0"/>
-          <w:i w:val="0"/>
-          <w:color w:val="0000FF"/>
-          <w:sz w:val="24"/>
-          <w:u w:val="single"/>
-        </w:rPr>
-        <w:t>E</w:t>
+        <w:t xml:space="preserve"> E</w:t>
       </w:r>
       <w:r>
         <w:rPr>
@@ -2564,21 +2570,13 @@
       </w:r>
       <w:r>
         <w:rPr>
-          <w:u w:val="single" w:color="0000ff"/>
           <w:rFonts w:ascii="Charis SIL Regular" w:hAnsi="Charis SIL Regular" w:eastAsia="Charis SIL Regular"/>
           <w:b w:val="0"/>
           <w:i w:val="0"/>
           <w:color w:val="000000"/>
           <w:sz w:val="24"/>
         </w:rPr>
-        <w:hyperlink r:id="rId20" w:history="1">
-          <w:r>
-            <w:rPr>
-              <w:rStyle w:val="Hyperlink"/>
-            </w:rPr>
-            <w:t xml:space="preserve">, </w:t>
-          </w:r>
-        </w:hyperlink>
+        <w:t xml:space="preserve">, </w:t>
       </w:r>
       <w:r>
         <w:rPr>

--- a/EXPORTS/DOCX/published/niveau3/English/NZG.docx
+++ b/EXPORTS/DOCX/published/niveau3/English/NZG.docx
@@ -647,7 +647,7 @@
           <w:sz w:val="24"/>
           <w:u w:val="single"/>
         </w:rPr>
-        <w:hyperlink r:id="rId11" w:history="1">
+        <w:hyperlink r:id="rId12" w:history="1">
           <w:r>
             <w:rPr>
               <w:rStyle w:val="Hyperlink"/>
@@ -2021,7 +2021,7 @@
           <w:sz w:val="24"/>
           <w:u w:val="single"/>
         </w:rPr>
-        <w:hyperlink r:id="rId17" w:history="1">
+        <w:hyperlink r:id="rId18" w:history="1">
           <w:r>
             <w:rPr>
               <w:rStyle w:val="Hyperlink"/>
@@ -2039,7 +2039,7 @@
           <w:sz w:val="24"/>
           <w:u w:val="single"/>
         </w:rPr>
-        <w:hyperlink r:id="rId17" w:history="1">
+        <w:hyperlink r:id="rId18" w:history="1">
           <w:r>
             <w:rPr>
               <w:rStyle w:val="Hyperlink"/>
@@ -2933,7 +2933,7 @@
           <w:sz w:val="24"/>
           <w:u w:val="single"/>
         </w:rPr>
-        <w:hyperlink r:id="rId25" w:history="1">
+        <w:hyperlink r:id="rId23" w:history="1">
           <w:r>
             <w:rPr>
               <w:rStyle w:val="Hyperlink"/>

--- a/EXPORTS/DOCX/published/niveau3/English/NZG.docx
+++ b/EXPORTS/DOCX/published/niveau3/English/NZG.docx
@@ -543,25 +543,7 @@
           <w:color w:val="000000"/>
           <w:sz w:val="24"/>
         </w:rPr>
-        <w:t>were also active in other areas within the forme</w:t>
-      </w:r>
-      <w:r>
-        <w:rPr>
-          <w:u w:val="single" w:color="0000ff"/>
-          <w:rFonts w:ascii="Charis SIL Regular" w:hAnsi="Charis SIL Regular" w:eastAsia="Charis SIL Regular"/>
-          <w:b w:val="0"/>
-          <w:i w:val="0"/>
-          <w:color w:val="000000"/>
-          <w:sz w:val="24"/>
-        </w:rPr>
-        <w:hyperlink r:id="rId10" w:history="1">
-          <w:r>
-            <w:rPr>
-              <w:rStyle w:val="Hyperlink"/>
-            </w:rPr>
-            <w:t xml:space="preserve">r </w:t>
-          </w:r>
-        </w:hyperlink>
+        <w:t xml:space="preserve">were also active in other areas within the former </w:t>
       </w:r>
       <w:r>
         <w:rPr>
@@ -606,8 +588,9 @@
           <w:i w:val="0"/>
           <w:color w:val="0000FF"/>
           <w:sz w:val="24"/>
+          <w:u w:val="single"/>
         </w:rPr>
-        <w:t xml:space="preserve"> E</w:t>
+        <w:t xml:space="preserve"> </w:t>
       </w:r>
       <w:r>
         <w:rPr>
@@ -618,7 +601,25 @@
           <w:sz w:val="24"/>
           <w:u w:val="single"/>
         </w:rPr>
-        <w:hyperlink r:id="rId11" w:history="1">
+        <w:hyperlink r:id="rId12" w:history="1">
+          <w:r>
+            <w:rPr>
+              <w:rStyle w:val="Hyperlink"/>
+            </w:rPr>
+            <w:t>E</w:t>
+          </w:r>
+        </w:hyperlink>
+      </w:r>
+      <w:r>
+        <w:rPr>
+          <w:rFonts w:ascii="Charis SIL Regular" w:hAnsi="Charis SIL Regular" w:eastAsia="Charis SIL Regular"/>
+          <w:b w:val="0"/>
+          <w:i w:val="0"/>
+          <w:color w:val="0000FF"/>
+          <w:sz w:val="24"/>
+          <w:u w:val="single"/>
+        </w:rPr>
+        <w:hyperlink r:id="rId12" w:history="1">
           <w:r>
             <w:rPr>
               <w:rStyle w:val="Hyperlink"/>
@@ -2021,7 +2022,7 @@
           <w:sz w:val="24"/>
           <w:u w:val="single"/>
         </w:rPr>
-        <w:hyperlink r:id="rId18" w:history="1">
+        <w:hyperlink r:id="rId17" w:history="1">
           <w:r>
             <w:rPr>
               <w:rStyle w:val="Hyperlink"/>
@@ -2039,7 +2040,7 @@
           <w:sz w:val="24"/>
           <w:u w:val="single"/>
         </w:rPr>
-        <w:hyperlink r:id="rId18" w:history="1">
+        <w:hyperlink r:id="rId17" w:history="1">
           <w:r>
             <w:rPr>
               <w:rStyle w:val="Hyperlink"/>
@@ -2570,13 +2571,21 @@
       </w:r>
       <w:r>
         <w:rPr>
+          <w:u w:val="single" w:color="0000ff"/>
           <w:rFonts w:ascii="Charis SIL Regular" w:hAnsi="Charis SIL Regular" w:eastAsia="Charis SIL Regular"/>
           <w:b w:val="0"/>
           <w:i w:val="0"/>
           <w:color w:val="000000"/>
           <w:sz w:val="24"/>
         </w:rPr>
-        <w:t xml:space="preserve">, </w:t>
+        <w:hyperlink r:id="rId20" w:history="1">
+          <w:r>
+            <w:rPr>
+              <w:rStyle w:val="Hyperlink"/>
+            </w:rPr>
+            <w:t xml:space="preserve">, </w:t>
+          </w:r>
+        </w:hyperlink>
       </w:r>
       <w:r>
         <w:rPr>
@@ -2861,21 +2870,13 @@
       </w:r>
       <w:r>
         <w:rPr>
-          <w:u w:val="single" w:color="0000ff"/>
           <w:rFonts w:ascii="Charis SIL Regular" w:hAnsi="Charis SIL Regular" w:eastAsia="Charis SIL Regular"/>
           <w:b w:val="0"/>
           <w:i w:val="0"/>
           <w:color w:val="000000"/>
           <w:sz w:val="24"/>
         </w:rPr>
-        <w:hyperlink r:id="rId23" w:history="1">
-          <w:r>
-            <w:rPr>
-              <w:rStyle w:val="Hyperlink"/>
-            </w:rPr>
-            <w:t xml:space="preserve">, </w:t>
-          </w:r>
-        </w:hyperlink>
+        <w:t xml:space="preserve">, </w:t>
       </w:r>
       <w:r>
         <w:rPr>
@@ -2933,7 +2934,7 @@
           <w:sz w:val="24"/>
           <w:u w:val="single"/>
         </w:rPr>
-        <w:hyperlink r:id="rId23" w:history="1">
+        <w:hyperlink r:id="rId25" w:history="1">
           <w:r>
             <w:rPr>
               <w:rStyle w:val="Hyperlink"/>

--- a/EXPORTS/DOCX/published/niveau3/English/NZG.docx
+++ b/EXPORTS/DOCX/published/niveau3/English/NZG.docx
@@ -543,7 +543,25 @@
           <w:color w:val="000000"/>
           <w:sz w:val="24"/>
         </w:rPr>
-        <w:t xml:space="preserve">were also active in other areas within the former </w:t>
+        <w:t>were also active in other areas within the forme</w:t>
+      </w:r>
+      <w:r>
+        <w:rPr>
+          <w:u w:val="single" w:color="0000ff"/>
+          <w:rFonts w:ascii="Charis SIL Regular" w:hAnsi="Charis SIL Regular" w:eastAsia="Charis SIL Regular"/>
+          <w:b w:val="0"/>
+          <w:i w:val="0"/>
+          <w:color w:val="000000"/>
+          <w:sz w:val="24"/>
+        </w:rPr>
+        <w:hyperlink r:id="rId10" w:history="1">
+          <w:r>
+            <w:rPr>
+              <w:rStyle w:val="Hyperlink"/>
+            </w:rPr>
+            <w:t xml:space="preserve">r </w:t>
+          </w:r>
+        </w:hyperlink>
       </w:r>
       <w:r>
         <w:rPr>
@@ -599,16 +617,8 @@
           <w:i w:val="0"/>
           <w:color w:val="0000FF"/>
           <w:sz w:val="24"/>
-          <w:u w:val="single"/>
         </w:rPr>
-        <w:hyperlink r:id="rId12" w:history="1">
-          <w:r>
-            <w:rPr>
-              <w:rStyle w:val="Hyperlink"/>
-            </w:rPr>
-            <w:t>E</w:t>
-          </w:r>
-        </w:hyperlink>
+        <w:t>E</w:t>
       </w:r>
       <w:r>
         <w:rPr>
@@ -619,7 +629,7 @@
           <w:sz w:val="24"/>
           <w:u w:val="single"/>
         </w:rPr>
-        <w:hyperlink r:id="rId12" w:history="1">
+        <w:hyperlink r:id="rId11" w:history="1">
           <w:r>
             <w:rPr>
               <w:rStyle w:val="Hyperlink"/>
@@ -648,7 +658,7 @@
           <w:sz w:val="24"/>
           <w:u w:val="single"/>
         </w:rPr>
-        <w:hyperlink r:id="rId12" w:history="1">
+        <w:hyperlink r:id="rId11" w:history="1">
           <w:r>
             <w:rPr>
               <w:rStyle w:val="Hyperlink"/>
@@ -2040,7 +2050,7 @@
           <w:sz w:val="24"/>
           <w:u w:val="single"/>
         </w:rPr>
-        <w:hyperlink r:id="rId17" w:history="1">
+        <w:hyperlink r:id="rId18" w:history="1">
           <w:r>
             <w:rPr>
               <w:rStyle w:val="Hyperlink"/>
@@ -2542,7 +2552,7 @@
           <w:sz w:val="24"/>
           <w:u w:val="single"/>
         </w:rPr>
-        <w:hyperlink r:id="rId21" w:history="1">
+        <w:hyperlink r:id="rId20" w:history="1">
           <w:r>
             <w:rPr>
               <w:rStyle w:val="Hyperlink"/>
@@ -2560,7 +2570,7 @@
           <w:sz w:val="24"/>
           <w:u w:val="single"/>
         </w:rPr>
-        <w:hyperlink r:id="rId21" w:history="1">
+        <w:hyperlink r:id="rId20" w:history="1">
           <w:r>
             <w:rPr>
               <w:rStyle w:val="Hyperlink"/>
@@ -2596,7 +2606,7 @@
           <w:sz w:val="24"/>
           <w:u w:val="single"/>
         </w:rPr>
-        <w:hyperlink r:id="rId22" w:history="1">
+        <w:hyperlink r:id="rId20" w:history="1">
           <w:r>
             <w:rPr>
               <w:rStyle w:val="Hyperlink"/>
@@ -2841,7 +2851,7 @@
           <w:sz w:val="24"/>
           <w:u w:val="single"/>
         </w:rPr>
-        <w:hyperlink r:id="rId24" w:history="1">
+        <w:hyperlink r:id="rId23" w:history="1">
           <w:r>
             <w:rPr>
               <w:rStyle w:val="Hyperlink"/>
@@ -2859,7 +2869,7 @@
           <w:sz w:val="24"/>
           <w:u w:val="single"/>
         </w:rPr>
-        <w:hyperlink r:id="rId24" w:history="1">
+        <w:hyperlink r:id="rId23" w:history="1">
           <w:r>
             <w:rPr>
               <w:rStyle w:val="Hyperlink"/>
@@ -2876,7 +2886,14 @@
           <w:color w:val="000000"/>
           <w:sz w:val="24"/>
         </w:rPr>
-        <w:t xml:space="preserve">, </w:t>
+        <w:hyperlink r:id="rId23" w:history="1">
+          <w:r>
+            <w:rPr>
+              <w:rStyle w:val="Hyperlink"/>
+            </w:rPr>
+            <w:t xml:space="preserve">, </w:t>
+          </w:r>
+        </w:hyperlink>
       </w:r>
       <w:r>
         <w:rPr>
@@ -2887,7 +2904,7 @@
           <w:sz w:val="24"/>
           <w:u w:val="single"/>
         </w:rPr>
-        <w:hyperlink r:id="rId25" w:history="1">
+        <w:hyperlink r:id="rId23" w:history="1">
           <w:r>
             <w:rPr>
               <w:rStyle w:val="Hyperlink"/>

--- a/EXPORTS/DOCX/published/niveau3/English/NZG.docx
+++ b/EXPORTS/DOCX/published/niveau3/English/NZG.docx
@@ -606,19 +606,8 @@
           <w:i w:val="0"/>
           <w:color w:val="0000FF"/>
           <w:sz w:val="24"/>
-          <w:u w:val="single"/>
         </w:rPr>
-        <w:t xml:space="preserve"> </w:t>
-      </w:r>
-      <w:r>
-        <w:rPr>
-          <w:rFonts w:ascii="Charis SIL Regular" w:hAnsi="Charis SIL Regular" w:eastAsia="Charis SIL Regular"/>
-          <w:b w:val="0"/>
-          <w:i w:val="0"/>
-          <w:color w:val="0000FF"/>
-          <w:sz w:val="24"/>
-        </w:rPr>
-        <w:t>E</w:t>
+        <w:t xml:space="preserve"> E</w:t>
       </w:r>
       <w:r>
         <w:rPr>
@@ -658,7 +647,7 @@
           <w:sz w:val="24"/>
           <w:u w:val="single"/>
         </w:rPr>
-        <w:hyperlink r:id="rId11" w:history="1">
+        <w:hyperlink r:id="rId12" w:history="1">
           <w:r>
             <w:rPr>
               <w:rStyle w:val="Hyperlink"/>
@@ -2032,7 +2021,7 @@
           <w:sz w:val="24"/>
           <w:u w:val="single"/>
         </w:rPr>
-        <w:hyperlink r:id="rId17" w:history="1">
+        <w:hyperlink r:id="rId18" w:history="1">
           <w:r>
             <w:rPr>
               <w:rStyle w:val="Hyperlink"/>
@@ -2050,7 +2039,7 @@
           <w:sz w:val="24"/>
           <w:u w:val="single"/>
         </w:rPr>
-        <w:hyperlink r:id="rId18" w:history="1">
+        <w:hyperlink r:id="rId17" w:history="1">
           <w:r>
             <w:rPr>
               <w:rStyle w:val="Hyperlink"/>
@@ -2552,7 +2541,7 @@
           <w:sz w:val="24"/>
           <w:u w:val="single"/>
         </w:rPr>
-        <w:hyperlink r:id="rId20" w:history="1">
+        <w:hyperlink r:id="rId21" w:history="1">
           <w:r>
             <w:rPr>
               <w:rStyle w:val="Hyperlink"/>
@@ -2570,7 +2559,7 @@
           <w:sz w:val="24"/>
           <w:u w:val="single"/>
         </w:rPr>
-        <w:hyperlink r:id="rId20" w:history="1">
+        <w:hyperlink r:id="rId21" w:history="1">
           <w:r>
             <w:rPr>
               <w:rStyle w:val="Hyperlink"/>
@@ -2606,7 +2595,7 @@
           <w:sz w:val="24"/>
           <w:u w:val="single"/>
         </w:rPr>
-        <w:hyperlink r:id="rId20" w:history="1">
+        <w:hyperlink r:id="rId22" w:history="1">
           <w:r>
             <w:rPr>
               <w:rStyle w:val="Hyperlink"/>
@@ -2869,7 +2858,7 @@
           <w:sz w:val="24"/>
           <w:u w:val="single"/>
         </w:rPr>
-        <w:hyperlink r:id="rId23" w:history="1">
+        <w:hyperlink r:id="rId24" w:history="1">
           <w:r>
             <w:rPr>
               <w:rStyle w:val="Hyperlink"/>
@@ -2880,6 +2869,7 @@
       </w:r>
       <w:r>
         <w:rPr>
+          <w:u w:val="single" w:color="0000ff"/>
           <w:rFonts w:ascii="Charis SIL Regular" w:hAnsi="Charis SIL Regular" w:eastAsia="Charis SIL Regular"/>
           <w:b w:val="0"/>
           <w:i w:val="0"/>
@@ -2904,7 +2894,7 @@
           <w:sz w:val="24"/>
           <w:u w:val="single"/>
         </w:rPr>
-        <w:hyperlink r:id="rId23" w:history="1">
+        <w:hyperlink r:id="rId25" w:history="1">
           <w:r>
             <w:rPr>
               <w:rStyle w:val="Hyperlink"/>

--- a/EXPORTS/DOCX/published/niveau3/English/NZG.docx
+++ b/EXPORTS/DOCX/published/niveau3/English/NZG.docx
@@ -647,7 +647,7 @@
           <w:sz w:val="24"/>
           <w:u w:val="single"/>
         </w:rPr>
-        <w:hyperlink r:id="rId12" w:history="1">
+        <w:hyperlink r:id="rId11" w:history="1">
           <w:r>
             <w:rPr>
               <w:rStyle w:val="Hyperlink"/>
@@ -2039,7 +2039,7 @@
           <w:sz w:val="24"/>
           <w:u w:val="single"/>
         </w:rPr>
-        <w:hyperlink r:id="rId17" w:history="1">
+        <w:hyperlink r:id="rId18" w:history="1">
           <w:r>
             <w:rPr>
               <w:rStyle w:val="Hyperlink"/>
@@ -2541,7 +2541,7 @@
           <w:sz w:val="24"/>
           <w:u w:val="single"/>
         </w:rPr>
-        <w:hyperlink r:id="rId21" w:history="1">
+        <w:hyperlink r:id="rId20" w:history="1">
           <w:r>
             <w:rPr>
               <w:rStyle w:val="Hyperlink"/>
@@ -2559,7 +2559,7 @@
           <w:sz w:val="24"/>
           <w:u w:val="single"/>
         </w:rPr>
-        <w:hyperlink r:id="rId21" w:history="1">
+        <w:hyperlink r:id="rId20" w:history="1">
           <w:r>
             <w:rPr>
               <w:rStyle w:val="Hyperlink"/>
@@ -2595,7 +2595,7 @@
           <w:sz w:val="24"/>
           <w:u w:val="single"/>
         </w:rPr>
-        <w:hyperlink r:id="rId22" w:history="1">
+        <w:hyperlink r:id="rId20" w:history="1">
           <w:r>
             <w:rPr>
               <w:rStyle w:val="Hyperlink"/>
@@ -2624,7 +2624,7 @@
           <w:sz w:val="24"/>
           <w:u w:val="single"/>
         </w:rPr>
-        <w:hyperlink r:id="rId22" w:history="1">
+        <w:hyperlink r:id="rId20" w:history="1">
           <w:r>
             <w:rPr>
               <w:rStyle w:val="Hyperlink"/>
@@ -2642,7 +2642,7 @@
           <w:sz w:val="24"/>
           <w:u w:val="single"/>
         </w:rPr>
-        <w:hyperlink r:id="rId22" w:history="1">
+        <w:hyperlink r:id="rId20" w:history="1">
           <w:r>
             <w:rPr>
               <w:rStyle w:val="Hyperlink"/>
@@ -2740,7 +2740,7 @@
           <w:sz w:val="24"/>
           <w:u w:val="single"/>
         </w:rPr>
-        <w:hyperlink r:id="rId23" w:history="1">
+        <w:hyperlink r:id="rId22" w:history="1">
           <w:r>
             <w:rPr>
               <w:rStyle w:val="Hyperlink"/>
@@ -2758,7 +2758,7 @@
           <w:sz w:val="24"/>
           <w:u w:val="single"/>
         </w:rPr>
-        <w:hyperlink r:id="rId23" w:history="1">
+        <w:hyperlink r:id="rId22" w:history="1">
           <w:r>
             <w:rPr>
               <w:rStyle w:val="Hyperlink"/>
@@ -2776,7 +2776,7 @@
           <w:sz w:val="24"/>
           <w:u w:val="single"/>
         </w:rPr>
-        <w:hyperlink r:id="rId23" w:history="1">
+        <w:hyperlink r:id="rId22" w:history="1">
           <w:r>
             <w:rPr>
               <w:rStyle w:val="Hyperlink"/>
@@ -2794,7 +2794,7 @@
           <w:sz w:val="24"/>
           <w:u w:val="single"/>
         </w:rPr>
-        <w:hyperlink r:id="rId23" w:history="1">
+        <w:hyperlink r:id="rId22" w:history="1">
           <w:r>
             <w:rPr>
               <w:rStyle w:val="Hyperlink"/>
@@ -2822,7 +2822,7 @@
           <w:sz w:val="24"/>
           <w:u w:val="single"/>
         </w:rPr>
-        <w:hyperlink r:id="rId24" w:history="1">
+        <w:hyperlink r:id="rId23" w:history="1">
           <w:r>
             <w:rPr>
               <w:rStyle w:val="Hyperlink"/>
@@ -2858,7 +2858,7 @@
           <w:sz w:val="24"/>
           <w:u w:val="single"/>
         </w:rPr>
-        <w:hyperlink r:id="rId24" w:history="1">
+        <w:hyperlink r:id="rId22" w:history="1">
           <w:r>
             <w:rPr>
               <w:rStyle w:val="Hyperlink"/>
@@ -2869,14 +2869,13 @@
       </w:r>
       <w:r>
         <w:rPr>
-          <w:u w:val="single" w:color="0000ff"/>
           <w:rFonts w:ascii="Charis SIL Regular" w:hAnsi="Charis SIL Regular" w:eastAsia="Charis SIL Regular"/>
           <w:b w:val="0"/>
           <w:i w:val="0"/>
           <w:color w:val="000000"/>
           <w:sz w:val="24"/>
         </w:rPr>
-        <w:hyperlink r:id="rId23" w:history="1">
+        <w:hyperlink r:id="rId22" w:history="1">
           <w:r>
             <w:rPr>
               <w:rStyle w:val="Hyperlink"/>
@@ -2894,7 +2893,7 @@
           <w:sz w:val="24"/>
           <w:u w:val="single"/>
         </w:rPr>
-        <w:hyperlink r:id="rId25" w:history="1">
+        <w:hyperlink r:id="rId22" w:history="1">
           <w:r>
             <w:rPr>
               <w:rStyle w:val="Hyperlink"/>
@@ -2923,7 +2922,7 @@
           <w:sz w:val="24"/>
           <w:u w:val="single"/>
         </w:rPr>
-        <w:hyperlink r:id="rId25" w:history="1">
+        <w:hyperlink r:id="rId22" w:history="1">
           <w:r>
             <w:rPr>
               <w:rStyle w:val="Hyperlink"/>
@@ -2941,7 +2940,7 @@
           <w:sz w:val="24"/>
           <w:u w:val="single"/>
         </w:rPr>
-        <w:hyperlink r:id="rId25" w:history="1">
+        <w:hyperlink r:id="rId22" w:history="1">
           <w:r>
             <w:rPr>
               <w:rStyle w:val="Hyperlink"/>
@@ -3049,7 +3048,7 @@
           <w:sz w:val="24"/>
           <w:u w:val="single"/>
         </w:rPr>
-        <w:hyperlink r:id="rId26" w:history="1">
+        <w:hyperlink r:id="rId24" w:history="1">
           <w:r>
             <w:rPr>
               <w:rStyle w:val="Hyperlink"/>
@@ -3067,7 +3066,7 @@
           <w:sz w:val="24"/>
           <w:u w:val="single"/>
         </w:rPr>
-        <w:hyperlink r:id="rId26" w:history="1">
+        <w:hyperlink r:id="rId24" w:history="1">
           <w:r>
             <w:rPr>
               <w:rStyle w:val="Hyperlink"/>
@@ -3085,7 +3084,7 @@
           <w:sz w:val="24"/>
           <w:u w:val="single"/>
         </w:rPr>
-        <w:hyperlink r:id="rId26" w:history="1">
+        <w:hyperlink r:id="rId24" w:history="1">
           <w:r>
             <w:rPr>
               <w:rStyle w:val="Hyperlink"/>
@@ -3103,7 +3102,7 @@
           <w:sz w:val="24"/>
           <w:u w:val="single"/>
         </w:rPr>
-        <w:hyperlink r:id="rId26" w:history="1">
+        <w:hyperlink r:id="rId24" w:history="1">
           <w:r>
             <w:rPr>
               <w:rStyle w:val="Hyperlink"/>
@@ -3124,7 +3123,7 @@
           <w:sz w:val="24"/>
           <w:u w:val="single"/>
         </w:rPr>
-        <w:hyperlink r:id="rId26" w:history="1">
+        <w:hyperlink r:id="rId24" w:history="1">
           <w:r>
             <w:rPr>
               <w:rStyle w:val="Hyperlink"/>
@@ -3142,7 +3141,7 @@
           <w:sz w:val="24"/>
           <w:u w:val="single"/>
         </w:rPr>
-        <w:hyperlink r:id="rId26" w:history="1">
+        <w:hyperlink r:id="rId24" w:history="1">
           <w:r>
             <w:rPr>
               <w:rStyle w:val="Hyperlink"/>
@@ -3160,7 +3159,7 @@
           <w:sz w:val="24"/>
           <w:u w:val="single"/>
         </w:rPr>
-        <w:hyperlink r:id="rId26" w:history="1">
+        <w:hyperlink r:id="rId24" w:history="1">
           <w:r>
             <w:rPr>
               <w:rStyle w:val="Hyperlink"/>
@@ -3178,7 +3177,7 @@
           <w:sz w:val="24"/>
           <w:u w:val="single"/>
         </w:rPr>
-        <w:hyperlink r:id="rId26" w:history="1">
+        <w:hyperlink r:id="rId24" w:history="1">
           <w:r>
             <w:rPr>
               <w:rStyle w:val="Hyperlink"/>
@@ -3196,7 +3195,7 @@
           <w:sz w:val="24"/>
           <w:u w:val="single"/>
         </w:rPr>
-        <w:hyperlink r:id="rId26" w:history="1">
+        <w:hyperlink r:id="rId24" w:history="1">
           <w:r>
             <w:rPr>
               <w:rStyle w:val="Hyperlink"/>
@@ -3224,7 +3223,7 @@
           <w:sz w:val="24"/>
           <w:u w:val="single"/>
         </w:rPr>
-        <w:hyperlink r:id="rId26" w:history="1">
+        <w:hyperlink r:id="rId24" w:history="1">
           <w:r>
             <w:rPr>
               <w:rStyle w:val="Hyperlink"/>
@@ -3325,7 +3324,7 @@
           <w:sz w:val="24"/>
           <w:u w:val="single"/>
         </w:rPr>
-        <w:hyperlink r:id="rId27" w:history="1">
+        <w:hyperlink r:id="rId25" w:history="1">
           <w:r>
             <w:rPr>
               <w:rStyle w:val="Hyperlink"/>
@@ -3343,7 +3342,7 @@
           <w:sz w:val="24"/>
           <w:u w:val="single"/>
         </w:rPr>
-        <w:hyperlink r:id="rId27" w:history="1">
+        <w:hyperlink r:id="rId25" w:history="1">
           <w:r>
             <w:rPr>
               <w:rStyle w:val="Hyperlink"/>
@@ -3361,7 +3360,7 @@
           <w:sz w:val="24"/>
           <w:u w:val="single"/>
         </w:rPr>
-        <w:hyperlink r:id="rId27" w:history="1">
+        <w:hyperlink r:id="rId25" w:history="1">
           <w:r>
             <w:rPr>
               <w:rStyle w:val="Hyperlink"/>
@@ -3379,7 +3378,7 @@
           <w:sz w:val="24"/>
           <w:u w:val="single"/>
         </w:rPr>
-        <w:hyperlink r:id="rId27" w:history="1">
+        <w:hyperlink r:id="rId25" w:history="1">
           <w:r>
             <w:rPr>
               <w:rStyle w:val="Hyperlink"/>
@@ -3397,7 +3396,7 @@
           <w:sz w:val="24"/>
           <w:u w:val="single"/>
         </w:rPr>
-        <w:hyperlink r:id="rId27" w:history="1">
+        <w:hyperlink r:id="rId25" w:history="1">
           <w:r>
             <w:rPr>
               <w:rStyle w:val="Hyperlink"/>
@@ -3415,7 +3414,7 @@
           <w:sz w:val="24"/>
           <w:u w:val="single"/>
         </w:rPr>
-        <w:hyperlink r:id="rId27" w:history="1">
+        <w:hyperlink r:id="rId25" w:history="1">
           <w:r>
             <w:rPr>
               <w:rStyle w:val="Hyperlink"/>
